--- a/docs/assets/07_Mock_Copilot_Studio_Use_Case_Spec.docx
+++ b/docs/assets/07_Mock_Copilot_Studio_Use_Case_Spec.docx
@@ -2,7 +2,7 @@
 <file path=word/document.xml><?xml version="1.0" encoding="utf-8"?>
 <w:document xmlns:wpc="http://schemas.microsoft.com/office/word/2010/wordprocessingCanvas" xmlns:mo="http://schemas.microsoft.com/office/mac/office/2008/main" xmlns:mc="http://schemas.openxmlformats.org/markup-compatibility/2006" xmlns:mv="urn:schemas-microsoft-com:mac:vml" xmlns:o="urn:schemas-microsoft-com:office:office" xmlns:r="http://schemas.openxmlformats.org/officeDocument/2006/relationships" xmlns:m="http://schemas.openxmlformats.org/officeDocument/2006/math" xmlns:v="urn:schemas-microsoft-com:vml" xmlns:wp14="http://schemas.microsoft.com/office/word/2010/wordprocessingDrawing" xmlns:wp="http://schemas.openxmlformats.org/drawingml/2006/wordprocessingDrawing" xmlns:w10="urn:schemas-microsoft-com:office:word" xmlns:w="http://schemas.openxmlformats.org/wordprocessingml/2006/main" xmlns:w14="http://schemas.microsoft.com/office/word/2010/wordml" xmlns:wpg="http://schemas.microsoft.com/office/word/2010/wordprocessingGroup" xmlns:wpi="http://schemas.microsoft.com/office/word/2010/wordprocessingInk" xmlns:wne="http://schemas.microsoft.com/office/word/2006/wordml" xmlns:wps="http://schemas.microsoft.com/office/word/2010/wordprocessingShape" mc:Ignorable="w14 wp14">
   <w:body>
-    <w:p>
+    <w:p xmlns:wp14="http://schemas.microsoft.com/office/word/2010/wordml" wp14:textId="77777777">
       <w:pPr>
         <w:jc w:val="center"/>
       </w:pPr>
@@ -15,7 +15,7 @@
         <w:t>Copilot Studio Use Case Specification</w:t>
       </w:r>
     </w:p>
-    <w:p>
+    <w:p xmlns:wp14="http://schemas.microsoft.com/office/word/2010/wordml" wp14:textId="77777777">
       <w:pPr>
         <w:jc w:val="center"/>
       </w:pPr>
@@ -27,25 +27,27 @@
         <w:t>Scenario document for deciding when Copilot Studio is more appropriate than Agent Builder.</w:t>
       </w:r>
     </w:p>
-    <w:p/>
+    <w:p xmlns:wp14="http://schemas.microsoft.com/office/word/2010/wordml" wp14:textId="77777777"/>
     <w:tbl>
       <w:tblPr>
-        <w:tblW w:type="auto" w:w="0"/>
+        <w:tblW w:w="0" w:type="auto"/>
         <w:jc w:val="center"/>
-        <w:tblLook w:firstColumn="1" w:firstRow="1" w:lastColumn="0" w:lastRow="0" w:noHBand="0" w:noVBand="1" w:val="04A0"/>
+        <w:tblLook w:val="04A0" w:firstRow="1" w:lastRow="0" w:firstColumn="1" w:lastColumn="0" w:noHBand="0" w:noVBand="1"/>
       </w:tblPr>
       <w:tblGrid>
         <w:gridCol w:w="5184"/>
         <w:gridCol w:w="5184"/>
       </w:tblGrid>
-      <w:tr>
+      <w:tr xmlns:wp14="http://schemas.microsoft.com/office/word/2010/wordml" wp14:textId="77777777">
         <w:tc>
           <w:tcPr>
-            <w:tcW w:type="dxa" w:w="5184"/>
+            <w:tcW w:w="5184" w:type="dxa"/>
+            <w:shd w:val="clear" w:color="auto" w:fill="0B3D2E"/>
+            <w:tcMar/>
             <w:vAlign w:val="center"/>
             <w:shd w:fill="0B3D2E"/>
           </w:tcPr>
-          <w:p>
+          <w:p wp14:textId="77777777">
             <w:r/>
             <w:r>
               <w:rPr>
@@ -59,10 +61,11 @@
         </w:tc>
         <w:tc>
           <w:tcPr>
-            <w:tcW w:type="dxa" w:w="5184"/>
+            <w:tcW w:w="5184" w:type="dxa"/>
+            <w:tcMar/>
             <w:vAlign w:val="center"/>
           </w:tcPr>
-          <w:p>
+          <w:p wp14:textId="77777777">
             <w:r/>
             <w:r>
               <w:rPr>
@@ -75,14 +78,16 @@
           </w:p>
         </w:tc>
       </w:tr>
-      <w:tr>
+      <w:tr xmlns:wp14="http://schemas.microsoft.com/office/word/2010/wordml" wp14:textId="77777777">
         <w:tc>
           <w:tcPr>
-            <w:tcW w:type="dxa" w:w="5184"/>
+            <w:tcW w:w="5184" w:type="dxa"/>
+            <w:shd w:val="clear" w:color="auto" w:fill="0B3D2E"/>
+            <w:tcMar/>
             <w:vAlign w:val="center"/>
             <w:shd w:fill="0B3D2E"/>
           </w:tcPr>
-          <w:p>
+          <w:p wp14:textId="77777777">
             <w:r/>
             <w:r>
               <w:rPr>
@@ -96,10 +101,11 @@
         </w:tc>
         <w:tc>
           <w:tcPr>
-            <w:tcW w:type="dxa" w:w="5184"/>
+            <w:tcW w:w="5184" w:type="dxa"/>
+            <w:tcMar/>
             <w:vAlign w:val="center"/>
           </w:tcPr>
-          <w:p>
+          <w:p wp14:textId="77777777">
             <w:r/>
             <w:r>
               <w:rPr>
@@ -112,14 +118,16 @@
           </w:p>
         </w:tc>
       </w:tr>
-      <w:tr>
+      <w:tr xmlns:wp14="http://schemas.microsoft.com/office/word/2010/wordml" wp14:textId="77777777">
         <w:tc>
           <w:tcPr>
-            <w:tcW w:type="dxa" w:w="5184"/>
+            <w:tcW w:w="5184" w:type="dxa"/>
+            <w:shd w:val="clear" w:color="auto" w:fill="0B3D2E"/>
+            <w:tcMar/>
             <w:vAlign w:val="center"/>
             <w:shd w:fill="0B3D2E"/>
           </w:tcPr>
-          <w:p>
+          <w:p wp14:textId="77777777">
             <w:r/>
             <w:r>
               <w:rPr>
@@ -133,10 +141,11 @@
         </w:tc>
         <w:tc>
           <w:tcPr>
-            <w:tcW w:type="dxa" w:w="5184"/>
+            <w:tcW w:w="5184" w:type="dxa"/>
+            <w:tcMar/>
             <w:vAlign w:val="center"/>
           </w:tcPr>
-          <w:p>
+          <w:p wp14:textId="77777777">
             <w:r/>
             <w:r>
               <w:rPr>
@@ -149,14 +158,16 @@
           </w:p>
         </w:tc>
       </w:tr>
-      <w:tr>
+      <w:tr xmlns:wp14="http://schemas.microsoft.com/office/word/2010/wordml" wp14:textId="77777777">
         <w:tc>
           <w:tcPr>
-            <w:tcW w:type="dxa" w:w="5184"/>
+            <w:tcW w:w="5184" w:type="dxa"/>
+            <w:shd w:val="clear" w:color="auto" w:fill="0B3D2E"/>
+            <w:tcMar/>
             <w:vAlign w:val="center"/>
             <w:shd w:fill="0B3D2E"/>
           </w:tcPr>
-          <w:p>
+          <w:p wp14:textId="77777777">
             <w:r/>
             <w:r>
               <w:rPr>
@@ -170,10 +181,11 @@
         </w:tc>
         <w:tc>
           <w:tcPr>
-            <w:tcW w:type="dxa" w:w="5184"/>
+            <w:tcW w:w="5184" w:type="dxa"/>
+            <w:tcMar/>
             <w:vAlign w:val="center"/>
           </w:tcPr>
-          <w:p>
+          <w:p wp14:textId="77777777">
             <w:r/>
             <w:r>
               <w:rPr>
@@ -188,11 +200,15 @@
       </w:tr>
     </w:tbl>
     <w:p>
+      <w:pPr>
+        <w:pStyle w:val="Normal"/>
+      </w:pPr>
       <w:r>
-        <w:t>Synthetic training data only. No real BP confidential information, logos, contracts, financials, employee records, or production data are included.</w:t>
+        <w:rPr/>
+        <w:t>Synthetic training data only. No real Contoso Energy confidential information, logos, contracts, financials, employee records, or production data are included.</w:t>
       </w:r>
     </w:p>
-    <w:p>
+    <w:p xmlns:wp14="http://schemas.microsoft.com/office/word/2010/wordml" wp14:textId="77777777">
       <w:pPr>
         <w:pStyle w:val="Heading1"/>
       </w:pPr>
@@ -200,12 +216,12 @@
         <w:t>Use Case</w:t>
       </w:r>
     </w:p>
-    <w:p>
+    <w:p xmlns:wp14="http://schemas.microsoft.com/office/word/2010/wordml" wp14:textId="77777777">
       <w:r>
         <w:t>A fictional Procurement Support Agent helps users check supplier onboarding guidance, create standard supplier query drafts and route exceptions for review. It may later integrate with a supplier ticketing system in a controlled environment.</w:t>
       </w:r>
     </w:p>
-    <w:p>
+    <w:p xmlns:wp14="http://schemas.microsoft.com/office/word/2010/wordml" wp14:textId="77777777">
       <w:pPr>
         <w:pStyle w:val="Heading1"/>
       </w:pPr>
@@ -216,23 +232,25 @@
     <w:tbl>
       <w:tblPr>
         <w:tblStyle w:val="TableGrid"/>
-        <w:tblW w:type="auto" w:w="0"/>
+        <w:tblW w:w="0" w:type="auto"/>
         <w:jc w:val="center"/>
-        <w:tblLook w:firstColumn="1" w:firstRow="1" w:lastColumn="0" w:lastRow="0" w:noHBand="0" w:noVBand="1" w:val="04A0"/>
+        <w:tblLook w:val="04A0" w:firstRow="1" w:lastRow="0" w:firstColumn="1" w:lastColumn="0" w:noHBand="0" w:noVBand="1"/>
       </w:tblPr>
       <w:tblGrid>
         <w:gridCol w:w="3456"/>
         <w:gridCol w:w="3456"/>
         <w:gridCol w:w="3456"/>
       </w:tblGrid>
-      <w:tr>
+      <w:tr xmlns:wp14="http://schemas.microsoft.com/office/word/2010/wordml" wp14:textId="77777777">
         <w:tc>
           <w:tcPr>
-            <w:tcW w:type="dxa" w:w="3456"/>
+            <w:tcW w:w="3456" w:type="dxa"/>
+            <w:shd w:val="clear" w:color="auto" w:fill="0B3D2E"/>
+            <w:tcMar/>
             <w:vAlign w:val="center"/>
             <w:shd w:fill="0B3D2E"/>
           </w:tcPr>
-          <w:p>
+          <w:p wp14:textId="77777777">
             <w:r/>
             <w:r>
               <w:rPr>
@@ -246,11 +264,13 @@
         </w:tc>
         <w:tc>
           <w:tcPr>
-            <w:tcW w:type="dxa" w:w="3456"/>
+            <w:tcW w:w="3456" w:type="dxa"/>
+            <w:shd w:val="clear" w:color="auto" w:fill="0B3D2E"/>
+            <w:tcMar/>
             <w:vAlign w:val="center"/>
             <w:shd w:fill="0B3D2E"/>
           </w:tcPr>
-          <w:p>
+          <w:p wp14:textId="77777777">
             <w:r/>
             <w:r>
               <w:rPr>
@@ -264,11 +284,13 @@
         </w:tc>
         <w:tc>
           <w:tcPr>
-            <w:tcW w:type="dxa" w:w="3456"/>
+            <w:tcW w:w="3456" w:type="dxa"/>
+            <w:shd w:val="clear" w:color="auto" w:fill="0B3D2E"/>
+            <w:tcMar/>
             <w:vAlign w:val="center"/>
             <w:shd w:fill="0B3D2E"/>
           </w:tcPr>
-          <w:p>
+          <w:p wp14:textId="77777777">
             <w:r/>
             <w:r>
               <w:rPr>
@@ -281,14 +303,16 @@
           </w:p>
         </w:tc>
       </w:tr>
-      <w:tr>
+      <w:tr xmlns:wp14="http://schemas.microsoft.com/office/word/2010/wordml" wp14:textId="77777777">
         <w:tc>
           <w:tcPr>
-            <w:tcW w:type="dxa" w:w="3456"/>
+            <w:tcW w:w="3456" w:type="dxa"/>
+            <w:shd w:val="clear" w:color="auto" w:fill="EAF7F1"/>
+            <w:tcMar/>
             <w:vAlign w:val="center"/>
             <w:shd w:fill="EAF7F1"/>
           </w:tcPr>
-          <w:p>
+          <w:p wp14:textId="77777777">
             <w:r/>
             <w:r>
               <w:rPr>
@@ -302,10 +326,11 @@
         </w:tc>
         <w:tc>
           <w:tcPr>
-            <w:tcW w:type="dxa" w:w="3456"/>
+            <w:tcW w:w="3456" w:type="dxa"/>
+            <w:tcMar/>
             <w:vAlign w:val="center"/>
           </w:tcPr>
-          <w:p>
+          <w:p wp14:textId="77777777">
             <w:r/>
             <w:r>
               <w:rPr>
@@ -319,10 +344,11 @@
         </w:tc>
         <w:tc>
           <w:tcPr>
-            <w:tcW w:type="dxa" w:w="3456"/>
+            <w:tcW w:w="3456" w:type="dxa"/>
+            <w:tcMar/>
             <w:vAlign w:val="center"/>
           </w:tcPr>
-          <w:p>
+          <w:p wp14:textId="77777777">
             <w:r/>
             <w:r>
               <w:rPr>
@@ -335,14 +361,16 @@
           </w:p>
         </w:tc>
       </w:tr>
-      <w:tr>
+      <w:tr xmlns:wp14="http://schemas.microsoft.com/office/word/2010/wordml" wp14:textId="77777777">
         <w:tc>
           <w:tcPr>
-            <w:tcW w:type="dxa" w:w="3456"/>
+            <w:tcW w:w="3456" w:type="dxa"/>
+            <w:shd w:val="clear" w:color="auto" w:fill="EAF7F1"/>
+            <w:tcMar/>
             <w:vAlign w:val="center"/>
             <w:shd w:fill="EAF7F1"/>
           </w:tcPr>
-          <w:p>
+          <w:p wp14:textId="77777777">
             <w:r/>
             <w:r>
               <w:rPr>
@@ -356,10 +384,11 @@
         </w:tc>
         <w:tc>
           <w:tcPr>
-            <w:tcW w:type="dxa" w:w="3456"/>
+            <w:tcW w:w="3456" w:type="dxa"/>
+            <w:tcMar/>
             <w:vAlign w:val="center"/>
           </w:tcPr>
-          <w:p>
+          <w:p wp14:textId="77777777">
             <w:r/>
             <w:r>
               <w:rPr>
@@ -373,10 +402,11 @@
         </w:tc>
         <w:tc>
           <w:tcPr>
-            <w:tcW w:type="dxa" w:w="3456"/>
+            <w:tcW w:w="3456" w:type="dxa"/>
+            <w:tcMar/>
             <w:vAlign w:val="center"/>
           </w:tcPr>
-          <w:p>
+          <w:p wp14:textId="77777777">
             <w:r/>
             <w:r>
               <w:rPr>
@@ -389,14 +419,16 @@
           </w:p>
         </w:tc>
       </w:tr>
-      <w:tr>
+      <w:tr xmlns:wp14="http://schemas.microsoft.com/office/word/2010/wordml" wp14:textId="77777777">
         <w:tc>
           <w:tcPr>
-            <w:tcW w:type="dxa" w:w="3456"/>
+            <w:tcW w:w="3456" w:type="dxa"/>
+            <w:shd w:val="clear" w:color="auto" w:fill="EAF7F1"/>
+            <w:tcMar/>
             <w:vAlign w:val="center"/>
             <w:shd w:fill="EAF7F1"/>
           </w:tcPr>
-          <w:p>
+          <w:p wp14:textId="77777777">
             <w:r/>
             <w:r>
               <w:rPr>
@@ -410,10 +442,11 @@
         </w:tc>
         <w:tc>
           <w:tcPr>
-            <w:tcW w:type="dxa" w:w="3456"/>
+            <w:tcW w:w="3456" w:type="dxa"/>
+            <w:tcMar/>
             <w:vAlign w:val="center"/>
           </w:tcPr>
-          <w:p>
+          <w:p wp14:textId="77777777">
             <w:r/>
             <w:r>
               <w:rPr>
@@ -427,10 +460,11 @@
         </w:tc>
         <w:tc>
           <w:tcPr>
-            <w:tcW w:type="dxa" w:w="3456"/>
+            <w:tcW w:w="3456" w:type="dxa"/>
+            <w:tcMar/>
             <w:vAlign w:val="center"/>
           </w:tcPr>
-          <w:p>
+          <w:p wp14:textId="77777777">
             <w:r/>
             <w:r>
               <w:rPr>
@@ -443,14 +477,16 @@
           </w:p>
         </w:tc>
       </w:tr>
-      <w:tr>
+      <w:tr xmlns:wp14="http://schemas.microsoft.com/office/word/2010/wordml" wp14:textId="77777777">
         <w:tc>
           <w:tcPr>
-            <w:tcW w:type="dxa" w:w="3456"/>
+            <w:tcW w:w="3456" w:type="dxa"/>
+            <w:shd w:val="clear" w:color="auto" w:fill="EAF7F1"/>
+            <w:tcMar/>
             <w:vAlign w:val="center"/>
             <w:shd w:fill="EAF7F1"/>
           </w:tcPr>
-          <w:p>
+          <w:p wp14:textId="77777777">
             <w:r/>
             <w:r>
               <w:rPr>
@@ -464,10 +500,11 @@
         </w:tc>
         <w:tc>
           <w:tcPr>
-            <w:tcW w:type="dxa" w:w="3456"/>
+            <w:tcW w:w="3456" w:type="dxa"/>
+            <w:tcMar/>
             <w:vAlign w:val="center"/>
           </w:tcPr>
-          <w:p>
+          <w:p wp14:textId="77777777">
             <w:r/>
             <w:r>
               <w:rPr>
@@ -481,10 +518,11 @@
         </w:tc>
         <w:tc>
           <w:tcPr>
-            <w:tcW w:type="dxa" w:w="3456"/>
+            <w:tcW w:w="3456" w:type="dxa"/>
+            <w:tcMar/>
             <w:vAlign w:val="center"/>
           </w:tcPr>
-          <w:p>
+          <w:p wp14:textId="77777777">
             <w:r/>
             <w:r>
               <w:rPr>
@@ -500,13 +538,18 @@
     </w:tbl>
     <w:p>
       <w:pPr>
+        <w:pStyle w:val="Normal"/>
+      </w:pPr>
+    </w:p>
+    <w:p xmlns:wp14="http://schemas.microsoft.com/office/word/2010/wordml" wp14:textId="77777777">
+      <w:pPr>
         <w:pStyle w:val="Heading1"/>
       </w:pPr>
       <w:r>
         <w:t>Evaluation Criteria</w:t>
       </w:r>
     </w:p>
-    <w:p>
+    <w:p xmlns:wp14="http://schemas.microsoft.com/office/word/2010/wordml" wp14:textId="77777777">
       <w:pPr>
         <w:pStyle w:val="ListBullet"/>
       </w:pPr>
@@ -514,7 +557,7 @@
         <w:t>Answers cite the provided knowledge source.</w:t>
       </w:r>
     </w:p>
-    <w:p>
+    <w:p xmlns:wp14="http://schemas.microsoft.com/office/word/2010/wordml" wp14:textId="77777777">
       <w:pPr>
         <w:pStyle w:val="ListBullet"/>
       </w:pPr>
@@ -522,7 +565,7 @@
         <w:t>Agent refuses out-of-scope or restricted requests.</w:t>
       </w:r>
     </w:p>
-    <w:p>
+    <w:p xmlns:wp14="http://schemas.microsoft.com/office/word/2010/wordml" wp14:textId="77777777">
       <w:pPr>
         <w:pStyle w:val="ListBullet"/>
       </w:pPr>
@@ -530,18 +573,28 @@
         <w:t>Prompts produce consistent structured outputs.</w:t>
       </w:r>
     </w:p>
-    <w:p>
+    <w:p xmlns:wp14="http://schemas.microsoft.com/office/word/2010/wordml" wp14:textId="77777777">
       <w:pPr>
         <w:pStyle w:val="ListBullet"/>
+        <w:rPr/>
       </w:pPr>
       <w:r>
-        <w:t>Ownership and maintenance responsibility are clearly documented.</w:t>
+        <w:rPr/>
+        <w:t xml:space="preserve">Ownership and </w:t>
+      </w:r>
+      <w:r>
+        <w:rPr/>
+        <w:t>maintenance</w:t>
+      </w:r>
+      <w:r>
+        <w:rPr/>
+        <w:t xml:space="preserve"> responsibility are clearly documented.</w:t>
       </w:r>
     </w:p>
     <w:sectPr>
       <w:headerReference w:type="default" r:id="rId9"/>
       <w:footerReference w:type="default" r:id="rId10"/>
-      <w:pgSz w:w="12240" w:h="15840"/>
+      <w:pgSz w:w="12240" w:h="15840" w:orient="portrait"/>
       <w:pgMar w:top="936" w:right="936" w:bottom="936" w:left="936" w:header="720" w:footer="720" w:gutter="0"/>
       <w:cols w:space="720"/>
       <w:docGrid w:linePitch="360"/>
@@ -560,8 +613,9 @@
       <w:rPr>
         <w:color w:val="5A5A5A"/>
         <w:sz w:val="14"/>
-      </w:rPr>
-      <w:t>Synthetic training data only. No real BP confidential information, logos, contracts, financials, employee records, or production data are included.</w:t>
+        <w:szCs w:val="14"/>
+      </w:rPr>
+      <w:t>Synthetic training data only. No real Contoso Energy confidential information, logos, contracts, financials, employee records, or production data are included.</w:t>
     </w:r>
   </w:p>
 </w:ftr>
@@ -577,8 +631,9 @@
       <w:rPr>
         <w:color w:val="1F2933"/>
         <w:sz w:val="16"/>
-      </w:rPr>
-      <w:t>BP Malaysia Mock Training | AGENT-03 | Mock dataset</w:t>
+        <w:szCs w:val="16"/>
+      </w:rPr>
+      <w:t>Contoso Energy Mock Training | AGENT-03 | Mock dataset</w:t>
     </w:r>
   </w:p>
 </w:hdr>
@@ -672,7 +727,7 @@
         <w:ind w:left="1440" w:hanging="360"/>
       </w:pPr>
       <w:rPr>
-        <w:rFonts w:ascii="Symbol" w:hAnsi="Symbol" w:hint="default"/>
+        <w:rFonts w:hint="default" w:ascii="Symbol" w:hAnsi="Symbol"/>
       </w:rPr>
     </w:lvl>
   </w:abstractNum>
@@ -693,7 +748,7 @@
         <w:ind w:left="1080" w:hanging="360"/>
       </w:pPr>
       <w:rPr>
-        <w:rFonts w:ascii="Symbol" w:hAnsi="Symbol" w:hint="default"/>
+        <w:rFonts w:hint="default" w:ascii="Symbol" w:hAnsi="Symbol"/>
       </w:rPr>
     </w:lvl>
   </w:abstractNum>
@@ -714,7 +769,7 @@
         <w:ind w:left="720" w:hanging="360"/>
       </w:pPr>
       <w:rPr>
-        <w:rFonts w:ascii="Symbol" w:hAnsi="Symbol" w:hint="default"/>
+        <w:rFonts w:hint="default" w:ascii="Symbol" w:hAnsi="Symbol"/>
       </w:rPr>
     </w:lvl>
   </w:abstractNum>
@@ -753,7 +808,7 @@
         <w:ind w:left="360" w:hanging="360"/>
       </w:pPr>
       <w:rPr>
-        <w:rFonts w:ascii="Symbol" w:hAnsi="Symbol" w:hint="default"/>
+        <w:rFonts w:hint="default" w:ascii="Symbol" w:hAnsi="Symbol"/>
       </w:rPr>
     </w:lvl>
   </w:abstractNum>
@@ -788,11 +843,11 @@
 </file>
 
 <file path=word/styles.xml><?xml version="1.0" encoding="utf-8"?>
-<w:styles xmlns:mc="http://schemas.openxmlformats.org/markup-compatibility/2006" xmlns:r="http://schemas.openxmlformats.org/officeDocument/2006/relationships" xmlns:w="http://schemas.openxmlformats.org/wordprocessingml/2006/main" xmlns:w14="http://schemas.microsoft.com/office/word/2010/wordml" mc:Ignorable="w14">
+<w:styles xmlns:wp14="http://schemas.microsoft.com/office/word/2010/wordprocessingDrawing" xmlns:mc="http://schemas.openxmlformats.org/markup-compatibility/2006" xmlns:r="http://schemas.openxmlformats.org/officeDocument/2006/relationships" xmlns:w="http://schemas.openxmlformats.org/wordprocessingml/2006/main" xmlns:w14="http://schemas.microsoft.com/office/word/2010/wordml" mc:Ignorable="w14 wp14">
   <w:docDefaults>
     <w:rPrDefault>
       <w:rPr>
-        <w:rFonts w:asciiTheme="minorHAnsi" w:eastAsiaTheme="minorEastAsia" w:hAnsiTheme="minorHAnsi" w:cstheme="minorBidi"/>
+        <w:rFonts w:asciiTheme="minorHAnsi" w:hAnsiTheme="minorHAnsi" w:eastAsiaTheme="minorEastAsia" w:cstheme="minorBidi"/>
         <w:sz w:val="22"/>
         <w:szCs w:val="22"/>
         <w:lang w:val="en-US" w:eastAsia="en-US" w:bidi="ar-SA"/>
@@ -805,8 +860,8 @@
     </w:pPrDefault>
   </w:docDefaults>
   <w:latentStyles w:defLockedState="0" w:defUIPriority="99" w:defSemiHidden="1" w:defUnhideWhenUsed="1" w:defQFormat="0" w:count="276">
-    <w:lsdException w:name="Normal" w:semiHidden="0" w:uiPriority="0" w:unhideWhenUsed="0" w:qFormat="1"/>
-    <w:lsdException w:name="heading 1" w:semiHidden="0" w:uiPriority="9" w:unhideWhenUsed="0" w:qFormat="1"/>
+    <w:lsdException w:name="Normal" w:uiPriority="0" w:semiHidden="0" w:unhideWhenUsed="0" w:qFormat="1"/>
+    <w:lsdException w:name="heading 1" w:uiPriority="9" w:semiHidden="0" w:unhideWhenUsed="0" w:qFormat="1"/>
     <w:lsdException w:name="heading 2" w:uiPriority="9" w:qFormat="1"/>
     <w:lsdException w:name="heading 3" w:uiPriority="9" w:qFormat="1"/>
     <w:lsdException w:name="heading 4" w:uiPriority="9" w:qFormat="1"/>
@@ -825,125 +880,125 @@
     <w:lsdException w:name="toc 8" w:uiPriority="39"/>
     <w:lsdException w:name="toc 9" w:uiPriority="39"/>
     <w:lsdException w:name="caption" w:uiPriority="35" w:qFormat="1"/>
-    <w:lsdException w:name="Title" w:semiHidden="0" w:uiPriority="10" w:unhideWhenUsed="0" w:qFormat="1"/>
+    <w:lsdException w:name="Title" w:uiPriority="10" w:semiHidden="0" w:unhideWhenUsed="0" w:qFormat="1"/>
     <w:lsdException w:name="Default Paragraph Font" w:uiPriority="1"/>
-    <w:lsdException w:name="Subtitle" w:semiHidden="0" w:uiPriority="11" w:unhideWhenUsed="0" w:qFormat="1"/>
-    <w:lsdException w:name="Strong" w:semiHidden="0" w:uiPriority="22" w:unhideWhenUsed="0" w:qFormat="1"/>
-    <w:lsdException w:name="Emphasis" w:semiHidden="0" w:uiPriority="20" w:unhideWhenUsed="0" w:qFormat="1"/>
-    <w:lsdException w:name="Table Grid" w:semiHidden="0" w:uiPriority="59" w:unhideWhenUsed="0"/>
+    <w:lsdException w:name="Subtitle" w:uiPriority="11" w:semiHidden="0" w:unhideWhenUsed="0" w:qFormat="1"/>
+    <w:lsdException w:name="Strong" w:uiPriority="22" w:semiHidden="0" w:unhideWhenUsed="0" w:qFormat="1"/>
+    <w:lsdException w:name="Emphasis" w:uiPriority="20" w:semiHidden="0" w:unhideWhenUsed="0" w:qFormat="1"/>
+    <w:lsdException w:name="Table Grid" w:uiPriority="59" w:semiHidden="0" w:unhideWhenUsed="0"/>
     <w:lsdException w:name="Placeholder Text" w:unhideWhenUsed="0"/>
-    <w:lsdException w:name="No Spacing" w:semiHidden="0" w:uiPriority="1" w:unhideWhenUsed="0" w:qFormat="1"/>
-    <w:lsdException w:name="Light Shading" w:semiHidden="0" w:uiPriority="60" w:unhideWhenUsed="0"/>
-    <w:lsdException w:name="Light List" w:semiHidden="0" w:uiPriority="61" w:unhideWhenUsed="0"/>
-    <w:lsdException w:name="Light Grid" w:semiHidden="0" w:uiPriority="62" w:unhideWhenUsed="0"/>
-    <w:lsdException w:name="Medium Shading 1" w:semiHidden="0" w:uiPriority="63" w:unhideWhenUsed="0"/>
-    <w:lsdException w:name="Medium Shading 2" w:semiHidden="0" w:uiPriority="64" w:unhideWhenUsed="0"/>
-    <w:lsdException w:name="Medium List 1" w:semiHidden="0" w:uiPriority="65" w:unhideWhenUsed="0"/>
-    <w:lsdException w:name="Medium List 2" w:semiHidden="0" w:uiPriority="66" w:unhideWhenUsed="0"/>
-    <w:lsdException w:name="Medium Grid 1" w:semiHidden="0" w:uiPriority="67" w:unhideWhenUsed="0"/>
-    <w:lsdException w:name="Medium Grid 2" w:semiHidden="0" w:uiPriority="68" w:unhideWhenUsed="0"/>
-    <w:lsdException w:name="Medium Grid 3" w:semiHidden="0" w:uiPriority="69" w:unhideWhenUsed="0"/>
-    <w:lsdException w:name="Dark List" w:semiHidden="0" w:uiPriority="70" w:unhideWhenUsed="0"/>
-    <w:lsdException w:name="Colorful Shading" w:semiHidden="0" w:uiPriority="71" w:unhideWhenUsed="0"/>
-    <w:lsdException w:name="Colorful List" w:semiHidden="0" w:uiPriority="72" w:unhideWhenUsed="0"/>
-    <w:lsdException w:name="Colorful Grid" w:semiHidden="0" w:uiPriority="73" w:unhideWhenUsed="0"/>
-    <w:lsdException w:name="Light Shading Accent 1" w:semiHidden="0" w:uiPriority="60" w:unhideWhenUsed="0"/>
-    <w:lsdException w:name="Light List Accent 1" w:semiHidden="0" w:uiPriority="61" w:unhideWhenUsed="0"/>
-    <w:lsdException w:name="Light Grid Accent 1" w:semiHidden="0" w:uiPriority="62" w:unhideWhenUsed="0"/>
-    <w:lsdException w:name="Medium Shading 1 Accent 1" w:semiHidden="0" w:uiPriority="63" w:unhideWhenUsed="0"/>
-    <w:lsdException w:name="Medium Shading 2 Accent 1" w:semiHidden="0" w:uiPriority="64" w:unhideWhenUsed="0"/>
-    <w:lsdException w:name="Medium List 1 Accent 1" w:semiHidden="0" w:uiPriority="65" w:unhideWhenUsed="0"/>
+    <w:lsdException w:name="No Spacing" w:uiPriority="1" w:semiHidden="0" w:unhideWhenUsed="0" w:qFormat="1"/>
+    <w:lsdException w:name="Light Shading" w:uiPriority="60" w:semiHidden="0" w:unhideWhenUsed="0"/>
+    <w:lsdException w:name="Light List" w:uiPriority="61" w:semiHidden="0" w:unhideWhenUsed="0"/>
+    <w:lsdException w:name="Light Grid" w:uiPriority="62" w:semiHidden="0" w:unhideWhenUsed="0"/>
+    <w:lsdException w:name="Medium Shading 1" w:uiPriority="63" w:semiHidden="0" w:unhideWhenUsed="0"/>
+    <w:lsdException w:name="Medium Shading 2" w:uiPriority="64" w:semiHidden="0" w:unhideWhenUsed="0"/>
+    <w:lsdException w:name="Medium List 1" w:uiPriority="65" w:semiHidden="0" w:unhideWhenUsed="0"/>
+    <w:lsdException w:name="Medium List 2" w:uiPriority="66" w:semiHidden="0" w:unhideWhenUsed="0"/>
+    <w:lsdException w:name="Medium Grid 1" w:uiPriority="67" w:semiHidden="0" w:unhideWhenUsed="0"/>
+    <w:lsdException w:name="Medium Grid 2" w:uiPriority="68" w:semiHidden="0" w:unhideWhenUsed="0"/>
+    <w:lsdException w:name="Medium Grid 3" w:uiPriority="69" w:semiHidden="0" w:unhideWhenUsed="0"/>
+    <w:lsdException w:name="Dark List" w:uiPriority="70" w:semiHidden="0" w:unhideWhenUsed="0"/>
+    <w:lsdException w:name="Colorful Shading" w:uiPriority="71" w:semiHidden="0" w:unhideWhenUsed="0"/>
+    <w:lsdException w:name="Colorful List" w:uiPriority="72" w:semiHidden="0" w:unhideWhenUsed="0"/>
+    <w:lsdException w:name="Colorful Grid" w:uiPriority="73" w:semiHidden="0" w:unhideWhenUsed="0"/>
+    <w:lsdException w:name="Light Shading Accent 1" w:uiPriority="60" w:semiHidden="0" w:unhideWhenUsed="0"/>
+    <w:lsdException w:name="Light List Accent 1" w:uiPriority="61" w:semiHidden="0" w:unhideWhenUsed="0"/>
+    <w:lsdException w:name="Light Grid Accent 1" w:uiPriority="62" w:semiHidden="0" w:unhideWhenUsed="0"/>
+    <w:lsdException w:name="Medium Shading 1 Accent 1" w:uiPriority="63" w:semiHidden="0" w:unhideWhenUsed="0"/>
+    <w:lsdException w:name="Medium Shading 2 Accent 1" w:uiPriority="64" w:semiHidden="0" w:unhideWhenUsed="0"/>
+    <w:lsdException w:name="Medium List 1 Accent 1" w:uiPriority="65" w:semiHidden="0" w:unhideWhenUsed="0"/>
     <w:lsdException w:name="Revision" w:unhideWhenUsed="0"/>
-    <w:lsdException w:name="List Paragraph" w:semiHidden="0" w:uiPriority="34" w:unhideWhenUsed="0" w:qFormat="1"/>
-    <w:lsdException w:name="Quote" w:semiHidden="0" w:uiPriority="29" w:unhideWhenUsed="0" w:qFormat="1"/>
-    <w:lsdException w:name="Intense Quote" w:semiHidden="0" w:uiPriority="30" w:unhideWhenUsed="0" w:qFormat="1"/>
-    <w:lsdException w:name="Medium List 2 Accent 1" w:semiHidden="0" w:uiPriority="66" w:unhideWhenUsed="0"/>
-    <w:lsdException w:name="Medium Grid 1 Accent 1" w:semiHidden="0" w:uiPriority="67" w:unhideWhenUsed="0"/>
-    <w:lsdException w:name="Medium Grid 2 Accent 1" w:semiHidden="0" w:uiPriority="68" w:unhideWhenUsed="0"/>
-    <w:lsdException w:name="Medium Grid 3 Accent 1" w:semiHidden="0" w:uiPriority="69" w:unhideWhenUsed="0"/>
-    <w:lsdException w:name="Dark List Accent 1" w:semiHidden="0" w:uiPriority="70" w:unhideWhenUsed="0"/>
-    <w:lsdException w:name="Colorful Shading Accent 1" w:semiHidden="0" w:uiPriority="71" w:unhideWhenUsed="0"/>
-    <w:lsdException w:name="Colorful List Accent 1" w:semiHidden="0" w:uiPriority="72" w:unhideWhenUsed="0"/>
-    <w:lsdException w:name="Colorful Grid Accent 1" w:semiHidden="0" w:uiPriority="73" w:unhideWhenUsed="0"/>
-    <w:lsdException w:name="Light Shading Accent 2" w:semiHidden="0" w:uiPriority="60" w:unhideWhenUsed="0"/>
-    <w:lsdException w:name="Light List Accent 2" w:semiHidden="0" w:uiPriority="61" w:unhideWhenUsed="0"/>
-    <w:lsdException w:name="Light Grid Accent 2" w:semiHidden="0" w:uiPriority="62" w:unhideWhenUsed="0"/>
-    <w:lsdException w:name="Medium Shading 1 Accent 2" w:semiHidden="0" w:uiPriority="63" w:unhideWhenUsed="0"/>
-    <w:lsdException w:name="Medium Shading 2 Accent 2" w:semiHidden="0" w:uiPriority="64" w:unhideWhenUsed="0"/>
-    <w:lsdException w:name="Medium List 1 Accent 2" w:semiHidden="0" w:uiPriority="65" w:unhideWhenUsed="0"/>
-    <w:lsdException w:name="Medium List 2 Accent 2" w:semiHidden="0" w:uiPriority="66" w:unhideWhenUsed="0"/>
-    <w:lsdException w:name="Medium Grid 1 Accent 2" w:semiHidden="0" w:uiPriority="67" w:unhideWhenUsed="0"/>
-    <w:lsdException w:name="Medium Grid 2 Accent 2" w:semiHidden="0" w:uiPriority="68" w:unhideWhenUsed="0"/>
-    <w:lsdException w:name="Medium Grid 3 Accent 2" w:semiHidden="0" w:uiPriority="69" w:unhideWhenUsed="0"/>
-    <w:lsdException w:name="Dark List Accent 2" w:semiHidden="0" w:uiPriority="70" w:unhideWhenUsed="0"/>
-    <w:lsdException w:name="Colorful Shading Accent 2" w:semiHidden="0" w:uiPriority="71" w:unhideWhenUsed="0"/>
-    <w:lsdException w:name="Colorful List Accent 2" w:semiHidden="0" w:uiPriority="72" w:unhideWhenUsed="0"/>
-    <w:lsdException w:name="Colorful Grid Accent 2" w:semiHidden="0" w:uiPriority="73" w:unhideWhenUsed="0"/>
-    <w:lsdException w:name="Light Shading Accent 3" w:semiHidden="0" w:uiPriority="60" w:unhideWhenUsed="0"/>
-    <w:lsdException w:name="Light List Accent 3" w:semiHidden="0" w:uiPriority="61" w:unhideWhenUsed="0"/>
-    <w:lsdException w:name="Light Grid Accent 3" w:semiHidden="0" w:uiPriority="62" w:unhideWhenUsed="0"/>
-    <w:lsdException w:name="Medium Shading 1 Accent 3" w:semiHidden="0" w:uiPriority="63" w:unhideWhenUsed="0"/>
-    <w:lsdException w:name="Medium Shading 2 Accent 3" w:semiHidden="0" w:uiPriority="64" w:unhideWhenUsed="0"/>
-    <w:lsdException w:name="Medium List 1 Accent 3" w:semiHidden="0" w:uiPriority="65" w:unhideWhenUsed="0"/>
-    <w:lsdException w:name="Medium List 2 Accent 3" w:semiHidden="0" w:uiPriority="66" w:unhideWhenUsed="0"/>
-    <w:lsdException w:name="Medium Grid 1 Accent 3" w:semiHidden="0" w:uiPriority="67" w:unhideWhenUsed="0"/>
-    <w:lsdException w:name="Medium Grid 2 Accent 3" w:semiHidden="0" w:uiPriority="68" w:unhideWhenUsed="0"/>
-    <w:lsdException w:name="Medium Grid 3 Accent 3" w:semiHidden="0" w:uiPriority="69" w:unhideWhenUsed="0"/>
-    <w:lsdException w:name="Dark List Accent 3" w:semiHidden="0" w:uiPriority="70" w:unhideWhenUsed="0"/>
-    <w:lsdException w:name="Colorful Shading Accent 3" w:semiHidden="0" w:uiPriority="71" w:unhideWhenUsed="0"/>
-    <w:lsdException w:name="Colorful List Accent 3" w:semiHidden="0" w:uiPriority="72" w:unhideWhenUsed="0"/>
-    <w:lsdException w:name="Colorful Grid Accent 3" w:semiHidden="0" w:uiPriority="73" w:unhideWhenUsed="0"/>
-    <w:lsdException w:name="Light Shading Accent 4" w:semiHidden="0" w:uiPriority="60" w:unhideWhenUsed="0"/>
-    <w:lsdException w:name="Light List Accent 4" w:semiHidden="0" w:uiPriority="61" w:unhideWhenUsed="0"/>
-    <w:lsdException w:name="Light Grid Accent 4" w:semiHidden="0" w:uiPriority="62" w:unhideWhenUsed="0"/>
-    <w:lsdException w:name="Medium Shading 1 Accent 4" w:semiHidden="0" w:uiPriority="63" w:unhideWhenUsed="0"/>
-    <w:lsdException w:name="Medium Shading 2 Accent 4" w:semiHidden="0" w:uiPriority="64" w:unhideWhenUsed="0"/>
-    <w:lsdException w:name="Medium List 1 Accent 4" w:semiHidden="0" w:uiPriority="65" w:unhideWhenUsed="0"/>
-    <w:lsdException w:name="Medium List 2 Accent 4" w:semiHidden="0" w:uiPriority="66" w:unhideWhenUsed="0"/>
-    <w:lsdException w:name="Medium Grid 1 Accent 4" w:semiHidden="0" w:uiPriority="67" w:unhideWhenUsed="0"/>
-    <w:lsdException w:name="Medium Grid 2 Accent 4" w:semiHidden="0" w:uiPriority="68" w:unhideWhenUsed="0"/>
-    <w:lsdException w:name="Medium Grid 3 Accent 4" w:semiHidden="0" w:uiPriority="69" w:unhideWhenUsed="0"/>
-    <w:lsdException w:name="Dark List Accent 4" w:semiHidden="0" w:uiPriority="70" w:unhideWhenUsed="0"/>
-    <w:lsdException w:name="Colorful Shading Accent 4" w:semiHidden="0" w:uiPriority="71" w:unhideWhenUsed="0"/>
-    <w:lsdException w:name="Colorful List Accent 4" w:semiHidden="0" w:uiPriority="72" w:unhideWhenUsed="0"/>
-    <w:lsdException w:name="Colorful Grid Accent 4" w:semiHidden="0" w:uiPriority="73" w:unhideWhenUsed="0"/>
-    <w:lsdException w:name="Light Shading Accent 5" w:semiHidden="0" w:uiPriority="60" w:unhideWhenUsed="0"/>
-    <w:lsdException w:name="Light List Accent 5" w:semiHidden="0" w:uiPriority="61" w:unhideWhenUsed="0"/>
-    <w:lsdException w:name="Light Grid Accent 5" w:semiHidden="0" w:uiPriority="62" w:unhideWhenUsed="0"/>
-    <w:lsdException w:name="Medium Shading 1 Accent 5" w:semiHidden="0" w:uiPriority="63" w:unhideWhenUsed="0"/>
-    <w:lsdException w:name="Medium Shading 2 Accent 5" w:semiHidden="0" w:uiPriority="64" w:unhideWhenUsed="0"/>
-    <w:lsdException w:name="Medium List 1 Accent 5" w:semiHidden="0" w:uiPriority="65" w:unhideWhenUsed="0"/>
-    <w:lsdException w:name="Medium List 2 Accent 5" w:semiHidden="0" w:uiPriority="66" w:unhideWhenUsed="0"/>
-    <w:lsdException w:name="Medium Grid 1 Accent 5" w:semiHidden="0" w:uiPriority="67" w:unhideWhenUsed="0"/>
-    <w:lsdException w:name="Medium Grid 2 Accent 5" w:semiHidden="0" w:uiPriority="68" w:unhideWhenUsed="0"/>
-    <w:lsdException w:name="Medium Grid 3 Accent 5" w:semiHidden="0" w:uiPriority="69" w:unhideWhenUsed="0"/>
-    <w:lsdException w:name="Dark List Accent 5" w:semiHidden="0" w:uiPriority="70" w:unhideWhenUsed="0"/>
-    <w:lsdException w:name="Colorful Shading Accent 5" w:semiHidden="0" w:uiPriority="71" w:unhideWhenUsed="0"/>
-    <w:lsdException w:name="Colorful List Accent 5" w:semiHidden="0" w:uiPriority="72" w:unhideWhenUsed="0"/>
-    <w:lsdException w:name="Colorful Grid Accent 5" w:semiHidden="0" w:uiPriority="73" w:unhideWhenUsed="0"/>
-    <w:lsdException w:name="Light Shading Accent 6" w:semiHidden="0" w:uiPriority="60" w:unhideWhenUsed="0"/>
-    <w:lsdException w:name="Light List Accent 6" w:semiHidden="0" w:uiPriority="61" w:unhideWhenUsed="0"/>
-    <w:lsdException w:name="Light Grid Accent 6" w:semiHidden="0" w:uiPriority="62" w:unhideWhenUsed="0"/>
-    <w:lsdException w:name="Medium Shading 1 Accent 6" w:semiHidden="0" w:uiPriority="63" w:unhideWhenUsed="0"/>
-    <w:lsdException w:name="Medium Shading 2 Accent 6" w:semiHidden="0" w:uiPriority="64" w:unhideWhenUsed="0"/>
-    <w:lsdException w:name="Medium List 1 Accent 6" w:semiHidden="0" w:uiPriority="65" w:unhideWhenUsed="0"/>
-    <w:lsdException w:name="Medium List 2 Accent 6" w:semiHidden="0" w:uiPriority="66" w:unhideWhenUsed="0"/>
-    <w:lsdException w:name="Medium Grid 1 Accent 6" w:semiHidden="0" w:uiPriority="67" w:unhideWhenUsed="0"/>
-    <w:lsdException w:name="Medium Grid 2 Accent 6" w:semiHidden="0" w:uiPriority="68" w:unhideWhenUsed="0"/>
-    <w:lsdException w:name="Medium Grid 3 Accent 6" w:semiHidden="0" w:uiPriority="69" w:unhideWhenUsed="0"/>
-    <w:lsdException w:name="Dark List Accent 6" w:semiHidden="0" w:uiPriority="70" w:unhideWhenUsed="0"/>
-    <w:lsdException w:name="Colorful Shading Accent 6" w:semiHidden="0" w:uiPriority="71" w:unhideWhenUsed="0"/>
-    <w:lsdException w:name="Colorful List Accent 6" w:semiHidden="0" w:uiPriority="72" w:unhideWhenUsed="0"/>
-    <w:lsdException w:name="Colorful Grid Accent 6" w:semiHidden="0" w:uiPriority="73" w:unhideWhenUsed="0"/>
-    <w:lsdException w:name="Subtle Emphasis" w:semiHidden="0" w:uiPriority="19" w:unhideWhenUsed="0" w:qFormat="1"/>
-    <w:lsdException w:name="Intense Emphasis" w:semiHidden="0" w:uiPriority="21" w:unhideWhenUsed="0" w:qFormat="1"/>
-    <w:lsdException w:name="Subtle Reference" w:semiHidden="0" w:uiPriority="31" w:unhideWhenUsed="0" w:qFormat="1"/>
-    <w:lsdException w:name="Intense Reference" w:semiHidden="0" w:uiPriority="32" w:unhideWhenUsed="0" w:qFormat="1"/>
-    <w:lsdException w:name="Book Title" w:semiHidden="0" w:uiPriority="33" w:unhideWhenUsed="0" w:qFormat="1"/>
+    <w:lsdException w:name="List Paragraph" w:uiPriority="34" w:semiHidden="0" w:unhideWhenUsed="0" w:qFormat="1"/>
+    <w:lsdException w:name="Quote" w:uiPriority="29" w:semiHidden="0" w:unhideWhenUsed="0" w:qFormat="1"/>
+    <w:lsdException w:name="Intense Quote" w:uiPriority="30" w:semiHidden="0" w:unhideWhenUsed="0" w:qFormat="1"/>
+    <w:lsdException w:name="Medium List 2 Accent 1" w:uiPriority="66" w:semiHidden="0" w:unhideWhenUsed="0"/>
+    <w:lsdException w:name="Medium Grid 1 Accent 1" w:uiPriority="67" w:semiHidden="0" w:unhideWhenUsed="0"/>
+    <w:lsdException w:name="Medium Grid 2 Accent 1" w:uiPriority="68" w:semiHidden="0" w:unhideWhenUsed="0"/>
+    <w:lsdException w:name="Medium Grid 3 Accent 1" w:uiPriority="69" w:semiHidden="0" w:unhideWhenUsed="0"/>
+    <w:lsdException w:name="Dark List Accent 1" w:uiPriority="70" w:semiHidden="0" w:unhideWhenUsed="0"/>
+    <w:lsdException w:name="Colorful Shading Accent 1" w:uiPriority="71" w:semiHidden="0" w:unhideWhenUsed="0"/>
+    <w:lsdException w:name="Colorful List Accent 1" w:uiPriority="72" w:semiHidden="0" w:unhideWhenUsed="0"/>
+    <w:lsdException w:name="Colorful Grid Accent 1" w:uiPriority="73" w:semiHidden="0" w:unhideWhenUsed="0"/>
+    <w:lsdException w:name="Light Shading Accent 2" w:uiPriority="60" w:semiHidden="0" w:unhideWhenUsed="0"/>
+    <w:lsdException w:name="Light List Accent 2" w:uiPriority="61" w:semiHidden="0" w:unhideWhenUsed="0"/>
+    <w:lsdException w:name="Light Grid Accent 2" w:uiPriority="62" w:semiHidden="0" w:unhideWhenUsed="0"/>
+    <w:lsdException w:name="Medium Shading 1 Accent 2" w:uiPriority="63" w:semiHidden="0" w:unhideWhenUsed="0"/>
+    <w:lsdException w:name="Medium Shading 2 Accent 2" w:uiPriority="64" w:semiHidden="0" w:unhideWhenUsed="0"/>
+    <w:lsdException w:name="Medium List 1 Accent 2" w:uiPriority="65" w:semiHidden="0" w:unhideWhenUsed="0"/>
+    <w:lsdException w:name="Medium List 2 Accent 2" w:uiPriority="66" w:semiHidden="0" w:unhideWhenUsed="0"/>
+    <w:lsdException w:name="Medium Grid 1 Accent 2" w:uiPriority="67" w:semiHidden="0" w:unhideWhenUsed="0"/>
+    <w:lsdException w:name="Medium Grid 2 Accent 2" w:uiPriority="68" w:semiHidden="0" w:unhideWhenUsed="0"/>
+    <w:lsdException w:name="Medium Grid 3 Accent 2" w:uiPriority="69" w:semiHidden="0" w:unhideWhenUsed="0"/>
+    <w:lsdException w:name="Dark List Accent 2" w:uiPriority="70" w:semiHidden="0" w:unhideWhenUsed="0"/>
+    <w:lsdException w:name="Colorful Shading Accent 2" w:uiPriority="71" w:semiHidden="0" w:unhideWhenUsed="0"/>
+    <w:lsdException w:name="Colorful List Accent 2" w:uiPriority="72" w:semiHidden="0" w:unhideWhenUsed="0"/>
+    <w:lsdException w:name="Colorful Grid Accent 2" w:uiPriority="73" w:semiHidden="0" w:unhideWhenUsed="0"/>
+    <w:lsdException w:name="Light Shading Accent 3" w:uiPriority="60" w:semiHidden="0" w:unhideWhenUsed="0"/>
+    <w:lsdException w:name="Light List Accent 3" w:uiPriority="61" w:semiHidden="0" w:unhideWhenUsed="0"/>
+    <w:lsdException w:name="Light Grid Accent 3" w:uiPriority="62" w:semiHidden="0" w:unhideWhenUsed="0"/>
+    <w:lsdException w:name="Medium Shading 1 Accent 3" w:uiPriority="63" w:semiHidden="0" w:unhideWhenUsed="0"/>
+    <w:lsdException w:name="Medium Shading 2 Accent 3" w:uiPriority="64" w:semiHidden="0" w:unhideWhenUsed="0"/>
+    <w:lsdException w:name="Medium List 1 Accent 3" w:uiPriority="65" w:semiHidden="0" w:unhideWhenUsed="0"/>
+    <w:lsdException w:name="Medium List 2 Accent 3" w:uiPriority="66" w:semiHidden="0" w:unhideWhenUsed="0"/>
+    <w:lsdException w:name="Medium Grid 1 Accent 3" w:uiPriority="67" w:semiHidden="0" w:unhideWhenUsed="0"/>
+    <w:lsdException w:name="Medium Grid 2 Accent 3" w:uiPriority="68" w:semiHidden="0" w:unhideWhenUsed="0"/>
+    <w:lsdException w:name="Medium Grid 3 Accent 3" w:uiPriority="69" w:semiHidden="0" w:unhideWhenUsed="0"/>
+    <w:lsdException w:name="Dark List Accent 3" w:uiPriority="70" w:semiHidden="0" w:unhideWhenUsed="0"/>
+    <w:lsdException w:name="Colorful Shading Accent 3" w:uiPriority="71" w:semiHidden="0" w:unhideWhenUsed="0"/>
+    <w:lsdException w:name="Colorful List Accent 3" w:uiPriority="72" w:semiHidden="0" w:unhideWhenUsed="0"/>
+    <w:lsdException w:name="Colorful Grid Accent 3" w:uiPriority="73" w:semiHidden="0" w:unhideWhenUsed="0"/>
+    <w:lsdException w:name="Light Shading Accent 4" w:uiPriority="60" w:semiHidden="0" w:unhideWhenUsed="0"/>
+    <w:lsdException w:name="Light List Accent 4" w:uiPriority="61" w:semiHidden="0" w:unhideWhenUsed="0"/>
+    <w:lsdException w:name="Light Grid Accent 4" w:uiPriority="62" w:semiHidden="0" w:unhideWhenUsed="0"/>
+    <w:lsdException w:name="Medium Shading 1 Accent 4" w:uiPriority="63" w:semiHidden="0" w:unhideWhenUsed="0"/>
+    <w:lsdException w:name="Medium Shading 2 Accent 4" w:uiPriority="64" w:semiHidden="0" w:unhideWhenUsed="0"/>
+    <w:lsdException w:name="Medium List 1 Accent 4" w:uiPriority="65" w:semiHidden="0" w:unhideWhenUsed="0"/>
+    <w:lsdException w:name="Medium List 2 Accent 4" w:uiPriority="66" w:semiHidden="0" w:unhideWhenUsed="0"/>
+    <w:lsdException w:name="Medium Grid 1 Accent 4" w:uiPriority="67" w:semiHidden="0" w:unhideWhenUsed="0"/>
+    <w:lsdException w:name="Medium Grid 2 Accent 4" w:uiPriority="68" w:semiHidden="0" w:unhideWhenUsed="0"/>
+    <w:lsdException w:name="Medium Grid 3 Accent 4" w:uiPriority="69" w:semiHidden="0" w:unhideWhenUsed="0"/>
+    <w:lsdException w:name="Dark List Accent 4" w:uiPriority="70" w:semiHidden="0" w:unhideWhenUsed="0"/>
+    <w:lsdException w:name="Colorful Shading Accent 4" w:uiPriority="71" w:semiHidden="0" w:unhideWhenUsed="0"/>
+    <w:lsdException w:name="Colorful List Accent 4" w:uiPriority="72" w:semiHidden="0" w:unhideWhenUsed="0"/>
+    <w:lsdException w:name="Colorful Grid Accent 4" w:uiPriority="73" w:semiHidden="0" w:unhideWhenUsed="0"/>
+    <w:lsdException w:name="Light Shading Accent 5" w:uiPriority="60" w:semiHidden="0" w:unhideWhenUsed="0"/>
+    <w:lsdException w:name="Light List Accent 5" w:uiPriority="61" w:semiHidden="0" w:unhideWhenUsed="0"/>
+    <w:lsdException w:name="Light Grid Accent 5" w:uiPriority="62" w:semiHidden="0" w:unhideWhenUsed="0"/>
+    <w:lsdException w:name="Medium Shading 1 Accent 5" w:uiPriority="63" w:semiHidden="0" w:unhideWhenUsed="0"/>
+    <w:lsdException w:name="Medium Shading 2 Accent 5" w:uiPriority="64" w:semiHidden="0" w:unhideWhenUsed="0"/>
+    <w:lsdException w:name="Medium List 1 Accent 5" w:uiPriority="65" w:semiHidden="0" w:unhideWhenUsed="0"/>
+    <w:lsdException w:name="Medium List 2 Accent 5" w:uiPriority="66" w:semiHidden="0" w:unhideWhenUsed="0"/>
+    <w:lsdException w:name="Medium Grid 1 Accent 5" w:uiPriority="67" w:semiHidden="0" w:unhideWhenUsed="0"/>
+    <w:lsdException w:name="Medium Grid 2 Accent 5" w:uiPriority="68" w:semiHidden="0" w:unhideWhenUsed="0"/>
+    <w:lsdException w:name="Medium Grid 3 Accent 5" w:uiPriority="69" w:semiHidden="0" w:unhideWhenUsed="0"/>
+    <w:lsdException w:name="Dark List Accent 5" w:uiPriority="70" w:semiHidden="0" w:unhideWhenUsed="0"/>
+    <w:lsdException w:name="Colorful Shading Accent 5" w:uiPriority="71" w:semiHidden="0" w:unhideWhenUsed="0"/>
+    <w:lsdException w:name="Colorful List Accent 5" w:uiPriority="72" w:semiHidden="0" w:unhideWhenUsed="0"/>
+    <w:lsdException w:name="Colorful Grid Accent 5" w:uiPriority="73" w:semiHidden="0" w:unhideWhenUsed="0"/>
+    <w:lsdException w:name="Light Shading Accent 6" w:uiPriority="60" w:semiHidden="0" w:unhideWhenUsed="0"/>
+    <w:lsdException w:name="Light List Accent 6" w:uiPriority="61" w:semiHidden="0" w:unhideWhenUsed="0"/>
+    <w:lsdException w:name="Light Grid Accent 6" w:uiPriority="62" w:semiHidden="0" w:unhideWhenUsed="0"/>
+    <w:lsdException w:name="Medium Shading 1 Accent 6" w:uiPriority="63" w:semiHidden="0" w:unhideWhenUsed="0"/>
+    <w:lsdException w:name="Medium Shading 2 Accent 6" w:uiPriority="64" w:semiHidden="0" w:unhideWhenUsed="0"/>
+    <w:lsdException w:name="Medium List 1 Accent 6" w:uiPriority="65" w:semiHidden="0" w:unhideWhenUsed="0"/>
+    <w:lsdException w:name="Medium List 2 Accent 6" w:uiPriority="66" w:semiHidden="0" w:unhideWhenUsed="0"/>
+    <w:lsdException w:name="Medium Grid 1 Accent 6" w:uiPriority="67" w:semiHidden="0" w:unhideWhenUsed="0"/>
+    <w:lsdException w:name="Medium Grid 2 Accent 6" w:uiPriority="68" w:semiHidden="0" w:unhideWhenUsed="0"/>
+    <w:lsdException w:name="Medium Grid 3 Accent 6" w:uiPriority="69" w:semiHidden="0" w:unhideWhenUsed="0"/>
+    <w:lsdException w:name="Dark List Accent 6" w:uiPriority="70" w:semiHidden="0" w:unhideWhenUsed="0"/>
+    <w:lsdException w:name="Colorful Shading Accent 6" w:uiPriority="71" w:semiHidden="0" w:unhideWhenUsed="0"/>
+    <w:lsdException w:name="Colorful List Accent 6" w:uiPriority="72" w:semiHidden="0" w:unhideWhenUsed="0"/>
+    <w:lsdException w:name="Colorful Grid Accent 6" w:uiPriority="73" w:semiHidden="0" w:unhideWhenUsed="0"/>
+    <w:lsdException w:name="Subtle Emphasis" w:uiPriority="19" w:semiHidden="0" w:unhideWhenUsed="0" w:qFormat="1"/>
+    <w:lsdException w:name="Intense Emphasis" w:uiPriority="21" w:semiHidden="0" w:unhideWhenUsed="0" w:qFormat="1"/>
+    <w:lsdException w:name="Subtle Reference" w:uiPriority="31" w:semiHidden="0" w:unhideWhenUsed="0" w:qFormat="1"/>
+    <w:lsdException w:name="Intense Reference" w:uiPriority="32" w:semiHidden="0" w:unhideWhenUsed="0" w:qFormat="1"/>
+    <w:lsdException w:name="Book Title" w:uiPriority="33" w:semiHidden="0" w:unhideWhenUsed="0" w:qFormat="1"/>
     <w:lsdException w:name="Bibliography" w:uiPriority="37"/>
     <w:lsdException w:name="TOC Heading" w:uiPriority="39" w:qFormat="1"/>
   </w:latentStyles>
-  <w:style w:type="paragraph" w:default="1" w:styleId="Normal">
+  <w:style w:type="paragraph" w:styleId="Normal" w:default="1">
     <w:name w:val="Normal"/>
     <w:qFormat/>
     <w:rsid w:val="00FC693F"/>
@@ -967,7 +1022,7 @@
       <w:spacing w:after="0" w:line="240" w:lineRule="auto"/>
     </w:pPr>
   </w:style>
-  <w:style w:type="character" w:customStyle="1" w:styleId="HeaderChar">
+  <w:style w:type="character" w:styleId="HeaderChar" w:customStyle="1">
     <w:name w:val="Header Char"/>
     <w:basedOn w:val="DefaultParagraphFont"/>
     <w:link w:val="Header"/>
@@ -989,7 +1044,7 @@
       <w:spacing w:after="0" w:line="240" w:lineRule="auto"/>
     </w:pPr>
   </w:style>
-  <w:style w:type="character" w:customStyle="1" w:styleId="FooterChar">
+  <w:style w:type="character" w:styleId="FooterChar" w:customStyle="1">
     <w:name w:val="Footer Char"/>
     <w:basedOn w:val="DefaultParagraphFont"/>
     <w:link w:val="Footer"/>
@@ -1011,7 +1066,7 @@
       <w:outlineLvl w:val="0"/>
     </w:pPr>
     <w:rPr>
-      <w:rFonts w:asciiTheme="majorHAnsi" w:eastAsiaTheme="majorEastAsia" w:hAnsiTheme="majorHAnsi" w:cstheme="majorBidi" w:ascii="Aptos Display" w:hAnsi="Aptos Display"/>
+      <w:rFonts w:ascii="Aptos Display" w:hAnsi="Aptos Display" w:asciiTheme="majorHAnsi" w:hAnsiTheme="majorHAnsi" w:eastAsiaTheme="majorEastAsia" w:cstheme="majorBidi"/>
       <w:b/>
       <w:bCs/>
       <w:color w:val="0B3D2E"/>
@@ -1035,7 +1090,7 @@
       <w:outlineLvl w:val="1"/>
     </w:pPr>
     <w:rPr>
-      <w:rFonts w:asciiTheme="majorHAnsi" w:eastAsiaTheme="majorEastAsia" w:hAnsiTheme="majorHAnsi" w:cstheme="majorBidi" w:ascii="Aptos" w:hAnsi="Aptos"/>
+      <w:rFonts w:ascii="Aptos" w:hAnsi="Aptos" w:asciiTheme="majorHAnsi" w:hAnsiTheme="majorHAnsi" w:eastAsiaTheme="majorEastAsia" w:cstheme="majorBidi"/>
       <w:b/>
       <w:bCs/>
       <w:color w:val="007A53"/>
@@ -1059,7 +1114,7 @@
       <w:outlineLvl w:val="2"/>
     </w:pPr>
     <w:rPr>
-      <w:rFonts w:asciiTheme="majorHAnsi" w:eastAsiaTheme="majorEastAsia" w:hAnsiTheme="majorHAnsi" w:cstheme="majorBidi" w:ascii="Aptos" w:hAnsi="Aptos"/>
+      <w:rFonts w:ascii="Aptos" w:hAnsi="Aptos" w:asciiTheme="majorHAnsi" w:hAnsiTheme="majorHAnsi" w:eastAsiaTheme="majorEastAsia" w:cstheme="majorBidi"/>
       <w:b/>
       <w:bCs/>
       <w:color w:val="1F2933"/>
@@ -1083,7 +1138,7 @@
       <w:outlineLvl w:val="3"/>
     </w:pPr>
     <w:rPr>
-      <w:rFonts w:asciiTheme="majorHAnsi" w:eastAsiaTheme="majorEastAsia" w:hAnsiTheme="majorHAnsi" w:cstheme="majorBidi"/>
+      <w:rFonts w:asciiTheme="majorHAnsi" w:hAnsiTheme="majorHAnsi" w:eastAsiaTheme="majorEastAsia" w:cstheme="majorBidi"/>
       <w:b/>
       <w:bCs/>
       <w:i/>
@@ -1108,7 +1163,7 @@
       <w:outlineLvl w:val="4"/>
     </w:pPr>
     <w:rPr>
-      <w:rFonts w:asciiTheme="majorHAnsi" w:eastAsiaTheme="majorEastAsia" w:hAnsiTheme="majorHAnsi" w:cstheme="majorBidi"/>
+      <w:rFonts w:asciiTheme="majorHAnsi" w:hAnsiTheme="majorHAnsi" w:eastAsiaTheme="majorEastAsia" w:cstheme="majorBidi"/>
       <w:color w:val="243F60" w:themeColor="accent1" w:themeShade="7F"/>
     </w:rPr>
   </w:style>
@@ -1129,7 +1184,7 @@
       <w:outlineLvl w:val="5"/>
     </w:pPr>
     <w:rPr>
-      <w:rFonts w:asciiTheme="majorHAnsi" w:eastAsiaTheme="majorEastAsia" w:hAnsiTheme="majorHAnsi" w:cstheme="majorBidi"/>
+      <w:rFonts w:asciiTheme="majorHAnsi" w:hAnsiTheme="majorHAnsi" w:eastAsiaTheme="majorEastAsia" w:cstheme="majorBidi"/>
       <w:i/>
       <w:iCs/>
       <w:color w:val="243F60" w:themeColor="accent1" w:themeShade="7F"/>
@@ -1152,7 +1207,7 @@
       <w:outlineLvl w:val="6"/>
     </w:pPr>
     <w:rPr>
-      <w:rFonts w:asciiTheme="majorHAnsi" w:eastAsiaTheme="majorEastAsia" w:hAnsiTheme="majorHAnsi" w:cstheme="majorBidi"/>
+      <w:rFonts w:asciiTheme="majorHAnsi" w:hAnsiTheme="majorHAnsi" w:eastAsiaTheme="majorEastAsia" w:cstheme="majorBidi"/>
       <w:i/>
       <w:iCs/>
       <w:color w:val="404040" w:themeColor="text1" w:themeTint="BF"/>
@@ -1175,7 +1230,7 @@
       <w:outlineLvl w:val="7"/>
     </w:pPr>
     <w:rPr>
-      <w:rFonts w:asciiTheme="majorHAnsi" w:eastAsiaTheme="majorEastAsia" w:hAnsiTheme="majorHAnsi" w:cstheme="majorBidi"/>
+      <w:rFonts w:asciiTheme="majorHAnsi" w:hAnsiTheme="majorHAnsi" w:eastAsiaTheme="majorEastAsia" w:cstheme="majorBidi"/>
       <w:color w:val="4F81BD" w:themeColor="accent1"/>
       <w:sz w:val="20"/>
       <w:szCs w:val="20"/>
@@ -1198,7 +1253,7 @@
       <w:outlineLvl w:val="8"/>
     </w:pPr>
     <w:rPr>
-      <w:rFonts w:asciiTheme="majorHAnsi" w:eastAsiaTheme="majorEastAsia" w:hAnsiTheme="majorHAnsi" w:cstheme="majorBidi"/>
+      <w:rFonts w:asciiTheme="majorHAnsi" w:hAnsiTheme="majorHAnsi" w:eastAsiaTheme="majorEastAsia" w:cstheme="majorBidi"/>
       <w:i/>
       <w:iCs/>
       <w:color w:val="404040" w:themeColor="text1" w:themeTint="BF"/>
@@ -1206,13 +1261,13 @@
       <w:szCs w:val="20"/>
     </w:rPr>
   </w:style>
-  <w:style w:type="character" w:default="1" w:styleId="DefaultParagraphFont">
+  <w:style w:type="character" w:styleId="DefaultParagraphFont" w:default="1">
     <w:name w:val="Default Paragraph Font"/>
     <w:uiPriority w:val="1"/>
     <w:semiHidden/>
     <w:unhideWhenUsed/>
   </w:style>
-  <w:style w:type="table" w:default="1" w:styleId="TableNormal">
+  <w:style w:type="table" w:styleId="TableNormal" w:default="1">
     <w:name w:val="Normal Table"/>
     <w:uiPriority w:val="99"/>
     <w:semiHidden/>
@@ -1227,7 +1282,7 @@
       </w:tblCellMar>
     </w:tblPr>
   </w:style>
-  <w:style w:type="numbering" w:default="1" w:styleId="NoList">
+  <w:style w:type="numbering" w:styleId="NoList" w:default="1">
     <w:name w:val="No List"/>
     <w:uiPriority w:val="99"/>
     <w:semiHidden/>
@@ -1242,14 +1297,14 @@
       <w:spacing w:after="0" w:line="240" w:lineRule="auto"/>
     </w:pPr>
   </w:style>
-  <w:style w:type="character" w:customStyle="1" w:styleId="Heading1Char">
+  <w:style w:type="character" w:styleId="Heading1Char" w:customStyle="1">
     <w:name w:val="Heading 1 Char"/>
     <w:basedOn w:val="DefaultParagraphFont"/>
     <w:link w:val="Heading1"/>
     <w:uiPriority w:val="9"/>
     <w:rsid w:val="00FC693F"/>
     <w:rPr>
-      <w:rFonts w:asciiTheme="majorHAnsi" w:eastAsiaTheme="majorEastAsia" w:hAnsiTheme="majorHAnsi" w:cstheme="majorBidi"/>
+      <w:rFonts w:asciiTheme="majorHAnsi" w:hAnsiTheme="majorHAnsi" w:eastAsiaTheme="majorEastAsia" w:cstheme="majorBidi"/>
       <w:b/>
       <w:bCs/>
       <w:color w:val="365F91" w:themeColor="accent1" w:themeShade="BF"/>
@@ -1257,14 +1312,14 @@
       <w:szCs w:val="28"/>
     </w:rPr>
   </w:style>
-  <w:style w:type="character" w:customStyle="1" w:styleId="Heading2Char">
+  <w:style w:type="character" w:styleId="Heading2Char" w:customStyle="1">
     <w:name w:val="Heading 2 Char"/>
     <w:basedOn w:val="DefaultParagraphFont"/>
     <w:link w:val="Heading2"/>
     <w:uiPriority w:val="9"/>
     <w:rsid w:val="00FC693F"/>
     <w:rPr>
-      <w:rFonts w:asciiTheme="majorHAnsi" w:eastAsiaTheme="majorEastAsia" w:hAnsiTheme="majorHAnsi" w:cstheme="majorBidi"/>
+      <w:rFonts w:asciiTheme="majorHAnsi" w:hAnsiTheme="majorHAnsi" w:eastAsiaTheme="majorEastAsia" w:cstheme="majorBidi"/>
       <w:b/>
       <w:bCs/>
       <w:color w:val="4F81BD" w:themeColor="accent1"/>
@@ -1272,14 +1327,14 @@
       <w:szCs w:val="26"/>
     </w:rPr>
   </w:style>
-  <w:style w:type="character" w:customStyle="1" w:styleId="Heading3Char">
+  <w:style w:type="character" w:styleId="Heading3Char" w:customStyle="1">
     <w:name w:val="Heading 3 Char"/>
     <w:basedOn w:val="DefaultParagraphFont"/>
     <w:link w:val="Heading3"/>
     <w:uiPriority w:val="9"/>
     <w:rsid w:val="00FC693F"/>
     <w:rPr>
-      <w:rFonts w:asciiTheme="majorHAnsi" w:eastAsiaTheme="majorEastAsia" w:hAnsiTheme="majorHAnsi" w:cstheme="majorBidi"/>
+      <w:rFonts w:asciiTheme="majorHAnsi" w:hAnsiTheme="majorHAnsi" w:eastAsiaTheme="majorEastAsia" w:cstheme="majorBidi"/>
       <w:b/>
       <w:bCs/>
       <w:color w:val="4F81BD" w:themeColor="accent1"/>
@@ -1295,13 +1350,13 @@
     <w:rsid w:val="00FC693F"/>
     <w:pPr>
       <w:pBdr>
-        <w:bottom w:val="single" w:sz="8" w:space="4" w:color="4F81BD" w:themeColor="accent1"/>
+        <w:bottom w:val="single" w:color="4F81BD" w:themeColor="accent1" w:sz="8" w:space="4"/>
       </w:pBdr>
       <w:spacing w:after="300" w:line="240" w:lineRule="auto"/>
       <w:contextualSpacing/>
     </w:pPr>
     <w:rPr>
-      <w:rFonts w:asciiTheme="majorHAnsi" w:eastAsiaTheme="majorEastAsia" w:hAnsiTheme="majorHAnsi" w:cstheme="majorBidi" w:ascii="Aptos Display" w:hAnsi="Aptos Display"/>
+      <w:rFonts w:ascii="Aptos Display" w:hAnsi="Aptos Display" w:asciiTheme="majorHAnsi" w:hAnsiTheme="majorHAnsi" w:eastAsiaTheme="majorEastAsia" w:cstheme="majorBidi"/>
       <w:b/>
       <w:color w:val="0B3D2E"/>
       <w:spacing w:val="5"/>
@@ -1310,14 +1365,14 @@
       <w:szCs w:val="52"/>
     </w:rPr>
   </w:style>
-  <w:style w:type="character" w:customStyle="1" w:styleId="TitleChar">
+  <w:style w:type="character" w:styleId="TitleChar" w:customStyle="1">
     <w:name w:val="Title Char"/>
     <w:basedOn w:val="DefaultParagraphFont"/>
     <w:link w:val="Title"/>
     <w:uiPriority w:val="10"/>
     <w:rsid w:val="00FC693F"/>
     <w:rPr>
-      <w:rFonts w:asciiTheme="majorHAnsi" w:eastAsiaTheme="majorEastAsia" w:hAnsiTheme="majorHAnsi" w:cstheme="majorBidi"/>
+      <w:rFonts w:asciiTheme="majorHAnsi" w:hAnsiTheme="majorHAnsi" w:eastAsiaTheme="majorEastAsia" w:cstheme="majorBidi"/>
       <w:color w:val="17365D" w:themeColor="text2" w:themeShade="BF"/>
       <w:spacing w:val="5"/>
       <w:kern w:val="28"/>
@@ -1339,7 +1394,7 @@
       </w:numPr>
     </w:pPr>
     <w:rPr>
-      <w:rFonts w:asciiTheme="majorHAnsi" w:eastAsiaTheme="majorEastAsia" w:hAnsiTheme="majorHAnsi" w:cstheme="majorBidi"/>
+      <w:rFonts w:asciiTheme="majorHAnsi" w:hAnsiTheme="majorHAnsi" w:eastAsiaTheme="majorEastAsia" w:cstheme="majorBidi"/>
       <w:i/>
       <w:iCs/>
       <w:color w:val="4F81BD" w:themeColor="accent1"/>
@@ -1348,14 +1403,14 @@
       <w:szCs w:val="24"/>
     </w:rPr>
   </w:style>
-  <w:style w:type="character" w:customStyle="1" w:styleId="SubtitleChar">
+  <w:style w:type="character" w:styleId="SubtitleChar" w:customStyle="1">
     <w:name w:val="Subtitle Char"/>
     <w:basedOn w:val="DefaultParagraphFont"/>
     <w:link w:val="Subtitle"/>
     <w:uiPriority w:val="11"/>
     <w:rsid w:val="00FC693F"/>
     <w:rPr>
-      <w:rFonts w:asciiTheme="majorHAnsi" w:eastAsiaTheme="majorEastAsia" w:hAnsiTheme="majorHAnsi" w:cstheme="majorBidi"/>
+      <w:rFonts w:asciiTheme="majorHAnsi" w:hAnsiTheme="majorHAnsi" w:eastAsiaTheme="majorEastAsia" w:cstheme="majorBidi"/>
       <w:i/>
       <w:iCs/>
       <w:color w:val="4F81BD" w:themeColor="accent1"/>
@@ -1386,7 +1441,7 @@
       <w:spacing w:after="120"/>
     </w:pPr>
   </w:style>
-  <w:style w:type="character" w:customStyle="1" w:styleId="BodyTextChar">
+  <w:style w:type="character" w:styleId="BodyTextChar" w:customStyle="1">
     <w:name w:val="Body Text Char"/>
     <w:basedOn w:val="DefaultParagraphFont"/>
     <w:link w:val="BodyText"/>
@@ -1404,7 +1459,7 @@
       <w:spacing w:after="120" w:line="480" w:lineRule="auto"/>
     </w:pPr>
   </w:style>
-  <w:style w:type="character" w:customStyle="1" w:styleId="BodyText2Char">
+  <w:style w:type="character" w:styleId="BodyText2Char" w:customStyle="1">
     <w:name w:val="Body Text 2 Char"/>
     <w:basedOn w:val="DefaultParagraphFont"/>
     <w:link w:val="BodyText2"/>
@@ -1426,7 +1481,7 @@
       <w:szCs w:val="16"/>
     </w:rPr>
   </w:style>
-  <w:style w:type="character" w:customStyle="1" w:styleId="BodyText3Char">
+  <w:style w:type="character" w:styleId="BodyText3Char" w:customStyle="1">
     <w:name w:val="Body Text 3 Char"/>
     <w:basedOn w:val="DefaultParagraphFont"/>
     <w:link w:val="BodyText3"/>
@@ -1607,7 +1662,7 @@
       <w:szCs w:val="20"/>
     </w:rPr>
   </w:style>
-  <w:style w:type="character" w:customStyle="1" w:styleId="MacroTextChar">
+  <w:style w:type="character" w:styleId="MacroTextChar" w:customStyle="1">
     <w:name w:val="Macro Text Char"/>
     <w:basedOn w:val="DefaultParagraphFont"/>
     <w:link w:val="MacroText"/>
@@ -1633,7 +1688,7 @@
       <w:color w:val="000000" w:themeColor="text1"/>
     </w:rPr>
   </w:style>
-  <w:style w:type="character" w:customStyle="1" w:styleId="QuoteChar">
+  <w:style w:type="character" w:styleId="QuoteChar" w:customStyle="1">
     <w:name w:val="Quote Char"/>
     <w:basedOn w:val="DefaultParagraphFont"/>
     <w:link w:val="Quote"/>
@@ -1645,7 +1700,7 @@
       <w:color w:val="000000" w:themeColor="text1"/>
     </w:rPr>
   </w:style>
-  <w:style w:type="character" w:customStyle="1" w:styleId="Heading4Char">
+  <w:style w:type="character" w:styleId="Heading4Char" w:customStyle="1">
     <w:name w:val="Heading 4 Char"/>
     <w:basedOn w:val="DefaultParagraphFont"/>
     <w:link w:val="Heading4"/>
@@ -1653,7 +1708,7 @@
     <w:semiHidden/>
     <w:rsid w:val="00FC693F"/>
     <w:rPr>
-      <w:rFonts w:asciiTheme="majorHAnsi" w:eastAsiaTheme="majorEastAsia" w:hAnsiTheme="majorHAnsi" w:cstheme="majorBidi"/>
+      <w:rFonts w:asciiTheme="majorHAnsi" w:hAnsiTheme="majorHAnsi" w:eastAsiaTheme="majorEastAsia" w:cstheme="majorBidi"/>
       <w:b/>
       <w:bCs/>
       <w:i/>
@@ -1661,7 +1716,7 @@
       <w:color w:val="4F81BD" w:themeColor="accent1"/>
     </w:rPr>
   </w:style>
-  <w:style w:type="character" w:customStyle="1" w:styleId="Heading5Char">
+  <w:style w:type="character" w:styleId="Heading5Char" w:customStyle="1">
     <w:name w:val="Heading 5 Char"/>
     <w:basedOn w:val="DefaultParagraphFont"/>
     <w:link w:val="Heading5"/>
@@ -1669,11 +1724,11 @@
     <w:semiHidden/>
     <w:rsid w:val="00FC693F"/>
     <w:rPr>
-      <w:rFonts w:asciiTheme="majorHAnsi" w:eastAsiaTheme="majorEastAsia" w:hAnsiTheme="majorHAnsi" w:cstheme="majorBidi"/>
+      <w:rFonts w:asciiTheme="majorHAnsi" w:hAnsiTheme="majorHAnsi" w:eastAsiaTheme="majorEastAsia" w:cstheme="majorBidi"/>
       <w:color w:val="243F60" w:themeColor="accent1" w:themeShade="7F"/>
     </w:rPr>
   </w:style>
-  <w:style w:type="character" w:customStyle="1" w:styleId="Heading6Char">
+  <w:style w:type="character" w:styleId="Heading6Char" w:customStyle="1">
     <w:name w:val="Heading 6 Char"/>
     <w:basedOn w:val="DefaultParagraphFont"/>
     <w:link w:val="Heading6"/>
@@ -1681,13 +1736,13 @@
     <w:semiHidden/>
     <w:rsid w:val="00FC693F"/>
     <w:rPr>
-      <w:rFonts w:asciiTheme="majorHAnsi" w:eastAsiaTheme="majorEastAsia" w:hAnsiTheme="majorHAnsi" w:cstheme="majorBidi"/>
+      <w:rFonts w:asciiTheme="majorHAnsi" w:hAnsiTheme="majorHAnsi" w:eastAsiaTheme="majorEastAsia" w:cstheme="majorBidi"/>
       <w:i/>
       <w:iCs/>
       <w:color w:val="243F60" w:themeColor="accent1" w:themeShade="7F"/>
     </w:rPr>
   </w:style>
-  <w:style w:type="character" w:customStyle="1" w:styleId="Heading7Char">
+  <w:style w:type="character" w:styleId="Heading7Char" w:customStyle="1">
     <w:name w:val="Heading 7 Char"/>
     <w:basedOn w:val="DefaultParagraphFont"/>
     <w:link w:val="Heading7"/>
@@ -1695,13 +1750,13 @@
     <w:semiHidden/>
     <w:rsid w:val="00FC693F"/>
     <w:rPr>
-      <w:rFonts w:asciiTheme="majorHAnsi" w:eastAsiaTheme="majorEastAsia" w:hAnsiTheme="majorHAnsi" w:cstheme="majorBidi"/>
+      <w:rFonts w:asciiTheme="majorHAnsi" w:hAnsiTheme="majorHAnsi" w:eastAsiaTheme="majorEastAsia" w:cstheme="majorBidi"/>
       <w:i/>
       <w:iCs/>
       <w:color w:val="404040" w:themeColor="text1" w:themeTint="BF"/>
     </w:rPr>
   </w:style>
-  <w:style w:type="character" w:customStyle="1" w:styleId="Heading8Char">
+  <w:style w:type="character" w:styleId="Heading8Char" w:customStyle="1">
     <w:name w:val="Heading 8 Char"/>
     <w:basedOn w:val="DefaultParagraphFont"/>
     <w:link w:val="Heading8"/>
@@ -1709,13 +1764,13 @@
     <w:semiHidden/>
     <w:rsid w:val="00FC693F"/>
     <w:rPr>
-      <w:rFonts w:asciiTheme="majorHAnsi" w:eastAsiaTheme="majorEastAsia" w:hAnsiTheme="majorHAnsi" w:cstheme="majorBidi"/>
+      <w:rFonts w:asciiTheme="majorHAnsi" w:hAnsiTheme="majorHAnsi" w:eastAsiaTheme="majorEastAsia" w:cstheme="majorBidi"/>
       <w:color w:val="4F81BD" w:themeColor="accent1"/>
       <w:sz w:val="20"/>
       <w:szCs w:val="20"/>
     </w:rPr>
   </w:style>
-  <w:style w:type="character" w:customStyle="1" w:styleId="Heading9Char">
+  <w:style w:type="character" w:styleId="Heading9Char" w:customStyle="1">
     <w:name w:val="Heading 9 Char"/>
     <w:basedOn w:val="DefaultParagraphFont"/>
     <w:link w:val="Heading9"/>
@@ -1723,7 +1778,7 @@
     <w:semiHidden/>
     <w:rsid w:val="00FC693F"/>
     <w:rPr>
-      <w:rFonts w:asciiTheme="majorHAnsi" w:eastAsiaTheme="majorEastAsia" w:hAnsiTheme="majorHAnsi" w:cstheme="majorBidi"/>
+      <w:rFonts w:asciiTheme="majorHAnsi" w:hAnsiTheme="majorHAnsi" w:eastAsiaTheme="majorEastAsia" w:cstheme="majorBidi"/>
       <w:i/>
       <w:iCs/>
       <w:color w:val="404040" w:themeColor="text1" w:themeTint="BF"/>
@@ -1783,7 +1838,7 @@
     <w:rsid w:val="00FC693F"/>
     <w:pPr>
       <w:pBdr>
-        <w:bottom w:val="single" w:sz="4" w:space="4" w:color="4F81BD" w:themeColor="accent1"/>
+        <w:bottom w:val="single" w:color="4F81BD" w:themeColor="accent1" w:sz="4" w:space="4"/>
       </w:pBdr>
       <w:spacing w:before="200" w:after="280"/>
       <w:ind w:left="936" w:right="936"/>
@@ -1796,7 +1851,7 @@
       <w:color w:val="4F81BD" w:themeColor="accent1"/>
     </w:rPr>
   </w:style>
-  <w:style w:type="character" w:customStyle="1" w:styleId="IntenseQuoteChar">
+  <w:style w:type="character" w:styleId="IntenseQuoteChar" w:customStyle="1">
     <w:name w:val="Intense Quote Char"/>
     <w:basedOn w:val="DefaultParagraphFont"/>
     <w:link w:val="IntenseQuote"/>
@@ -1900,12 +1955,12 @@
     <w:tblPr>
       <w:tblInd w:w="0" w:type="dxa"/>
       <w:tblBorders>
-        <w:top w:val="single" w:sz="4" w:space="0" w:color="auto"/>
-        <w:left w:val="single" w:sz="4" w:space="0" w:color="auto"/>
-        <w:bottom w:val="single" w:sz="4" w:space="0" w:color="auto"/>
-        <w:right w:val="single" w:sz="4" w:space="0" w:color="auto"/>
-        <w:insideH w:val="single" w:sz="4" w:space="0" w:color="auto"/>
-        <w:insideV w:val="single" w:sz="4" w:space="0" w:color="auto"/>
+        <w:top w:val="single" w:color="auto" w:sz="4" w:space="0"/>
+        <w:left w:val="single" w:color="auto" w:sz="4" w:space="0"/>
+        <w:bottom w:val="single" w:color="auto" w:sz="4" w:space="0"/>
+        <w:right w:val="single" w:color="auto" w:sz="4" w:space="0"/>
+        <w:insideH w:val="single" w:color="auto" w:sz="4" w:space="0"/>
+        <w:insideV w:val="single" w:color="auto" w:sz="4" w:space="0"/>
       </w:tblBorders>
       <w:tblCellMar>
         <w:top w:w="0" w:type="dxa"/>
@@ -1931,8 +1986,8 @@
       <w:tblStyleColBandSize w:val="1"/>
       <w:tblInd w:w="0" w:type="dxa"/>
       <w:tblBorders>
-        <w:top w:val="single" w:sz="8" w:space="0" w:color="000000" w:themeColor="text1"/>
-        <w:bottom w:val="single" w:sz="8" w:space="0" w:color="000000" w:themeColor="text1"/>
+        <w:top w:val="single" w:color="000000" w:themeColor="text1" w:sz="8" w:space="0"/>
+        <w:bottom w:val="single" w:color="000000" w:themeColor="text1" w:sz="8" w:space="0"/>
       </w:tblBorders>
       <w:tblCellMar>
         <w:top w:w="0" w:type="dxa"/>
@@ -1952,9 +2007,9 @@
       <w:tblPr/>
       <w:tcPr>
         <w:tcBorders>
-          <w:top w:val="single" w:sz="8" w:space="0" w:color="000000" w:themeColor="text1"/>
-          <w:left w:val="nil"/>
-          <w:bottom w:val="single" w:sz="8" w:space="0" w:color="000000" w:themeColor="text1"/>
+          <w:top w:val="single" w:color="000000" w:themeColor="text1" w:sz="8" w:space="0"/>
+          <w:left w:val="nil"/>
+          <w:bottom w:val="single" w:color="000000" w:themeColor="text1" w:sz="8" w:space="0"/>
           <w:right w:val="nil"/>
           <w:insideH w:val="nil"/>
           <w:insideV w:val="nil"/>
@@ -1972,9 +2027,9 @@
       <w:tblPr/>
       <w:tcPr>
         <w:tcBorders>
-          <w:top w:val="single" w:sz="8" w:space="0" w:color="000000" w:themeColor="text1"/>
-          <w:left w:val="nil"/>
-          <w:bottom w:val="single" w:sz="8" w:space="0" w:color="000000" w:themeColor="text1"/>
+          <w:top w:val="single" w:color="000000" w:themeColor="text1" w:sz="8" w:space="0"/>
+          <w:left w:val="nil"/>
+          <w:bottom w:val="single" w:color="000000" w:themeColor="text1" w:sz="8" w:space="0"/>
           <w:right w:val="nil"/>
           <w:insideH w:val="nil"/>
           <w:insideV w:val="nil"/>
@@ -2034,8 +2089,8 @@
       <w:tblStyleColBandSize w:val="1"/>
       <w:tblInd w:w="0" w:type="dxa"/>
       <w:tblBorders>
-        <w:top w:val="single" w:sz="8" w:space="0" w:color="4F81BD" w:themeColor="accent1"/>
-        <w:bottom w:val="single" w:sz="8" w:space="0" w:color="4F81BD" w:themeColor="accent1"/>
+        <w:top w:val="single" w:color="4F81BD" w:themeColor="accent1" w:sz="8" w:space="0"/>
+        <w:bottom w:val="single" w:color="4F81BD" w:themeColor="accent1" w:sz="8" w:space="0"/>
       </w:tblBorders>
       <w:tblCellMar>
         <w:top w:w="0" w:type="dxa"/>
@@ -2055,9 +2110,9 @@
       <w:tblPr/>
       <w:tcPr>
         <w:tcBorders>
-          <w:top w:val="single" w:sz="8" w:space="0" w:color="4F81BD" w:themeColor="accent1"/>
-          <w:left w:val="nil"/>
-          <w:bottom w:val="single" w:sz="8" w:space="0" w:color="4F81BD" w:themeColor="accent1"/>
+          <w:top w:val="single" w:color="4F81BD" w:themeColor="accent1" w:sz="8" w:space="0"/>
+          <w:left w:val="nil"/>
+          <w:bottom w:val="single" w:color="4F81BD" w:themeColor="accent1" w:sz="8" w:space="0"/>
           <w:right w:val="nil"/>
           <w:insideH w:val="nil"/>
           <w:insideV w:val="nil"/>
@@ -2075,9 +2130,9 @@
       <w:tblPr/>
       <w:tcPr>
         <w:tcBorders>
-          <w:top w:val="single" w:sz="8" w:space="0" w:color="4F81BD" w:themeColor="accent1"/>
-          <w:left w:val="nil"/>
-          <w:bottom w:val="single" w:sz="8" w:space="0" w:color="4F81BD" w:themeColor="accent1"/>
+          <w:top w:val="single" w:color="4F81BD" w:themeColor="accent1" w:sz="8" w:space="0"/>
+          <w:left w:val="nil"/>
+          <w:bottom w:val="single" w:color="4F81BD" w:themeColor="accent1" w:sz="8" w:space="0"/>
           <w:right w:val="nil"/>
           <w:insideH w:val="nil"/>
           <w:insideV w:val="nil"/>
@@ -2137,8 +2192,8 @@
       <w:tblStyleColBandSize w:val="1"/>
       <w:tblInd w:w="0" w:type="dxa"/>
       <w:tblBorders>
-        <w:top w:val="single" w:sz="8" w:space="0" w:color="C0504D" w:themeColor="accent2"/>
-        <w:bottom w:val="single" w:sz="8" w:space="0" w:color="C0504D" w:themeColor="accent2"/>
+        <w:top w:val="single" w:color="C0504D" w:themeColor="accent2" w:sz="8" w:space="0"/>
+        <w:bottom w:val="single" w:color="C0504D" w:themeColor="accent2" w:sz="8" w:space="0"/>
       </w:tblBorders>
       <w:tblCellMar>
         <w:top w:w="0" w:type="dxa"/>
@@ -2158,9 +2213,9 @@
       <w:tblPr/>
       <w:tcPr>
         <w:tcBorders>
-          <w:top w:val="single" w:sz="8" w:space="0" w:color="C0504D" w:themeColor="accent2"/>
-          <w:left w:val="nil"/>
-          <w:bottom w:val="single" w:sz="8" w:space="0" w:color="C0504D" w:themeColor="accent2"/>
+          <w:top w:val="single" w:color="C0504D" w:themeColor="accent2" w:sz="8" w:space="0"/>
+          <w:left w:val="nil"/>
+          <w:bottom w:val="single" w:color="C0504D" w:themeColor="accent2" w:sz="8" w:space="0"/>
           <w:right w:val="nil"/>
           <w:insideH w:val="nil"/>
           <w:insideV w:val="nil"/>
@@ -2178,9 +2233,9 @@
       <w:tblPr/>
       <w:tcPr>
         <w:tcBorders>
-          <w:top w:val="single" w:sz="8" w:space="0" w:color="C0504D" w:themeColor="accent2"/>
-          <w:left w:val="nil"/>
-          <w:bottom w:val="single" w:sz="8" w:space="0" w:color="C0504D" w:themeColor="accent2"/>
+          <w:top w:val="single" w:color="C0504D" w:themeColor="accent2" w:sz="8" w:space="0"/>
+          <w:left w:val="nil"/>
+          <w:bottom w:val="single" w:color="C0504D" w:themeColor="accent2" w:sz="8" w:space="0"/>
           <w:right w:val="nil"/>
           <w:insideH w:val="nil"/>
           <w:insideV w:val="nil"/>
@@ -2240,8 +2295,8 @@
       <w:tblStyleColBandSize w:val="1"/>
       <w:tblInd w:w="0" w:type="dxa"/>
       <w:tblBorders>
-        <w:top w:val="single" w:sz="8" w:space="0" w:color="9BBB59" w:themeColor="accent3"/>
-        <w:bottom w:val="single" w:sz="8" w:space="0" w:color="9BBB59" w:themeColor="accent3"/>
+        <w:top w:val="single" w:color="9BBB59" w:themeColor="accent3" w:sz="8" w:space="0"/>
+        <w:bottom w:val="single" w:color="9BBB59" w:themeColor="accent3" w:sz="8" w:space="0"/>
       </w:tblBorders>
       <w:tblCellMar>
         <w:top w:w="0" w:type="dxa"/>
@@ -2261,9 +2316,9 @@
       <w:tblPr/>
       <w:tcPr>
         <w:tcBorders>
-          <w:top w:val="single" w:sz="8" w:space="0" w:color="9BBB59" w:themeColor="accent3"/>
-          <w:left w:val="nil"/>
-          <w:bottom w:val="single" w:sz="8" w:space="0" w:color="9BBB59" w:themeColor="accent3"/>
+          <w:top w:val="single" w:color="9BBB59" w:themeColor="accent3" w:sz="8" w:space="0"/>
+          <w:left w:val="nil"/>
+          <w:bottom w:val="single" w:color="9BBB59" w:themeColor="accent3" w:sz="8" w:space="0"/>
           <w:right w:val="nil"/>
           <w:insideH w:val="nil"/>
           <w:insideV w:val="nil"/>
@@ -2281,9 +2336,9 @@
       <w:tblPr/>
       <w:tcPr>
         <w:tcBorders>
-          <w:top w:val="single" w:sz="8" w:space="0" w:color="9BBB59" w:themeColor="accent3"/>
-          <w:left w:val="nil"/>
-          <w:bottom w:val="single" w:sz="8" w:space="0" w:color="9BBB59" w:themeColor="accent3"/>
+          <w:top w:val="single" w:color="9BBB59" w:themeColor="accent3" w:sz="8" w:space="0"/>
+          <w:left w:val="nil"/>
+          <w:bottom w:val="single" w:color="9BBB59" w:themeColor="accent3" w:sz="8" w:space="0"/>
           <w:right w:val="nil"/>
           <w:insideH w:val="nil"/>
           <w:insideV w:val="nil"/>
@@ -2343,8 +2398,8 @@
       <w:tblStyleColBandSize w:val="1"/>
       <w:tblInd w:w="0" w:type="dxa"/>
       <w:tblBorders>
-        <w:top w:val="single" w:sz="8" w:space="0" w:color="8064A2" w:themeColor="accent4"/>
-        <w:bottom w:val="single" w:sz="8" w:space="0" w:color="8064A2" w:themeColor="accent4"/>
+        <w:top w:val="single" w:color="8064A2" w:themeColor="accent4" w:sz="8" w:space="0"/>
+        <w:bottom w:val="single" w:color="8064A2" w:themeColor="accent4" w:sz="8" w:space="0"/>
       </w:tblBorders>
       <w:tblCellMar>
         <w:top w:w="0" w:type="dxa"/>
@@ -2364,9 +2419,9 @@
       <w:tblPr/>
       <w:tcPr>
         <w:tcBorders>
-          <w:top w:val="single" w:sz="8" w:space="0" w:color="8064A2" w:themeColor="accent4"/>
-          <w:left w:val="nil"/>
-          <w:bottom w:val="single" w:sz="8" w:space="0" w:color="8064A2" w:themeColor="accent4"/>
+          <w:top w:val="single" w:color="8064A2" w:themeColor="accent4" w:sz="8" w:space="0"/>
+          <w:left w:val="nil"/>
+          <w:bottom w:val="single" w:color="8064A2" w:themeColor="accent4" w:sz="8" w:space="0"/>
           <w:right w:val="nil"/>
           <w:insideH w:val="nil"/>
           <w:insideV w:val="nil"/>
@@ -2384,9 +2439,9 @@
       <w:tblPr/>
       <w:tcPr>
         <w:tcBorders>
-          <w:top w:val="single" w:sz="8" w:space="0" w:color="8064A2" w:themeColor="accent4"/>
-          <w:left w:val="nil"/>
-          <w:bottom w:val="single" w:sz="8" w:space="0" w:color="8064A2" w:themeColor="accent4"/>
+          <w:top w:val="single" w:color="8064A2" w:themeColor="accent4" w:sz="8" w:space="0"/>
+          <w:left w:val="nil"/>
+          <w:bottom w:val="single" w:color="8064A2" w:themeColor="accent4" w:sz="8" w:space="0"/>
           <w:right w:val="nil"/>
           <w:insideH w:val="nil"/>
           <w:insideV w:val="nil"/>
@@ -2446,8 +2501,8 @@
       <w:tblStyleColBandSize w:val="1"/>
       <w:tblInd w:w="0" w:type="dxa"/>
       <w:tblBorders>
-        <w:top w:val="single" w:sz="8" w:space="0" w:color="4BACC6" w:themeColor="accent5"/>
-        <w:bottom w:val="single" w:sz="8" w:space="0" w:color="4BACC6" w:themeColor="accent5"/>
+        <w:top w:val="single" w:color="4BACC6" w:themeColor="accent5" w:sz="8" w:space="0"/>
+        <w:bottom w:val="single" w:color="4BACC6" w:themeColor="accent5" w:sz="8" w:space="0"/>
       </w:tblBorders>
       <w:tblCellMar>
         <w:top w:w="0" w:type="dxa"/>
@@ -2467,9 +2522,9 @@
       <w:tblPr/>
       <w:tcPr>
         <w:tcBorders>
-          <w:top w:val="single" w:sz="8" w:space="0" w:color="4BACC6" w:themeColor="accent5"/>
-          <w:left w:val="nil"/>
-          <w:bottom w:val="single" w:sz="8" w:space="0" w:color="4BACC6" w:themeColor="accent5"/>
+          <w:top w:val="single" w:color="4BACC6" w:themeColor="accent5" w:sz="8" w:space="0"/>
+          <w:left w:val="nil"/>
+          <w:bottom w:val="single" w:color="4BACC6" w:themeColor="accent5" w:sz="8" w:space="0"/>
           <w:right w:val="nil"/>
           <w:insideH w:val="nil"/>
           <w:insideV w:val="nil"/>
@@ -2487,9 +2542,9 @@
       <w:tblPr/>
       <w:tcPr>
         <w:tcBorders>
-          <w:top w:val="single" w:sz="8" w:space="0" w:color="4BACC6" w:themeColor="accent5"/>
-          <w:left w:val="nil"/>
-          <w:bottom w:val="single" w:sz="8" w:space="0" w:color="4BACC6" w:themeColor="accent5"/>
+          <w:top w:val="single" w:color="4BACC6" w:themeColor="accent5" w:sz="8" w:space="0"/>
+          <w:left w:val="nil"/>
+          <w:bottom w:val="single" w:color="4BACC6" w:themeColor="accent5" w:sz="8" w:space="0"/>
           <w:right w:val="nil"/>
           <w:insideH w:val="nil"/>
           <w:insideV w:val="nil"/>
@@ -2549,8 +2604,8 @@
       <w:tblStyleColBandSize w:val="1"/>
       <w:tblInd w:w="0" w:type="dxa"/>
       <w:tblBorders>
-        <w:top w:val="single" w:sz="8" w:space="0" w:color="F79646" w:themeColor="accent6"/>
-        <w:bottom w:val="single" w:sz="8" w:space="0" w:color="F79646" w:themeColor="accent6"/>
+        <w:top w:val="single" w:color="F79646" w:themeColor="accent6" w:sz="8" w:space="0"/>
+        <w:bottom w:val="single" w:color="F79646" w:themeColor="accent6" w:sz="8" w:space="0"/>
       </w:tblBorders>
       <w:tblCellMar>
         <w:top w:w="0" w:type="dxa"/>
@@ -2570,9 +2625,9 @@
       <w:tblPr/>
       <w:tcPr>
         <w:tcBorders>
-          <w:top w:val="single" w:sz="8" w:space="0" w:color="F79646" w:themeColor="accent6"/>
-          <w:left w:val="nil"/>
-          <w:bottom w:val="single" w:sz="8" w:space="0" w:color="F79646" w:themeColor="accent6"/>
+          <w:top w:val="single" w:color="F79646" w:themeColor="accent6" w:sz="8" w:space="0"/>
+          <w:left w:val="nil"/>
+          <w:bottom w:val="single" w:color="F79646" w:themeColor="accent6" w:sz="8" w:space="0"/>
           <w:right w:val="nil"/>
           <w:insideH w:val="nil"/>
           <w:insideV w:val="nil"/>
@@ -2590,9 +2645,9 @@
       <w:tblPr/>
       <w:tcPr>
         <w:tcBorders>
-          <w:top w:val="single" w:sz="8" w:space="0" w:color="F79646" w:themeColor="accent6"/>
-          <w:left w:val="nil"/>
-          <w:bottom w:val="single" w:sz="8" w:space="0" w:color="F79646" w:themeColor="accent6"/>
+          <w:top w:val="single" w:color="F79646" w:themeColor="accent6" w:sz="8" w:space="0"/>
+          <w:left w:val="nil"/>
+          <w:bottom w:val="single" w:color="F79646" w:themeColor="accent6" w:sz="8" w:space="0"/>
           <w:right w:val="nil"/>
           <w:insideH w:val="nil"/>
           <w:insideV w:val="nil"/>
@@ -2649,10 +2704,10 @@
       <w:tblStyleColBandSize w:val="1"/>
       <w:tblInd w:w="0" w:type="dxa"/>
       <w:tblBorders>
-        <w:top w:val="single" w:sz="8" w:space="0" w:color="000000" w:themeColor="text1"/>
-        <w:left w:val="single" w:sz="8" w:space="0" w:color="000000" w:themeColor="text1"/>
-        <w:bottom w:val="single" w:sz="8" w:space="0" w:color="000000" w:themeColor="text1"/>
-        <w:right w:val="single" w:sz="8" w:space="0" w:color="000000" w:themeColor="text1"/>
+        <w:top w:val="single" w:color="000000" w:themeColor="text1" w:sz="8" w:space="0"/>
+        <w:left w:val="single" w:color="000000" w:themeColor="text1" w:sz="8" w:space="0"/>
+        <w:bottom w:val="single" w:color="000000" w:themeColor="text1" w:sz="8" w:space="0"/>
+        <w:right w:val="single" w:color="000000" w:themeColor="text1" w:sz="8" w:space="0"/>
       </w:tblBorders>
       <w:tblCellMar>
         <w:top w:w="0" w:type="dxa"/>
@@ -2686,10 +2741,10 @@
       <w:tblPr/>
       <w:tcPr>
         <w:tcBorders>
-          <w:top w:val="double" w:sz="6" w:space="0" w:color="000000" w:themeColor="text1"/>
-          <w:left w:val="single" w:sz="8" w:space="0" w:color="000000" w:themeColor="text1"/>
-          <w:bottom w:val="single" w:sz="8" w:space="0" w:color="000000" w:themeColor="text1"/>
-          <w:right w:val="single" w:sz="8" w:space="0" w:color="000000" w:themeColor="text1"/>
+          <w:top w:val="double" w:color="000000" w:themeColor="text1" w:sz="6" w:space="0"/>
+          <w:left w:val="single" w:color="000000" w:themeColor="text1" w:sz="8" w:space="0"/>
+          <w:bottom w:val="single" w:color="000000" w:themeColor="text1" w:sz="8" w:space="0"/>
+          <w:right w:val="single" w:color="000000" w:themeColor="text1" w:sz="8" w:space="0"/>
         </w:tcBorders>
       </w:tcPr>
     </w:tblStylePr>
@@ -2709,10 +2764,10 @@
       <w:tblPr/>
       <w:tcPr>
         <w:tcBorders>
-          <w:top w:val="single" w:sz="8" w:space="0" w:color="000000" w:themeColor="text1"/>
-          <w:left w:val="single" w:sz="8" w:space="0" w:color="000000" w:themeColor="text1"/>
-          <w:bottom w:val="single" w:sz="8" w:space="0" w:color="000000" w:themeColor="text1"/>
-          <w:right w:val="single" w:sz="8" w:space="0" w:color="000000" w:themeColor="text1"/>
+          <w:top w:val="single" w:color="000000" w:themeColor="text1" w:sz="8" w:space="0"/>
+          <w:left w:val="single" w:color="000000" w:themeColor="text1" w:sz="8" w:space="0"/>
+          <w:bottom w:val="single" w:color="000000" w:themeColor="text1" w:sz="8" w:space="0"/>
+          <w:right w:val="single" w:color="000000" w:themeColor="text1" w:sz="8" w:space="0"/>
         </w:tcBorders>
       </w:tcPr>
     </w:tblStylePr>
@@ -2720,10 +2775,10 @@
       <w:tblPr/>
       <w:tcPr>
         <w:tcBorders>
-          <w:top w:val="single" w:sz="8" w:space="0" w:color="000000" w:themeColor="text1"/>
-          <w:left w:val="single" w:sz="8" w:space="0" w:color="000000" w:themeColor="text1"/>
-          <w:bottom w:val="single" w:sz="8" w:space="0" w:color="000000" w:themeColor="text1"/>
-          <w:right w:val="single" w:sz="8" w:space="0" w:color="000000" w:themeColor="text1"/>
+          <w:top w:val="single" w:color="000000" w:themeColor="text1" w:sz="8" w:space="0"/>
+          <w:left w:val="single" w:color="000000" w:themeColor="text1" w:sz="8" w:space="0"/>
+          <w:bottom w:val="single" w:color="000000" w:themeColor="text1" w:sz="8" w:space="0"/>
+          <w:right w:val="single" w:color="000000" w:themeColor="text1" w:sz="8" w:space="0"/>
         </w:tcBorders>
       </w:tcPr>
     </w:tblStylePr>
@@ -2741,10 +2796,10 @@
       <w:tblStyleColBandSize w:val="1"/>
       <w:tblInd w:w="0" w:type="dxa"/>
       <w:tblBorders>
-        <w:top w:val="single" w:sz="8" w:space="0" w:color="4F81BD" w:themeColor="accent1"/>
-        <w:left w:val="single" w:sz="8" w:space="0" w:color="4F81BD" w:themeColor="accent1"/>
-        <w:bottom w:val="single" w:sz="8" w:space="0" w:color="4F81BD" w:themeColor="accent1"/>
-        <w:right w:val="single" w:sz="8" w:space="0" w:color="4F81BD" w:themeColor="accent1"/>
+        <w:top w:val="single" w:color="4F81BD" w:themeColor="accent1" w:sz="8" w:space="0"/>
+        <w:left w:val="single" w:color="4F81BD" w:themeColor="accent1" w:sz="8" w:space="0"/>
+        <w:bottom w:val="single" w:color="4F81BD" w:themeColor="accent1" w:sz="8" w:space="0"/>
+        <w:right w:val="single" w:color="4F81BD" w:themeColor="accent1" w:sz="8" w:space="0"/>
       </w:tblBorders>
       <w:tblCellMar>
         <w:top w:w="0" w:type="dxa"/>
@@ -2778,10 +2833,10 @@
       <w:tblPr/>
       <w:tcPr>
         <w:tcBorders>
-          <w:top w:val="double" w:sz="6" w:space="0" w:color="4F81BD" w:themeColor="accent1"/>
-          <w:left w:val="single" w:sz="8" w:space="0" w:color="4F81BD" w:themeColor="accent1"/>
-          <w:bottom w:val="single" w:sz="8" w:space="0" w:color="4F81BD" w:themeColor="accent1"/>
-          <w:right w:val="single" w:sz="8" w:space="0" w:color="4F81BD" w:themeColor="accent1"/>
+          <w:top w:val="double" w:color="4F81BD" w:themeColor="accent1" w:sz="6" w:space="0"/>
+          <w:left w:val="single" w:color="4F81BD" w:themeColor="accent1" w:sz="8" w:space="0"/>
+          <w:bottom w:val="single" w:color="4F81BD" w:themeColor="accent1" w:sz="8" w:space="0"/>
+          <w:right w:val="single" w:color="4F81BD" w:themeColor="accent1" w:sz="8" w:space="0"/>
         </w:tcBorders>
       </w:tcPr>
     </w:tblStylePr>
@@ -2801,10 +2856,10 @@
       <w:tblPr/>
       <w:tcPr>
         <w:tcBorders>
-          <w:top w:val="single" w:sz="8" w:space="0" w:color="4F81BD" w:themeColor="accent1"/>
-          <w:left w:val="single" w:sz="8" w:space="0" w:color="4F81BD" w:themeColor="accent1"/>
-          <w:bottom w:val="single" w:sz="8" w:space="0" w:color="4F81BD" w:themeColor="accent1"/>
-          <w:right w:val="single" w:sz="8" w:space="0" w:color="4F81BD" w:themeColor="accent1"/>
+          <w:top w:val="single" w:color="4F81BD" w:themeColor="accent1" w:sz="8" w:space="0"/>
+          <w:left w:val="single" w:color="4F81BD" w:themeColor="accent1" w:sz="8" w:space="0"/>
+          <w:bottom w:val="single" w:color="4F81BD" w:themeColor="accent1" w:sz="8" w:space="0"/>
+          <w:right w:val="single" w:color="4F81BD" w:themeColor="accent1" w:sz="8" w:space="0"/>
         </w:tcBorders>
       </w:tcPr>
     </w:tblStylePr>
@@ -2812,10 +2867,10 @@
       <w:tblPr/>
       <w:tcPr>
         <w:tcBorders>
-          <w:top w:val="single" w:sz="8" w:space="0" w:color="4F81BD" w:themeColor="accent1"/>
-          <w:left w:val="single" w:sz="8" w:space="0" w:color="4F81BD" w:themeColor="accent1"/>
-          <w:bottom w:val="single" w:sz="8" w:space="0" w:color="4F81BD" w:themeColor="accent1"/>
-          <w:right w:val="single" w:sz="8" w:space="0" w:color="4F81BD" w:themeColor="accent1"/>
+          <w:top w:val="single" w:color="4F81BD" w:themeColor="accent1" w:sz="8" w:space="0"/>
+          <w:left w:val="single" w:color="4F81BD" w:themeColor="accent1" w:sz="8" w:space="0"/>
+          <w:bottom w:val="single" w:color="4F81BD" w:themeColor="accent1" w:sz="8" w:space="0"/>
+          <w:right w:val="single" w:color="4F81BD" w:themeColor="accent1" w:sz="8" w:space="0"/>
         </w:tcBorders>
       </w:tcPr>
     </w:tblStylePr>
@@ -2833,10 +2888,10 @@
       <w:tblStyleColBandSize w:val="1"/>
       <w:tblInd w:w="0" w:type="dxa"/>
       <w:tblBorders>
-        <w:top w:val="single" w:sz="8" w:space="0" w:color="C0504D" w:themeColor="accent2"/>
-        <w:left w:val="single" w:sz="8" w:space="0" w:color="C0504D" w:themeColor="accent2"/>
-        <w:bottom w:val="single" w:sz="8" w:space="0" w:color="C0504D" w:themeColor="accent2"/>
-        <w:right w:val="single" w:sz="8" w:space="0" w:color="C0504D" w:themeColor="accent2"/>
+        <w:top w:val="single" w:color="C0504D" w:themeColor="accent2" w:sz="8" w:space="0"/>
+        <w:left w:val="single" w:color="C0504D" w:themeColor="accent2" w:sz="8" w:space="0"/>
+        <w:bottom w:val="single" w:color="C0504D" w:themeColor="accent2" w:sz="8" w:space="0"/>
+        <w:right w:val="single" w:color="C0504D" w:themeColor="accent2" w:sz="8" w:space="0"/>
       </w:tblBorders>
       <w:tblCellMar>
         <w:top w:w="0" w:type="dxa"/>
@@ -2870,10 +2925,10 @@
       <w:tblPr/>
       <w:tcPr>
         <w:tcBorders>
-          <w:top w:val="double" w:sz="6" w:space="0" w:color="C0504D" w:themeColor="accent2"/>
-          <w:left w:val="single" w:sz="8" w:space="0" w:color="C0504D" w:themeColor="accent2"/>
-          <w:bottom w:val="single" w:sz="8" w:space="0" w:color="C0504D" w:themeColor="accent2"/>
-          <w:right w:val="single" w:sz="8" w:space="0" w:color="C0504D" w:themeColor="accent2"/>
+          <w:top w:val="double" w:color="C0504D" w:themeColor="accent2" w:sz="6" w:space="0"/>
+          <w:left w:val="single" w:color="C0504D" w:themeColor="accent2" w:sz="8" w:space="0"/>
+          <w:bottom w:val="single" w:color="C0504D" w:themeColor="accent2" w:sz="8" w:space="0"/>
+          <w:right w:val="single" w:color="C0504D" w:themeColor="accent2" w:sz="8" w:space="0"/>
         </w:tcBorders>
       </w:tcPr>
     </w:tblStylePr>
@@ -2893,10 +2948,10 @@
       <w:tblPr/>
       <w:tcPr>
         <w:tcBorders>
-          <w:top w:val="single" w:sz="8" w:space="0" w:color="C0504D" w:themeColor="accent2"/>
-          <w:left w:val="single" w:sz="8" w:space="0" w:color="C0504D" w:themeColor="accent2"/>
-          <w:bottom w:val="single" w:sz="8" w:space="0" w:color="C0504D" w:themeColor="accent2"/>
-          <w:right w:val="single" w:sz="8" w:space="0" w:color="C0504D" w:themeColor="accent2"/>
+          <w:top w:val="single" w:color="C0504D" w:themeColor="accent2" w:sz="8" w:space="0"/>
+          <w:left w:val="single" w:color="C0504D" w:themeColor="accent2" w:sz="8" w:space="0"/>
+          <w:bottom w:val="single" w:color="C0504D" w:themeColor="accent2" w:sz="8" w:space="0"/>
+          <w:right w:val="single" w:color="C0504D" w:themeColor="accent2" w:sz="8" w:space="0"/>
         </w:tcBorders>
       </w:tcPr>
     </w:tblStylePr>
@@ -2904,10 +2959,10 @@
       <w:tblPr/>
       <w:tcPr>
         <w:tcBorders>
-          <w:top w:val="single" w:sz="8" w:space="0" w:color="C0504D" w:themeColor="accent2"/>
-          <w:left w:val="single" w:sz="8" w:space="0" w:color="C0504D" w:themeColor="accent2"/>
-          <w:bottom w:val="single" w:sz="8" w:space="0" w:color="C0504D" w:themeColor="accent2"/>
-          <w:right w:val="single" w:sz="8" w:space="0" w:color="C0504D" w:themeColor="accent2"/>
+          <w:top w:val="single" w:color="C0504D" w:themeColor="accent2" w:sz="8" w:space="0"/>
+          <w:left w:val="single" w:color="C0504D" w:themeColor="accent2" w:sz="8" w:space="0"/>
+          <w:bottom w:val="single" w:color="C0504D" w:themeColor="accent2" w:sz="8" w:space="0"/>
+          <w:right w:val="single" w:color="C0504D" w:themeColor="accent2" w:sz="8" w:space="0"/>
         </w:tcBorders>
       </w:tcPr>
     </w:tblStylePr>
@@ -2925,10 +2980,10 @@
       <w:tblStyleColBandSize w:val="1"/>
       <w:tblInd w:w="0" w:type="dxa"/>
       <w:tblBorders>
-        <w:top w:val="single" w:sz="8" w:space="0" w:color="9BBB59" w:themeColor="accent3"/>
-        <w:left w:val="single" w:sz="8" w:space="0" w:color="9BBB59" w:themeColor="accent3"/>
-        <w:bottom w:val="single" w:sz="8" w:space="0" w:color="9BBB59" w:themeColor="accent3"/>
-        <w:right w:val="single" w:sz="8" w:space="0" w:color="9BBB59" w:themeColor="accent3"/>
+        <w:top w:val="single" w:color="9BBB59" w:themeColor="accent3" w:sz="8" w:space="0"/>
+        <w:left w:val="single" w:color="9BBB59" w:themeColor="accent3" w:sz="8" w:space="0"/>
+        <w:bottom w:val="single" w:color="9BBB59" w:themeColor="accent3" w:sz="8" w:space="0"/>
+        <w:right w:val="single" w:color="9BBB59" w:themeColor="accent3" w:sz="8" w:space="0"/>
       </w:tblBorders>
       <w:tblCellMar>
         <w:top w:w="0" w:type="dxa"/>
@@ -2962,10 +3017,10 @@
       <w:tblPr/>
       <w:tcPr>
         <w:tcBorders>
-          <w:top w:val="double" w:sz="6" w:space="0" w:color="9BBB59" w:themeColor="accent3"/>
-          <w:left w:val="single" w:sz="8" w:space="0" w:color="9BBB59" w:themeColor="accent3"/>
-          <w:bottom w:val="single" w:sz="8" w:space="0" w:color="9BBB59" w:themeColor="accent3"/>
-          <w:right w:val="single" w:sz="8" w:space="0" w:color="9BBB59" w:themeColor="accent3"/>
+          <w:top w:val="double" w:color="9BBB59" w:themeColor="accent3" w:sz="6" w:space="0"/>
+          <w:left w:val="single" w:color="9BBB59" w:themeColor="accent3" w:sz="8" w:space="0"/>
+          <w:bottom w:val="single" w:color="9BBB59" w:themeColor="accent3" w:sz="8" w:space="0"/>
+          <w:right w:val="single" w:color="9BBB59" w:themeColor="accent3" w:sz="8" w:space="0"/>
         </w:tcBorders>
       </w:tcPr>
     </w:tblStylePr>
@@ -2985,10 +3040,10 @@
       <w:tblPr/>
       <w:tcPr>
         <w:tcBorders>
-          <w:top w:val="single" w:sz="8" w:space="0" w:color="9BBB59" w:themeColor="accent3"/>
-          <w:left w:val="single" w:sz="8" w:space="0" w:color="9BBB59" w:themeColor="accent3"/>
-          <w:bottom w:val="single" w:sz="8" w:space="0" w:color="9BBB59" w:themeColor="accent3"/>
-          <w:right w:val="single" w:sz="8" w:space="0" w:color="9BBB59" w:themeColor="accent3"/>
+          <w:top w:val="single" w:color="9BBB59" w:themeColor="accent3" w:sz="8" w:space="0"/>
+          <w:left w:val="single" w:color="9BBB59" w:themeColor="accent3" w:sz="8" w:space="0"/>
+          <w:bottom w:val="single" w:color="9BBB59" w:themeColor="accent3" w:sz="8" w:space="0"/>
+          <w:right w:val="single" w:color="9BBB59" w:themeColor="accent3" w:sz="8" w:space="0"/>
         </w:tcBorders>
       </w:tcPr>
     </w:tblStylePr>
@@ -2996,10 +3051,10 @@
       <w:tblPr/>
       <w:tcPr>
         <w:tcBorders>
-          <w:top w:val="single" w:sz="8" w:space="0" w:color="9BBB59" w:themeColor="accent3"/>
-          <w:left w:val="single" w:sz="8" w:space="0" w:color="9BBB59" w:themeColor="accent3"/>
-          <w:bottom w:val="single" w:sz="8" w:space="0" w:color="9BBB59" w:themeColor="accent3"/>
-          <w:right w:val="single" w:sz="8" w:space="0" w:color="9BBB59" w:themeColor="accent3"/>
+          <w:top w:val="single" w:color="9BBB59" w:themeColor="accent3" w:sz="8" w:space="0"/>
+          <w:left w:val="single" w:color="9BBB59" w:themeColor="accent3" w:sz="8" w:space="0"/>
+          <w:bottom w:val="single" w:color="9BBB59" w:themeColor="accent3" w:sz="8" w:space="0"/>
+          <w:right w:val="single" w:color="9BBB59" w:themeColor="accent3" w:sz="8" w:space="0"/>
         </w:tcBorders>
       </w:tcPr>
     </w:tblStylePr>
@@ -3017,10 +3072,10 @@
       <w:tblStyleColBandSize w:val="1"/>
       <w:tblInd w:w="0" w:type="dxa"/>
       <w:tblBorders>
-        <w:top w:val="single" w:sz="8" w:space="0" w:color="8064A2" w:themeColor="accent4"/>
-        <w:left w:val="single" w:sz="8" w:space="0" w:color="8064A2" w:themeColor="accent4"/>
-        <w:bottom w:val="single" w:sz="8" w:space="0" w:color="8064A2" w:themeColor="accent4"/>
-        <w:right w:val="single" w:sz="8" w:space="0" w:color="8064A2" w:themeColor="accent4"/>
+        <w:top w:val="single" w:color="8064A2" w:themeColor="accent4" w:sz="8" w:space="0"/>
+        <w:left w:val="single" w:color="8064A2" w:themeColor="accent4" w:sz="8" w:space="0"/>
+        <w:bottom w:val="single" w:color="8064A2" w:themeColor="accent4" w:sz="8" w:space="0"/>
+        <w:right w:val="single" w:color="8064A2" w:themeColor="accent4" w:sz="8" w:space="0"/>
       </w:tblBorders>
       <w:tblCellMar>
         <w:top w:w="0" w:type="dxa"/>
@@ -3054,10 +3109,10 @@
       <w:tblPr/>
       <w:tcPr>
         <w:tcBorders>
-          <w:top w:val="double" w:sz="6" w:space="0" w:color="8064A2" w:themeColor="accent4"/>
-          <w:left w:val="single" w:sz="8" w:space="0" w:color="8064A2" w:themeColor="accent4"/>
-          <w:bottom w:val="single" w:sz="8" w:space="0" w:color="8064A2" w:themeColor="accent4"/>
-          <w:right w:val="single" w:sz="8" w:space="0" w:color="8064A2" w:themeColor="accent4"/>
+          <w:top w:val="double" w:color="8064A2" w:themeColor="accent4" w:sz="6" w:space="0"/>
+          <w:left w:val="single" w:color="8064A2" w:themeColor="accent4" w:sz="8" w:space="0"/>
+          <w:bottom w:val="single" w:color="8064A2" w:themeColor="accent4" w:sz="8" w:space="0"/>
+          <w:right w:val="single" w:color="8064A2" w:themeColor="accent4" w:sz="8" w:space="0"/>
         </w:tcBorders>
       </w:tcPr>
     </w:tblStylePr>
@@ -3077,10 +3132,10 @@
       <w:tblPr/>
       <w:tcPr>
         <w:tcBorders>
-          <w:top w:val="single" w:sz="8" w:space="0" w:color="8064A2" w:themeColor="accent4"/>
-          <w:left w:val="single" w:sz="8" w:space="0" w:color="8064A2" w:themeColor="accent4"/>
-          <w:bottom w:val="single" w:sz="8" w:space="0" w:color="8064A2" w:themeColor="accent4"/>
-          <w:right w:val="single" w:sz="8" w:space="0" w:color="8064A2" w:themeColor="accent4"/>
+          <w:top w:val="single" w:color="8064A2" w:themeColor="accent4" w:sz="8" w:space="0"/>
+          <w:left w:val="single" w:color="8064A2" w:themeColor="accent4" w:sz="8" w:space="0"/>
+          <w:bottom w:val="single" w:color="8064A2" w:themeColor="accent4" w:sz="8" w:space="0"/>
+          <w:right w:val="single" w:color="8064A2" w:themeColor="accent4" w:sz="8" w:space="0"/>
         </w:tcBorders>
       </w:tcPr>
     </w:tblStylePr>
@@ -3088,10 +3143,10 @@
       <w:tblPr/>
       <w:tcPr>
         <w:tcBorders>
-          <w:top w:val="single" w:sz="8" w:space="0" w:color="8064A2" w:themeColor="accent4"/>
-          <w:left w:val="single" w:sz="8" w:space="0" w:color="8064A2" w:themeColor="accent4"/>
-          <w:bottom w:val="single" w:sz="8" w:space="0" w:color="8064A2" w:themeColor="accent4"/>
-          <w:right w:val="single" w:sz="8" w:space="0" w:color="8064A2" w:themeColor="accent4"/>
+          <w:top w:val="single" w:color="8064A2" w:themeColor="accent4" w:sz="8" w:space="0"/>
+          <w:left w:val="single" w:color="8064A2" w:themeColor="accent4" w:sz="8" w:space="0"/>
+          <w:bottom w:val="single" w:color="8064A2" w:themeColor="accent4" w:sz="8" w:space="0"/>
+          <w:right w:val="single" w:color="8064A2" w:themeColor="accent4" w:sz="8" w:space="0"/>
         </w:tcBorders>
       </w:tcPr>
     </w:tblStylePr>
@@ -3109,10 +3164,10 @@
       <w:tblStyleColBandSize w:val="1"/>
       <w:tblInd w:w="0" w:type="dxa"/>
       <w:tblBorders>
-        <w:top w:val="single" w:sz="8" w:space="0" w:color="4BACC6" w:themeColor="accent5"/>
-        <w:left w:val="single" w:sz="8" w:space="0" w:color="4BACC6" w:themeColor="accent5"/>
-        <w:bottom w:val="single" w:sz="8" w:space="0" w:color="4BACC6" w:themeColor="accent5"/>
-        <w:right w:val="single" w:sz="8" w:space="0" w:color="4BACC6" w:themeColor="accent5"/>
+        <w:top w:val="single" w:color="4BACC6" w:themeColor="accent5" w:sz="8" w:space="0"/>
+        <w:left w:val="single" w:color="4BACC6" w:themeColor="accent5" w:sz="8" w:space="0"/>
+        <w:bottom w:val="single" w:color="4BACC6" w:themeColor="accent5" w:sz="8" w:space="0"/>
+        <w:right w:val="single" w:color="4BACC6" w:themeColor="accent5" w:sz="8" w:space="0"/>
       </w:tblBorders>
       <w:tblCellMar>
         <w:top w:w="0" w:type="dxa"/>
@@ -3146,10 +3201,10 @@
       <w:tblPr/>
       <w:tcPr>
         <w:tcBorders>
-          <w:top w:val="double" w:sz="6" w:space="0" w:color="4BACC6" w:themeColor="accent5"/>
-          <w:left w:val="single" w:sz="8" w:space="0" w:color="4BACC6" w:themeColor="accent5"/>
-          <w:bottom w:val="single" w:sz="8" w:space="0" w:color="4BACC6" w:themeColor="accent5"/>
-          <w:right w:val="single" w:sz="8" w:space="0" w:color="4BACC6" w:themeColor="accent5"/>
+          <w:top w:val="double" w:color="4BACC6" w:themeColor="accent5" w:sz="6" w:space="0"/>
+          <w:left w:val="single" w:color="4BACC6" w:themeColor="accent5" w:sz="8" w:space="0"/>
+          <w:bottom w:val="single" w:color="4BACC6" w:themeColor="accent5" w:sz="8" w:space="0"/>
+          <w:right w:val="single" w:color="4BACC6" w:themeColor="accent5" w:sz="8" w:space="0"/>
         </w:tcBorders>
       </w:tcPr>
     </w:tblStylePr>
@@ -3169,10 +3224,10 @@
       <w:tblPr/>
       <w:tcPr>
         <w:tcBorders>
-          <w:top w:val="single" w:sz="8" w:space="0" w:color="4BACC6" w:themeColor="accent5"/>
-          <w:left w:val="single" w:sz="8" w:space="0" w:color="4BACC6" w:themeColor="accent5"/>
-          <w:bottom w:val="single" w:sz="8" w:space="0" w:color="4BACC6" w:themeColor="accent5"/>
-          <w:right w:val="single" w:sz="8" w:space="0" w:color="4BACC6" w:themeColor="accent5"/>
+          <w:top w:val="single" w:color="4BACC6" w:themeColor="accent5" w:sz="8" w:space="0"/>
+          <w:left w:val="single" w:color="4BACC6" w:themeColor="accent5" w:sz="8" w:space="0"/>
+          <w:bottom w:val="single" w:color="4BACC6" w:themeColor="accent5" w:sz="8" w:space="0"/>
+          <w:right w:val="single" w:color="4BACC6" w:themeColor="accent5" w:sz="8" w:space="0"/>
         </w:tcBorders>
       </w:tcPr>
     </w:tblStylePr>
@@ -3180,10 +3235,10 @@
       <w:tblPr/>
       <w:tcPr>
         <w:tcBorders>
-          <w:top w:val="single" w:sz="8" w:space="0" w:color="4BACC6" w:themeColor="accent5"/>
-          <w:left w:val="single" w:sz="8" w:space="0" w:color="4BACC6" w:themeColor="accent5"/>
-          <w:bottom w:val="single" w:sz="8" w:space="0" w:color="4BACC6" w:themeColor="accent5"/>
-          <w:right w:val="single" w:sz="8" w:space="0" w:color="4BACC6" w:themeColor="accent5"/>
+          <w:top w:val="single" w:color="4BACC6" w:themeColor="accent5" w:sz="8" w:space="0"/>
+          <w:left w:val="single" w:color="4BACC6" w:themeColor="accent5" w:sz="8" w:space="0"/>
+          <w:bottom w:val="single" w:color="4BACC6" w:themeColor="accent5" w:sz="8" w:space="0"/>
+          <w:right w:val="single" w:color="4BACC6" w:themeColor="accent5" w:sz="8" w:space="0"/>
         </w:tcBorders>
       </w:tcPr>
     </w:tblStylePr>
@@ -3201,10 +3256,10 @@
       <w:tblStyleColBandSize w:val="1"/>
       <w:tblInd w:w="0" w:type="dxa"/>
       <w:tblBorders>
-        <w:top w:val="single" w:sz="8" w:space="0" w:color="F79646" w:themeColor="accent6"/>
-        <w:left w:val="single" w:sz="8" w:space="0" w:color="F79646" w:themeColor="accent6"/>
-        <w:bottom w:val="single" w:sz="8" w:space="0" w:color="F79646" w:themeColor="accent6"/>
-        <w:right w:val="single" w:sz="8" w:space="0" w:color="F79646" w:themeColor="accent6"/>
+        <w:top w:val="single" w:color="F79646" w:themeColor="accent6" w:sz="8" w:space="0"/>
+        <w:left w:val="single" w:color="F79646" w:themeColor="accent6" w:sz="8" w:space="0"/>
+        <w:bottom w:val="single" w:color="F79646" w:themeColor="accent6" w:sz="8" w:space="0"/>
+        <w:right w:val="single" w:color="F79646" w:themeColor="accent6" w:sz="8" w:space="0"/>
       </w:tblBorders>
       <w:tblCellMar>
         <w:top w:w="0" w:type="dxa"/>
@@ -3238,10 +3293,10 @@
       <w:tblPr/>
       <w:tcPr>
         <w:tcBorders>
-          <w:top w:val="double" w:sz="6" w:space="0" w:color="F79646" w:themeColor="accent6"/>
-          <w:left w:val="single" w:sz="8" w:space="0" w:color="F79646" w:themeColor="accent6"/>
-          <w:bottom w:val="single" w:sz="8" w:space="0" w:color="F79646" w:themeColor="accent6"/>
-          <w:right w:val="single" w:sz="8" w:space="0" w:color="F79646" w:themeColor="accent6"/>
+          <w:top w:val="double" w:color="F79646" w:themeColor="accent6" w:sz="6" w:space="0"/>
+          <w:left w:val="single" w:color="F79646" w:themeColor="accent6" w:sz="8" w:space="0"/>
+          <w:bottom w:val="single" w:color="F79646" w:themeColor="accent6" w:sz="8" w:space="0"/>
+          <w:right w:val="single" w:color="F79646" w:themeColor="accent6" w:sz="8" w:space="0"/>
         </w:tcBorders>
       </w:tcPr>
     </w:tblStylePr>
@@ -3261,10 +3316,10 @@
       <w:tblPr/>
       <w:tcPr>
         <w:tcBorders>
-          <w:top w:val="single" w:sz="8" w:space="0" w:color="F79646" w:themeColor="accent6"/>
-          <w:left w:val="single" w:sz="8" w:space="0" w:color="F79646" w:themeColor="accent6"/>
-          <w:bottom w:val="single" w:sz="8" w:space="0" w:color="F79646" w:themeColor="accent6"/>
-          <w:right w:val="single" w:sz="8" w:space="0" w:color="F79646" w:themeColor="accent6"/>
+          <w:top w:val="single" w:color="F79646" w:themeColor="accent6" w:sz="8" w:space="0"/>
+          <w:left w:val="single" w:color="F79646" w:themeColor="accent6" w:sz="8" w:space="0"/>
+          <w:bottom w:val="single" w:color="F79646" w:themeColor="accent6" w:sz="8" w:space="0"/>
+          <w:right w:val="single" w:color="F79646" w:themeColor="accent6" w:sz="8" w:space="0"/>
         </w:tcBorders>
       </w:tcPr>
     </w:tblStylePr>
@@ -3272,10 +3327,10 @@
       <w:tblPr/>
       <w:tcPr>
         <w:tcBorders>
-          <w:top w:val="single" w:sz="8" w:space="0" w:color="F79646" w:themeColor="accent6"/>
-          <w:left w:val="single" w:sz="8" w:space="0" w:color="F79646" w:themeColor="accent6"/>
-          <w:bottom w:val="single" w:sz="8" w:space="0" w:color="F79646" w:themeColor="accent6"/>
-          <w:right w:val="single" w:sz="8" w:space="0" w:color="F79646" w:themeColor="accent6"/>
+          <w:top w:val="single" w:color="F79646" w:themeColor="accent6" w:sz="8" w:space="0"/>
+          <w:left w:val="single" w:color="F79646" w:themeColor="accent6" w:sz="8" w:space="0"/>
+          <w:bottom w:val="single" w:color="F79646" w:themeColor="accent6" w:sz="8" w:space="0"/>
+          <w:right w:val="single" w:color="F79646" w:themeColor="accent6" w:sz="8" w:space="0"/>
         </w:tcBorders>
       </w:tcPr>
     </w:tblStylePr>
@@ -3293,12 +3348,12 @@
       <w:tblStyleColBandSize w:val="1"/>
       <w:tblInd w:w="0" w:type="dxa"/>
       <w:tblBorders>
-        <w:top w:val="single" w:sz="8" w:space="0" w:color="000000" w:themeColor="text1"/>
-        <w:left w:val="single" w:sz="8" w:space="0" w:color="000000" w:themeColor="text1"/>
-        <w:bottom w:val="single" w:sz="8" w:space="0" w:color="000000" w:themeColor="text1"/>
-        <w:right w:val="single" w:sz="8" w:space="0" w:color="000000" w:themeColor="text1"/>
-        <w:insideH w:val="single" w:sz="8" w:space="0" w:color="000000" w:themeColor="text1"/>
-        <w:insideV w:val="single" w:sz="8" w:space="0" w:color="000000" w:themeColor="text1"/>
+        <w:top w:val="single" w:color="000000" w:themeColor="text1" w:sz="8" w:space="0"/>
+        <w:left w:val="single" w:color="000000" w:themeColor="text1" w:sz="8" w:space="0"/>
+        <w:bottom w:val="single" w:color="000000" w:themeColor="text1" w:sz="8" w:space="0"/>
+        <w:right w:val="single" w:color="000000" w:themeColor="text1" w:sz="8" w:space="0"/>
+        <w:insideH w:val="single" w:color="000000" w:themeColor="text1" w:sz="8" w:space="0"/>
+        <w:insideV w:val="single" w:color="000000" w:themeColor="text1" w:sz="8" w:space="0"/>
       </w:tblBorders>
       <w:tblCellMar>
         <w:top w:w="0" w:type="dxa"/>
@@ -3312,19 +3367,19 @@
         <w:spacing w:before="0" w:after="0" w:line="240" w:lineRule="auto"/>
       </w:pPr>
       <w:rPr>
-        <w:rFonts w:asciiTheme="majorHAnsi" w:eastAsiaTheme="majorEastAsia" w:hAnsiTheme="majorHAnsi" w:cstheme="majorBidi"/>
-        <w:b/>
-        <w:bCs/>
-      </w:rPr>
-      <w:tblPr/>
-      <w:tcPr>
-        <w:tcBorders>
-          <w:top w:val="single" w:sz="8" w:space="0" w:color="000000" w:themeColor="text1"/>
-          <w:left w:val="single" w:sz="8" w:space="0" w:color="000000" w:themeColor="text1"/>
-          <w:bottom w:val="single" w:sz="18" w:space="0" w:color="000000" w:themeColor="text1"/>
-          <w:right w:val="single" w:sz="8" w:space="0" w:color="000000" w:themeColor="text1"/>
-          <w:insideH w:val="nil"/>
-          <w:insideV w:val="single" w:sz="8" w:space="0" w:color="000000" w:themeColor="text1"/>
+        <w:rFonts w:asciiTheme="majorHAnsi" w:hAnsiTheme="majorHAnsi" w:eastAsiaTheme="majorEastAsia" w:cstheme="majorBidi"/>
+        <w:b/>
+        <w:bCs/>
+      </w:rPr>
+      <w:tblPr/>
+      <w:tcPr>
+        <w:tcBorders>
+          <w:top w:val="single" w:color="000000" w:themeColor="text1" w:sz="8" w:space="0"/>
+          <w:left w:val="single" w:color="000000" w:themeColor="text1" w:sz="8" w:space="0"/>
+          <w:bottom w:val="single" w:color="000000" w:themeColor="text1" w:sz="18" w:space="0"/>
+          <w:right w:val="single" w:color="000000" w:themeColor="text1" w:sz="8" w:space="0"/>
+          <w:insideH w:val="nil"/>
+          <w:insideV w:val="single" w:color="000000" w:themeColor="text1" w:sz="8" w:space="0"/>
         </w:tcBorders>
       </w:tcPr>
     </w:tblStylePr>
@@ -3333,42 +3388,42 @@
         <w:spacing w:before="0" w:after="0" w:line="240" w:lineRule="auto"/>
       </w:pPr>
       <w:rPr>
-        <w:rFonts w:asciiTheme="majorHAnsi" w:eastAsiaTheme="majorEastAsia" w:hAnsiTheme="majorHAnsi" w:cstheme="majorBidi"/>
-        <w:b/>
-        <w:bCs/>
-      </w:rPr>
-      <w:tblPr/>
-      <w:tcPr>
-        <w:tcBorders>
-          <w:top w:val="double" w:sz="6" w:space="0" w:color="000000" w:themeColor="text1"/>
-          <w:left w:val="single" w:sz="8" w:space="0" w:color="000000" w:themeColor="text1"/>
-          <w:bottom w:val="single" w:sz="8" w:space="0" w:color="000000" w:themeColor="text1"/>
-          <w:right w:val="single" w:sz="8" w:space="0" w:color="000000" w:themeColor="text1"/>
-          <w:insideH w:val="nil"/>
-          <w:insideV w:val="single" w:sz="8" w:space="0" w:color="000000" w:themeColor="text1"/>
+        <w:rFonts w:asciiTheme="majorHAnsi" w:hAnsiTheme="majorHAnsi" w:eastAsiaTheme="majorEastAsia" w:cstheme="majorBidi"/>
+        <w:b/>
+        <w:bCs/>
+      </w:rPr>
+      <w:tblPr/>
+      <w:tcPr>
+        <w:tcBorders>
+          <w:top w:val="double" w:color="000000" w:themeColor="text1" w:sz="6" w:space="0"/>
+          <w:left w:val="single" w:color="000000" w:themeColor="text1" w:sz="8" w:space="0"/>
+          <w:bottom w:val="single" w:color="000000" w:themeColor="text1" w:sz="8" w:space="0"/>
+          <w:right w:val="single" w:color="000000" w:themeColor="text1" w:sz="8" w:space="0"/>
+          <w:insideH w:val="nil"/>
+          <w:insideV w:val="single" w:color="000000" w:themeColor="text1" w:sz="8" w:space="0"/>
         </w:tcBorders>
       </w:tcPr>
     </w:tblStylePr>
     <w:tblStylePr w:type="firstCol">
       <w:rPr>
-        <w:rFonts w:asciiTheme="majorHAnsi" w:eastAsiaTheme="majorEastAsia" w:hAnsiTheme="majorHAnsi" w:cstheme="majorBidi"/>
+        <w:rFonts w:asciiTheme="majorHAnsi" w:hAnsiTheme="majorHAnsi" w:eastAsiaTheme="majorEastAsia" w:cstheme="majorBidi"/>
         <w:b/>
         <w:bCs/>
       </w:rPr>
     </w:tblStylePr>
     <w:tblStylePr w:type="lastCol">
       <w:rPr>
-        <w:rFonts w:asciiTheme="majorHAnsi" w:eastAsiaTheme="majorEastAsia" w:hAnsiTheme="majorHAnsi" w:cstheme="majorBidi"/>
-        <w:b/>
-        <w:bCs/>
-      </w:rPr>
-      <w:tblPr/>
-      <w:tcPr>
-        <w:tcBorders>
-          <w:top w:val="single" w:sz="8" w:space="0" w:color="000000" w:themeColor="text1"/>
-          <w:left w:val="single" w:sz="8" w:space="0" w:color="000000" w:themeColor="text1"/>
-          <w:bottom w:val="single" w:sz="8" w:space="0" w:color="000000" w:themeColor="text1"/>
-          <w:right w:val="single" w:sz="8" w:space="0" w:color="000000" w:themeColor="text1"/>
+        <w:rFonts w:asciiTheme="majorHAnsi" w:hAnsiTheme="majorHAnsi" w:eastAsiaTheme="majorEastAsia" w:cstheme="majorBidi"/>
+        <w:b/>
+        <w:bCs/>
+      </w:rPr>
+      <w:tblPr/>
+      <w:tcPr>
+        <w:tcBorders>
+          <w:top w:val="single" w:color="000000" w:themeColor="text1" w:sz="8" w:space="0"/>
+          <w:left w:val="single" w:color="000000" w:themeColor="text1" w:sz="8" w:space="0"/>
+          <w:bottom w:val="single" w:color="000000" w:themeColor="text1" w:sz="8" w:space="0"/>
+          <w:right w:val="single" w:color="000000" w:themeColor="text1" w:sz="8" w:space="0"/>
         </w:tcBorders>
       </w:tcPr>
     </w:tblStylePr>
@@ -3376,10 +3431,10 @@
       <w:tblPr/>
       <w:tcPr>
         <w:tcBorders>
-          <w:top w:val="single" w:sz="8" w:space="0" w:color="000000" w:themeColor="text1"/>
-          <w:left w:val="single" w:sz="8" w:space="0" w:color="000000" w:themeColor="text1"/>
-          <w:bottom w:val="single" w:sz="8" w:space="0" w:color="000000" w:themeColor="text1"/>
-          <w:right w:val="single" w:sz="8" w:space="0" w:color="000000" w:themeColor="text1"/>
+          <w:top w:val="single" w:color="000000" w:themeColor="text1" w:sz="8" w:space="0"/>
+          <w:left w:val="single" w:color="000000" w:themeColor="text1" w:sz="8" w:space="0"/>
+          <w:bottom w:val="single" w:color="000000" w:themeColor="text1" w:sz="8" w:space="0"/>
+          <w:right w:val="single" w:color="000000" w:themeColor="text1" w:sz="8" w:space="0"/>
         </w:tcBorders>
         <w:shd w:val="clear" w:color="auto" w:fill="C0C0C0" w:themeFill="text1" w:themeFillTint="3F"/>
       </w:tcPr>
@@ -3388,11 +3443,11 @@
       <w:tblPr/>
       <w:tcPr>
         <w:tcBorders>
-          <w:top w:val="single" w:sz="8" w:space="0" w:color="000000" w:themeColor="text1"/>
-          <w:left w:val="single" w:sz="8" w:space="0" w:color="000000" w:themeColor="text1"/>
-          <w:bottom w:val="single" w:sz="8" w:space="0" w:color="000000" w:themeColor="text1"/>
-          <w:right w:val="single" w:sz="8" w:space="0" w:color="000000" w:themeColor="text1"/>
-          <w:insideV w:val="single" w:sz="8" w:space="0" w:color="000000" w:themeColor="text1"/>
+          <w:top w:val="single" w:color="000000" w:themeColor="text1" w:sz="8" w:space="0"/>
+          <w:left w:val="single" w:color="000000" w:themeColor="text1" w:sz="8" w:space="0"/>
+          <w:bottom w:val="single" w:color="000000" w:themeColor="text1" w:sz="8" w:space="0"/>
+          <w:right w:val="single" w:color="000000" w:themeColor="text1" w:sz="8" w:space="0"/>
+          <w:insideV w:val="single" w:color="000000" w:themeColor="text1" w:sz="8" w:space="0"/>
         </w:tcBorders>
         <w:shd w:val="clear" w:color="auto" w:fill="C0C0C0" w:themeFill="text1" w:themeFillTint="3F"/>
       </w:tcPr>
@@ -3401,11 +3456,11 @@
       <w:tblPr/>
       <w:tcPr>
         <w:tcBorders>
-          <w:top w:val="single" w:sz="8" w:space="0" w:color="000000" w:themeColor="text1"/>
-          <w:left w:val="single" w:sz="8" w:space="0" w:color="000000" w:themeColor="text1"/>
-          <w:bottom w:val="single" w:sz="8" w:space="0" w:color="000000" w:themeColor="text1"/>
-          <w:right w:val="single" w:sz="8" w:space="0" w:color="000000" w:themeColor="text1"/>
-          <w:insideV w:val="single" w:sz="8" w:space="0" w:color="000000" w:themeColor="text1"/>
+          <w:top w:val="single" w:color="000000" w:themeColor="text1" w:sz="8" w:space="0"/>
+          <w:left w:val="single" w:color="000000" w:themeColor="text1" w:sz="8" w:space="0"/>
+          <w:bottom w:val="single" w:color="000000" w:themeColor="text1" w:sz="8" w:space="0"/>
+          <w:right w:val="single" w:color="000000" w:themeColor="text1" w:sz="8" w:space="0"/>
+          <w:insideV w:val="single" w:color="000000" w:themeColor="text1" w:sz="8" w:space="0"/>
         </w:tcBorders>
       </w:tcPr>
     </w:tblStylePr>
@@ -3423,12 +3478,12 @@
       <w:tblStyleColBandSize w:val="1"/>
       <w:tblInd w:w="0" w:type="dxa"/>
       <w:tblBorders>
-        <w:top w:val="single" w:sz="8" w:space="0" w:color="4F81BD" w:themeColor="accent1"/>
-        <w:left w:val="single" w:sz="8" w:space="0" w:color="4F81BD" w:themeColor="accent1"/>
-        <w:bottom w:val="single" w:sz="8" w:space="0" w:color="4F81BD" w:themeColor="accent1"/>
-        <w:right w:val="single" w:sz="8" w:space="0" w:color="4F81BD" w:themeColor="accent1"/>
-        <w:insideH w:val="single" w:sz="8" w:space="0" w:color="4F81BD" w:themeColor="accent1"/>
-        <w:insideV w:val="single" w:sz="8" w:space="0" w:color="4F81BD" w:themeColor="accent1"/>
+        <w:top w:val="single" w:color="4F81BD" w:themeColor="accent1" w:sz="8" w:space="0"/>
+        <w:left w:val="single" w:color="4F81BD" w:themeColor="accent1" w:sz="8" w:space="0"/>
+        <w:bottom w:val="single" w:color="4F81BD" w:themeColor="accent1" w:sz="8" w:space="0"/>
+        <w:right w:val="single" w:color="4F81BD" w:themeColor="accent1" w:sz="8" w:space="0"/>
+        <w:insideH w:val="single" w:color="4F81BD" w:themeColor="accent1" w:sz="8" w:space="0"/>
+        <w:insideV w:val="single" w:color="4F81BD" w:themeColor="accent1" w:sz="8" w:space="0"/>
       </w:tblBorders>
       <w:tblCellMar>
         <w:top w:w="0" w:type="dxa"/>
@@ -3442,19 +3497,19 @@
         <w:spacing w:before="0" w:after="0" w:line="240" w:lineRule="auto"/>
       </w:pPr>
       <w:rPr>
-        <w:rFonts w:asciiTheme="majorHAnsi" w:eastAsiaTheme="majorEastAsia" w:hAnsiTheme="majorHAnsi" w:cstheme="majorBidi"/>
-        <w:b/>
-        <w:bCs/>
-      </w:rPr>
-      <w:tblPr/>
-      <w:tcPr>
-        <w:tcBorders>
-          <w:top w:val="single" w:sz="8" w:space="0" w:color="4F81BD" w:themeColor="accent1"/>
-          <w:left w:val="single" w:sz="8" w:space="0" w:color="4F81BD" w:themeColor="accent1"/>
-          <w:bottom w:val="single" w:sz="18" w:space="0" w:color="4F81BD" w:themeColor="accent1"/>
-          <w:right w:val="single" w:sz="8" w:space="0" w:color="4F81BD" w:themeColor="accent1"/>
-          <w:insideH w:val="nil"/>
-          <w:insideV w:val="single" w:sz="8" w:space="0" w:color="4F81BD" w:themeColor="accent1"/>
+        <w:rFonts w:asciiTheme="majorHAnsi" w:hAnsiTheme="majorHAnsi" w:eastAsiaTheme="majorEastAsia" w:cstheme="majorBidi"/>
+        <w:b/>
+        <w:bCs/>
+      </w:rPr>
+      <w:tblPr/>
+      <w:tcPr>
+        <w:tcBorders>
+          <w:top w:val="single" w:color="4F81BD" w:themeColor="accent1" w:sz="8" w:space="0"/>
+          <w:left w:val="single" w:color="4F81BD" w:themeColor="accent1" w:sz="8" w:space="0"/>
+          <w:bottom w:val="single" w:color="4F81BD" w:themeColor="accent1" w:sz="18" w:space="0"/>
+          <w:right w:val="single" w:color="4F81BD" w:themeColor="accent1" w:sz="8" w:space="0"/>
+          <w:insideH w:val="nil"/>
+          <w:insideV w:val="single" w:color="4F81BD" w:themeColor="accent1" w:sz="8" w:space="0"/>
         </w:tcBorders>
       </w:tcPr>
     </w:tblStylePr>
@@ -3463,42 +3518,42 @@
         <w:spacing w:before="0" w:after="0" w:line="240" w:lineRule="auto"/>
       </w:pPr>
       <w:rPr>
-        <w:rFonts w:asciiTheme="majorHAnsi" w:eastAsiaTheme="majorEastAsia" w:hAnsiTheme="majorHAnsi" w:cstheme="majorBidi"/>
-        <w:b/>
-        <w:bCs/>
-      </w:rPr>
-      <w:tblPr/>
-      <w:tcPr>
-        <w:tcBorders>
-          <w:top w:val="double" w:sz="6" w:space="0" w:color="4F81BD" w:themeColor="accent1"/>
-          <w:left w:val="single" w:sz="8" w:space="0" w:color="4F81BD" w:themeColor="accent1"/>
-          <w:bottom w:val="single" w:sz="8" w:space="0" w:color="4F81BD" w:themeColor="accent1"/>
-          <w:right w:val="single" w:sz="8" w:space="0" w:color="4F81BD" w:themeColor="accent1"/>
-          <w:insideH w:val="nil"/>
-          <w:insideV w:val="single" w:sz="8" w:space="0" w:color="4F81BD" w:themeColor="accent1"/>
+        <w:rFonts w:asciiTheme="majorHAnsi" w:hAnsiTheme="majorHAnsi" w:eastAsiaTheme="majorEastAsia" w:cstheme="majorBidi"/>
+        <w:b/>
+        <w:bCs/>
+      </w:rPr>
+      <w:tblPr/>
+      <w:tcPr>
+        <w:tcBorders>
+          <w:top w:val="double" w:color="4F81BD" w:themeColor="accent1" w:sz="6" w:space="0"/>
+          <w:left w:val="single" w:color="4F81BD" w:themeColor="accent1" w:sz="8" w:space="0"/>
+          <w:bottom w:val="single" w:color="4F81BD" w:themeColor="accent1" w:sz="8" w:space="0"/>
+          <w:right w:val="single" w:color="4F81BD" w:themeColor="accent1" w:sz="8" w:space="0"/>
+          <w:insideH w:val="nil"/>
+          <w:insideV w:val="single" w:color="4F81BD" w:themeColor="accent1" w:sz="8" w:space="0"/>
         </w:tcBorders>
       </w:tcPr>
     </w:tblStylePr>
     <w:tblStylePr w:type="firstCol">
       <w:rPr>
-        <w:rFonts w:asciiTheme="majorHAnsi" w:eastAsiaTheme="majorEastAsia" w:hAnsiTheme="majorHAnsi" w:cstheme="majorBidi"/>
+        <w:rFonts w:asciiTheme="majorHAnsi" w:hAnsiTheme="majorHAnsi" w:eastAsiaTheme="majorEastAsia" w:cstheme="majorBidi"/>
         <w:b/>
         <w:bCs/>
       </w:rPr>
     </w:tblStylePr>
     <w:tblStylePr w:type="lastCol">
       <w:rPr>
-        <w:rFonts w:asciiTheme="majorHAnsi" w:eastAsiaTheme="majorEastAsia" w:hAnsiTheme="majorHAnsi" w:cstheme="majorBidi"/>
-        <w:b/>
-        <w:bCs/>
-      </w:rPr>
-      <w:tblPr/>
-      <w:tcPr>
-        <w:tcBorders>
-          <w:top w:val="single" w:sz="8" w:space="0" w:color="4F81BD" w:themeColor="accent1"/>
-          <w:left w:val="single" w:sz="8" w:space="0" w:color="4F81BD" w:themeColor="accent1"/>
-          <w:bottom w:val="single" w:sz="8" w:space="0" w:color="4F81BD" w:themeColor="accent1"/>
-          <w:right w:val="single" w:sz="8" w:space="0" w:color="4F81BD" w:themeColor="accent1"/>
+        <w:rFonts w:asciiTheme="majorHAnsi" w:hAnsiTheme="majorHAnsi" w:eastAsiaTheme="majorEastAsia" w:cstheme="majorBidi"/>
+        <w:b/>
+        <w:bCs/>
+      </w:rPr>
+      <w:tblPr/>
+      <w:tcPr>
+        <w:tcBorders>
+          <w:top w:val="single" w:color="4F81BD" w:themeColor="accent1" w:sz="8" w:space="0"/>
+          <w:left w:val="single" w:color="4F81BD" w:themeColor="accent1" w:sz="8" w:space="0"/>
+          <w:bottom w:val="single" w:color="4F81BD" w:themeColor="accent1" w:sz="8" w:space="0"/>
+          <w:right w:val="single" w:color="4F81BD" w:themeColor="accent1" w:sz="8" w:space="0"/>
         </w:tcBorders>
       </w:tcPr>
     </w:tblStylePr>
@@ -3506,10 +3561,10 @@
       <w:tblPr/>
       <w:tcPr>
         <w:tcBorders>
-          <w:top w:val="single" w:sz="8" w:space="0" w:color="4F81BD" w:themeColor="accent1"/>
-          <w:left w:val="single" w:sz="8" w:space="0" w:color="4F81BD" w:themeColor="accent1"/>
-          <w:bottom w:val="single" w:sz="8" w:space="0" w:color="4F81BD" w:themeColor="accent1"/>
-          <w:right w:val="single" w:sz="8" w:space="0" w:color="4F81BD" w:themeColor="accent1"/>
+          <w:top w:val="single" w:color="4F81BD" w:themeColor="accent1" w:sz="8" w:space="0"/>
+          <w:left w:val="single" w:color="4F81BD" w:themeColor="accent1" w:sz="8" w:space="0"/>
+          <w:bottom w:val="single" w:color="4F81BD" w:themeColor="accent1" w:sz="8" w:space="0"/>
+          <w:right w:val="single" w:color="4F81BD" w:themeColor="accent1" w:sz="8" w:space="0"/>
         </w:tcBorders>
         <w:shd w:val="clear" w:color="auto" w:fill="D3DFEE" w:themeFill="accent1" w:themeFillTint="3F"/>
       </w:tcPr>
@@ -3518,11 +3573,11 @@
       <w:tblPr/>
       <w:tcPr>
         <w:tcBorders>
-          <w:top w:val="single" w:sz="8" w:space="0" w:color="4F81BD" w:themeColor="accent1"/>
-          <w:left w:val="single" w:sz="8" w:space="0" w:color="4F81BD" w:themeColor="accent1"/>
-          <w:bottom w:val="single" w:sz="8" w:space="0" w:color="4F81BD" w:themeColor="accent1"/>
-          <w:right w:val="single" w:sz="8" w:space="0" w:color="4F81BD" w:themeColor="accent1"/>
-          <w:insideV w:val="single" w:sz="8" w:space="0" w:color="4F81BD" w:themeColor="accent1"/>
+          <w:top w:val="single" w:color="4F81BD" w:themeColor="accent1" w:sz="8" w:space="0"/>
+          <w:left w:val="single" w:color="4F81BD" w:themeColor="accent1" w:sz="8" w:space="0"/>
+          <w:bottom w:val="single" w:color="4F81BD" w:themeColor="accent1" w:sz="8" w:space="0"/>
+          <w:right w:val="single" w:color="4F81BD" w:themeColor="accent1" w:sz="8" w:space="0"/>
+          <w:insideV w:val="single" w:color="4F81BD" w:themeColor="accent1" w:sz="8" w:space="0"/>
         </w:tcBorders>
         <w:shd w:val="clear" w:color="auto" w:fill="D3DFEE" w:themeFill="accent1" w:themeFillTint="3F"/>
       </w:tcPr>
@@ -3531,11 +3586,11 @@
       <w:tblPr/>
       <w:tcPr>
         <w:tcBorders>
-          <w:top w:val="single" w:sz="8" w:space="0" w:color="4F81BD" w:themeColor="accent1"/>
-          <w:left w:val="single" w:sz="8" w:space="0" w:color="4F81BD" w:themeColor="accent1"/>
-          <w:bottom w:val="single" w:sz="8" w:space="0" w:color="4F81BD" w:themeColor="accent1"/>
-          <w:right w:val="single" w:sz="8" w:space="0" w:color="4F81BD" w:themeColor="accent1"/>
-          <w:insideV w:val="single" w:sz="8" w:space="0" w:color="4F81BD" w:themeColor="accent1"/>
+          <w:top w:val="single" w:color="4F81BD" w:themeColor="accent1" w:sz="8" w:space="0"/>
+          <w:left w:val="single" w:color="4F81BD" w:themeColor="accent1" w:sz="8" w:space="0"/>
+          <w:bottom w:val="single" w:color="4F81BD" w:themeColor="accent1" w:sz="8" w:space="0"/>
+          <w:right w:val="single" w:color="4F81BD" w:themeColor="accent1" w:sz="8" w:space="0"/>
+          <w:insideV w:val="single" w:color="4F81BD" w:themeColor="accent1" w:sz="8" w:space="0"/>
         </w:tcBorders>
       </w:tcPr>
     </w:tblStylePr>
@@ -3553,12 +3608,12 @@
       <w:tblStyleColBandSize w:val="1"/>
       <w:tblInd w:w="0" w:type="dxa"/>
       <w:tblBorders>
-        <w:top w:val="single" w:sz="8" w:space="0" w:color="C0504D" w:themeColor="accent2"/>
-        <w:left w:val="single" w:sz="8" w:space="0" w:color="C0504D" w:themeColor="accent2"/>
-        <w:bottom w:val="single" w:sz="8" w:space="0" w:color="C0504D" w:themeColor="accent2"/>
-        <w:right w:val="single" w:sz="8" w:space="0" w:color="C0504D" w:themeColor="accent2"/>
-        <w:insideH w:val="single" w:sz="8" w:space="0" w:color="C0504D" w:themeColor="accent2"/>
-        <w:insideV w:val="single" w:sz="8" w:space="0" w:color="C0504D" w:themeColor="accent2"/>
+        <w:top w:val="single" w:color="C0504D" w:themeColor="accent2" w:sz="8" w:space="0"/>
+        <w:left w:val="single" w:color="C0504D" w:themeColor="accent2" w:sz="8" w:space="0"/>
+        <w:bottom w:val="single" w:color="C0504D" w:themeColor="accent2" w:sz="8" w:space="0"/>
+        <w:right w:val="single" w:color="C0504D" w:themeColor="accent2" w:sz="8" w:space="0"/>
+        <w:insideH w:val="single" w:color="C0504D" w:themeColor="accent2" w:sz="8" w:space="0"/>
+        <w:insideV w:val="single" w:color="C0504D" w:themeColor="accent2" w:sz="8" w:space="0"/>
       </w:tblBorders>
       <w:tblCellMar>
         <w:top w:w="0" w:type="dxa"/>
@@ -3572,19 +3627,19 @@
         <w:spacing w:before="0" w:after="0" w:line="240" w:lineRule="auto"/>
       </w:pPr>
       <w:rPr>
-        <w:rFonts w:asciiTheme="majorHAnsi" w:eastAsiaTheme="majorEastAsia" w:hAnsiTheme="majorHAnsi" w:cstheme="majorBidi"/>
-        <w:b/>
-        <w:bCs/>
-      </w:rPr>
-      <w:tblPr/>
-      <w:tcPr>
-        <w:tcBorders>
-          <w:top w:val="single" w:sz="8" w:space="0" w:color="C0504D" w:themeColor="accent2"/>
-          <w:left w:val="single" w:sz="8" w:space="0" w:color="C0504D" w:themeColor="accent2"/>
-          <w:bottom w:val="single" w:sz="18" w:space="0" w:color="C0504D" w:themeColor="accent2"/>
-          <w:right w:val="single" w:sz="8" w:space="0" w:color="C0504D" w:themeColor="accent2"/>
-          <w:insideH w:val="nil"/>
-          <w:insideV w:val="single" w:sz="8" w:space="0" w:color="C0504D" w:themeColor="accent2"/>
+        <w:rFonts w:asciiTheme="majorHAnsi" w:hAnsiTheme="majorHAnsi" w:eastAsiaTheme="majorEastAsia" w:cstheme="majorBidi"/>
+        <w:b/>
+        <w:bCs/>
+      </w:rPr>
+      <w:tblPr/>
+      <w:tcPr>
+        <w:tcBorders>
+          <w:top w:val="single" w:color="C0504D" w:themeColor="accent2" w:sz="8" w:space="0"/>
+          <w:left w:val="single" w:color="C0504D" w:themeColor="accent2" w:sz="8" w:space="0"/>
+          <w:bottom w:val="single" w:color="C0504D" w:themeColor="accent2" w:sz="18" w:space="0"/>
+          <w:right w:val="single" w:color="C0504D" w:themeColor="accent2" w:sz="8" w:space="0"/>
+          <w:insideH w:val="nil"/>
+          <w:insideV w:val="single" w:color="C0504D" w:themeColor="accent2" w:sz="8" w:space="0"/>
         </w:tcBorders>
       </w:tcPr>
     </w:tblStylePr>
@@ -3593,42 +3648,42 @@
         <w:spacing w:before="0" w:after="0" w:line="240" w:lineRule="auto"/>
       </w:pPr>
       <w:rPr>
-        <w:rFonts w:asciiTheme="majorHAnsi" w:eastAsiaTheme="majorEastAsia" w:hAnsiTheme="majorHAnsi" w:cstheme="majorBidi"/>
-        <w:b/>
-        <w:bCs/>
-      </w:rPr>
-      <w:tblPr/>
-      <w:tcPr>
-        <w:tcBorders>
-          <w:top w:val="double" w:sz="6" w:space="0" w:color="C0504D" w:themeColor="accent2"/>
-          <w:left w:val="single" w:sz="8" w:space="0" w:color="C0504D" w:themeColor="accent2"/>
-          <w:bottom w:val="single" w:sz="8" w:space="0" w:color="C0504D" w:themeColor="accent2"/>
-          <w:right w:val="single" w:sz="8" w:space="0" w:color="C0504D" w:themeColor="accent2"/>
-          <w:insideH w:val="nil"/>
-          <w:insideV w:val="single" w:sz="8" w:space="0" w:color="C0504D" w:themeColor="accent2"/>
+        <w:rFonts w:asciiTheme="majorHAnsi" w:hAnsiTheme="majorHAnsi" w:eastAsiaTheme="majorEastAsia" w:cstheme="majorBidi"/>
+        <w:b/>
+        <w:bCs/>
+      </w:rPr>
+      <w:tblPr/>
+      <w:tcPr>
+        <w:tcBorders>
+          <w:top w:val="double" w:color="C0504D" w:themeColor="accent2" w:sz="6" w:space="0"/>
+          <w:left w:val="single" w:color="C0504D" w:themeColor="accent2" w:sz="8" w:space="0"/>
+          <w:bottom w:val="single" w:color="C0504D" w:themeColor="accent2" w:sz="8" w:space="0"/>
+          <w:right w:val="single" w:color="C0504D" w:themeColor="accent2" w:sz="8" w:space="0"/>
+          <w:insideH w:val="nil"/>
+          <w:insideV w:val="single" w:color="C0504D" w:themeColor="accent2" w:sz="8" w:space="0"/>
         </w:tcBorders>
       </w:tcPr>
     </w:tblStylePr>
     <w:tblStylePr w:type="firstCol">
       <w:rPr>
-        <w:rFonts w:asciiTheme="majorHAnsi" w:eastAsiaTheme="majorEastAsia" w:hAnsiTheme="majorHAnsi" w:cstheme="majorBidi"/>
+        <w:rFonts w:asciiTheme="majorHAnsi" w:hAnsiTheme="majorHAnsi" w:eastAsiaTheme="majorEastAsia" w:cstheme="majorBidi"/>
         <w:b/>
         <w:bCs/>
       </w:rPr>
     </w:tblStylePr>
     <w:tblStylePr w:type="lastCol">
       <w:rPr>
-        <w:rFonts w:asciiTheme="majorHAnsi" w:eastAsiaTheme="majorEastAsia" w:hAnsiTheme="majorHAnsi" w:cstheme="majorBidi"/>
-        <w:b/>
-        <w:bCs/>
-      </w:rPr>
-      <w:tblPr/>
-      <w:tcPr>
-        <w:tcBorders>
-          <w:top w:val="single" w:sz="8" w:space="0" w:color="C0504D" w:themeColor="accent2"/>
-          <w:left w:val="single" w:sz="8" w:space="0" w:color="C0504D" w:themeColor="accent2"/>
-          <w:bottom w:val="single" w:sz="8" w:space="0" w:color="C0504D" w:themeColor="accent2"/>
-          <w:right w:val="single" w:sz="8" w:space="0" w:color="C0504D" w:themeColor="accent2"/>
+        <w:rFonts w:asciiTheme="majorHAnsi" w:hAnsiTheme="majorHAnsi" w:eastAsiaTheme="majorEastAsia" w:cstheme="majorBidi"/>
+        <w:b/>
+        <w:bCs/>
+      </w:rPr>
+      <w:tblPr/>
+      <w:tcPr>
+        <w:tcBorders>
+          <w:top w:val="single" w:color="C0504D" w:themeColor="accent2" w:sz="8" w:space="0"/>
+          <w:left w:val="single" w:color="C0504D" w:themeColor="accent2" w:sz="8" w:space="0"/>
+          <w:bottom w:val="single" w:color="C0504D" w:themeColor="accent2" w:sz="8" w:space="0"/>
+          <w:right w:val="single" w:color="C0504D" w:themeColor="accent2" w:sz="8" w:space="0"/>
         </w:tcBorders>
       </w:tcPr>
     </w:tblStylePr>
@@ -3636,10 +3691,10 @@
       <w:tblPr/>
       <w:tcPr>
         <w:tcBorders>
-          <w:top w:val="single" w:sz="8" w:space="0" w:color="C0504D" w:themeColor="accent2"/>
-          <w:left w:val="single" w:sz="8" w:space="0" w:color="C0504D" w:themeColor="accent2"/>
-          <w:bottom w:val="single" w:sz="8" w:space="0" w:color="C0504D" w:themeColor="accent2"/>
-          <w:right w:val="single" w:sz="8" w:space="0" w:color="C0504D" w:themeColor="accent2"/>
+          <w:top w:val="single" w:color="C0504D" w:themeColor="accent2" w:sz="8" w:space="0"/>
+          <w:left w:val="single" w:color="C0504D" w:themeColor="accent2" w:sz="8" w:space="0"/>
+          <w:bottom w:val="single" w:color="C0504D" w:themeColor="accent2" w:sz="8" w:space="0"/>
+          <w:right w:val="single" w:color="C0504D" w:themeColor="accent2" w:sz="8" w:space="0"/>
         </w:tcBorders>
         <w:shd w:val="clear" w:color="auto" w:fill="EFD3D2" w:themeFill="accent2" w:themeFillTint="3F"/>
       </w:tcPr>
@@ -3648,11 +3703,11 @@
       <w:tblPr/>
       <w:tcPr>
         <w:tcBorders>
-          <w:top w:val="single" w:sz="8" w:space="0" w:color="C0504D" w:themeColor="accent2"/>
-          <w:left w:val="single" w:sz="8" w:space="0" w:color="C0504D" w:themeColor="accent2"/>
-          <w:bottom w:val="single" w:sz="8" w:space="0" w:color="C0504D" w:themeColor="accent2"/>
-          <w:right w:val="single" w:sz="8" w:space="0" w:color="C0504D" w:themeColor="accent2"/>
-          <w:insideV w:val="single" w:sz="8" w:space="0" w:color="C0504D" w:themeColor="accent2"/>
+          <w:top w:val="single" w:color="C0504D" w:themeColor="accent2" w:sz="8" w:space="0"/>
+          <w:left w:val="single" w:color="C0504D" w:themeColor="accent2" w:sz="8" w:space="0"/>
+          <w:bottom w:val="single" w:color="C0504D" w:themeColor="accent2" w:sz="8" w:space="0"/>
+          <w:right w:val="single" w:color="C0504D" w:themeColor="accent2" w:sz="8" w:space="0"/>
+          <w:insideV w:val="single" w:color="C0504D" w:themeColor="accent2" w:sz="8" w:space="0"/>
         </w:tcBorders>
         <w:shd w:val="clear" w:color="auto" w:fill="EFD3D2" w:themeFill="accent2" w:themeFillTint="3F"/>
       </w:tcPr>
@@ -3661,11 +3716,11 @@
       <w:tblPr/>
       <w:tcPr>
         <w:tcBorders>
-          <w:top w:val="single" w:sz="8" w:space="0" w:color="C0504D" w:themeColor="accent2"/>
-          <w:left w:val="single" w:sz="8" w:space="0" w:color="C0504D" w:themeColor="accent2"/>
-          <w:bottom w:val="single" w:sz="8" w:space="0" w:color="C0504D" w:themeColor="accent2"/>
-          <w:right w:val="single" w:sz="8" w:space="0" w:color="C0504D" w:themeColor="accent2"/>
-          <w:insideV w:val="single" w:sz="8" w:space="0" w:color="C0504D" w:themeColor="accent2"/>
+          <w:top w:val="single" w:color="C0504D" w:themeColor="accent2" w:sz="8" w:space="0"/>
+          <w:left w:val="single" w:color="C0504D" w:themeColor="accent2" w:sz="8" w:space="0"/>
+          <w:bottom w:val="single" w:color="C0504D" w:themeColor="accent2" w:sz="8" w:space="0"/>
+          <w:right w:val="single" w:color="C0504D" w:themeColor="accent2" w:sz="8" w:space="0"/>
+          <w:insideV w:val="single" w:color="C0504D" w:themeColor="accent2" w:sz="8" w:space="0"/>
         </w:tcBorders>
       </w:tcPr>
     </w:tblStylePr>
@@ -3683,12 +3738,12 @@
       <w:tblStyleColBandSize w:val="1"/>
       <w:tblInd w:w="0" w:type="dxa"/>
       <w:tblBorders>
-        <w:top w:val="single" w:sz="8" w:space="0" w:color="9BBB59" w:themeColor="accent3"/>
-        <w:left w:val="single" w:sz="8" w:space="0" w:color="9BBB59" w:themeColor="accent3"/>
-        <w:bottom w:val="single" w:sz="8" w:space="0" w:color="9BBB59" w:themeColor="accent3"/>
-        <w:right w:val="single" w:sz="8" w:space="0" w:color="9BBB59" w:themeColor="accent3"/>
-        <w:insideH w:val="single" w:sz="8" w:space="0" w:color="9BBB59" w:themeColor="accent3"/>
-        <w:insideV w:val="single" w:sz="8" w:space="0" w:color="9BBB59" w:themeColor="accent3"/>
+        <w:top w:val="single" w:color="9BBB59" w:themeColor="accent3" w:sz="8" w:space="0"/>
+        <w:left w:val="single" w:color="9BBB59" w:themeColor="accent3" w:sz="8" w:space="0"/>
+        <w:bottom w:val="single" w:color="9BBB59" w:themeColor="accent3" w:sz="8" w:space="0"/>
+        <w:right w:val="single" w:color="9BBB59" w:themeColor="accent3" w:sz="8" w:space="0"/>
+        <w:insideH w:val="single" w:color="9BBB59" w:themeColor="accent3" w:sz="8" w:space="0"/>
+        <w:insideV w:val="single" w:color="9BBB59" w:themeColor="accent3" w:sz="8" w:space="0"/>
       </w:tblBorders>
       <w:tblCellMar>
         <w:top w:w="0" w:type="dxa"/>
@@ -3702,19 +3757,19 @@
         <w:spacing w:before="0" w:after="0" w:line="240" w:lineRule="auto"/>
       </w:pPr>
       <w:rPr>
-        <w:rFonts w:asciiTheme="majorHAnsi" w:eastAsiaTheme="majorEastAsia" w:hAnsiTheme="majorHAnsi" w:cstheme="majorBidi"/>
-        <w:b/>
-        <w:bCs/>
-      </w:rPr>
-      <w:tblPr/>
-      <w:tcPr>
-        <w:tcBorders>
-          <w:top w:val="single" w:sz="8" w:space="0" w:color="9BBB59" w:themeColor="accent3"/>
-          <w:left w:val="single" w:sz="8" w:space="0" w:color="9BBB59" w:themeColor="accent3"/>
-          <w:bottom w:val="single" w:sz="18" w:space="0" w:color="9BBB59" w:themeColor="accent3"/>
-          <w:right w:val="single" w:sz="8" w:space="0" w:color="9BBB59" w:themeColor="accent3"/>
-          <w:insideH w:val="nil"/>
-          <w:insideV w:val="single" w:sz="8" w:space="0" w:color="9BBB59" w:themeColor="accent3"/>
+        <w:rFonts w:asciiTheme="majorHAnsi" w:hAnsiTheme="majorHAnsi" w:eastAsiaTheme="majorEastAsia" w:cstheme="majorBidi"/>
+        <w:b/>
+        <w:bCs/>
+      </w:rPr>
+      <w:tblPr/>
+      <w:tcPr>
+        <w:tcBorders>
+          <w:top w:val="single" w:color="9BBB59" w:themeColor="accent3" w:sz="8" w:space="0"/>
+          <w:left w:val="single" w:color="9BBB59" w:themeColor="accent3" w:sz="8" w:space="0"/>
+          <w:bottom w:val="single" w:color="9BBB59" w:themeColor="accent3" w:sz="18" w:space="0"/>
+          <w:right w:val="single" w:color="9BBB59" w:themeColor="accent3" w:sz="8" w:space="0"/>
+          <w:insideH w:val="nil"/>
+          <w:insideV w:val="single" w:color="9BBB59" w:themeColor="accent3" w:sz="8" w:space="0"/>
         </w:tcBorders>
       </w:tcPr>
     </w:tblStylePr>
@@ -3723,42 +3778,42 @@
         <w:spacing w:before="0" w:after="0" w:line="240" w:lineRule="auto"/>
       </w:pPr>
       <w:rPr>
-        <w:rFonts w:asciiTheme="majorHAnsi" w:eastAsiaTheme="majorEastAsia" w:hAnsiTheme="majorHAnsi" w:cstheme="majorBidi"/>
-        <w:b/>
-        <w:bCs/>
-      </w:rPr>
-      <w:tblPr/>
-      <w:tcPr>
-        <w:tcBorders>
-          <w:top w:val="double" w:sz="6" w:space="0" w:color="9BBB59" w:themeColor="accent3"/>
-          <w:left w:val="single" w:sz="8" w:space="0" w:color="9BBB59" w:themeColor="accent3"/>
-          <w:bottom w:val="single" w:sz="8" w:space="0" w:color="9BBB59" w:themeColor="accent3"/>
-          <w:right w:val="single" w:sz="8" w:space="0" w:color="9BBB59" w:themeColor="accent3"/>
-          <w:insideH w:val="nil"/>
-          <w:insideV w:val="single" w:sz="8" w:space="0" w:color="9BBB59" w:themeColor="accent3"/>
+        <w:rFonts w:asciiTheme="majorHAnsi" w:hAnsiTheme="majorHAnsi" w:eastAsiaTheme="majorEastAsia" w:cstheme="majorBidi"/>
+        <w:b/>
+        <w:bCs/>
+      </w:rPr>
+      <w:tblPr/>
+      <w:tcPr>
+        <w:tcBorders>
+          <w:top w:val="double" w:color="9BBB59" w:themeColor="accent3" w:sz="6" w:space="0"/>
+          <w:left w:val="single" w:color="9BBB59" w:themeColor="accent3" w:sz="8" w:space="0"/>
+          <w:bottom w:val="single" w:color="9BBB59" w:themeColor="accent3" w:sz="8" w:space="0"/>
+          <w:right w:val="single" w:color="9BBB59" w:themeColor="accent3" w:sz="8" w:space="0"/>
+          <w:insideH w:val="nil"/>
+          <w:insideV w:val="single" w:color="9BBB59" w:themeColor="accent3" w:sz="8" w:space="0"/>
         </w:tcBorders>
       </w:tcPr>
     </w:tblStylePr>
     <w:tblStylePr w:type="firstCol">
       <w:rPr>
-        <w:rFonts w:asciiTheme="majorHAnsi" w:eastAsiaTheme="majorEastAsia" w:hAnsiTheme="majorHAnsi" w:cstheme="majorBidi"/>
+        <w:rFonts w:asciiTheme="majorHAnsi" w:hAnsiTheme="majorHAnsi" w:eastAsiaTheme="majorEastAsia" w:cstheme="majorBidi"/>
         <w:b/>
         <w:bCs/>
       </w:rPr>
     </w:tblStylePr>
     <w:tblStylePr w:type="lastCol">
       <w:rPr>
-        <w:rFonts w:asciiTheme="majorHAnsi" w:eastAsiaTheme="majorEastAsia" w:hAnsiTheme="majorHAnsi" w:cstheme="majorBidi"/>
-        <w:b/>
-        <w:bCs/>
-      </w:rPr>
-      <w:tblPr/>
-      <w:tcPr>
-        <w:tcBorders>
-          <w:top w:val="single" w:sz="8" w:space="0" w:color="9BBB59" w:themeColor="accent3"/>
-          <w:left w:val="single" w:sz="8" w:space="0" w:color="9BBB59" w:themeColor="accent3"/>
-          <w:bottom w:val="single" w:sz="8" w:space="0" w:color="9BBB59" w:themeColor="accent3"/>
-          <w:right w:val="single" w:sz="8" w:space="0" w:color="9BBB59" w:themeColor="accent3"/>
+        <w:rFonts w:asciiTheme="majorHAnsi" w:hAnsiTheme="majorHAnsi" w:eastAsiaTheme="majorEastAsia" w:cstheme="majorBidi"/>
+        <w:b/>
+        <w:bCs/>
+      </w:rPr>
+      <w:tblPr/>
+      <w:tcPr>
+        <w:tcBorders>
+          <w:top w:val="single" w:color="9BBB59" w:themeColor="accent3" w:sz="8" w:space="0"/>
+          <w:left w:val="single" w:color="9BBB59" w:themeColor="accent3" w:sz="8" w:space="0"/>
+          <w:bottom w:val="single" w:color="9BBB59" w:themeColor="accent3" w:sz="8" w:space="0"/>
+          <w:right w:val="single" w:color="9BBB59" w:themeColor="accent3" w:sz="8" w:space="0"/>
         </w:tcBorders>
       </w:tcPr>
     </w:tblStylePr>
@@ -3766,10 +3821,10 @@
       <w:tblPr/>
       <w:tcPr>
         <w:tcBorders>
-          <w:top w:val="single" w:sz="8" w:space="0" w:color="9BBB59" w:themeColor="accent3"/>
-          <w:left w:val="single" w:sz="8" w:space="0" w:color="9BBB59" w:themeColor="accent3"/>
-          <w:bottom w:val="single" w:sz="8" w:space="0" w:color="9BBB59" w:themeColor="accent3"/>
-          <w:right w:val="single" w:sz="8" w:space="0" w:color="9BBB59" w:themeColor="accent3"/>
+          <w:top w:val="single" w:color="9BBB59" w:themeColor="accent3" w:sz="8" w:space="0"/>
+          <w:left w:val="single" w:color="9BBB59" w:themeColor="accent3" w:sz="8" w:space="0"/>
+          <w:bottom w:val="single" w:color="9BBB59" w:themeColor="accent3" w:sz="8" w:space="0"/>
+          <w:right w:val="single" w:color="9BBB59" w:themeColor="accent3" w:sz="8" w:space="0"/>
         </w:tcBorders>
         <w:shd w:val="clear" w:color="auto" w:fill="E6EED5" w:themeFill="accent3" w:themeFillTint="3F"/>
       </w:tcPr>
@@ -3778,11 +3833,11 @@
       <w:tblPr/>
       <w:tcPr>
         <w:tcBorders>
-          <w:top w:val="single" w:sz="8" w:space="0" w:color="9BBB59" w:themeColor="accent3"/>
-          <w:left w:val="single" w:sz="8" w:space="0" w:color="9BBB59" w:themeColor="accent3"/>
-          <w:bottom w:val="single" w:sz="8" w:space="0" w:color="9BBB59" w:themeColor="accent3"/>
-          <w:right w:val="single" w:sz="8" w:space="0" w:color="9BBB59" w:themeColor="accent3"/>
-          <w:insideV w:val="single" w:sz="8" w:space="0" w:color="9BBB59" w:themeColor="accent3"/>
+          <w:top w:val="single" w:color="9BBB59" w:themeColor="accent3" w:sz="8" w:space="0"/>
+          <w:left w:val="single" w:color="9BBB59" w:themeColor="accent3" w:sz="8" w:space="0"/>
+          <w:bottom w:val="single" w:color="9BBB59" w:themeColor="accent3" w:sz="8" w:space="0"/>
+          <w:right w:val="single" w:color="9BBB59" w:themeColor="accent3" w:sz="8" w:space="0"/>
+          <w:insideV w:val="single" w:color="9BBB59" w:themeColor="accent3" w:sz="8" w:space="0"/>
         </w:tcBorders>
         <w:shd w:val="clear" w:color="auto" w:fill="E6EED5" w:themeFill="accent3" w:themeFillTint="3F"/>
       </w:tcPr>
@@ -3791,11 +3846,11 @@
       <w:tblPr/>
       <w:tcPr>
         <w:tcBorders>
-          <w:top w:val="single" w:sz="8" w:space="0" w:color="9BBB59" w:themeColor="accent3"/>
-          <w:left w:val="single" w:sz="8" w:space="0" w:color="9BBB59" w:themeColor="accent3"/>
-          <w:bottom w:val="single" w:sz="8" w:space="0" w:color="9BBB59" w:themeColor="accent3"/>
-          <w:right w:val="single" w:sz="8" w:space="0" w:color="9BBB59" w:themeColor="accent3"/>
-          <w:insideV w:val="single" w:sz="8" w:space="0" w:color="9BBB59" w:themeColor="accent3"/>
+          <w:top w:val="single" w:color="9BBB59" w:themeColor="accent3" w:sz="8" w:space="0"/>
+          <w:left w:val="single" w:color="9BBB59" w:themeColor="accent3" w:sz="8" w:space="0"/>
+          <w:bottom w:val="single" w:color="9BBB59" w:themeColor="accent3" w:sz="8" w:space="0"/>
+          <w:right w:val="single" w:color="9BBB59" w:themeColor="accent3" w:sz="8" w:space="0"/>
+          <w:insideV w:val="single" w:color="9BBB59" w:themeColor="accent3" w:sz="8" w:space="0"/>
         </w:tcBorders>
       </w:tcPr>
     </w:tblStylePr>
@@ -3813,12 +3868,12 @@
       <w:tblStyleColBandSize w:val="1"/>
       <w:tblInd w:w="0" w:type="dxa"/>
       <w:tblBorders>
-        <w:top w:val="single" w:sz="8" w:space="0" w:color="8064A2" w:themeColor="accent4"/>
-        <w:left w:val="single" w:sz="8" w:space="0" w:color="8064A2" w:themeColor="accent4"/>
-        <w:bottom w:val="single" w:sz="8" w:space="0" w:color="8064A2" w:themeColor="accent4"/>
-        <w:right w:val="single" w:sz="8" w:space="0" w:color="8064A2" w:themeColor="accent4"/>
-        <w:insideH w:val="single" w:sz="8" w:space="0" w:color="8064A2" w:themeColor="accent4"/>
-        <w:insideV w:val="single" w:sz="8" w:space="0" w:color="8064A2" w:themeColor="accent4"/>
+        <w:top w:val="single" w:color="8064A2" w:themeColor="accent4" w:sz="8" w:space="0"/>
+        <w:left w:val="single" w:color="8064A2" w:themeColor="accent4" w:sz="8" w:space="0"/>
+        <w:bottom w:val="single" w:color="8064A2" w:themeColor="accent4" w:sz="8" w:space="0"/>
+        <w:right w:val="single" w:color="8064A2" w:themeColor="accent4" w:sz="8" w:space="0"/>
+        <w:insideH w:val="single" w:color="8064A2" w:themeColor="accent4" w:sz="8" w:space="0"/>
+        <w:insideV w:val="single" w:color="8064A2" w:themeColor="accent4" w:sz="8" w:space="0"/>
       </w:tblBorders>
       <w:tblCellMar>
         <w:top w:w="0" w:type="dxa"/>
@@ -3832,19 +3887,19 @@
         <w:spacing w:before="0" w:after="0" w:line="240" w:lineRule="auto"/>
       </w:pPr>
       <w:rPr>
-        <w:rFonts w:asciiTheme="majorHAnsi" w:eastAsiaTheme="majorEastAsia" w:hAnsiTheme="majorHAnsi" w:cstheme="majorBidi"/>
-        <w:b/>
-        <w:bCs/>
-      </w:rPr>
-      <w:tblPr/>
-      <w:tcPr>
-        <w:tcBorders>
-          <w:top w:val="single" w:sz="8" w:space="0" w:color="8064A2" w:themeColor="accent4"/>
-          <w:left w:val="single" w:sz="8" w:space="0" w:color="8064A2" w:themeColor="accent4"/>
-          <w:bottom w:val="single" w:sz="18" w:space="0" w:color="8064A2" w:themeColor="accent4"/>
-          <w:right w:val="single" w:sz="8" w:space="0" w:color="8064A2" w:themeColor="accent4"/>
-          <w:insideH w:val="nil"/>
-          <w:insideV w:val="single" w:sz="8" w:space="0" w:color="8064A2" w:themeColor="accent4"/>
+        <w:rFonts w:asciiTheme="majorHAnsi" w:hAnsiTheme="majorHAnsi" w:eastAsiaTheme="majorEastAsia" w:cstheme="majorBidi"/>
+        <w:b/>
+        <w:bCs/>
+      </w:rPr>
+      <w:tblPr/>
+      <w:tcPr>
+        <w:tcBorders>
+          <w:top w:val="single" w:color="8064A2" w:themeColor="accent4" w:sz="8" w:space="0"/>
+          <w:left w:val="single" w:color="8064A2" w:themeColor="accent4" w:sz="8" w:space="0"/>
+          <w:bottom w:val="single" w:color="8064A2" w:themeColor="accent4" w:sz="18" w:space="0"/>
+          <w:right w:val="single" w:color="8064A2" w:themeColor="accent4" w:sz="8" w:space="0"/>
+          <w:insideH w:val="nil"/>
+          <w:insideV w:val="single" w:color="8064A2" w:themeColor="accent4" w:sz="8" w:space="0"/>
         </w:tcBorders>
       </w:tcPr>
     </w:tblStylePr>
@@ -3853,42 +3908,42 @@
         <w:spacing w:before="0" w:after="0" w:line="240" w:lineRule="auto"/>
       </w:pPr>
       <w:rPr>
-        <w:rFonts w:asciiTheme="majorHAnsi" w:eastAsiaTheme="majorEastAsia" w:hAnsiTheme="majorHAnsi" w:cstheme="majorBidi"/>
-        <w:b/>
-        <w:bCs/>
-      </w:rPr>
-      <w:tblPr/>
-      <w:tcPr>
-        <w:tcBorders>
-          <w:top w:val="double" w:sz="6" w:space="0" w:color="8064A2" w:themeColor="accent4"/>
-          <w:left w:val="single" w:sz="8" w:space="0" w:color="8064A2" w:themeColor="accent4"/>
-          <w:bottom w:val="single" w:sz="8" w:space="0" w:color="8064A2" w:themeColor="accent4"/>
-          <w:right w:val="single" w:sz="8" w:space="0" w:color="8064A2" w:themeColor="accent4"/>
-          <w:insideH w:val="nil"/>
-          <w:insideV w:val="single" w:sz="8" w:space="0" w:color="8064A2" w:themeColor="accent4"/>
+        <w:rFonts w:asciiTheme="majorHAnsi" w:hAnsiTheme="majorHAnsi" w:eastAsiaTheme="majorEastAsia" w:cstheme="majorBidi"/>
+        <w:b/>
+        <w:bCs/>
+      </w:rPr>
+      <w:tblPr/>
+      <w:tcPr>
+        <w:tcBorders>
+          <w:top w:val="double" w:color="8064A2" w:themeColor="accent4" w:sz="6" w:space="0"/>
+          <w:left w:val="single" w:color="8064A2" w:themeColor="accent4" w:sz="8" w:space="0"/>
+          <w:bottom w:val="single" w:color="8064A2" w:themeColor="accent4" w:sz="8" w:space="0"/>
+          <w:right w:val="single" w:color="8064A2" w:themeColor="accent4" w:sz="8" w:space="0"/>
+          <w:insideH w:val="nil"/>
+          <w:insideV w:val="single" w:color="8064A2" w:themeColor="accent4" w:sz="8" w:space="0"/>
         </w:tcBorders>
       </w:tcPr>
     </w:tblStylePr>
     <w:tblStylePr w:type="firstCol">
       <w:rPr>
-        <w:rFonts w:asciiTheme="majorHAnsi" w:eastAsiaTheme="majorEastAsia" w:hAnsiTheme="majorHAnsi" w:cstheme="majorBidi"/>
+        <w:rFonts w:asciiTheme="majorHAnsi" w:hAnsiTheme="majorHAnsi" w:eastAsiaTheme="majorEastAsia" w:cstheme="majorBidi"/>
         <w:b/>
         <w:bCs/>
       </w:rPr>
     </w:tblStylePr>
     <w:tblStylePr w:type="lastCol">
       <w:rPr>
-        <w:rFonts w:asciiTheme="majorHAnsi" w:eastAsiaTheme="majorEastAsia" w:hAnsiTheme="majorHAnsi" w:cstheme="majorBidi"/>
-        <w:b/>
-        <w:bCs/>
-      </w:rPr>
-      <w:tblPr/>
-      <w:tcPr>
-        <w:tcBorders>
-          <w:top w:val="single" w:sz="8" w:space="0" w:color="8064A2" w:themeColor="accent4"/>
-          <w:left w:val="single" w:sz="8" w:space="0" w:color="8064A2" w:themeColor="accent4"/>
-          <w:bottom w:val="single" w:sz="8" w:space="0" w:color="8064A2" w:themeColor="accent4"/>
-          <w:right w:val="single" w:sz="8" w:space="0" w:color="8064A2" w:themeColor="accent4"/>
+        <w:rFonts w:asciiTheme="majorHAnsi" w:hAnsiTheme="majorHAnsi" w:eastAsiaTheme="majorEastAsia" w:cstheme="majorBidi"/>
+        <w:b/>
+        <w:bCs/>
+      </w:rPr>
+      <w:tblPr/>
+      <w:tcPr>
+        <w:tcBorders>
+          <w:top w:val="single" w:color="8064A2" w:themeColor="accent4" w:sz="8" w:space="0"/>
+          <w:left w:val="single" w:color="8064A2" w:themeColor="accent4" w:sz="8" w:space="0"/>
+          <w:bottom w:val="single" w:color="8064A2" w:themeColor="accent4" w:sz="8" w:space="0"/>
+          <w:right w:val="single" w:color="8064A2" w:themeColor="accent4" w:sz="8" w:space="0"/>
         </w:tcBorders>
       </w:tcPr>
     </w:tblStylePr>
@@ -3896,10 +3951,10 @@
       <w:tblPr/>
       <w:tcPr>
         <w:tcBorders>
-          <w:top w:val="single" w:sz="8" w:space="0" w:color="8064A2" w:themeColor="accent4"/>
-          <w:left w:val="single" w:sz="8" w:space="0" w:color="8064A2" w:themeColor="accent4"/>
-          <w:bottom w:val="single" w:sz="8" w:space="0" w:color="8064A2" w:themeColor="accent4"/>
-          <w:right w:val="single" w:sz="8" w:space="0" w:color="8064A2" w:themeColor="accent4"/>
+          <w:top w:val="single" w:color="8064A2" w:themeColor="accent4" w:sz="8" w:space="0"/>
+          <w:left w:val="single" w:color="8064A2" w:themeColor="accent4" w:sz="8" w:space="0"/>
+          <w:bottom w:val="single" w:color="8064A2" w:themeColor="accent4" w:sz="8" w:space="0"/>
+          <w:right w:val="single" w:color="8064A2" w:themeColor="accent4" w:sz="8" w:space="0"/>
         </w:tcBorders>
         <w:shd w:val="clear" w:color="auto" w:fill="DFD8E8" w:themeFill="accent4" w:themeFillTint="3F"/>
       </w:tcPr>
@@ -3908,11 +3963,11 @@
       <w:tblPr/>
       <w:tcPr>
         <w:tcBorders>
-          <w:top w:val="single" w:sz="8" w:space="0" w:color="8064A2" w:themeColor="accent4"/>
-          <w:left w:val="single" w:sz="8" w:space="0" w:color="8064A2" w:themeColor="accent4"/>
-          <w:bottom w:val="single" w:sz="8" w:space="0" w:color="8064A2" w:themeColor="accent4"/>
-          <w:right w:val="single" w:sz="8" w:space="0" w:color="8064A2" w:themeColor="accent4"/>
-          <w:insideV w:val="single" w:sz="8" w:space="0" w:color="8064A2" w:themeColor="accent4"/>
+          <w:top w:val="single" w:color="8064A2" w:themeColor="accent4" w:sz="8" w:space="0"/>
+          <w:left w:val="single" w:color="8064A2" w:themeColor="accent4" w:sz="8" w:space="0"/>
+          <w:bottom w:val="single" w:color="8064A2" w:themeColor="accent4" w:sz="8" w:space="0"/>
+          <w:right w:val="single" w:color="8064A2" w:themeColor="accent4" w:sz="8" w:space="0"/>
+          <w:insideV w:val="single" w:color="8064A2" w:themeColor="accent4" w:sz="8" w:space="0"/>
         </w:tcBorders>
         <w:shd w:val="clear" w:color="auto" w:fill="DFD8E8" w:themeFill="accent4" w:themeFillTint="3F"/>
       </w:tcPr>
@@ -3921,11 +3976,11 @@
       <w:tblPr/>
       <w:tcPr>
         <w:tcBorders>
-          <w:top w:val="single" w:sz="8" w:space="0" w:color="8064A2" w:themeColor="accent4"/>
-          <w:left w:val="single" w:sz="8" w:space="0" w:color="8064A2" w:themeColor="accent4"/>
-          <w:bottom w:val="single" w:sz="8" w:space="0" w:color="8064A2" w:themeColor="accent4"/>
-          <w:right w:val="single" w:sz="8" w:space="0" w:color="8064A2" w:themeColor="accent4"/>
-          <w:insideV w:val="single" w:sz="8" w:space="0" w:color="8064A2" w:themeColor="accent4"/>
+          <w:top w:val="single" w:color="8064A2" w:themeColor="accent4" w:sz="8" w:space="0"/>
+          <w:left w:val="single" w:color="8064A2" w:themeColor="accent4" w:sz="8" w:space="0"/>
+          <w:bottom w:val="single" w:color="8064A2" w:themeColor="accent4" w:sz="8" w:space="0"/>
+          <w:right w:val="single" w:color="8064A2" w:themeColor="accent4" w:sz="8" w:space="0"/>
+          <w:insideV w:val="single" w:color="8064A2" w:themeColor="accent4" w:sz="8" w:space="0"/>
         </w:tcBorders>
       </w:tcPr>
     </w:tblStylePr>
@@ -3943,12 +3998,12 @@
       <w:tblStyleColBandSize w:val="1"/>
       <w:tblInd w:w="0" w:type="dxa"/>
       <w:tblBorders>
-        <w:top w:val="single" w:sz="8" w:space="0" w:color="4BACC6" w:themeColor="accent5"/>
-        <w:left w:val="single" w:sz="8" w:space="0" w:color="4BACC6" w:themeColor="accent5"/>
-        <w:bottom w:val="single" w:sz="8" w:space="0" w:color="4BACC6" w:themeColor="accent5"/>
-        <w:right w:val="single" w:sz="8" w:space="0" w:color="4BACC6" w:themeColor="accent5"/>
-        <w:insideH w:val="single" w:sz="8" w:space="0" w:color="4BACC6" w:themeColor="accent5"/>
-        <w:insideV w:val="single" w:sz="8" w:space="0" w:color="4BACC6" w:themeColor="accent5"/>
+        <w:top w:val="single" w:color="4BACC6" w:themeColor="accent5" w:sz="8" w:space="0"/>
+        <w:left w:val="single" w:color="4BACC6" w:themeColor="accent5" w:sz="8" w:space="0"/>
+        <w:bottom w:val="single" w:color="4BACC6" w:themeColor="accent5" w:sz="8" w:space="0"/>
+        <w:right w:val="single" w:color="4BACC6" w:themeColor="accent5" w:sz="8" w:space="0"/>
+        <w:insideH w:val="single" w:color="4BACC6" w:themeColor="accent5" w:sz="8" w:space="0"/>
+        <w:insideV w:val="single" w:color="4BACC6" w:themeColor="accent5" w:sz="8" w:space="0"/>
       </w:tblBorders>
       <w:tblCellMar>
         <w:top w:w="0" w:type="dxa"/>
@@ -3962,19 +4017,19 @@
         <w:spacing w:before="0" w:after="0" w:line="240" w:lineRule="auto"/>
       </w:pPr>
       <w:rPr>
-        <w:rFonts w:asciiTheme="majorHAnsi" w:eastAsiaTheme="majorEastAsia" w:hAnsiTheme="majorHAnsi" w:cstheme="majorBidi"/>
-        <w:b/>
-        <w:bCs/>
-      </w:rPr>
-      <w:tblPr/>
-      <w:tcPr>
-        <w:tcBorders>
-          <w:top w:val="single" w:sz="8" w:space="0" w:color="4BACC6" w:themeColor="accent5"/>
-          <w:left w:val="single" w:sz="8" w:space="0" w:color="4BACC6" w:themeColor="accent5"/>
-          <w:bottom w:val="single" w:sz="18" w:space="0" w:color="4BACC6" w:themeColor="accent5"/>
-          <w:right w:val="single" w:sz="8" w:space="0" w:color="4BACC6" w:themeColor="accent5"/>
-          <w:insideH w:val="nil"/>
-          <w:insideV w:val="single" w:sz="8" w:space="0" w:color="4BACC6" w:themeColor="accent5"/>
+        <w:rFonts w:asciiTheme="majorHAnsi" w:hAnsiTheme="majorHAnsi" w:eastAsiaTheme="majorEastAsia" w:cstheme="majorBidi"/>
+        <w:b/>
+        <w:bCs/>
+      </w:rPr>
+      <w:tblPr/>
+      <w:tcPr>
+        <w:tcBorders>
+          <w:top w:val="single" w:color="4BACC6" w:themeColor="accent5" w:sz="8" w:space="0"/>
+          <w:left w:val="single" w:color="4BACC6" w:themeColor="accent5" w:sz="8" w:space="0"/>
+          <w:bottom w:val="single" w:color="4BACC6" w:themeColor="accent5" w:sz="18" w:space="0"/>
+          <w:right w:val="single" w:color="4BACC6" w:themeColor="accent5" w:sz="8" w:space="0"/>
+          <w:insideH w:val="nil"/>
+          <w:insideV w:val="single" w:color="4BACC6" w:themeColor="accent5" w:sz="8" w:space="0"/>
         </w:tcBorders>
       </w:tcPr>
     </w:tblStylePr>
@@ -3983,42 +4038,42 @@
         <w:spacing w:before="0" w:after="0" w:line="240" w:lineRule="auto"/>
       </w:pPr>
       <w:rPr>
-        <w:rFonts w:asciiTheme="majorHAnsi" w:eastAsiaTheme="majorEastAsia" w:hAnsiTheme="majorHAnsi" w:cstheme="majorBidi"/>
-        <w:b/>
-        <w:bCs/>
-      </w:rPr>
-      <w:tblPr/>
-      <w:tcPr>
-        <w:tcBorders>
-          <w:top w:val="double" w:sz="6" w:space="0" w:color="4BACC6" w:themeColor="accent5"/>
-          <w:left w:val="single" w:sz="8" w:space="0" w:color="4BACC6" w:themeColor="accent5"/>
-          <w:bottom w:val="single" w:sz="8" w:space="0" w:color="4BACC6" w:themeColor="accent5"/>
-          <w:right w:val="single" w:sz="8" w:space="0" w:color="4BACC6" w:themeColor="accent5"/>
-          <w:insideH w:val="nil"/>
-          <w:insideV w:val="single" w:sz="8" w:space="0" w:color="4BACC6" w:themeColor="accent5"/>
+        <w:rFonts w:asciiTheme="majorHAnsi" w:hAnsiTheme="majorHAnsi" w:eastAsiaTheme="majorEastAsia" w:cstheme="majorBidi"/>
+        <w:b/>
+        <w:bCs/>
+      </w:rPr>
+      <w:tblPr/>
+      <w:tcPr>
+        <w:tcBorders>
+          <w:top w:val="double" w:color="4BACC6" w:themeColor="accent5" w:sz="6" w:space="0"/>
+          <w:left w:val="single" w:color="4BACC6" w:themeColor="accent5" w:sz="8" w:space="0"/>
+          <w:bottom w:val="single" w:color="4BACC6" w:themeColor="accent5" w:sz="8" w:space="0"/>
+          <w:right w:val="single" w:color="4BACC6" w:themeColor="accent5" w:sz="8" w:space="0"/>
+          <w:insideH w:val="nil"/>
+          <w:insideV w:val="single" w:color="4BACC6" w:themeColor="accent5" w:sz="8" w:space="0"/>
         </w:tcBorders>
       </w:tcPr>
     </w:tblStylePr>
     <w:tblStylePr w:type="firstCol">
       <w:rPr>
-        <w:rFonts w:asciiTheme="majorHAnsi" w:eastAsiaTheme="majorEastAsia" w:hAnsiTheme="majorHAnsi" w:cstheme="majorBidi"/>
+        <w:rFonts w:asciiTheme="majorHAnsi" w:hAnsiTheme="majorHAnsi" w:eastAsiaTheme="majorEastAsia" w:cstheme="majorBidi"/>
         <w:b/>
         <w:bCs/>
       </w:rPr>
     </w:tblStylePr>
     <w:tblStylePr w:type="lastCol">
       <w:rPr>
-        <w:rFonts w:asciiTheme="majorHAnsi" w:eastAsiaTheme="majorEastAsia" w:hAnsiTheme="majorHAnsi" w:cstheme="majorBidi"/>
-        <w:b/>
-        <w:bCs/>
-      </w:rPr>
-      <w:tblPr/>
-      <w:tcPr>
-        <w:tcBorders>
-          <w:top w:val="single" w:sz="8" w:space="0" w:color="4BACC6" w:themeColor="accent5"/>
-          <w:left w:val="single" w:sz="8" w:space="0" w:color="4BACC6" w:themeColor="accent5"/>
-          <w:bottom w:val="single" w:sz="8" w:space="0" w:color="4BACC6" w:themeColor="accent5"/>
-          <w:right w:val="single" w:sz="8" w:space="0" w:color="4BACC6" w:themeColor="accent5"/>
+        <w:rFonts w:asciiTheme="majorHAnsi" w:hAnsiTheme="majorHAnsi" w:eastAsiaTheme="majorEastAsia" w:cstheme="majorBidi"/>
+        <w:b/>
+        <w:bCs/>
+      </w:rPr>
+      <w:tblPr/>
+      <w:tcPr>
+        <w:tcBorders>
+          <w:top w:val="single" w:color="4BACC6" w:themeColor="accent5" w:sz="8" w:space="0"/>
+          <w:left w:val="single" w:color="4BACC6" w:themeColor="accent5" w:sz="8" w:space="0"/>
+          <w:bottom w:val="single" w:color="4BACC6" w:themeColor="accent5" w:sz="8" w:space="0"/>
+          <w:right w:val="single" w:color="4BACC6" w:themeColor="accent5" w:sz="8" w:space="0"/>
         </w:tcBorders>
       </w:tcPr>
     </w:tblStylePr>
@@ -4026,10 +4081,10 @@
       <w:tblPr/>
       <w:tcPr>
         <w:tcBorders>
-          <w:top w:val="single" w:sz="8" w:space="0" w:color="4BACC6" w:themeColor="accent5"/>
-          <w:left w:val="single" w:sz="8" w:space="0" w:color="4BACC6" w:themeColor="accent5"/>
-          <w:bottom w:val="single" w:sz="8" w:space="0" w:color="4BACC6" w:themeColor="accent5"/>
-          <w:right w:val="single" w:sz="8" w:space="0" w:color="4BACC6" w:themeColor="accent5"/>
+          <w:top w:val="single" w:color="4BACC6" w:themeColor="accent5" w:sz="8" w:space="0"/>
+          <w:left w:val="single" w:color="4BACC6" w:themeColor="accent5" w:sz="8" w:space="0"/>
+          <w:bottom w:val="single" w:color="4BACC6" w:themeColor="accent5" w:sz="8" w:space="0"/>
+          <w:right w:val="single" w:color="4BACC6" w:themeColor="accent5" w:sz="8" w:space="0"/>
         </w:tcBorders>
         <w:shd w:val="clear" w:color="auto" w:fill="D2EAF1" w:themeFill="accent5" w:themeFillTint="3F"/>
       </w:tcPr>
@@ -4038,11 +4093,11 @@
       <w:tblPr/>
       <w:tcPr>
         <w:tcBorders>
-          <w:top w:val="single" w:sz="8" w:space="0" w:color="4BACC6" w:themeColor="accent5"/>
-          <w:left w:val="single" w:sz="8" w:space="0" w:color="4BACC6" w:themeColor="accent5"/>
-          <w:bottom w:val="single" w:sz="8" w:space="0" w:color="4BACC6" w:themeColor="accent5"/>
-          <w:right w:val="single" w:sz="8" w:space="0" w:color="4BACC6" w:themeColor="accent5"/>
-          <w:insideV w:val="single" w:sz="8" w:space="0" w:color="4BACC6" w:themeColor="accent5"/>
+          <w:top w:val="single" w:color="4BACC6" w:themeColor="accent5" w:sz="8" w:space="0"/>
+          <w:left w:val="single" w:color="4BACC6" w:themeColor="accent5" w:sz="8" w:space="0"/>
+          <w:bottom w:val="single" w:color="4BACC6" w:themeColor="accent5" w:sz="8" w:space="0"/>
+          <w:right w:val="single" w:color="4BACC6" w:themeColor="accent5" w:sz="8" w:space="0"/>
+          <w:insideV w:val="single" w:color="4BACC6" w:themeColor="accent5" w:sz="8" w:space="0"/>
         </w:tcBorders>
         <w:shd w:val="clear" w:color="auto" w:fill="D2EAF1" w:themeFill="accent5" w:themeFillTint="3F"/>
       </w:tcPr>
@@ -4051,11 +4106,11 @@
       <w:tblPr/>
       <w:tcPr>
         <w:tcBorders>
-          <w:top w:val="single" w:sz="8" w:space="0" w:color="4BACC6" w:themeColor="accent5"/>
-          <w:left w:val="single" w:sz="8" w:space="0" w:color="4BACC6" w:themeColor="accent5"/>
-          <w:bottom w:val="single" w:sz="8" w:space="0" w:color="4BACC6" w:themeColor="accent5"/>
-          <w:right w:val="single" w:sz="8" w:space="0" w:color="4BACC6" w:themeColor="accent5"/>
-          <w:insideV w:val="single" w:sz="8" w:space="0" w:color="4BACC6" w:themeColor="accent5"/>
+          <w:top w:val="single" w:color="4BACC6" w:themeColor="accent5" w:sz="8" w:space="0"/>
+          <w:left w:val="single" w:color="4BACC6" w:themeColor="accent5" w:sz="8" w:space="0"/>
+          <w:bottom w:val="single" w:color="4BACC6" w:themeColor="accent5" w:sz="8" w:space="0"/>
+          <w:right w:val="single" w:color="4BACC6" w:themeColor="accent5" w:sz="8" w:space="0"/>
+          <w:insideV w:val="single" w:color="4BACC6" w:themeColor="accent5" w:sz="8" w:space="0"/>
         </w:tcBorders>
       </w:tcPr>
     </w:tblStylePr>
@@ -4073,12 +4128,12 @@
       <w:tblStyleColBandSize w:val="1"/>
       <w:tblInd w:w="0" w:type="dxa"/>
       <w:tblBorders>
-        <w:top w:val="single" w:sz="8" w:space="0" w:color="F79646" w:themeColor="accent6"/>
-        <w:left w:val="single" w:sz="8" w:space="0" w:color="F79646" w:themeColor="accent6"/>
-        <w:bottom w:val="single" w:sz="8" w:space="0" w:color="F79646" w:themeColor="accent6"/>
-        <w:right w:val="single" w:sz="8" w:space="0" w:color="F79646" w:themeColor="accent6"/>
-        <w:insideH w:val="single" w:sz="8" w:space="0" w:color="F79646" w:themeColor="accent6"/>
-        <w:insideV w:val="single" w:sz="8" w:space="0" w:color="F79646" w:themeColor="accent6"/>
+        <w:top w:val="single" w:color="F79646" w:themeColor="accent6" w:sz="8" w:space="0"/>
+        <w:left w:val="single" w:color="F79646" w:themeColor="accent6" w:sz="8" w:space="0"/>
+        <w:bottom w:val="single" w:color="F79646" w:themeColor="accent6" w:sz="8" w:space="0"/>
+        <w:right w:val="single" w:color="F79646" w:themeColor="accent6" w:sz="8" w:space="0"/>
+        <w:insideH w:val="single" w:color="F79646" w:themeColor="accent6" w:sz="8" w:space="0"/>
+        <w:insideV w:val="single" w:color="F79646" w:themeColor="accent6" w:sz="8" w:space="0"/>
       </w:tblBorders>
       <w:tblCellMar>
         <w:top w:w="0" w:type="dxa"/>
@@ -4092,19 +4147,19 @@
         <w:spacing w:before="0" w:after="0" w:line="240" w:lineRule="auto"/>
       </w:pPr>
       <w:rPr>
-        <w:rFonts w:asciiTheme="majorHAnsi" w:eastAsiaTheme="majorEastAsia" w:hAnsiTheme="majorHAnsi" w:cstheme="majorBidi"/>
-        <w:b/>
-        <w:bCs/>
-      </w:rPr>
-      <w:tblPr/>
-      <w:tcPr>
-        <w:tcBorders>
-          <w:top w:val="single" w:sz="8" w:space="0" w:color="F79646" w:themeColor="accent6"/>
-          <w:left w:val="single" w:sz="8" w:space="0" w:color="F79646" w:themeColor="accent6"/>
-          <w:bottom w:val="single" w:sz="18" w:space="0" w:color="F79646" w:themeColor="accent6"/>
-          <w:right w:val="single" w:sz="8" w:space="0" w:color="F79646" w:themeColor="accent6"/>
-          <w:insideH w:val="nil"/>
-          <w:insideV w:val="single" w:sz="8" w:space="0" w:color="F79646" w:themeColor="accent6"/>
+        <w:rFonts w:asciiTheme="majorHAnsi" w:hAnsiTheme="majorHAnsi" w:eastAsiaTheme="majorEastAsia" w:cstheme="majorBidi"/>
+        <w:b/>
+        <w:bCs/>
+      </w:rPr>
+      <w:tblPr/>
+      <w:tcPr>
+        <w:tcBorders>
+          <w:top w:val="single" w:color="F79646" w:themeColor="accent6" w:sz="8" w:space="0"/>
+          <w:left w:val="single" w:color="F79646" w:themeColor="accent6" w:sz="8" w:space="0"/>
+          <w:bottom w:val="single" w:color="F79646" w:themeColor="accent6" w:sz="18" w:space="0"/>
+          <w:right w:val="single" w:color="F79646" w:themeColor="accent6" w:sz="8" w:space="0"/>
+          <w:insideH w:val="nil"/>
+          <w:insideV w:val="single" w:color="F79646" w:themeColor="accent6" w:sz="8" w:space="0"/>
         </w:tcBorders>
       </w:tcPr>
     </w:tblStylePr>
@@ -4113,42 +4168,42 @@
         <w:spacing w:before="0" w:after="0" w:line="240" w:lineRule="auto"/>
       </w:pPr>
       <w:rPr>
-        <w:rFonts w:asciiTheme="majorHAnsi" w:eastAsiaTheme="majorEastAsia" w:hAnsiTheme="majorHAnsi" w:cstheme="majorBidi"/>
-        <w:b/>
-        <w:bCs/>
-      </w:rPr>
-      <w:tblPr/>
-      <w:tcPr>
-        <w:tcBorders>
-          <w:top w:val="double" w:sz="6" w:space="0" w:color="F79646" w:themeColor="accent6"/>
-          <w:left w:val="single" w:sz="8" w:space="0" w:color="F79646" w:themeColor="accent6"/>
-          <w:bottom w:val="single" w:sz="8" w:space="0" w:color="F79646" w:themeColor="accent6"/>
-          <w:right w:val="single" w:sz="8" w:space="0" w:color="F79646" w:themeColor="accent6"/>
-          <w:insideH w:val="nil"/>
-          <w:insideV w:val="single" w:sz="8" w:space="0" w:color="F79646" w:themeColor="accent6"/>
+        <w:rFonts w:asciiTheme="majorHAnsi" w:hAnsiTheme="majorHAnsi" w:eastAsiaTheme="majorEastAsia" w:cstheme="majorBidi"/>
+        <w:b/>
+        <w:bCs/>
+      </w:rPr>
+      <w:tblPr/>
+      <w:tcPr>
+        <w:tcBorders>
+          <w:top w:val="double" w:color="F79646" w:themeColor="accent6" w:sz="6" w:space="0"/>
+          <w:left w:val="single" w:color="F79646" w:themeColor="accent6" w:sz="8" w:space="0"/>
+          <w:bottom w:val="single" w:color="F79646" w:themeColor="accent6" w:sz="8" w:space="0"/>
+          <w:right w:val="single" w:color="F79646" w:themeColor="accent6" w:sz="8" w:space="0"/>
+          <w:insideH w:val="nil"/>
+          <w:insideV w:val="single" w:color="F79646" w:themeColor="accent6" w:sz="8" w:space="0"/>
         </w:tcBorders>
       </w:tcPr>
     </w:tblStylePr>
     <w:tblStylePr w:type="firstCol">
       <w:rPr>
-        <w:rFonts w:asciiTheme="majorHAnsi" w:eastAsiaTheme="majorEastAsia" w:hAnsiTheme="majorHAnsi" w:cstheme="majorBidi"/>
+        <w:rFonts w:asciiTheme="majorHAnsi" w:hAnsiTheme="majorHAnsi" w:eastAsiaTheme="majorEastAsia" w:cstheme="majorBidi"/>
         <w:b/>
         <w:bCs/>
       </w:rPr>
     </w:tblStylePr>
     <w:tblStylePr w:type="lastCol">
       <w:rPr>
-        <w:rFonts w:asciiTheme="majorHAnsi" w:eastAsiaTheme="majorEastAsia" w:hAnsiTheme="majorHAnsi" w:cstheme="majorBidi"/>
-        <w:b/>
-        <w:bCs/>
-      </w:rPr>
-      <w:tblPr/>
-      <w:tcPr>
-        <w:tcBorders>
-          <w:top w:val="single" w:sz="8" w:space="0" w:color="F79646" w:themeColor="accent6"/>
-          <w:left w:val="single" w:sz="8" w:space="0" w:color="F79646" w:themeColor="accent6"/>
-          <w:bottom w:val="single" w:sz="8" w:space="0" w:color="F79646" w:themeColor="accent6"/>
-          <w:right w:val="single" w:sz="8" w:space="0" w:color="F79646" w:themeColor="accent6"/>
+        <w:rFonts w:asciiTheme="majorHAnsi" w:hAnsiTheme="majorHAnsi" w:eastAsiaTheme="majorEastAsia" w:cstheme="majorBidi"/>
+        <w:b/>
+        <w:bCs/>
+      </w:rPr>
+      <w:tblPr/>
+      <w:tcPr>
+        <w:tcBorders>
+          <w:top w:val="single" w:color="F79646" w:themeColor="accent6" w:sz="8" w:space="0"/>
+          <w:left w:val="single" w:color="F79646" w:themeColor="accent6" w:sz="8" w:space="0"/>
+          <w:bottom w:val="single" w:color="F79646" w:themeColor="accent6" w:sz="8" w:space="0"/>
+          <w:right w:val="single" w:color="F79646" w:themeColor="accent6" w:sz="8" w:space="0"/>
         </w:tcBorders>
       </w:tcPr>
     </w:tblStylePr>
@@ -4156,10 +4211,10 @@
       <w:tblPr/>
       <w:tcPr>
         <w:tcBorders>
-          <w:top w:val="single" w:sz="8" w:space="0" w:color="F79646" w:themeColor="accent6"/>
-          <w:left w:val="single" w:sz="8" w:space="0" w:color="F79646" w:themeColor="accent6"/>
-          <w:bottom w:val="single" w:sz="8" w:space="0" w:color="F79646" w:themeColor="accent6"/>
-          <w:right w:val="single" w:sz="8" w:space="0" w:color="F79646" w:themeColor="accent6"/>
+          <w:top w:val="single" w:color="F79646" w:themeColor="accent6" w:sz="8" w:space="0"/>
+          <w:left w:val="single" w:color="F79646" w:themeColor="accent6" w:sz="8" w:space="0"/>
+          <w:bottom w:val="single" w:color="F79646" w:themeColor="accent6" w:sz="8" w:space="0"/>
+          <w:right w:val="single" w:color="F79646" w:themeColor="accent6" w:sz="8" w:space="0"/>
         </w:tcBorders>
         <w:shd w:val="clear" w:color="auto" w:fill="FDE4D0" w:themeFill="accent6" w:themeFillTint="3F"/>
       </w:tcPr>
@@ -4168,11 +4223,11 @@
       <w:tblPr/>
       <w:tcPr>
         <w:tcBorders>
-          <w:top w:val="single" w:sz="8" w:space="0" w:color="F79646" w:themeColor="accent6"/>
-          <w:left w:val="single" w:sz="8" w:space="0" w:color="F79646" w:themeColor="accent6"/>
-          <w:bottom w:val="single" w:sz="8" w:space="0" w:color="F79646" w:themeColor="accent6"/>
-          <w:right w:val="single" w:sz="8" w:space="0" w:color="F79646" w:themeColor="accent6"/>
-          <w:insideV w:val="single" w:sz="8" w:space="0" w:color="F79646" w:themeColor="accent6"/>
+          <w:top w:val="single" w:color="F79646" w:themeColor="accent6" w:sz="8" w:space="0"/>
+          <w:left w:val="single" w:color="F79646" w:themeColor="accent6" w:sz="8" w:space="0"/>
+          <w:bottom w:val="single" w:color="F79646" w:themeColor="accent6" w:sz="8" w:space="0"/>
+          <w:right w:val="single" w:color="F79646" w:themeColor="accent6" w:sz="8" w:space="0"/>
+          <w:insideV w:val="single" w:color="F79646" w:themeColor="accent6" w:sz="8" w:space="0"/>
         </w:tcBorders>
         <w:shd w:val="clear" w:color="auto" w:fill="FDE4D0" w:themeFill="accent6" w:themeFillTint="3F"/>
       </w:tcPr>
@@ -4181,11 +4236,11 @@
       <w:tblPr/>
       <w:tcPr>
         <w:tcBorders>
-          <w:top w:val="single" w:sz="8" w:space="0" w:color="F79646" w:themeColor="accent6"/>
-          <w:left w:val="single" w:sz="8" w:space="0" w:color="F79646" w:themeColor="accent6"/>
-          <w:bottom w:val="single" w:sz="8" w:space="0" w:color="F79646" w:themeColor="accent6"/>
-          <w:right w:val="single" w:sz="8" w:space="0" w:color="F79646" w:themeColor="accent6"/>
-          <w:insideV w:val="single" w:sz="8" w:space="0" w:color="F79646" w:themeColor="accent6"/>
+          <w:top w:val="single" w:color="F79646" w:themeColor="accent6" w:sz="8" w:space="0"/>
+          <w:left w:val="single" w:color="F79646" w:themeColor="accent6" w:sz="8" w:space="0"/>
+          <w:bottom w:val="single" w:color="F79646" w:themeColor="accent6" w:sz="8" w:space="0"/>
+          <w:right w:val="single" w:color="F79646" w:themeColor="accent6" w:sz="8" w:space="0"/>
+          <w:insideV w:val="single" w:color="F79646" w:themeColor="accent6" w:sz="8" w:space="0"/>
         </w:tcBorders>
       </w:tcPr>
     </w:tblStylePr>
@@ -4203,11 +4258,11 @@
       <w:tblStyleColBandSize w:val="1"/>
       <w:tblInd w:w="0" w:type="dxa"/>
       <w:tblBorders>
-        <w:top w:val="single" w:sz="8" w:space="0" w:color="404040" w:themeColor="text1" w:themeTint="BF"/>
-        <w:left w:val="single" w:sz="8" w:space="0" w:color="404040" w:themeColor="text1" w:themeTint="BF"/>
-        <w:bottom w:val="single" w:sz="8" w:space="0" w:color="404040" w:themeColor="text1" w:themeTint="BF"/>
-        <w:right w:val="single" w:sz="8" w:space="0" w:color="404040" w:themeColor="text1" w:themeTint="BF"/>
-        <w:insideH w:val="single" w:sz="8" w:space="0" w:color="404040" w:themeColor="text1" w:themeTint="BF"/>
+        <w:top w:val="single" w:color="404040" w:themeColor="text1" w:themeTint="BF" w:sz="8" w:space="0"/>
+        <w:left w:val="single" w:color="404040" w:themeColor="text1" w:themeTint="BF" w:sz="8" w:space="0"/>
+        <w:bottom w:val="single" w:color="404040" w:themeColor="text1" w:themeTint="BF" w:sz="8" w:space="0"/>
+        <w:right w:val="single" w:color="404040" w:themeColor="text1" w:themeTint="BF" w:sz="8" w:space="0"/>
+        <w:insideH w:val="single" w:color="404040" w:themeColor="text1" w:themeTint="BF" w:sz="8" w:space="0"/>
       </w:tblBorders>
       <w:tblCellMar>
         <w:top w:w="0" w:type="dxa"/>
@@ -4228,10 +4283,10 @@
       <w:tblPr/>
       <w:tcPr>
         <w:tcBorders>
-          <w:top w:val="single" w:sz="8" w:space="0" w:color="404040" w:themeColor="text1" w:themeTint="BF"/>
-          <w:left w:val="single" w:sz="8" w:space="0" w:color="404040" w:themeColor="text1" w:themeTint="BF"/>
-          <w:bottom w:val="single" w:sz="8" w:space="0" w:color="404040" w:themeColor="text1" w:themeTint="BF"/>
-          <w:right w:val="single" w:sz="8" w:space="0" w:color="404040" w:themeColor="text1" w:themeTint="BF"/>
+          <w:top w:val="single" w:color="404040" w:themeColor="text1" w:themeTint="BF" w:sz="8" w:space="0"/>
+          <w:left w:val="single" w:color="404040" w:themeColor="text1" w:themeTint="BF" w:sz="8" w:space="0"/>
+          <w:bottom w:val="single" w:color="404040" w:themeColor="text1" w:themeTint="BF" w:sz="8" w:space="0"/>
+          <w:right w:val="single" w:color="404040" w:themeColor="text1" w:themeTint="BF" w:sz="8" w:space="0"/>
           <w:insideH w:val="nil"/>
           <w:insideV w:val="nil"/>
         </w:tcBorders>
@@ -4249,10 +4304,10 @@
       <w:tblPr/>
       <w:tcPr>
         <w:tcBorders>
-          <w:top w:val="double" w:sz="6" w:space="0" w:color="404040" w:themeColor="text1" w:themeTint="BF"/>
-          <w:left w:val="single" w:sz="8" w:space="0" w:color="404040" w:themeColor="text1" w:themeTint="BF"/>
-          <w:bottom w:val="single" w:sz="8" w:space="0" w:color="404040" w:themeColor="text1" w:themeTint="BF"/>
-          <w:right w:val="single" w:sz="8" w:space="0" w:color="404040" w:themeColor="text1" w:themeTint="BF"/>
+          <w:top w:val="double" w:color="404040" w:themeColor="text1" w:themeTint="BF" w:sz="6" w:space="0"/>
+          <w:left w:val="single" w:color="404040" w:themeColor="text1" w:themeTint="BF" w:sz="8" w:space="0"/>
+          <w:bottom w:val="single" w:color="404040" w:themeColor="text1" w:themeTint="BF" w:sz="8" w:space="0"/>
+          <w:right w:val="single" w:color="404040" w:themeColor="text1" w:themeTint="BF" w:sz="8" w:space="0"/>
           <w:insideH w:val="nil"/>
           <w:insideV w:val="nil"/>
         </w:tcBorders>
@@ -4309,11 +4364,11 @@
       <w:tblStyleColBandSize w:val="1"/>
       <w:tblInd w:w="0" w:type="dxa"/>
       <w:tblBorders>
-        <w:top w:val="single" w:sz="8" w:space="0" w:color="7BA0CD" w:themeColor="accent1" w:themeTint="BF"/>
-        <w:left w:val="single" w:sz="8" w:space="0" w:color="7BA0CD" w:themeColor="accent1" w:themeTint="BF"/>
-        <w:bottom w:val="single" w:sz="8" w:space="0" w:color="7BA0CD" w:themeColor="accent1" w:themeTint="BF"/>
-        <w:right w:val="single" w:sz="8" w:space="0" w:color="7BA0CD" w:themeColor="accent1" w:themeTint="BF"/>
-        <w:insideH w:val="single" w:sz="8" w:space="0" w:color="7BA0CD" w:themeColor="accent1" w:themeTint="BF"/>
+        <w:top w:val="single" w:color="7BA0CD" w:themeColor="accent1" w:themeTint="BF" w:sz="8" w:space="0"/>
+        <w:left w:val="single" w:color="7BA0CD" w:themeColor="accent1" w:themeTint="BF" w:sz="8" w:space="0"/>
+        <w:bottom w:val="single" w:color="7BA0CD" w:themeColor="accent1" w:themeTint="BF" w:sz="8" w:space="0"/>
+        <w:right w:val="single" w:color="7BA0CD" w:themeColor="accent1" w:themeTint="BF" w:sz="8" w:space="0"/>
+        <w:insideH w:val="single" w:color="7BA0CD" w:themeColor="accent1" w:themeTint="BF" w:sz="8" w:space="0"/>
       </w:tblBorders>
       <w:tblCellMar>
         <w:top w:w="0" w:type="dxa"/>
@@ -4334,10 +4389,10 @@
       <w:tblPr/>
       <w:tcPr>
         <w:tcBorders>
-          <w:top w:val="single" w:sz="8" w:space="0" w:color="7BA0CD" w:themeColor="accent1" w:themeTint="BF"/>
-          <w:left w:val="single" w:sz="8" w:space="0" w:color="7BA0CD" w:themeColor="accent1" w:themeTint="BF"/>
-          <w:bottom w:val="single" w:sz="8" w:space="0" w:color="7BA0CD" w:themeColor="accent1" w:themeTint="BF"/>
-          <w:right w:val="single" w:sz="8" w:space="0" w:color="7BA0CD" w:themeColor="accent1" w:themeTint="BF"/>
+          <w:top w:val="single" w:color="7BA0CD" w:themeColor="accent1" w:themeTint="BF" w:sz="8" w:space="0"/>
+          <w:left w:val="single" w:color="7BA0CD" w:themeColor="accent1" w:themeTint="BF" w:sz="8" w:space="0"/>
+          <w:bottom w:val="single" w:color="7BA0CD" w:themeColor="accent1" w:themeTint="BF" w:sz="8" w:space="0"/>
+          <w:right w:val="single" w:color="7BA0CD" w:themeColor="accent1" w:themeTint="BF" w:sz="8" w:space="0"/>
           <w:insideH w:val="nil"/>
           <w:insideV w:val="nil"/>
         </w:tcBorders>
@@ -4355,10 +4410,10 @@
       <w:tblPr/>
       <w:tcPr>
         <w:tcBorders>
-          <w:top w:val="double" w:sz="6" w:space="0" w:color="7BA0CD" w:themeColor="accent1" w:themeTint="BF"/>
-          <w:left w:val="single" w:sz="8" w:space="0" w:color="7BA0CD" w:themeColor="accent1" w:themeTint="BF"/>
-          <w:bottom w:val="single" w:sz="8" w:space="0" w:color="7BA0CD" w:themeColor="accent1" w:themeTint="BF"/>
-          <w:right w:val="single" w:sz="8" w:space="0" w:color="7BA0CD" w:themeColor="accent1" w:themeTint="BF"/>
+          <w:top w:val="double" w:color="7BA0CD" w:themeColor="accent1" w:themeTint="BF" w:sz="6" w:space="0"/>
+          <w:left w:val="single" w:color="7BA0CD" w:themeColor="accent1" w:themeTint="BF" w:sz="8" w:space="0"/>
+          <w:bottom w:val="single" w:color="7BA0CD" w:themeColor="accent1" w:themeTint="BF" w:sz="8" w:space="0"/>
+          <w:right w:val="single" w:color="7BA0CD" w:themeColor="accent1" w:themeTint="BF" w:sz="8" w:space="0"/>
           <w:insideH w:val="nil"/>
           <w:insideV w:val="nil"/>
         </w:tcBorders>
@@ -4415,11 +4470,11 @@
       <w:tblStyleColBandSize w:val="1"/>
       <w:tblInd w:w="0" w:type="dxa"/>
       <w:tblBorders>
-        <w:top w:val="single" w:sz="8" w:space="0" w:color="CF7B79" w:themeColor="accent2" w:themeTint="BF"/>
-        <w:left w:val="single" w:sz="8" w:space="0" w:color="CF7B79" w:themeColor="accent2" w:themeTint="BF"/>
-        <w:bottom w:val="single" w:sz="8" w:space="0" w:color="CF7B79" w:themeColor="accent2" w:themeTint="BF"/>
-        <w:right w:val="single" w:sz="8" w:space="0" w:color="CF7B79" w:themeColor="accent2" w:themeTint="BF"/>
-        <w:insideH w:val="single" w:sz="8" w:space="0" w:color="CF7B79" w:themeColor="accent2" w:themeTint="BF"/>
+        <w:top w:val="single" w:color="CF7B79" w:themeColor="accent2" w:themeTint="BF" w:sz="8" w:space="0"/>
+        <w:left w:val="single" w:color="CF7B79" w:themeColor="accent2" w:themeTint="BF" w:sz="8" w:space="0"/>
+        <w:bottom w:val="single" w:color="CF7B79" w:themeColor="accent2" w:themeTint="BF" w:sz="8" w:space="0"/>
+        <w:right w:val="single" w:color="CF7B79" w:themeColor="accent2" w:themeTint="BF" w:sz="8" w:space="0"/>
+        <w:insideH w:val="single" w:color="CF7B79" w:themeColor="accent2" w:themeTint="BF" w:sz="8" w:space="0"/>
       </w:tblBorders>
       <w:tblCellMar>
         <w:top w:w="0" w:type="dxa"/>
@@ -4440,10 +4495,10 @@
       <w:tblPr/>
       <w:tcPr>
         <w:tcBorders>
-          <w:top w:val="single" w:sz="8" w:space="0" w:color="CF7B79" w:themeColor="accent2" w:themeTint="BF"/>
-          <w:left w:val="single" w:sz="8" w:space="0" w:color="CF7B79" w:themeColor="accent2" w:themeTint="BF"/>
-          <w:bottom w:val="single" w:sz="8" w:space="0" w:color="CF7B79" w:themeColor="accent2" w:themeTint="BF"/>
-          <w:right w:val="single" w:sz="8" w:space="0" w:color="CF7B79" w:themeColor="accent2" w:themeTint="BF"/>
+          <w:top w:val="single" w:color="CF7B79" w:themeColor="accent2" w:themeTint="BF" w:sz="8" w:space="0"/>
+          <w:left w:val="single" w:color="CF7B79" w:themeColor="accent2" w:themeTint="BF" w:sz="8" w:space="0"/>
+          <w:bottom w:val="single" w:color="CF7B79" w:themeColor="accent2" w:themeTint="BF" w:sz="8" w:space="0"/>
+          <w:right w:val="single" w:color="CF7B79" w:themeColor="accent2" w:themeTint="BF" w:sz="8" w:space="0"/>
           <w:insideH w:val="nil"/>
           <w:insideV w:val="nil"/>
         </w:tcBorders>
@@ -4461,10 +4516,10 @@
       <w:tblPr/>
       <w:tcPr>
         <w:tcBorders>
-          <w:top w:val="double" w:sz="6" w:space="0" w:color="CF7B79" w:themeColor="accent2" w:themeTint="BF"/>
-          <w:left w:val="single" w:sz="8" w:space="0" w:color="CF7B79" w:themeColor="accent2" w:themeTint="BF"/>
-          <w:bottom w:val="single" w:sz="8" w:space="0" w:color="CF7B79" w:themeColor="accent2" w:themeTint="BF"/>
-          <w:right w:val="single" w:sz="8" w:space="0" w:color="CF7B79" w:themeColor="accent2" w:themeTint="BF"/>
+          <w:top w:val="double" w:color="CF7B79" w:themeColor="accent2" w:themeTint="BF" w:sz="6" w:space="0"/>
+          <w:left w:val="single" w:color="CF7B79" w:themeColor="accent2" w:themeTint="BF" w:sz="8" w:space="0"/>
+          <w:bottom w:val="single" w:color="CF7B79" w:themeColor="accent2" w:themeTint="BF" w:sz="8" w:space="0"/>
+          <w:right w:val="single" w:color="CF7B79" w:themeColor="accent2" w:themeTint="BF" w:sz="8" w:space="0"/>
           <w:insideH w:val="nil"/>
           <w:insideV w:val="nil"/>
         </w:tcBorders>
@@ -4521,11 +4576,11 @@
       <w:tblStyleColBandSize w:val="1"/>
       <w:tblInd w:w="0" w:type="dxa"/>
       <w:tblBorders>
-        <w:top w:val="single" w:sz="8" w:space="0" w:color="B3CC82" w:themeColor="accent3" w:themeTint="BF"/>
-        <w:left w:val="single" w:sz="8" w:space="0" w:color="B3CC82" w:themeColor="accent3" w:themeTint="BF"/>
-        <w:bottom w:val="single" w:sz="8" w:space="0" w:color="B3CC82" w:themeColor="accent3" w:themeTint="BF"/>
-        <w:right w:val="single" w:sz="8" w:space="0" w:color="B3CC82" w:themeColor="accent3" w:themeTint="BF"/>
-        <w:insideH w:val="single" w:sz="8" w:space="0" w:color="B3CC82" w:themeColor="accent3" w:themeTint="BF"/>
+        <w:top w:val="single" w:color="B3CC82" w:themeColor="accent3" w:themeTint="BF" w:sz="8" w:space="0"/>
+        <w:left w:val="single" w:color="B3CC82" w:themeColor="accent3" w:themeTint="BF" w:sz="8" w:space="0"/>
+        <w:bottom w:val="single" w:color="B3CC82" w:themeColor="accent3" w:themeTint="BF" w:sz="8" w:space="0"/>
+        <w:right w:val="single" w:color="B3CC82" w:themeColor="accent3" w:themeTint="BF" w:sz="8" w:space="0"/>
+        <w:insideH w:val="single" w:color="B3CC82" w:themeColor="accent3" w:themeTint="BF" w:sz="8" w:space="0"/>
       </w:tblBorders>
       <w:tblCellMar>
         <w:top w:w="0" w:type="dxa"/>
@@ -4546,10 +4601,10 @@
       <w:tblPr/>
       <w:tcPr>
         <w:tcBorders>
-          <w:top w:val="single" w:sz="8" w:space="0" w:color="B3CC82" w:themeColor="accent3" w:themeTint="BF"/>
-          <w:left w:val="single" w:sz="8" w:space="0" w:color="B3CC82" w:themeColor="accent3" w:themeTint="BF"/>
-          <w:bottom w:val="single" w:sz="8" w:space="0" w:color="B3CC82" w:themeColor="accent3" w:themeTint="BF"/>
-          <w:right w:val="single" w:sz="8" w:space="0" w:color="B3CC82" w:themeColor="accent3" w:themeTint="BF"/>
+          <w:top w:val="single" w:color="B3CC82" w:themeColor="accent3" w:themeTint="BF" w:sz="8" w:space="0"/>
+          <w:left w:val="single" w:color="B3CC82" w:themeColor="accent3" w:themeTint="BF" w:sz="8" w:space="0"/>
+          <w:bottom w:val="single" w:color="B3CC82" w:themeColor="accent3" w:themeTint="BF" w:sz="8" w:space="0"/>
+          <w:right w:val="single" w:color="B3CC82" w:themeColor="accent3" w:themeTint="BF" w:sz="8" w:space="0"/>
           <w:insideH w:val="nil"/>
           <w:insideV w:val="nil"/>
         </w:tcBorders>
@@ -4567,10 +4622,10 @@
       <w:tblPr/>
       <w:tcPr>
         <w:tcBorders>
-          <w:top w:val="double" w:sz="6" w:space="0" w:color="B3CC82" w:themeColor="accent3" w:themeTint="BF"/>
-          <w:left w:val="single" w:sz="8" w:space="0" w:color="B3CC82" w:themeColor="accent3" w:themeTint="BF"/>
-          <w:bottom w:val="single" w:sz="8" w:space="0" w:color="B3CC82" w:themeColor="accent3" w:themeTint="BF"/>
-          <w:right w:val="single" w:sz="8" w:space="0" w:color="B3CC82" w:themeColor="accent3" w:themeTint="BF"/>
+          <w:top w:val="double" w:color="B3CC82" w:themeColor="accent3" w:themeTint="BF" w:sz="6" w:space="0"/>
+          <w:left w:val="single" w:color="B3CC82" w:themeColor="accent3" w:themeTint="BF" w:sz="8" w:space="0"/>
+          <w:bottom w:val="single" w:color="B3CC82" w:themeColor="accent3" w:themeTint="BF" w:sz="8" w:space="0"/>
+          <w:right w:val="single" w:color="B3CC82" w:themeColor="accent3" w:themeTint="BF" w:sz="8" w:space="0"/>
           <w:insideH w:val="nil"/>
           <w:insideV w:val="nil"/>
         </w:tcBorders>
@@ -4627,11 +4682,11 @@
       <w:tblStyleColBandSize w:val="1"/>
       <w:tblInd w:w="0" w:type="dxa"/>
       <w:tblBorders>
-        <w:top w:val="single" w:sz="8" w:space="0" w:color="9F8AB9" w:themeColor="accent4" w:themeTint="BF"/>
-        <w:left w:val="single" w:sz="8" w:space="0" w:color="9F8AB9" w:themeColor="accent4" w:themeTint="BF"/>
-        <w:bottom w:val="single" w:sz="8" w:space="0" w:color="9F8AB9" w:themeColor="accent4" w:themeTint="BF"/>
-        <w:right w:val="single" w:sz="8" w:space="0" w:color="9F8AB9" w:themeColor="accent4" w:themeTint="BF"/>
-        <w:insideH w:val="single" w:sz="8" w:space="0" w:color="9F8AB9" w:themeColor="accent4" w:themeTint="BF"/>
+        <w:top w:val="single" w:color="9F8AB9" w:themeColor="accent4" w:themeTint="BF" w:sz="8" w:space="0"/>
+        <w:left w:val="single" w:color="9F8AB9" w:themeColor="accent4" w:themeTint="BF" w:sz="8" w:space="0"/>
+        <w:bottom w:val="single" w:color="9F8AB9" w:themeColor="accent4" w:themeTint="BF" w:sz="8" w:space="0"/>
+        <w:right w:val="single" w:color="9F8AB9" w:themeColor="accent4" w:themeTint="BF" w:sz="8" w:space="0"/>
+        <w:insideH w:val="single" w:color="9F8AB9" w:themeColor="accent4" w:themeTint="BF" w:sz="8" w:space="0"/>
       </w:tblBorders>
       <w:tblCellMar>
         <w:top w:w="0" w:type="dxa"/>
@@ -4652,10 +4707,10 @@
       <w:tblPr/>
       <w:tcPr>
         <w:tcBorders>
-          <w:top w:val="single" w:sz="8" w:space="0" w:color="9F8AB9" w:themeColor="accent4" w:themeTint="BF"/>
-          <w:left w:val="single" w:sz="8" w:space="0" w:color="9F8AB9" w:themeColor="accent4" w:themeTint="BF"/>
-          <w:bottom w:val="single" w:sz="8" w:space="0" w:color="9F8AB9" w:themeColor="accent4" w:themeTint="BF"/>
-          <w:right w:val="single" w:sz="8" w:space="0" w:color="9F8AB9" w:themeColor="accent4" w:themeTint="BF"/>
+          <w:top w:val="single" w:color="9F8AB9" w:themeColor="accent4" w:themeTint="BF" w:sz="8" w:space="0"/>
+          <w:left w:val="single" w:color="9F8AB9" w:themeColor="accent4" w:themeTint="BF" w:sz="8" w:space="0"/>
+          <w:bottom w:val="single" w:color="9F8AB9" w:themeColor="accent4" w:themeTint="BF" w:sz="8" w:space="0"/>
+          <w:right w:val="single" w:color="9F8AB9" w:themeColor="accent4" w:themeTint="BF" w:sz="8" w:space="0"/>
           <w:insideH w:val="nil"/>
           <w:insideV w:val="nil"/>
         </w:tcBorders>
@@ -4673,10 +4728,10 @@
       <w:tblPr/>
       <w:tcPr>
         <w:tcBorders>
-          <w:top w:val="double" w:sz="6" w:space="0" w:color="9F8AB9" w:themeColor="accent4" w:themeTint="BF"/>
-          <w:left w:val="single" w:sz="8" w:space="0" w:color="9F8AB9" w:themeColor="accent4" w:themeTint="BF"/>
-          <w:bottom w:val="single" w:sz="8" w:space="0" w:color="9F8AB9" w:themeColor="accent4" w:themeTint="BF"/>
-          <w:right w:val="single" w:sz="8" w:space="0" w:color="9F8AB9" w:themeColor="accent4" w:themeTint="BF"/>
+          <w:top w:val="double" w:color="9F8AB9" w:themeColor="accent4" w:themeTint="BF" w:sz="6" w:space="0"/>
+          <w:left w:val="single" w:color="9F8AB9" w:themeColor="accent4" w:themeTint="BF" w:sz="8" w:space="0"/>
+          <w:bottom w:val="single" w:color="9F8AB9" w:themeColor="accent4" w:themeTint="BF" w:sz="8" w:space="0"/>
+          <w:right w:val="single" w:color="9F8AB9" w:themeColor="accent4" w:themeTint="BF" w:sz="8" w:space="0"/>
           <w:insideH w:val="nil"/>
           <w:insideV w:val="nil"/>
         </w:tcBorders>
@@ -4733,11 +4788,11 @@
       <w:tblStyleColBandSize w:val="1"/>
       <w:tblInd w:w="0" w:type="dxa"/>
       <w:tblBorders>
-        <w:top w:val="single" w:sz="8" w:space="0" w:color="78C0D4" w:themeColor="accent5" w:themeTint="BF"/>
-        <w:left w:val="single" w:sz="8" w:space="0" w:color="78C0D4" w:themeColor="accent5" w:themeTint="BF"/>
-        <w:bottom w:val="single" w:sz="8" w:space="0" w:color="78C0D4" w:themeColor="accent5" w:themeTint="BF"/>
-        <w:right w:val="single" w:sz="8" w:space="0" w:color="78C0D4" w:themeColor="accent5" w:themeTint="BF"/>
-        <w:insideH w:val="single" w:sz="8" w:space="0" w:color="78C0D4" w:themeColor="accent5" w:themeTint="BF"/>
+        <w:top w:val="single" w:color="78C0D4" w:themeColor="accent5" w:themeTint="BF" w:sz="8" w:space="0"/>
+        <w:left w:val="single" w:color="78C0D4" w:themeColor="accent5" w:themeTint="BF" w:sz="8" w:space="0"/>
+        <w:bottom w:val="single" w:color="78C0D4" w:themeColor="accent5" w:themeTint="BF" w:sz="8" w:space="0"/>
+        <w:right w:val="single" w:color="78C0D4" w:themeColor="accent5" w:themeTint="BF" w:sz="8" w:space="0"/>
+        <w:insideH w:val="single" w:color="78C0D4" w:themeColor="accent5" w:themeTint="BF" w:sz="8" w:space="0"/>
       </w:tblBorders>
       <w:tblCellMar>
         <w:top w:w="0" w:type="dxa"/>
@@ -4758,10 +4813,10 @@
       <w:tblPr/>
       <w:tcPr>
         <w:tcBorders>
-          <w:top w:val="single" w:sz="8" w:space="0" w:color="78C0D4" w:themeColor="accent5" w:themeTint="BF"/>
-          <w:left w:val="single" w:sz="8" w:space="0" w:color="78C0D4" w:themeColor="accent5" w:themeTint="BF"/>
-          <w:bottom w:val="single" w:sz="8" w:space="0" w:color="78C0D4" w:themeColor="accent5" w:themeTint="BF"/>
-          <w:right w:val="single" w:sz="8" w:space="0" w:color="78C0D4" w:themeColor="accent5" w:themeTint="BF"/>
+          <w:top w:val="single" w:color="78C0D4" w:themeColor="accent5" w:themeTint="BF" w:sz="8" w:space="0"/>
+          <w:left w:val="single" w:color="78C0D4" w:themeColor="accent5" w:themeTint="BF" w:sz="8" w:space="0"/>
+          <w:bottom w:val="single" w:color="78C0D4" w:themeColor="accent5" w:themeTint="BF" w:sz="8" w:space="0"/>
+          <w:right w:val="single" w:color="78C0D4" w:themeColor="accent5" w:themeTint="BF" w:sz="8" w:space="0"/>
           <w:insideH w:val="nil"/>
           <w:insideV w:val="nil"/>
         </w:tcBorders>
@@ -4779,10 +4834,10 @@
       <w:tblPr/>
       <w:tcPr>
         <w:tcBorders>
-          <w:top w:val="double" w:sz="6" w:space="0" w:color="78C0D4" w:themeColor="accent5" w:themeTint="BF"/>
-          <w:left w:val="single" w:sz="8" w:space="0" w:color="78C0D4" w:themeColor="accent5" w:themeTint="BF"/>
-          <w:bottom w:val="single" w:sz="8" w:space="0" w:color="78C0D4" w:themeColor="accent5" w:themeTint="BF"/>
-          <w:right w:val="single" w:sz="8" w:space="0" w:color="78C0D4" w:themeColor="accent5" w:themeTint="BF"/>
+          <w:top w:val="double" w:color="78C0D4" w:themeColor="accent5" w:themeTint="BF" w:sz="6" w:space="0"/>
+          <w:left w:val="single" w:color="78C0D4" w:themeColor="accent5" w:themeTint="BF" w:sz="8" w:space="0"/>
+          <w:bottom w:val="single" w:color="78C0D4" w:themeColor="accent5" w:themeTint="BF" w:sz="8" w:space="0"/>
+          <w:right w:val="single" w:color="78C0D4" w:themeColor="accent5" w:themeTint="BF" w:sz="8" w:space="0"/>
           <w:insideH w:val="nil"/>
           <w:insideV w:val="nil"/>
         </w:tcBorders>
@@ -4839,11 +4894,11 @@
       <w:tblStyleColBandSize w:val="1"/>
       <w:tblInd w:w="0" w:type="dxa"/>
       <w:tblBorders>
-        <w:top w:val="single" w:sz="8" w:space="0" w:color="F9B074" w:themeColor="accent6" w:themeTint="BF"/>
-        <w:left w:val="single" w:sz="8" w:space="0" w:color="F9B074" w:themeColor="accent6" w:themeTint="BF"/>
-        <w:bottom w:val="single" w:sz="8" w:space="0" w:color="F9B074" w:themeColor="accent6" w:themeTint="BF"/>
-        <w:right w:val="single" w:sz="8" w:space="0" w:color="F9B074" w:themeColor="accent6" w:themeTint="BF"/>
-        <w:insideH w:val="single" w:sz="8" w:space="0" w:color="F9B074" w:themeColor="accent6" w:themeTint="BF"/>
+        <w:top w:val="single" w:color="F9B074" w:themeColor="accent6" w:themeTint="BF" w:sz="8" w:space="0"/>
+        <w:left w:val="single" w:color="F9B074" w:themeColor="accent6" w:themeTint="BF" w:sz="8" w:space="0"/>
+        <w:bottom w:val="single" w:color="F9B074" w:themeColor="accent6" w:themeTint="BF" w:sz="8" w:space="0"/>
+        <w:right w:val="single" w:color="F9B074" w:themeColor="accent6" w:themeTint="BF" w:sz="8" w:space="0"/>
+        <w:insideH w:val="single" w:color="F9B074" w:themeColor="accent6" w:themeTint="BF" w:sz="8" w:space="0"/>
       </w:tblBorders>
       <w:tblCellMar>
         <w:top w:w="0" w:type="dxa"/>
@@ -4864,10 +4919,10 @@
       <w:tblPr/>
       <w:tcPr>
         <w:tcBorders>
-          <w:top w:val="single" w:sz="8" w:space="0" w:color="F9B074" w:themeColor="accent6" w:themeTint="BF"/>
-          <w:left w:val="single" w:sz="8" w:space="0" w:color="F9B074" w:themeColor="accent6" w:themeTint="BF"/>
-          <w:bottom w:val="single" w:sz="8" w:space="0" w:color="F9B074" w:themeColor="accent6" w:themeTint="BF"/>
-          <w:right w:val="single" w:sz="8" w:space="0" w:color="F9B074" w:themeColor="accent6" w:themeTint="BF"/>
+          <w:top w:val="single" w:color="F9B074" w:themeColor="accent6" w:themeTint="BF" w:sz="8" w:space="0"/>
+          <w:left w:val="single" w:color="F9B074" w:themeColor="accent6" w:themeTint="BF" w:sz="8" w:space="0"/>
+          <w:bottom w:val="single" w:color="F9B074" w:themeColor="accent6" w:themeTint="BF" w:sz="8" w:space="0"/>
+          <w:right w:val="single" w:color="F9B074" w:themeColor="accent6" w:themeTint="BF" w:sz="8" w:space="0"/>
           <w:insideH w:val="nil"/>
           <w:insideV w:val="nil"/>
         </w:tcBorders>
@@ -4885,10 +4940,10 @@
       <w:tblPr/>
       <w:tcPr>
         <w:tcBorders>
-          <w:top w:val="double" w:sz="6" w:space="0" w:color="F9B074" w:themeColor="accent6" w:themeTint="BF"/>
-          <w:left w:val="single" w:sz="8" w:space="0" w:color="F9B074" w:themeColor="accent6" w:themeTint="BF"/>
-          <w:bottom w:val="single" w:sz="8" w:space="0" w:color="F9B074" w:themeColor="accent6" w:themeTint="BF"/>
-          <w:right w:val="single" w:sz="8" w:space="0" w:color="F9B074" w:themeColor="accent6" w:themeTint="BF"/>
+          <w:top w:val="double" w:color="F9B074" w:themeColor="accent6" w:themeTint="BF" w:sz="6" w:space="0"/>
+          <w:left w:val="single" w:color="F9B074" w:themeColor="accent6" w:themeTint="BF" w:sz="8" w:space="0"/>
+          <w:bottom w:val="single" w:color="F9B074" w:themeColor="accent6" w:themeTint="BF" w:sz="8" w:space="0"/>
+          <w:right w:val="single" w:color="F9B074" w:themeColor="accent6" w:themeTint="BF" w:sz="8" w:space="0"/>
           <w:insideH w:val="nil"/>
           <w:insideV w:val="nil"/>
         </w:tcBorders>
@@ -4945,8 +5000,8 @@
       <w:tblStyleColBandSize w:val="1"/>
       <w:tblInd w:w="0" w:type="dxa"/>
       <w:tblBorders>
-        <w:top w:val="single" w:sz="18" w:space="0" w:color="auto"/>
-        <w:bottom w:val="single" w:sz="18" w:space="0" w:color="auto"/>
+        <w:top w:val="single" w:color="auto" w:sz="18" w:space="0"/>
+        <w:bottom w:val="single" w:color="auto" w:sz="18" w:space="0"/>
       </w:tblBorders>
       <w:tblCellMar>
         <w:top w:w="0" w:type="dxa"/>
@@ -4967,9 +5022,9 @@
       <w:tblPr/>
       <w:tcPr>
         <w:tcBorders>
-          <w:top w:val="single" w:sz="18" w:space="0" w:color="auto"/>
-          <w:left w:val="nil"/>
-          <w:bottom w:val="single" w:sz="18" w:space="0" w:color="auto"/>
+          <w:top w:val="single" w:color="auto" w:sz="18" w:space="0"/>
+          <w:left w:val="nil"/>
+          <w:bottom w:val="single" w:color="auto" w:sz="18" w:space="0"/>
           <w:right w:val="nil"/>
           <w:insideH w:val="nil"/>
           <w:insideV w:val="nil"/>
@@ -4987,9 +5042,9 @@
       <w:tblPr/>
       <w:tcPr>
         <w:tcBorders>
-          <w:top w:val="double" w:sz="6" w:space="0" w:color="auto"/>
-          <w:left w:val="nil"/>
-          <w:bottom w:val="single" w:sz="18" w:space="0" w:color="auto"/>
+          <w:top w:val="double" w:color="auto" w:sz="6" w:space="0"/>
+          <w:left w:val="nil"/>
+          <w:bottom w:val="single" w:color="auto" w:sz="18" w:space="0"/>
           <w:right w:val="nil"/>
           <w:insideH w:val="nil"/>
           <w:insideV w:val="nil"/>
@@ -5008,7 +5063,7 @@
         <w:tcBorders>
           <w:top w:val="nil"/>
           <w:left w:val="nil"/>
-          <w:bottom w:val="single" w:sz="18" w:space="0" w:color="auto"/>
+          <w:bottom w:val="single" w:color="auto" w:sz="18" w:space="0"/>
           <w:right w:val="nil"/>
           <w:insideH w:val="nil"/>
           <w:insideV w:val="nil"/>
@@ -5055,9 +5110,9 @@
       <w:tblPr/>
       <w:tcPr>
         <w:tcBorders>
-          <w:top w:val="single" w:sz="18" w:space="0" w:color="auto"/>
-          <w:left w:val="nil"/>
-          <w:bottom w:val="single" w:sz="18" w:space="0" w:color="auto"/>
+          <w:top w:val="single" w:color="auto" w:sz="18" w:space="0"/>
+          <w:left w:val="nil"/>
+          <w:bottom w:val="single" w:color="auto" w:sz="18" w:space="0"/>
           <w:right w:val="nil"/>
           <w:insideH w:val="nil"/>
           <w:insideV w:val="nil"/>
@@ -5071,9 +5126,9 @@
       <w:tblPr/>
       <w:tcPr>
         <w:tcBorders>
-          <w:top w:val="single" w:sz="18" w:space="0" w:color="auto"/>
-          <w:left w:val="nil"/>
-          <w:bottom w:val="single" w:sz="18" w:space="0" w:color="auto"/>
+          <w:top w:val="single" w:color="auto" w:sz="18" w:space="0"/>
+          <w:left w:val="nil"/>
+          <w:bottom w:val="single" w:color="auto" w:sz="18" w:space="0"/>
           <w:right w:val="nil"/>
           <w:insideH w:val="nil"/>
           <w:insideV w:val="nil"/>
@@ -5094,8 +5149,8 @@
       <w:tblStyleColBandSize w:val="1"/>
       <w:tblInd w:w="0" w:type="dxa"/>
       <w:tblBorders>
-        <w:top w:val="single" w:sz="18" w:space="0" w:color="auto"/>
-        <w:bottom w:val="single" w:sz="18" w:space="0" w:color="auto"/>
+        <w:top w:val="single" w:color="auto" w:sz="18" w:space="0"/>
+        <w:bottom w:val="single" w:color="auto" w:sz="18" w:space="0"/>
       </w:tblBorders>
       <w:tblCellMar>
         <w:top w:w="0" w:type="dxa"/>
@@ -5116,9 +5171,9 @@
       <w:tblPr/>
       <w:tcPr>
         <w:tcBorders>
-          <w:top w:val="single" w:sz="18" w:space="0" w:color="auto"/>
-          <w:left w:val="nil"/>
-          <w:bottom w:val="single" w:sz="18" w:space="0" w:color="auto"/>
+          <w:top w:val="single" w:color="auto" w:sz="18" w:space="0"/>
+          <w:left w:val="nil"/>
+          <w:bottom w:val="single" w:color="auto" w:sz="18" w:space="0"/>
           <w:right w:val="nil"/>
           <w:insideH w:val="nil"/>
           <w:insideV w:val="nil"/>
@@ -5136,9 +5191,9 @@
       <w:tblPr/>
       <w:tcPr>
         <w:tcBorders>
-          <w:top w:val="double" w:sz="6" w:space="0" w:color="auto"/>
-          <w:left w:val="nil"/>
-          <w:bottom w:val="single" w:sz="18" w:space="0" w:color="auto"/>
+          <w:top w:val="double" w:color="auto" w:sz="6" w:space="0"/>
+          <w:left w:val="nil"/>
+          <w:bottom w:val="single" w:color="auto" w:sz="18" w:space="0"/>
           <w:right w:val="nil"/>
           <w:insideH w:val="nil"/>
           <w:insideV w:val="nil"/>
@@ -5157,7 +5212,7 @@
         <w:tcBorders>
           <w:top w:val="nil"/>
           <w:left w:val="nil"/>
-          <w:bottom w:val="single" w:sz="18" w:space="0" w:color="auto"/>
+          <w:bottom w:val="single" w:color="auto" w:sz="18" w:space="0"/>
           <w:right w:val="nil"/>
           <w:insideH w:val="nil"/>
           <w:insideV w:val="nil"/>
@@ -5204,9 +5259,9 @@
       <w:tblPr/>
       <w:tcPr>
         <w:tcBorders>
-          <w:top w:val="single" w:sz="18" w:space="0" w:color="auto"/>
-          <w:left w:val="nil"/>
-          <w:bottom w:val="single" w:sz="18" w:space="0" w:color="auto"/>
+          <w:top w:val="single" w:color="auto" w:sz="18" w:space="0"/>
+          <w:left w:val="nil"/>
+          <w:bottom w:val="single" w:color="auto" w:sz="18" w:space="0"/>
           <w:right w:val="nil"/>
           <w:insideH w:val="nil"/>
           <w:insideV w:val="nil"/>
@@ -5220,9 +5275,9 @@
       <w:tblPr/>
       <w:tcPr>
         <w:tcBorders>
-          <w:top w:val="single" w:sz="18" w:space="0" w:color="auto"/>
-          <w:left w:val="nil"/>
-          <w:bottom w:val="single" w:sz="18" w:space="0" w:color="auto"/>
+          <w:top w:val="single" w:color="auto" w:sz="18" w:space="0"/>
+          <w:left w:val="nil"/>
+          <w:bottom w:val="single" w:color="auto" w:sz="18" w:space="0"/>
           <w:right w:val="nil"/>
           <w:insideH w:val="nil"/>
           <w:insideV w:val="nil"/>
@@ -5243,8 +5298,8 @@
       <w:tblStyleColBandSize w:val="1"/>
       <w:tblInd w:w="0" w:type="dxa"/>
       <w:tblBorders>
-        <w:top w:val="single" w:sz="18" w:space="0" w:color="auto"/>
-        <w:bottom w:val="single" w:sz="18" w:space="0" w:color="auto"/>
+        <w:top w:val="single" w:color="auto" w:sz="18" w:space="0"/>
+        <w:bottom w:val="single" w:color="auto" w:sz="18" w:space="0"/>
       </w:tblBorders>
       <w:tblCellMar>
         <w:top w:w="0" w:type="dxa"/>
@@ -5265,9 +5320,9 @@
       <w:tblPr/>
       <w:tcPr>
         <w:tcBorders>
-          <w:top w:val="single" w:sz="18" w:space="0" w:color="auto"/>
-          <w:left w:val="nil"/>
-          <w:bottom w:val="single" w:sz="18" w:space="0" w:color="auto"/>
+          <w:top w:val="single" w:color="auto" w:sz="18" w:space="0"/>
+          <w:left w:val="nil"/>
+          <w:bottom w:val="single" w:color="auto" w:sz="18" w:space="0"/>
           <w:right w:val="nil"/>
           <w:insideH w:val="nil"/>
           <w:insideV w:val="nil"/>
@@ -5285,9 +5340,9 @@
       <w:tblPr/>
       <w:tcPr>
         <w:tcBorders>
-          <w:top w:val="double" w:sz="6" w:space="0" w:color="auto"/>
-          <w:left w:val="nil"/>
-          <w:bottom w:val="single" w:sz="18" w:space="0" w:color="auto"/>
+          <w:top w:val="double" w:color="auto" w:sz="6" w:space="0"/>
+          <w:left w:val="nil"/>
+          <w:bottom w:val="single" w:color="auto" w:sz="18" w:space="0"/>
           <w:right w:val="nil"/>
           <w:insideH w:val="nil"/>
           <w:insideV w:val="nil"/>
@@ -5306,7 +5361,7 @@
         <w:tcBorders>
           <w:top w:val="nil"/>
           <w:left w:val="nil"/>
-          <w:bottom w:val="single" w:sz="18" w:space="0" w:color="auto"/>
+          <w:bottom w:val="single" w:color="auto" w:sz="18" w:space="0"/>
           <w:right w:val="nil"/>
           <w:insideH w:val="nil"/>
           <w:insideV w:val="nil"/>
@@ -5353,9 +5408,9 @@
       <w:tblPr/>
       <w:tcPr>
         <w:tcBorders>
-          <w:top w:val="single" w:sz="18" w:space="0" w:color="auto"/>
-          <w:left w:val="nil"/>
-          <w:bottom w:val="single" w:sz="18" w:space="0" w:color="auto"/>
+          <w:top w:val="single" w:color="auto" w:sz="18" w:space="0"/>
+          <w:left w:val="nil"/>
+          <w:bottom w:val="single" w:color="auto" w:sz="18" w:space="0"/>
           <w:right w:val="nil"/>
           <w:insideH w:val="nil"/>
           <w:insideV w:val="nil"/>
@@ -5369,9 +5424,9 @@
       <w:tblPr/>
       <w:tcPr>
         <w:tcBorders>
-          <w:top w:val="single" w:sz="18" w:space="0" w:color="auto"/>
-          <w:left w:val="nil"/>
-          <w:bottom w:val="single" w:sz="18" w:space="0" w:color="auto"/>
+          <w:top w:val="single" w:color="auto" w:sz="18" w:space="0"/>
+          <w:left w:val="nil"/>
+          <w:bottom w:val="single" w:color="auto" w:sz="18" w:space="0"/>
           <w:right w:val="nil"/>
           <w:insideH w:val="nil"/>
           <w:insideV w:val="nil"/>
@@ -5392,8 +5447,8 @@
       <w:tblStyleColBandSize w:val="1"/>
       <w:tblInd w:w="0" w:type="dxa"/>
       <w:tblBorders>
-        <w:top w:val="single" w:sz="18" w:space="0" w:color="auto"/>
-        <w:bottom w:val="single" w:sz="18" w:space="0" w:color="auto"/>
+        <w:top w:val="single" w:color="auto" w:sz="18" w:space="0"/>
+        <w:bottom w:val="single" w:color="auto" w:sz="18" w:space="0"/>
       </w:tblBorders>
       <w:tblCellMar>
         <w:top w:w="0" w:type="dxa"/>
@@ -5414,9 +5469,9 @@
       <w:tblPr/>
       <w:tcPr>
         <w:tcBorders>
-          <w:top w:val="single" w:sz="18" w:space="0" w:color="auto"/>
-          <w:left w:val="nil"/>
-          <w:bottom w:val="single" w:sz="18" w:space="0" w:color="auto"/>
+          <w:top w:val="single" w:color="auto" w:sz="18" w:space="0"/>
+          <w:left w:val="nil"/>
+          <w:bottom w:val="single" w:color="auto" w:sz="18" w:space="0"/>
           <w:right w:val="nil"/>
           <w:insideH w:val="nil"/>
           <w:insideV w:val="nil"/>
@@ -5434,9 +5489,9 @@
       <w:tblPr/>
       <w:tcPr>
         <w:tcBorders>
-          <w:top w:val="double" w:sz="6" w:space="0" w:color="auto"/>
-          <w:left w:val="nil"/>
-          <w:bottom w:val="single" w:sz="18" w:space="0" w:color="auto"/>
+          <w:top w:val="double" w:color="auto" w:sz="6" w:space="0"/>
+          <w:left w:val="nil"/>
+          <w:bottom w:val="single" w:color="auto" w:sz="18" w:space="0"/>
           <w:right w:val="nil"/>
           <w:insideH w:val="nil"/>
           <w:insideV w:val="nil"/>
@@ -5455,7 +5510,7 @@
         <w:tcBorders>
           <w:top w:val="nil"/>
           <w:left w:val="nil"/>
-          <w:bottom w:val="single" w:sz="18" w:space="0" w:color="auto"/>
+          <w:bottom w:val="single" w:color="auto" w:sz="18" w:space="0"/>
           <w:right w:val="nil"/>
           <w:insideH w:val="nil"/>
           <w:insideV w:val="nil"/>
@@ -5502,9 +5557,9 @@
       <w:tblPr/>
       <w:tcPr>
         <w:tcBorders>
-          <w:top w:val="single" w:sz="18" w:space="0" w:color="auto"/>
-          <w:left w:val="nil"/>
-          <w:bottom w:val="single" w:sz="18" w:space="0" w:color="auto"/>
+          <w:top w:val="single" w:color="auto" w:sz="18" w:space="0"/>
+          <w:left w:val="nil"/>
+          <w:bottom w:val="single" w:color="auto" w:sz="18" w:space="0"/>
           <w:right w:val="nil"/>
           <w:insideH w:val="nil"/>
           <w:insideV w:val="nil"/>
@@ -5518,9 +5573,9 @@
       <w:tblPr/>
       <w:tcPr>
         <w:tcBorders>
-          <w:top w:val="single" w:sz="18" w:space="0" w:color="auto"/>
-          <w:left w:val="nil"/>
-          <w:bottom w:val="single" w:sz="18" w:space="0" w:color="auto"/>
+          <w:top w:val="single" w:color="auto" w:sz="18" w:space="0"/>
+          <w:left w:val="nil"/>
+          <w:bottom w:val="single" w:color="auto" w:sz="18" w:space="0"/>
           <w:right w:val="nil"/>
           <w:insideH w:val="nil"/>
           <w:insideV w:val="nil"/>
@@ -5541,8 +5596,8 @@
       <w:tblStyleColBandSize w:val="1"/>
       <w:tblInd w:w="0" w:type="dxa"/>
       <w:tblBorders>
-        <w:top w:val="single" w:sz="18" w:space="0" w:color="auto"/>
-        <w:bottom w:val="single" w:sz="18" w:space="0" w:color="auto"/>
+        <w:top w:val="single" w:color="auto" w:sz="18" w:space="0"/>
+        <w:bottom w:val="single" w:color="auto" w:sz="18" w:space="0"/>
       </w:tblBorders>
       <w:tblCellMar>
         <w:top w:w="0" w:type="dxa"/>
@@ -5563,9 +5618,9 @@
       <w:tblPr/>
       <w:tcPr>
         <w:tcBorders>
-          <w:top w:val="single" w:sz="18" w:space="0" w:color="auto"/>
-          <w:left w:val="nil"/>
-          <w:bottom w:val="single" w:sz="18" w:space="0" w:color="auto"/>
+          <w:top w:val="single" w:color="auto" w:sz="18" w:space="0"/>
+          <w:left w:val="nil"/>
+          <w:bottom w:val="single" w:color="auto" w:sz="18" w:space="0"/>
           <w:right w:val="nil"/>
           <w:insideH w:val="nil"/>
           <w:insideV w:val="nil"/>
@@ -5583,9 +5638,9 @@
       <w:tblPr/>
       <w:tcPr>
         <w:tcBorders>
-          <w:top w:val="double" w:sz="6" w:space="0" w:color="auto"/>
-          <w:left w:val="nil"/>
-          <w:bottom w:val="single" w:sz="18" w:space="0" w:color="auto"/>
+          <w:top w:val="double" w:color="auto" w:sz="6" w:space="0"/>
+          <w:left w:val="nil"/>
+          <w:bottom w:val="single" w:color="auto" w:sz="18" w:space="0"/>
           <w:right w:val="nil"/>
           <w:insideH w:val="nil"/>
           <w:insideV w:val="nil"/>
@@ -5604,7 +5659,7 @@
         <w:tcBorders>
           <w:top w:val="nil"/>
           <w:left w:val="nil"/>
-          <w:bottom w:val="single" w:sz="18" w:space="0" w:color="auto"/>
+          <w:bottom w:val="single" w:color="auto" w:sz="18" w:space="0"/>
           <w:right w:val="nil"/>
           <w:insideH w:val="nil"/>
           <w:insideV w:val="nil"/>
@@ -5651,9 +5706,9 @@
       <w:tblPr/>
       <w:tcPr>
         <w:tcBorders>
-          <w:top w:val="single" w:sz="18" w:space="0" w:color="auto"/>
-          <w:left w:val="nil"/>
-          <w:bottom w:val="single" w:sz="18" w:space="0" w:color="auto"/>
+          <w:top w:val="single" w:color="auto" w:sz="18" w:space="0"/>
+          <w:left w:val="nil"/>
+          <w:bottom w:val="single" w:color="auto" w:sz="18" w:space="0"/>
           <w:right w:val="nil"/>
           <w:insideH w:val="nil"/>
           <w:insideV w:val="nil"/>
@@ -5667,9 +5722,9 @@
       <w:tblPr/>
       <w:tcPr>
         <w:tcBorders>
-          <w:top w:val="single" w:sz="18" w:space="0" w:color="auto"/>
-          <w:left w:val="nil"/>
-          <w:bottom w:val="single" w:sz="18" w:space="0" w:color="auto"/>
+          <w:top w:val="single" w:color="auto" w:sz="18" w:space="0"/>
+          <w:left w:val="nil"/>
+          <w:bottom w:val="single" w:color="auto" w:sz="18" w:space="0"/>
           <w:right w:val="nil"/>
           <w:insideH w:val="nil"/>
           <w:insideV w:val="nil"/>
@@ -5690,8 +5745,8 @@
       <w:tblStyleColBandSize w:val="1"/>
       <w:tblInd w:w="0" w:type="dxa"/>
       <w:tblBorders>
-        <w:top w:val="single" w:sz="18" w:space="0" w:color="auto"/>
-        <w:bottom w:val="single" w:sz="18" w:space="0" w:color="auto"/>
+        <w:top w:val="single" w:color="auto" w:sz="18" w:space="0"/>
+        <w:bottom w:val="single" w:color="auto" w:sz="18" w:space="0"/>
       </w:tblBorders>
       <w:tblCellMar>
         <w:top w:w="0" w:type="dxa"/>
@@ -5712,9 +5767,9 @@
       <w:tblPr/>
       <w:tcPr>
         <w:tcBorders>
-          <w:top w:val="single" w:sz="18" w:space="0" w:color="auto"/>
-          <w:left w:val="nil"/>
-          <w:bottom w:val="single" w:sz="18" w:space="0" w:color="auto"/>
+          <w:top w:val="single" w:color="auto" w:sz="18" w:space="0"/>
+          <w:left w:val="nil"/>
+          <w:bottom w:val="single" w:color="auto" w:sz="18" w:space="0"/>
           <w:right w:val="nil"/>
           <w:insideH w:val="nil"/>
           <w:insideV w:val="nil"/>
@@ -5732,9 +5787,9 @@
       <w:tblPr/>
       <w:tcPr>
         <w:tcBorders>
-          <w:top w:val="double" w:sz="6" w:space="0" w:color="auto"/>
-          <w:left w:val="nil"/>
-          <w:bottom w:val="single" w:sz="18" w:space="0" w:color="auto"/>
+          <w:top w:val="double" w:color="auto" w:sz="6" w:space="0"/>
+          <w:left w:val="nil"/>
+          <w:bottom w:val="single" w:color="auto" w:sz="18" w:space="0"/>
           <w:right w:val="nil"/>
           <w:insideH w:val="nil"/>
           <w:insideV w:val="nil"/>
@@ -5753,7 +5808,7 @@
         <w:tcBorders>
           <w:top w:val="nil"/>
           <w:left w:val="nil"/>
-          <w:bottom w:val="single" w:sz="18" w:space="0" w:color="auto"/>
+          <w:bottom w:val="single" w:color="auto" w:sz="18" w:space="0"/>
           <w:right w:val="nil"/>
           <w:insideH w:val="nil"/>
           <w:insideV w:val="nil"/>
@@ -5800,9 +5855,9 @@
       <w:tblPr/>
       <w:tcPr>
         <w:tcBorders>
-          <w:top w:val="single" w:sz="18" w:space="0" w:color="auto"/>
-          <w:left w:val="nil"/>
-          <w:bottom w:val="single" w:sz="18" w:space="0" w:color="auto"/>
+          <w:top w:val="single" w:color="auto" w:sz="18" w:space="0"/>
+          <w:left w:val="nil"/>
+          <w:bottom w:val="single" w:color="auto" w:sz="18" w:space="0"/>
           <w:right w:val="nil"/>
           <w:insideH w:val="nil"/>
           <w:insideV w:val="nil"/>
@@ -5816,9 +5871,9 @@
       <w:tblPr/>
       <w:tcPr>
         <w:tcBorders>
-          <w:top w:val="single" w:sz="18" w:space="0" w:color="auto"/>
-          <w:left w:val="nil"/>
-          <w:bottom w:val="single" w:sz="18" w:space="0" w:color="auto"/>
+          <w:top w:val="single" w:color="auto" w:sz="18" w:space="0"/>
+          <w:left w:val="nil"/>
+          <w:bottom w:val="single" w:color="auto" w:sz="18" w:space="0"/>
           <w:right w:val="nil"/>
           <w:insideH w:val="nil"/>
           <w:insideV w:val="nil"/>
@@ -5839,8 +5894,8 @@
       <w:tblStyleColBandSize w:val="1"/>
       <w:tblInd w:w="0" w:type="dxa"/>
       <w:tblBorders>
-        <w:top w:val="single" w:sz="18" w:space="0" w:color="auto"/>
-        <w:bottom w:val="single" w:sz="18" w:space="0" w:color="auto"/>
+        <w:top w:val="single" w:color="auto" w:sz="18" w:space="0"/>
+        <w:bottom w:val="single" w:color="auto" w:sz="18" w:space="0"/>
       </w:tblBorders>
       <w:tblCellMar>
         <w:top w:w="0" w:type="dxa"/>
@@ -5861,9 +5916,9 @@
       <w:tblPr/>
       <w:tcPr>
         <w:tcBorders>
-          <w:top w:val="single" w:sz="18" w:space="0" w:color="auto"/>
-          <w:left w:val="nil"/>
-          <w:bottom w:val="single" w:sz="18" w:space="0" w:color="auto"/>
+          <w:top w:val="single" w:color="auto" w:sz="18" w:space="0"/>
+          <w:left w:val="nil"/>
+          <w:bottom w:val="single" w:color="auto" w:sz="18" w:space="0"/>
           <w:right w:val="nil"/>
           <w:insideH w:val="nil"/>
           <w:insideV w:val="nil"/>
@@ -5881,9 +5936,9 @@
       <w:tblPr/>
       <w:tcPr>
         <w:tcBorders>
-          <w:top w:val="double" w:sz="6" w:space="0" w:color="auto"/>
-          <w:left w:val="nil"/>
-          <w:bottom w:val="single" w:sz="18" w:space="0" w:color="auto"/>
+          <w:top w:val="double" w:color="auto" w:sz="6" w:space="0"/>
+          <w:left w:val="nil"/>
+          <w:bottom w:val="single" w:color="auto" w:sz="18" w:space="0"/>
           <w:right w:val="nil"/>
           <w:insideH w:val="nil"/>
           <w:insideV w:val="nil"/>
@@ -5902,7 +5957,7 @@
         <w:tcBorders>
           <w:top w:val="nil"/>
           <w:left w:val="nil"/>
-          <w:bottom w:val="single" w:sz="18" w:space="0" w:color="auto"/>
+          <w:bottom w:val="single" w:color="auto" w:sz="18" w:space="0"/>
           <w:right w:val="nil"/>
           <w:insideH w:val="nil"/>
           <w:insideV w:val="nil"/>
@@ -5949,9 +6004,9 @@
       <w:tblPr/>
       <w:tcPr>
         <w:tcBorders>
-          <w:top w:val="single" w:sz="18" w:space="0" w:color="auto"/>
-          <w:left w:val="nil"/>
-          <w:bottom w:val="single" w:sz="18" w:space="0" w:color="auto"/>
+          <w:top w:val="single" w:color="auto" w:sz="18" w:space="0"/>
+          <w:left w:val="nil"/>
+          <w:bottom w:val="single" w:color="auto" w:sz="18" w:space="0"/>
           <w:right w:val="nil"/>
           <w:insideH w:val="nil"/>
           <w:insideV w:val="nil"/>
@@ -5965,9 +6020,9 @@
       <w:tblPr/>
       <w:tcPr>
         <w:tcBorders>
-          <w:top w:val="single" w:sz="18" w:space="0" w:color="auto"/>
-          <w:left w:val="nil"/>
-          <w:bottom w:val="single" w:sz="18" w:space="0" w:color="auto"/>
+          <w:top w:val="single" w:color="auto" w:sz="18" w:space="0"/>
+          <w:left w:val="nil"/>
+          <w:bottom w:val="single" w:color="auto" w:sz="18" w:space="0"/>
           <w:right w:val="nil"/>
           <w:insideH w:val="nil"/>
           <w:insideV w:val="nil"/>
@@ -5991,8 +6046,8 @@
       <w:tblStyleColBandSize w:val="1"/>
       <w:tblInd w:w="0" w:type="dxa"/>
       <w:tblBorders>
-        <w:top w:val="single" w:sz="8" w:space="0" w:color="000000" w:themeColor="text1"/>
-        <w:bottom w:val="single" w:sz="8" w:space="0" w:color="000000" w:themeColor="text1"/>
+        <w:top w:val="single" w:color="000000" w:themeColor="text1" w:sz="8" w:space="0"/>
+        <w:bottom w:val="single" w:color="000000" w:themeColor="text1" w:sz="8" w:space="0"/>
       </w:tblBorders>
       <w:tblCellMar>
         <w:top w:w="0" w:type="dxa"/>
@@ -6003,13 +6058,13 @@
     </w:tblPr>
     <w:tblStylePr w:type="firstRow">
       <w:rPr>
-        <w:rFonts w:asciiTheme="majorHAnsi" w:eastAsiaTheme="majorEastAsia" w:hAnsiTheme="majorHAnsi" w:cstheme="majorBidi"/>
-      </w:rPr>
-      <w:tblPr/>
-      <w:tcPr>
-        <w:tcBorders>
-          <w:top w:val="nil"/>
-          <w:bottom w:val="single" w:sz="8" w:space="0" w:color="000000" w:themeColor="text1"/>
+        <w:rFonts w:asciiTheme="majorHAnsi" w:hAnsiTheme="majorHAnsi" w:eastAsiaTheme="majorEastAsia" w:cstheme="majorBidi"/>
+      </w:rPr>
+      <w:tblPr/>
+      <w:tcPr>
+        <w:tcBorders>
+          <w:top w:val="nil"/>
+          <w:bottom w:val="single" w:color="000000" w:themeColor="text1" w:sz="8" w:space="0"/>
         </w:tcBorders>
       </w:tcPr>
     </w:tblStylePr>
@@ -6022,8 +6077,8 @@
       <w:tblPr/>
       <w:tcPr>
         <w:tcBorders>
-          <w:top w:val="single" w:sz="8" w:space="0" w:color="000000" w:themeColor="text1"/>
-          <w:bottom w:val="single" w:sz="8" w:space="0" w:color="000000" w:themeColor="text1"/>
+          <w:top w:val="single" w:color="000000" w:themeColor="text1" w:sz="8" w:space="0"/>
+          <w:bottom w:val="single" w:color="000000" w:themeColor="text1" w:sz="8" w:space="0"/>
         </w:tcBorders>
       </w:tcPr>
     </w:tblStylePr>
@@ -6041,8 +6096,8 @@
       <w:tblPr/>
       <w:tcPr>
         <w:tcBorders>
-          <w:top w:val="single" w:sz="8" w:space="0" w:color="000000" w:themeColor="text1"/>
-          <w:bottom w:val="single" w:sz="8" w:space="0" w:color="000000" w:themeColor="text1"/>
+          <w:top w:val="single" w:color="000000" w:themeColor="text1" w:sz="8" w:space="0"/>
+          <w:bottom w:val="single" w:color="000000" w:themeColor="text1" w:sz="8" w:space="0"/>
         </w:tcBorders>
       </w:tcPr>
     </w:tblStylePr>
@@ -6075,8 +6130,8 @@
       <w:tblStyleColBandSize w:val="1"/>
       <w:tblInd w:w="0" w:type="dxa"/>
       <w:tblBorders>
-        <w:top w:val="single" w:sz="8" w:space="0" w:color="4F81BD" w:themeColor="accent1"/>
-        <w:bottom w:val="single" w:sz="8" w:space="0" w:color="4F81BD" w:themeColor="accent1"/>
+        <w:top w:val="single" w:color="4F81BD" w:themeColor="accent1" w:sz="8" w:space="0"/>
+        <w:bottom w:val="single" w:color="4F81BD" w:themeColor="accent1" w:sz="8" w:space="0"/>
       </w:tblBorders>
       <w:tblCellMar>
         <w:top w:w="0" w:type="dxa"/>
@@ -6087,13 +6142,13 @@
     </w:tblPr>
     <w:tblStylePr w:type="firstRow">
       <w:rPr>
-        <w:rFonts w:asciiTheme="majorHAnsi" w:eastAsiaTheme="majorEastAsia" w:hAnsiTheme="majorHAnsi" w:cstheme="majorBidi"/>
-      </w:rPr>
-      <w:tblPr/>
-      <w:tcPr>
-        <w:tcBorders>
-          <w:top w:val="nil"/>
-          <w:bottom w:val="single" w:sz="8" w:space="0" w:color="4F81BD" w:themeColor="accent1"/>
+        <w:rFonts w:asciiTheme="majorHAnsi" w:hAnsiTheme="majorHAnsi" w:eastAsiaTheme="majorEastAsia" w:cstheme="majorBidi"/>
+      </w:rPr>
+      <w:tblPr/>
+      <w:tcPr>
+        <w:tcBorders>
+          <w:top w:val="nil"/>
+          <w:bottom w:val="single" w:color="4F81BD" w:themeColor="accent1" w:sz="8" w:space="0"/>
         </w:tcBorders>
       </w:tcPr>
     </w:tblStylePr>
@@ -6106,8 +6161,8 @@
       <w:tblPr/>
       <w:tcPr>
         <w:tcBorders>
-          <w:top w:val="single" w:sz="8" w:space="0" w:color="4F81BD" w:themeColor="accent1"/>
-          <w:bottom w:val="single" w:sz="8" w:space="0" w:color="4F81BD" w:themeColor="accent1"/>
+          <w:top w:val="single" w:color="4F81BD" w:themeColor="accent1" w:sz="8" w:space="0"/>
+          <w:bottom w:val="single" w:color="4F81BD" w:themeColor="accent1" w:sz="8" w:space="0"/>
         </w:tcBorders>
       </w:tcPr>
     </w:tblStylePr>
@@ -6125,8 +6180,8 @@
       <w:tblPr/>
       <w:tcPr>
         <w:tcBorders>
-          <w:top w:val="single" w:sz="8" w:space="0" w:color="4F81BD" w:themeColor="accent1"/>
-          <w:bottom w:val="single" w:sz="8" w:space="0" w:color="4F81BD" w:themeColor="accent1"/>
+          <w:top w:val="single" w:color="4F81BD" w:themeColor="accent1" w:sz="8" w:space="0"/>
+          <w:bottom w:val="single" w:color="4F81BD" w:themeColor="accent1" w:sz="8" w:space="0"/>
         </w:tcBorders>
       </w:tcPr>
     </w:tblStylePr>
@@ -6159,8 +6214,8 @@
       <w:tblStyleColBandSize w:val="1"/>
       <w:tblInd w:w="0" w:type="dxa"/>
       <w:tblBorders>
-        <w:top w:val="single" w:sz="8" w:space="0" w:color="C0504D" w:themeColor="accent2"/>
-        <w:bottom w:val="single" w:sz="8" w:space="0" w:color="C0504D" w:themeColor="accent2"/>
+        <w:top w:val="single" w:color="C0504D" w:themeColor="accent2" w:sz="8" w:space="0"/>
+        <w:bottom w:val="single" w:color="C0504D" w:themeColor="accent2" w:sz="8" w:space="0"/>
       </w:tblBorders>
       <w:tblCellMar>
         <w:top w:w="0" w:type="dxa"/>
@@ -6171,13 +6226,13 @@
     </w:tblPr>
     <w:tblStylePr w:type="firstRow">
       <w:rPr>
-        <w:rFonts w:asciiTheme="majorHAnsi" w:eastAsiaTheme="majorEastAsia" w:hAnsiTheme="majorHAnsi" w:cstheme="majorBidi"/>
-      </w:rPr>
-      <w:tblPr/>
-      <w:tcPr>
-        <w:tcBorders>
-          <w:top w:val="nil"/>
-          <w:bottom w:val="single" w:sz="8" w:space="0" w:color="C0504D" w:themeColor="accent2"/>
+        <w:rFonts w:asciiTheme="majorHAnsi" w:hAnsiTheme="majorHAnsi" w:eastAsiaTheme="majorEastAsia" w:cstheme="majorBidi"/>
+      </w:rPr>
+      <w:tblPr/>
+      <w:tcPr>
+        <w:tcBorders>
+          <w:top w:val="nil"/>
+          <w:bottom w:val="single" w:color="C0504D" w:themeColor="accent2" w:sz="8" w:space="0"/>
         </w:tcBorders>
       </w:tcPr>
     </w:tblStylePr>
@@ -6190,8 +6245,8 @@
       <w:tblPr/>
       <w:tcPr>
         <w:tcBorders>
-          <w:top w:val="single" w:sz="8" w:space="0" w:color="C0504D" w:themeColor="accent2"/>
-          <w:bottom w:val="single" w:sz="8" w:space="0" w:color="C0504D" w:themeColor="accent2"/>
+          <w:top w:val="single" w:color="C0504D" w:themeColor="accent2" w:sz="8" w:space="0"/>
+          <w:bottom w:val="single" w:color="C0504D" w:themeColor="accent2" w:sz="8" w:space="0"/>
         </w:tcBorders>
       </w:tcPr>
     </w:tblStylePr>
@@ -6209,8 +6264,8 @@
       <w:tblPr/>
       <w:tcPr>
         <w:tcBorders>
-          <w:top w:val="single" w:sz="8" w:space="0" w:color="C0504D" w:themeColor="accent2"/>
-          <w:bottom w:val="single" w:sz="8" w:space="0" w:color="C0504D" w:themeColor="accent2"/>
+          <w:top w:val="single" w:color="C0504D" w:themeColor="accent2" w:sz="8" w:space="0"/>
+          <w:bottom w:val="single" w:color="C0504D" w:themeColor="accent2" w:sz="8" w:space="0"/>
         </w:tcBorders>
       </w:tcPr>
     </w:tblStylePr>
@@ -6243,8 +6298,8 @@
       <w:tblStyleColBandSize w:val="1"/>
       <w:tblInd w:w="0" w:type="dxa"/>
       <w:tblBorders>
-        <w:top w:val="single" w:sz="8" w:space="0" w:color="9BBB59" w:themeColor="accent3"/>
-        <w:bottom w:val="single" w:sz="8" w:space="0" w:color="9BBB59" w:themeColor="accent3"/>
+        <w:top w:val="single" w:color="9BBB59" w:themeColor="accent3" w:sz="8" w:space="0"/>
+        <w:bottom w:val="single" w:color="9BBB59" w:themeColor="accent3" w:sz="8" w:space="0"/>
       </w:tblBorders>
       <w:tblCellMar>
         <w:top w:w="0" w:type="dxa"/>
@@ -6255,13 +6310,13 @@
     </w:tblPr>
     <w:tblStylePr w:type="firstRow">
       <w:rPr>
-        <w:rFonts w:asciiTheme="majorHAnsi" w:eastAsiaTheme="majorEastAsia" w:hAnsiTheme="majorHAnsi" w:cstheme="majorBidi"/>
-      </w:rPr>
-      <w:tblPr/>
-      <w:tcPr>
-        <w:tcBorders>
-          <w:top w:val="nil"/>
-          <w:bottom w:val="single" w:sz="8" w:space="0" w:color="9BBB59" w:themeColor="accent3"/>
+        <w:rFonts w:asciiTheme="majorHAnsi" w:hAnsiTheme="majorHAnsi" w:eastAsiaTheme="majorEastAsia" w:cstheme="majorBidi"/>
+      </w:rPr>
+      <w:tblPr/>
+      <w:tcPr>
+        <w:tcBorders>
+          <w:top w:val="nil"/>
+          <w:bottom w:val="single" w:color="9BBB59" w:themeColor="accent3" w:sz="8" w:space="0"/>
         </w:tcBorders>
       </w:tcPr>
     </w:tblStylePr>
@@ -6274,8 +6329,8 @@
       <w:tblPr/>
       <w:tcPr>
         <w:tcBorders>
-          <w:top w:val="single" w:sz="8" w:space="0" w:color="9BBB59" w:themeColor="accent3"/>
-          <w:bottom w:val="single" w:sz="8" w:space="0" w:color="9BBB59" w:themeColor="accent3"/>
+          <w:top w:val="single" w:color="9BBB59" w:themeColor="accent3" w:sz="8" w:space="0"/>
+          <w:bottom w:val="single" w:color="9BBB59" w:themeColor="accent3" w:sz="8" w:space="0"/>
         </w:tcBorders>
       </w:tcPr>
     </w:tblStylePr>
@@ -6293,8 +6348,8 @@
       <w:tblPr/>
       <w:tcPr>
         <w:tcBorders>
-          <w:top w:val="single" w:sz="8" w:space="0" w:color="9BBB59" w:themeColor="accent3"/>
-          <w:bottom w:val="single" w:sz="8" w:space="0" w:color="9BBB59" w:themeColor="accent3"/>
+          <w:top w:val="single" w:color="9BBB59" w:themeColor="accent3" w:sz="8" w:space="0"/>
+          <w:bottom w:val="single" w:color="9BBB59" w:themeColor="accent3" w:sz="8" w:space="0"/>
         </w:tcBorders>
       </w:tcPr>
     </w:tblStylePr>
@@ -6327,8 +6382,8 @@
       <w:tblStyleColBandSize w:val="1"/>
       <w:tblInd w:w="0" w:type="dxa"/>
       <w:tblBorders>
-        <w:top w:val="single" w:sz="8" w:space="0" w:color="8064A2" w:themeColor="accent4"/>
-        <w:bottom w:val="single" w:sz="8" w:space="0" w:color="8064A2" w:themeColor="accent4"/>
+        <w:top w:val="single" w:color="8064A2" w:themeColor="accent4" w:sz="8" w:space="0"/>
+        <w:bottom w:val="single" w:color="8064A2" w:themeColor="accent4" w:sz="8" w:space="0"/>
       </w:tblBorders>
       <w:tblCellMar>
         <w:top w:w="0" w:type="dxa"/>
@@ -6339,13 +6394,13 @@
     </w:tblPr>
     <w:tblStylePr w:type="firstRow">
       <w:rPr>
-        <w:rFonts w:asciiTheme="majorHAnsi" w:eastAsiaTheme="majorEastAsia" w:hAnsiTheme="majorHAnsi" w:cstheme="majorBidi"/>
-      </w:rPr>
-      <w:tblPr/>
-      <w:tcPr>
-        <w:tcBorders>
-          <w:top w:val="nil"/>
-          <w:bottom w:val="single" w:sz="8" w:space="0" w:color="8064A2" w:themeColor="accent4"/>
+        <w:rFonts w:asciiTheme="majorHAnsi" w:hAnsiTheme="majorHAnsi" w:eastAsiaTheme="majorEastAsia" w:cstheme="majorBidi"/>
+      </w:rPr>
+      <w:tblPr/>
+      <w:tcPr>
+        <w:tcBorders>
+          <w:top w:val="nil"/>
+          <w:bottom w:val="single" w:color="8064A2" w:themeColor="accent4" w:sz="8" w:space="0"/>
         </w:tcBorders>
       </w:tcPr>
     </w:tblStylePr>
@@ -6358,8 +6413,8 @@
       <w:tblPr/>
       <w:tcPr>
         <w:tcBorders>
-          <w:top w:val="single" w:sz="8" w:space="0" w:color="8064A2" w:themeColor="accent4"/>
-          <w:bottom w:val="single" w:sz="8" w:space="0" w:color="8064A2" w:themeColor="accent4"/>
+          <w:top w:val="single" w:color="8064A2" w:themeColor="accent4" w:sz="8" w:space="0"/>
+          <w:bottom w:val="single" w:color="8064A2" w:themeColor="accent4" w:sz="8" w:space="0"/>
         </w:tcBorders>
       </w:tcPr>
     </w:tblStylePr>
@@ -6377,8 +6432,8 @@
       <w:tblPr/>
       <w:tcPr>
         <w:tcBorders>
-          <w:top w:val="single" w:sz="8" w:space="0" w:color="8064A2" w:themeColor="accent4"/>
-          <w:bottom w:val="single" w:sz="8" w:space="0" w:color="8064A2" w:themeColor="accent4"/>
+          <w:top w:val="single" w:color="8064A2" w:themeColor="accent4" w:sz="8" w:space="0"/>
+          <w:bottom w:val="single" w:color="8064A2" w:themeColor="accent4" w:sz="8" w:space="0"/>
         </w:tcBorders>
       </w:tcPr>
     </w:tblStylePr>
@@ -6411,8 +6466,8 @@
       <w:tblStyleColBandSize w:val="1"/>
       <w:tblInd w:w="0" w:type="dxa"/>
       <w:tblBorders>
-        <w:top w:val="single" w:sz="8" w:space="0" w:color="4BACC6" w:themeColor="accent5"/>
-        <w:bottom w:val="single" w:sz="8" w:space="0" w:color="4BACC6" w:themeColor="accent5"/>
+        <w:top w:val="single" w:color="4BACC6" w:themeColor="accent5" w:sz="8" w:space="0"/>
+        <w:bottom w:val="single" w:color="4BACC6" w:themeColor="accent5" w:sz="8" w:space="0"/>
       </w:tblBorders>
       <w:tblCellMar>
         <w:top w:w="0" w:type="dxa"/>
@@ -6423,13 +6478,13 @@
     </w:tblPr>
     <w:tblStylePr w:type="firstRow">
       <w:rPr>
-        <w:rFonts w:asciiTheme="majorHAnsi" w:eastAsiaTheme="majorEastAsia" w:hAnsiTheme="majorHAnsi" w:cstheme="majorBidi"/>
-      </w:rPr>
-      <w:tblPr/>
-      <w:tcPr>
-        <w:tcBorders>
-          <w:top w:val="nil"/>
-          <w:bottom w:val="single" w:sz="8" w:space="0" w:color="4BACC6" w:themeColor="accent5"/>
+        <w:rFonts w:asciiTheme="majorHAnsi" w:hAnsiTheme="majorHAnsi" w:eastAsiaTheme="majorEastAsia" w:cstheme="majorBidi"/>
+      </w:rPr>
+      <w:tblPr/>
+      <w:tcPr>
+        <w:tcBorders>
+          <w:top w:val="nil"/>
+          <w:bottom w:val="single" w:color="4BACC6" w:themeColor="accent5" w:sz="8" w:space="0"/>
         </w:tcBorders>
       </w:tcPr>
     </w:tblStylePr>
@@ -6442,8 +6497,8 @@
       <w:tblPr/>
       <w:tcPr>
         <w:tcBorders>
-          <w:top w:val="single" w:sz="8" w:space="0" w:color="4BACC6" w:themeColor="accent5"/>
-          <w:bottom w:val="single" w:sz="8" w:space="0" w:color="4BACC6" w:themeColor="accent5"/>
+          <w:top w:val="single" w:color="4BACC6" w:themeColor="accent5" w:sz="8" w:space="0"/>
+          <w:bottom w:val="single" w:color="4BACC6" w:themeColor="accent5" w:sz="8" w:space="0"/>
         </w:tcBorders>
       </w:tcPr>
     </w:tblStylePr>
@@ -6461,8 +6516,8 @@
       <w:tblPr/>
       <w:tcPr>
         <w:tcBorders>
-          <w:top w:val="single" w:sz="8" w:space="0" w:color="4BACC6" w:themeColor="accent5"/>
-          <w:bottom w:val="single" w:sz="8" w:space="0" w:color="4BACC6" w:themeColor="accent5"/>
+          <w:top w:val="single" w:color="4BACC6" w:themeColor="accent5" w:sz="8" w:space="0"/>
+          <w:bottom w:val="single" w:color="4BACC6" w:themeColor="accent5" w:sz="8" w:space="0"/>
         </w:tcBorders>
       </w:tcPr>
     </w:tblStylePr>
@@ -6495,8 +6550,8 @@
       <w:tblStyleColBandSize w:val="1"/>
       <w:tblInd w:w="0" w:type="dxa"/>
       <w:tblBorders>
-        <w:top w:val="single" w:sz="8" w:space="0" w:color="F79646" w:themeColor="accent6"/>
-        <w:bottom w:val="single" w:sz="8" w:space="0" w:color="F79646" w:themeColor="accent6"/>
+        <w:top w:val="single" w:color="F79646" w:themeColor="accent6" w:sz="8" w:space="0"/>
+        <w:bottom w:val="single" w:color="F79646" w:themeColor="accent6" w:sz="8" w:space="0"/>
       </w:tblBorders>
       <w:tblCellMar>
         <w:top w:w="0" w:type="dxa"/>
@@ -6507,13 +6562,13 @@
     </w:tblPr>
     <w:tblStylePr w:type="firstRow">
       <w:rPr>
-        <w:rFonts w:asciiTheme="majorHAnsi" w:eastAsiaTheme="majorEastAsia" w:hAnsiTheme="majorHAnsi" w:cstheme="majorBidi"/>
-      </w:rPr>
-      <w:tblPr/>
-      <w:tcPr>
-        <w:tcBorders>
-          <w:top w:val="nil"/>
-          <w:bottom w:val="single" w:sz="8" w:space="0" w:color="F79646" w:themeColor="accent6"/>
+        <w:rFonts w:asciiTheme="majorHAnsi" w:hAnsiTheme="majorHAnsi" w:eastAsiaTheme="majorEastAsia" w:cstheme="majorBidi"/>
+      </w:rPr>
+      <w:tblPr/>
+      <w:tcPr>
+        <w:tcBorders>
+          <w:top w:val="nil"/>
+          <w:bottom w:val="single" w:color="F79646" w:themeColor="accent6" w:sz="8" w:space="0"/>
         </w:tcBorders>
       </w:tcPr>
     </w:tblStylePr>
@@ -6526,8 +6581,8 @@
       <w:tblPr/>
       <w:tcPr>
         <w:tcBorders>
-          <w:top w:val="single" w:sz="8" w:space="0" w:color="F79646" w:themeColor="accent6"/>
-          <w:bottom w:val="single" w:sz="8" w:space="0" w:color="F79646" w:themeColor="accent6"/>
+          <w:top w:val="single" w:color="F79646" w:themeColor="accent6" w:sz="8" w:space="0"/>
+          <w:bottom w:val="single" w:color="F79646" w:themeColor="accent6" w:sz="8" w:space="0"/>
         </w:tcBorders>
       </w:tcPr>
     </w:tblStylePr>
@@ -6545,8 +6600,8 @@
       <w:tblPr/>
       <w:tcPr>
         <w:tcBorders>
-          <w:top w:val="single" w:sz="8" w:space="0" w:color="F79646" w:themeColor="accent6"/>
-          <w:bottom w:val="single" w:sz="8" w:space="0" w:color="F79646" w:themeColor="accent6"/>
+          <w:top w:val="single" w:color="F79646" w:themeColor="accent6" w:sz="8" w:space="0"/>
+          <w:bottom w:val="single" w:color="F79646" w:themeColor="accent6" w:sz="8" w:space="0"/>
         </w:tcBorders>
       </w:tcPr>
     </w:tblStylePr>
@@ -6572,7 +6627,7 @@
       <w:spacing w:after="0" w:line="240" w:lineRule="auto"/>
     </w:pPr>
     <w:rPr>
-      <w:rFonts w:asciiTheme="majorHAnsi" w:eastAsiaTheme="majorEastAsia" w:hAnsiTheme="majorHAnsi" w:cstheme="majorBidi"/>
+      <w:rFonts w:asciiTheme="majorHAnsi" w:hAnsiTheme="majorHAnsi" w:eastAsiaTheme="majorEastAsia" w:cstheme="majorBidi"/>
       <w:color w:val="000000" w:themeColor="text1"/>
     </w:rPr>
     <w:tblPr>
@@ -6580,10 +6635,10 @@
       <w:tblStyleColBandSize w:val="1"/>
       <w:tblInd w:w="0" w:type="dxa"/>
       <w:tblBorders>
-        <w:top w:val="single" w:sz="8" w:space="0" w:color="000000" w:themeColor="text1"/>
-        <w:left w:val="single" w:sz="8" w:space="0" w:color="000000" w:themeColor="text1"/>
-        <w:bottom w:val="single" w:sz="8" w:space="0" w:color="000000" w:themeColor="text1"/>
-        <w:right w:val="single" w:sz="8" w:space="0" w:color="000000" w:themeColor="text1"/>
+        <w:top w:val="single" w:color="000000" w:themeColor="text1" w:sz="8" w:space="0"/>
+        <w:left w:val="single" w:color="000000" w:themeColor="text1" w:sz="8" w:space="0"/>
+        <w:bottom w:val="single" w:color="000000" w:themeColor="text1" w:sz="8" w:space="0"/>
+        <w:right w:val="single" w:color="000000" w:themeColor="text1" w:sz="8" w:space="0"/>
       </w:tblBorders>
       <w:tblCellMar>
         <w:top w:w="0" w:type="dxa"/>
@@ -6602,7 +6657,7 @@
         <w:tcBorders>
           <w:top w:val="nil"/>
           <w:left w:val="nil"/>
-          <w:bottom w:val="single" w:sz="24" w:space="0" w:color="000000" w:themeColor="text1"/>
+          <w:bottom w:val="single" w:color="000000" w:themeColor="text1" w:sz="24" w:space="0"/>
           <w:right w:val="nil"/>
           <w:insideH w:val="nil"/>
           <w:insideV w:val="nil"/>
@@ -6614,7 +6669,7 @@
       <w:tblPr/>
       <w:tcPr>
         <w:tcBorders>
-          <w:top w:val="single" w:sz="8" w:space="0" w:color="000000" w:themeColor="text1"/>
+          <w:top w:val="single" w:color="000000" w:themeColor="text1" w:sz="8" w:space="0"/>
           <w:left w:val="nil"/>
           <w:bottom w:val="nil"/>
           <w:right w:val="nil"/>
@@ -6631,7 +6686,7 @@
           <w:top w:val="nil"/>
           <w:left w:val="nil"/>
           <w:bottom w:val="nil"/>
-          <w:right w:val="single" w:sz="8" w:space="0" w:color="000000" w:themeColor="text1"/>
+          <w:right w:val="single" w:color="000000" w:themeColor="text1" w:sz="8" w:space="0"/>
           <w:insideH w:val="nil"/>
           <w:insideV w:val="nil"/>
         </w:tcBorders>
@@ -6643,7 +6698,7 @@
       <w:tcPr>
         <w:tcBorders>
           <w:top w:val="nil"/>
-          <w:left w:val="single" w:sz="8" w:space="0" w:color="000000" w:themeColor="text1"/>
+          <w:left w:val="single" w:color="000000" w:themeColor="text1" w:sz="8" w:space="0"/>
           <w:bottom w:val="nil"/>
           <w:right w:val="nil"/>
           <w:insideH w:val="nil"/>
@@ -6700,7 +6755,7 @@
       <w:spacing w:after="0" w:line="240" w:lineRule="auto"/>
     </w:pPr>
     <w:rPr>
-      <w:rFonts w:asciiTheme="majorHAnsi" w:eastAsiaTheme="majorEastAsia" w:hAnsiTheme="majorHAnsi" w:cstheme="majorBidi"/>
+      <w:rFonts w:asciiTheme="majorHAnsi" w:hAnsiTheme="majorHAnsi" w:eastAsiaTheme="majorEastAsia" w:cstheme="majorBidi"/>
       <w:color w:val="000000" w:themeColor="text1"/>
     </w:rPr>
     <w:tblPr>
@@ -6708,10 +6763,10 @@
       <w:tblStyleColBandSize w:val="1"/>
       <w:tblInd w:w="0" w:type="dxa"/>
       <w:tblBorders>
-        <w:top w:val="single" w:sz="8" w:space="0" w:color="4F81BD" w:themeColor="accent1"/>
-        <w:left w:val="single" w:sz="8" w:space="0" w:color="4F81BD" w:themeColor="accent1"/>
-        <w:bottom w:val="single" w:sz="8" w:space="0" w:color="4F81BD" w:themeColor="accent1"/>
-        <w:right w:val="single" w:sz="8" w:space="0" w:color="4F81BD" w:themeColor="accent1"/>
+        <w:top w:val="single" w:color="4F81BD" w:themeColor="accent1" w:sz="8" w:space="0"/>
+        <w:left w:val="single" w:color="4F81BD" w:themeColor="accent1" w:sz="8" w:space="0"/>
+        <w:bottom w:val="single" w:color="4F81BD" w:themeColor="accent1" w:sz="8" w:space="0"/>
+        <w:right w:val="single" w:color="4F81BD" w:themeColor="accent1" w:sz="8" w:space="0"/>
       </w:tblBorders>
       <w:tblCellMar>
         <w:top w:w="0" w:type="dxa"/>
@@ -6730,7 +6785,7 @@
         <w:tcBorders>
           <w:top w:val="nil"/>
           <w:left w:val="nil"/>
-          <w:bottom w:val="single" w:sz="24" w:space="0" w:color="4F81BD" w:themeColor="accent1"/>
+          <w:bottom w:val="single" w:color="4F81BD" w:themeColor="accent1" w:sz="24" w:space="0"/>
           <w:right w:val="nil"/>
           <w:insideH w:val="nil"/>
           <w:insideV w:val="nil"/>
@@ -6742,7 +6797,7 @@
       <w:tblPr/>
       <w:tcPr>
         <w:tcBorders>
-          <w:top w:val="single" w:sz="8" w:space="0" w:color="4F81BD" w:themeColor="accent1"/>
+          <w:top w:val="single" w:color="4F81BD" w:themeColor="accent1" w:sz="8" w:space="0"/>
           <w:left w:val="nil"/>
           <w:bottom w:val="nil"/>
           <w:right w:val="nil"/>
@@ -6759,7 +6814,7 @@
           <w:top w:val="nil"/>
           <w:left w:val="nil"/>
           <w:bottom w:val="nil"/>
-          <w:right w:val="single" w:sz="8" w:space="0" w:color="4F81BD" w:themeColor="accent1"/>
+          <w:right w:val="single" w:color="4F81BD" w:themeColor="accent1" w:sz="8" w:space="0"/>
           <w:insideH w:val="nil"/>
           <w:insideV w:val="nil"/>
         </w:tcBorders>
@@ -6771,7 +6826,7 @@
       <w:tcPr>
         <w:tcBorders>
           <w:top w:val="nil"/>
-          <w:left w:val="single" w:sz="8" w:space="0" w:color="4F81BD" w:themeColor="accent1"/>
+          <w:left w:val="single" w:color="4F81BD" w:themeColor="accent1" w:sz="8" w:space="0"/>
           <w:bottom w:val="nil"/>
           <w:right w:val="nil"/>
           <w:insideH w:val="nil"/>
@@ -6828,7 +6883,7 @@
       <w:spacing w:after="0" w:line="240" w:lineRule="auto"/>
     </w:pPr>
     <w:rPr>
-      <w:rFonts w:asciiTheme="majorHAnsi" w:eastAsiaTheme="majorEastAsia" w:hAnsiTheme="majorHAnsi" w:cstheme="majorBidi"/>
+      <w:rFonts w:asciiTheme="majorHAnsi" w:hAnsiTheme="majorHAnsi" w:eastAsiaTheme="majorEastAsia" w:cstheme="majorBidi"/>
       <w:color w:val="000000" w:themeColor="text1"/>
     </w:rPr>
     <w:tblPr>
@@ -6836,10 +6891,10 @@
       <w:tblStyleColBandSize w:val="1"/>
       <w:tblInd w:w="0" w:type="dxa"/>
       <w:tblBorders>
-        <w:top w:val="single" w:sz="8" w:space="0" w:color="C0504D" w:themeColor="accent2"/>
-        <w:left w:val="single" w:sz="8" w:space="0" w:color="C0504D" w:themeColor="accent2"/>
-        <w:bottom w:val="single" w:sz="8" w:space="0" w:color="C0504D" w:themeColor="accent2"/>
-        <w:right w:val="single" w:sz="8" w:space="0" w:color="C0504D" w:themeColor="accent2"/>
+        <w:top w:val="single" w:color="C0504D" w:themeColor="accent2" w:sz="8" w:space="0"/>
+        <w:left w:val="single" w:color="C0504D" w:themeColor="accent2" w:sz="8" w:space="0"/>
+        <w:bottom w:val="single" w:color="C0504D" w:themeColor="accent2" w:sz="8" w:space="0"/>
+        <w:right w:val="single" w:color="C0504D" w:themeColor="accent2" w:sz="8" w:space="0"/>
       </w:tblBorders>
       <w:tblCellMar>
         <w:top w:w="0" w:type="dxa"/>
@@ -6858,7 +6913,7 @@
         <w:tcBorders>
           <w:top w:val="nil"/>
           <w:left w:val="nil"/>
-          <w:bottom w:val="single" w:sz="24" w:space="0" w:color="C0504D" w:themeColor="accent2"/>
+          <w:bottom w:val="single" w:color="C0504D" w:themeColor="accent2" w:sz="24" w:space="0"/>
           <w:right w:val="nil"/>
           <w:insideH w:val="nil"/>
           <w:insideV w:val="nil"/>
@@ -6870,7 +6925,7 @@
       <w:tblPr/>
       <w:tcPr>
         <w:tcBorders>
-          <w:top w:val="single" w:sz="8" w:space="0" w:color="C0504D" w:themeColor="accent2"/>
+          <w:top w:val="single" w:color="C0504D" w:themeColor="accent2" w:sz="8" w:space="0"/>
           <w:left w:val="nil"/>
           <w:bottom w:val="nil"/>
           <w:right w:val="nil"/>
@@ -6887,7 +6942,7 @@
           <w:top w:val="nil"/>
           <w:left w:val="nil"/>
           <w:bottom w:val="nil"/>
-          <w:right w:val="single" w:sz="8" w:space="0" w:color="C0504D" w:themeColor="accent2"/>
+          <w:right w:val="single" w:color="C0504D" w:themeColor="accent2" w:sz="8" w:space="0"/>
           <w:insideH w:val="nil"/>
           <w:insideV w:val="nil"/>
         </w:tcBorders>
@@ -6899,7 +6954,7 @@
       <w:tcPr>
         <w:tcBorders>
           <w:top w:val="nil"/>
-          <w:left w:val="single" w:sz="8" w:space="0" w:color="C0504D" w:themeColor="accent2"/>
+          <w:left w:val="single" w:color="C0504D" w:themeColor="accent2" w:sz="8" w:space="0"/>
           <w:bottom w:val="nil"/>
           <w:right w:val="nil"/>
           <w:insideH w:val="nil"/>
@@ -6956,7 +7011,7 @@
       <w:spacing w:after="0" w:line="240" w:lineRule="auto"/>
     </w:pPr>
     <w:rPr>
-      <w:rFonts w:asciiTheme="majorHAnsi" w:eastAsiaTheme="majorEastAsia" w:hAnsiTheme="majorHAnsi" w:cstheme="majorBidi"/>
+      <w:rFonts w:asciiTheme="majorHAnsi" w:hAnsiTheme="majorHAnsi" w:eastAsiaTheme="majorEastAsia" w:cstheme="majorBidi"/>
       <w:color w:val="000000" w:themeColor="text1"/>
     </w:rPr>
     <w:tblPr>
@@ -6964,10 +7019,10 @@
       <w:tblStyleColBandSize w:val="1"/>
       <w:tblInd w:w="0" w:type="dxa"/>
       <w:tblBorders>
-        <w:top w:val="single" w:sz="8" w:space="0" w:color="9BBB59" w:themeColor="accent3"/>
-        <w:left w:val="single" w:sz="8" w:space="0" w:color="9BBB59" w:themeColor="accent3"/>
-        <w:bottom w:val="single" w:sz="8" w:space="0" w:color="9BBB59" w:themeColor="accent3"/>
-        <w:right w:val="single" w:sz="8" w:space="0" w:color="9BBB59" w:themeColor="accent3"/>
+        <w:top w:val="single" w:color="9BBB59" w:themeColor="accent3" w:sz="8" w:space="0"/>
+        <w:left w:val="single" w:color="9BBB59" w:themeColor="accent3" w:sz="8" w:space="0"/>
+        <w:bottom w:val="single" w:color="9BBB59" w:themeColor="accent3" w:sz="8" w:space="0"/>
+        <w:right w:val="single" w:color="9BBB59" w:themeColor="accent3" w:sz="8" w:space="0"/>
       </w:tblBorders>
       <w:tblCellMar>
         <w:top w:w="0" w:type="dxa"/>
@@ -6986,7 +7041,7 @@
         <w:tcBorders>
           <w:top w:val="nil"/>
           <w:left w:val="nil"/>
-          <w:bottom w:val="single" w:sz="24" w:space="0" w:color="9BBB59" w:themeColor="accent3"/>
+          <w:bottom w:val="single" w:color="9BBB59" w:themeColor="accent3" w:sz="24" w:space="0"/>
           <w:right w:val="nil"/>
           <w:insideH w:val="nil"/>
           <w:insideV w:val="nil"/>
@@ -6998,7 +7053,7 @@
       <w:tblPr/>
       <w:tcPr>
         <w:tcBorders>
-          <w:top w:val="single" w:sz="8" w:space="0" w:color="9BBB59" w:themeColor="accent3"/>
+          <w:top w:val="single" w:color="9BBB59" w:themeColor="accent3" w:sz="8" w:space="0"/>
           <w:left w:val="nil"/>
           <w:bottom w:val="nil"/>
           <w:right w:val="nil"/>
@@ -7015,7 +7070,7 @@
           <w:top w:val="nil"/>
           <w:left w:val="nil"/>
           <w:bottom w:val="nil"/>
-          <w:right w:val="single" w:sz="8" w:space="0" w:color="9BBB59" w:themeColor="accent3"/>
+          <w:right w:val="single" w:color="9BBB59" w:themeColor="accent3" w:sz="8" w:space="0"/>
           <w:insideH w:val="nil"/>
           <w:insideV w:val="nil"/>
         </w:tcBorders>
@@ -7027,7 +7082,7 @@
       <w:tcPr>
         <w:tcBorders>
           <w:top w:val="nil"/>
-          <w:left w:val="single" w:sz="8" w:space="0" w:color="9BBB59" w:themeColor="accent3"/>
+          <w:left w:val="single" w:color="9BBB59" w:themeColor="accent3" w:sz="8" w:space="0"/>
           <w:bottom w:val="nil"/>
           <w:right w:val="nil"/>
           <w:insideH w:val="nil"/>
@@ -7084,7 +7139,7 @@
       <w:spacing w:after="0" w:line="240" w:lineRule="auto"/>
     </w:pPr>
     <w:rPr>
-      <w:rFonts w:asciiTheme="majorHAnsi" w:eastAsiaTheme="majorEastAsia" w:hAnsiTheme="majorHAnsi" w:cstheme="majorBidi"/>
+      <w:rFonts w:asciiTheme="majorHAnsi" w:hAnsiTheme="majorHAnsi" w:eastAsiaTheme="majorEastAsia" w:cstheme="majorBidi"/>
       <w:color w:val="000000" w:themeColor="text1"/>
     </w:rPr>
     <w:tblPr>
@@ -7092,10 +7147,10 @@
       <w:tblStyleColBandSize w:val="1"/>
       <w:tblInd w:w="0" w:type="dxa"/>
       <w:tblBorders>
-        <w:top w:val="single" w:sz="8" w:space="0" w:color="8064A2" w:themeColor="accent4"/>
-        <w:left w:val="single" w:sz="8" w:space="0" w:color="8064A2" w:themeColor="accent4"/>
-        <w:bottom w:val="single" w:sz="8" w:space="0" w:color="8064A2" w:themeColor="accent4"/>
-        <w:right w:val="single" w:sz="8" w:space="0" w:color="8064A2" w:themeColor="accent4"/>
+        <w:top w:val="single" w:color="8064A2" w:themeColor="accent4" w:sz="8" w:space="0"/>
+        <w:left w:val="single" w:color="8064A2" w:themeColor="accent4" w:sz="8" w:space="0"/>
+        <w:bottom w:val="single" w:color="8064A2" w:themeColor="accent4" w:sz="8" w:space="0"/>
+        <w:right w:val="single" w:color="8064A2" w:themeColor="accent4" w:sz="8" w:space="0"/>
       </w:tblBorders>
       <w:tblCellMar>
         <w:top w:w="0" w:type="dxa"/>
@@ -7114,7 +7169,7 @@
         <w:tcBorders>
           <w:top w:val="nil"/>
           <w:left w:val="nil"/>
-          <w:bottom w:val="single" w:sz="24" w:space="0" w:color="8064A2" w:themeColor="accent4"/>
+          <w:bottom w:val="single" w:color="8064A2" w:themeColor="accent4" w:sz="24" w:space="0"/>
           <w:right w:val="nil"/>
           <w:insideH w:val="nil"/>
           <w:insideV w:val="nil"/>
@@ -7126,7 +7181,7 @@
       <w:tblPr/>
       <w:tcPr>
         <w:tcBorders>
-          <w:top w:val="single" w:sz="8" w:space="0" w:color="8064A2" w:themeColor="accent4"/>
+          <w:top w:val="single" w:color="8064A2" w:themeColor="accent4" w:sz="8" w:space="0"/>
           <w:left w:val="nil"/>
           <w:bottom w:val="nil"/>
           <w:right w:val="nil"/>
@@ -7143,7 +7198,7 @@
           <w:top w:val="nil"/>
           <w:left w:val="nil"/>
           <w:bottom w:val="nil"/>
-          <w:right w:val="single" w:sz="8" w:space="0" w:color="8064A2" w:themeColor="accent4"/>
+          <w:right w:val="single" w:color="8064A2" w:themeColor="accent4" w:sz="8" w:space="0"/>
           <w:insideH w:val="nil"/>
           <w:insideV w:val="nil"/>
         </w:tcBorders>
@@ -7155,7 +7210,7 @@
       <w:tcPr>
         <w:tcBorders>
           <w:top w:val="nil"/>
-          <w:left w:val="single" w:sz="8" w:space="0" w:color="8064A2" w:themeColor="accent4"/>
+          <w:left w:val="single" w:color="8064A2" w:themeColor="accent4" w:sz="8" w:space="0"/>
           <w:bottom w:val="nil"/>
           <w:right w:val="nil"/>
           <w:insideH w:val="nil"/>
@@ -7212,7 +7267,7 @@
       <w:spacing w:after="0" w:line="240" w:lineRule="auto"/>
     </w:pPr>
     <w:rPr>
-      <w:rFonts w:asciiTheme="majorHAnsi" w:eastAsiaTheme="majorEastAsia" w:hAnsiTheme="majorHAnsi" w:cstheme="majorBidi"/>
+      <w:rFonts w:asciiTheme="majorHAnsi" w:hAnsiTheme="majorHAnsi" w:eastAsiaTheme="majorEastAsia" w:cstheme="majorBidi"/>
       <w:color w:val="000000" w:themeColor="text1"/>
     </w:rPr>
     <w:tblPr>
@@ -7220,10 +7275,10 @@
       <w:tblStyleColBandSize w:val="1"/>
       <w:tblInd w:w="0" w:type="dxa"/>
       <w:tblBorders>
-        <w:top w:val="single" w:sz="8" w:space="0" w:color="4BACC6" w:themeColor="accent5"/>
-        <w:left w:val="single" w:sz="8" w:space="0" w:color="4BACC6" w:themeColor="accent5"/>
-        <w:bottom w:val="single" w:sz="8" w:space="0" w:color="4BACC6" w:themeColor="accent5"/>
-        <w:right w:val="single" w:sz="8" w:space="0" w:color="4BACC6" w:themeColor="accent5"/>
+        <w:top w:val="single" w:color="4BACC6" w:themeColor="accent5" w:sz="8" w:space="0"/>
+        <w:left w:val="single" w:color="4BACC6" w:themeColor="accent5" w:sz="8" w:space="0"/>
+        <w:bottom w:val="single" w:color="4BACC6" w:themeColor="accent5" w:sz="8" w:space="0"/>
+        <w:right w:val="single" w:color="4BACC6" w:themeColor="accent5" w:sz="8" w:space="0"/>
       </w:tblBorders>
       <w:tblCellMar>
         <w:top w:w="0" w:type="dxa"/>
@@ -7242,7 +7297,7 @@
         <w:tcBorders>
           <w:top w:val="nil"/>
           <w:left w:val="nil"/>
-          <w:bottom w:val="single" w:sz="24" w:space="0" w:color="4BACC6" w:themeColor="accent5"/>
+          <w:bottom w:val="single" w:color="4BACC6" w:themeColor="accent5" w:sz="24" w:space="0"/>
           <w:right w:val="nil"/>
           <w:insideH w:val="nil"/>
           <w:insideV w:val="nil"/>
@@ -7254,7 +7309,7 @@
       <w:tblPr/>
       <w:tcPr>
         <w:tcBorders>
-          <w:top w:val="single" w:sz="8" w:space="0" w:color="4BACC6" w:themeColor="accent5"/>
+          <w:top w:val="single" w:color="4BACC6" w:themeColor="accent5" w:sz="8" w:space="0"/>
           <w:left w:val="nil"/>
           <w:bottom w:val="nil"/>
           <w:right w:val="nil"/>
@@ -7271,7 +7326,7 @@
           <w:top w:val="nil"/>
           <w:left w:val="nil"/>
           <w:bottom w:val="nil"/>
-          <w:right w:val="single" w:sz="8" w:space="0" w:color="4BACC6" w:themeColor="accent5"/>
+          <w:right w:val="single" w:color="4BACC6" w:themeColor="accent5" w:sz="8" w:space="0"/>
           <w:insideH w:val="nil"/>
           <w:insideV w:val="nil"/>
         </w:tcBorders>
@@ -7283,7 +7338,7 @@
       <w:tcPr>
         <w:tcBorders>
           <w:top w:val="nil"/>
-          <w:left w:val="single" w:sz="8" w:space="0" w:color="4BACC6" w:themeColor="accent5"/>
+          <w:left w:val="single" w:color="4BACC6" w:themeColor="accent5" w:sz="8" w:space="0"/>
           <w:bottom w:val="nil"/>
           <w:right w:val="nil"/>
           <w:insideH w:val="nil"/>
@@ -7340,7 +7395,7 @@
       <w:spacing w:after="0" w:line="240" w:lineRule="auto"/>
     </w:pPr>
     <w:rPr>
-      <w:rFonts w:asciiTheme="majorHAnsi" w:eastAsiaTheme="majorEastAsia" w:hAnsiTheme="majorHAnsi" w:cstheme="majorBidi"/>
+      <w:rFonts w:asciiTheme="majorHAnsi" w:hAnsiTheme="majorHAnsi" w:eastAsiaTheme="majorEastAsia" w:cstheme="majorBidi"/>
       <w:color w:val="000000" w:themeColor="text1"/>
     </w:rPr>
     <w:tblPr>
@@ -7348,10 +7403,10 @@
       <w:tblStyleColBandSize w:val="1"/>
       <w:tblInd w:w="0" w:type="dxa"/>
       <w:tblBorders>
-        <w:top w:val="single" w:sz="8" w:space="0" w:color="F79646" w:themeColor="accent6"/>
-        <w:left w:val="single" w:sz="8" w:space="0" w:color="F79646" w:themeColor="accent6"/>
-        <w:bottom w:val="single" w:sz="8" w:space="0" w:color="F79646" w:themeColor="accent6"/>
-        <w:right w:val="single" w:sz="8" w:space="0" w:color="F79646" w:themeColor="accent6"/>
+        <w:top w:val="single" w:color="F79646" w:themeColor="accent6" w:sz="8" w:space="0"/>
+        <w:left w:val="single" w:color="F79646" w:themeColor="accent6" w:sz="8" w:space="0"/>
+        <w:bottom w:val="single" w:color="F79646" w:themeColor="accent6" w:sz="8" w:space="0"/>
+        <w:right w:val="single" w:color="F79646" w:themeColor="accent6" w:sz="8" w:space="0"/>
       </w:tblBorders>
       <w:tblCellMar>
         <w:top w:w="0" w:type="dxa"/>
@@ -7370,7 +7425,7 @@
         <w:tcBorders>
           <w:top w:val="nil"/>
           <w:left w:val="nil"/>
-          <w:bottom w:val="single" w:sz="24" w:space="0" w:color="F79646" w:themeColor="accent6"/>
+          <w:bottom w:val="single" w:color="F79646" w:themeColor="accent6" w:sz="24" w:space="0"/>
           <w:right w:val="nil"/>
           <w:insideH w:val="nil"/>
           <w:insideV w:val="nil"/>
@@ -7382,7 +7437,7 @@
       <w:tblPr/>
       <w:tcPr>
         <w:tcBorders>
-          <w:top w:val="single" w:sz="8" w:space="0" w:color="F79646" w:themeColor="accent6"/>
+          <w:top w:val="single" w:color="F79646" w:themeColor="accent6" w:sz="8" w:space="0"/>
           <w:left w:val="nil"/>
           <w:bottom w:val="nil"/>
           <w:right w:val="nil"/>
@@ -7399,7 +7454,7 @@
           <w:top w:val="nil"/>
           <w:left w:val="nil"/>
           <w:bottom w:val="nil"/>
-          <w:right w:val="single" w:sz="8" w:space="0" w:color="F79646" w:themeColor="accent6"/>
+          <w:right w:val="single" w:color="F79646" w:themeColor="accent6" w:sz="8" w:space="0"/>
           <w:insideH w:val="nil"/>
           <w:insideV w:val="nil"/>
         </w:tcBorders>
@@ -7411,7 +7466,7 @@
       <w:tcPr>
         <w:tcBorders>
           <w:top w:val="nil"/>
-          <w:left w:val="single" w:sz="8" w:space="0" w:color="F79646" w:themeColor="accent6"/>
+          <w:left w:val="single" w:color="F79646" w:themeColor="accent6" w:sz="8" w:space="0"/>
           <w:bottom w:val="nil"/>
           <w:right w:val="nil"/>
           <w:insideH w:val="nil"/>
@@ -7472,12 +7527,12 @@
       <w:tblStyleColBandSize w:val="1"/>
       <w:tblInd w:w="0" w:type="dxa"/>
       <w:tblBorders>
-        <w:top w:val="single" w:sz="8" w:space="0" w:color="404040" w:themeColor="text1" w:themeTint="BF"/>
-        <w:left w:val="single" w:sz="8" w:space="0" w:color="404040" w:themeColor="text1" w:themeTint="BF"/>
-        <w:bottom w:val="single" w:sz="8" w:space="0" w:color="404040" w:themeColor="text1" w:themeTint="BF"/>
-        <w:right w:val="single" w:sz="8" w:space="0" w:color="404040" w:themeColor="text1" w:themeTint="BF"/>
-        <w:insideH w:val="single" w:sz="8" w:space="0" w:color="404040" w:themeColor="text1" w:themeTint="BF"/>
-        <w:insideV w:val="single" w:sz="8" w:space="0" w:color="404040" w:themeColor="text1" w:themeTint="BF"/>
+        <w:top w:val="single" w:color="404040" w:themeColor="text1" w:themeTint="BF" w:sz="8" w:space="0"/>
+        <w:left w:val="single" w:color="404040" w:themeColor="text1" w:themeTint="BF" w:sz="8" w:space="0"/>
+        <w:bottom w:val="single" w:color="404040" w:themeColor="text1" w:themeTint="BF" w:sz="8" w:space="0"/>
+        <w:right w:val="single" w:color="404040" w:themeColor="text1" w:themeTint="BF" w:sz="8" w:space="0"/>
+        <w:insideH w:val="single" w:color="404040" w:themeColor="text1" w:themeTint="BF" w:sz="8" w:space="0"/>
+        <w:insideV w:val="single" w:color="404040" w:themeColor="text1" w:themeTint="BF" w:sz="8" w:space="0"/>
       </w:tblBorders>
       <w:tblCellMar>
         <w:top w:w="0" w:type="dxa"/>
@@ -7503,7 +7558,7 @@
       <w:tblPr/>
       <w:tcPr>
         <w:tcBorders>
-          <w:top w:val="single" w:sz="18" w:space="0" w:color="404040" w:themeColor="text1" w:themeTint="BF"/>
+          <w:top w:val="single" w:color="404040" w:themeColor="text1" w:themeTint="BF" w:sz="18" w:space="0"/>
         </w:tcBorders>
       </w:tcPr>
     </w:tblStylePr>
@@ -7545,12 +7600,12 @@
       <w:tblStyleColBandSize w:val="1"/>
       <w:tblInd w:w="0" w:type="dxa"/>
       <w:tblBorders>
-        <w:top w:val="single" w:sz="8" w:space="0" w:color="7BA0CD" w:themeColor="accent1" w:themeTint="BF"/>
-        <w:left w:val="single" w:sz="8" w:space="0" w:color="7BA0CD" w:themeColor="accent1" w:themeTint="BF"/>
-        <w:bottom w:val="single" w:sz="8" w:space="0" w:color="7BA0CD" w:themeColor="accent1" w:themeTint="BF"/>
-        <w:right w:val="single" w:sz="8" w:space="0" w:color="7BA0CD" w:themeColor="accent1" w:themeTint="BF"/>
-        <w:insideH w:val="single" w:sz="8" w:space="0" w:color="7BA0CD" w:themeColor="accent1" w:themeTint="BF"/>
-        <w:insideV w:val="single" w:sz="8" w:space="0" w:color="7BA0CD" w:themeColor="accent1" w:themeTint="BF"/>
+        <w:top w:val="single" w:color="7BA0CD" w:themeColor="accent1" w:themeTint="BF" w:sz="8" w:space="0"/>
+        <w:left w:val="single" w:color="7BA0CD" w:themeColor="accent1" w:themeTint="BF" w:sz="8" w:space="0"/>
+        <w:bottom w:val="single" w:color="7BA0CD" w:themeColor="accent1" w:themeTint="BF" w:sz="8" w:space="0"/>
+        <w:right w:val="single" w:color="7BA0CD" w:themeColor="accent1" w:themeTint="BF" w:sz="8" w:space="0"/>
+        <w:insideH w:val="single" w:color="7BA0CD" w:themeColor="accent1" w:themeTint="BF" w:sz="8" w:space="0"/>
+        <w:insideV w:val="single" w:color="7BA0CD" w:themeColor="accent1" w:themeTint="BF" w:sz="8" w:space="0"/>
       </w:tblBorders>
       <w:tblCellMar>
         <w:top w:w="0" w:type="dxa"/>
@@ -7576,7 +7631,7 @@
       <w:tblPr/>
       <w:tcPr>
         <w:tcBorders>
-          <w:top w:val="single" w:sz="18" w:space="0" w:color="7BA0CD" w:themeColor="accent1" w:themeTint="BF"/>
+          <w:top w:val="single" w:color="7BA0CD" w:themeColor="accent1" w:themeTint="BF" w:sz="18" w:space="0"/>
         </w:tcBorders>
       </w:tcPr>
     </w:tblStylePr>
@@ -7618,12 +7673,12 @@
       <w:tblStyleColBandSize w:val="1"/>
       <w:tblInd w:w="0" w:type="dxa"/>
       <w:tblBorders>
-        <w:top w:val="single" w:sz="8" w:space="0" w:color="CF7B79" w:themeColor="accent2" w:themeTint="BF"/>
-        <w:left w:val="single" w:sz="8" w:space="0" w:color="CF7B79" w:themeColor="accent2" w:themeTint="BF"/>
-        <w:bottom w:val="single" w:sz="8" w:space="0" w:color="CF7B79" w:themeColor="accent2" w:themeTint="BF"/>
-        <w:right w:val="single" w:sz="8" w:space="0" w:color="CF7B79" w:themeColor="accent2" w:themeTint="BF"/>
-        <w:insideH w:val="single" w:sz="8" w:space="0" w:color="CF7B79" w:themeColor="accent2" w:themeTint="BF"/>
-        <w:insideV w:val="single" w:sz="8" w:space="0" w:color="CF7B79" w:themeColor="accent2" w:themeTint="BF"/>
+        <w:top w:val="single" w:color="CF7B79" w:themeColor="accent2" w:themeTint="BF" w:sz="8" w:space="0"/>
+        <w:left w:val="single" w:color="CF7B79" w:themeColor="accent2" w:themeTint="BF" w:sz="8" w:space="0"/>
+        <w:bottom w:val="single" w:color="CF7B79" w:themeColor="accent2" w:themeTint="BF" w:sz="8" w:space="0"/>
+        <w:right w:val="single" w:color="CF7B79" w:themeColor="accent2" w:themeTint="BF" w:sz="8" w:space="0"/>
+        <w:insideH w:val="single" w:color="CF7B79" w:themeColor="accent2" w:themeTint="BF" w:sz="8" w:space="0"/>
+        <w:insideV w:val="single" w:color="CF7B79" w:themeColor="accent2" w:themeTint="BF" w:sz="8" w:space="0"/>
       </w:tblBorders>
       <w:tblCellMar>
         <w:top w:w="0" w:type="dxa"/>
@@ -7649,7 +7704,7 @@
       <w:tblPr/>
       <w:tcPr>
         <w:tcBorders>
-          <w:top w:val="single" w:sz="18" w:space="0" w:color="CF7B79" w:themeColor="accent2" w:themeTint="BF"/>
+          <w:top w:val="single" w:color="CF7B79" w:themeColor="accent2" w:themeTint="BF" w:sz="18" w:space="0"/>
         </w:tcBorders>
       </w:tcPr>
     </w:tblStylePr>
@@ -7691,12 +7746,12 @@
       <w:tblStyleColBandSize w:val="1"/>
       <w:tblInd w:w="0" w:type="dxa"/>
       <w:tblBorders>
-        <w:top w:val="single" w:sz="8" w:space="0" w:color="B3CC82" w:themeColor="accent3" w:themeTint="BF"/>
-        <w:left w:val="single" w:sz="8" w:space="0" w:color="B3CC82" w:themeColor="accent3" w:themeTint="BF"/>
-        <w:bottom w:val="single" w:sz="8" w:space="0" w:color="B3CC82" w:themeColor="accent3" w:themeTint="BF"/>
-        <w:right w:val="single" w:sz="8" w:space="0" w:color="B3CC82" w:themeColor="accent3" w:themeTint="BF"/>
-        <w:insideH w:val="single" w:sz="8" w:space="0" w:color="B3CC82" w:themeColor="accent3" w:themeTint="BF"/>
-        <w:insideV w:val="single" w:sz="8" w:space="0" w:color="B3CC82" w:themeColor="accent3" w:themeTint="BF"/>
+        <w:top w:val="single" w:color="B3CC82" w:themeColor="accent3" w:themeTint="BF" w:sz="8" w:space="0"/>
+        <w:left w:val="single" w:color="B3CC82" w:themeColor="accent3" w:themeTint="BF" w:sz="8" w:space="0"/>
+        <w:bottom w:val="single" w:color="B3CC82" w:themeColor="accent3" w:themeTint="BF" w:sz="8" w:space="0"/>
+        <w:right w:val="single" w:color="B3CC82" w:themeColor="accent3" w:themeTint="BF" w:sz="8" w:space="0"/>
+        <w:insideH w:val="single" w:color="B3CC82" w:themeColor="accent3" w:themeTint="BF" w:sz="8" w:space="0"/>
+        <w:insideV w:val="single" w:color="B3CC82" w:themeColor="accent3" w:themeTint="BF" w:sz="8" w:space="0"/>
       </w:tblBorders>
       <w:tblCellMar>
         <w:top w:w="0" w:type="dxa"/>
@@ -7722,7 +7777,7 @@
       <w:tblPr/>
       <w:tcPr>
         <w:tcBorders>
-          <w:top w:val="single" w:sz="18" w:space="0" w:color="B3CC82" w:themeColor="accent3" w:themeTint="BF"/>
+          <w:top w:val="single" w:color="B3CC82" w:themeColor="accent3" w:themeTint="BF" w:sz="18" w:space="0"/>
         </w:tcBorders>
       </w:tcPr>
     </w:tblStylePr>
@@ -7764,12 +7819,12 @@
       <w:tblStyleColBandSize w:val="1"/>
       <w:tblInd w:w="0" w:type="dxa"/>
       <w:tblBorders>
-        <w:top w:val="single" w:sz="8" w:space="0" w:color="9F8AB9" w:themeColor="accent4" w:themeTint="BF"/>
-        <w:left w:val="single" w:sz="8" w:space="0" w:color="9F8AB9" w:themeColor="accent4" w:themeTint="BF"/>
-        <w:bottom w:val="single" w:sz="8" w:space="0" w:color="9F8AB9" w:themeColor="accent4" w:themeTint="BF"/>
-        <w:right w:val="single" w:sz="8" w:space="0" w:color="9F8AB9" w:themeColor="accent4" w:themeTint="BF"/>
-        <w:insideH w:val="single" w:sz="8" w:space="0" w:color="9F8AB9" w:themeColor="accent4" w:themeTint="BF"/>
-        <w:insideV w:val="single" w:sz="8" w:space="0" w:color="9F8AB9" w:themeColor="accent4" w:themeTint="BF"/>
+        <w:top w:val="single" w:color="9F8AB9" w:themeColor="accent4" w:themeTint="BF" w:sz="8" w:space="0"/>
+        <w:left w:val="single" w:color="9F8AB9" w:themeColor="accent4" w:themeTint="BF" w:sz="8" w:space="0"/>
+        <w:bottom w:val="single" w:color="9F8AB9" w:themeColor="accent4" w:themeTint="BF" w:sz="8" w:space="0"/>
+        <w:right w:val="single" w:color="9F8AB9" w:themeColor="accent4" w:themeTint="BF" w:sz="8" w:space="0"/>
+        <w:insideH w:val="single" w:color="9F8AB9" w:themeColor="accent4" w:themeTint="BF" w:sz="8" w:space="0"/>
+        <w:insideV w:val="single" w:color="9F8AB9" w:themeColor="accent4" w:themeTint="BF" w:sz="8" w:space="0"/>
       </w:tblBorders>
       <w:tblCellMar>
         <w:top w:w="0" w:type="dxa"/>
@@ -7795,7 +7850,7 @@
       <w:tblPr/>
       <w:tcPr>
         <w:tcBorders>
-          <w:top w:val="single" w:sz="18" w:space="0" w:color="9F8AB9" w:themeColor="accent4" w:themeTint="BF"/>
+          <w:top w:val="single" w:color="9F8AB9" w:themeColor="accent4" w:themeTint="BF" w:sz="18" w:space="0"/>
         </w:tcBorders>
       </w:tcPr>
     </w:tblStylePr>
@@ -7837,12 +7892,12 @@
       <w:tblStyleColBandSize w:val="1"/>
       <w:tblInd w:w="0" w:type="dxa"/>
       <w:tblBorders>
-        <w:top w:val="single" w:sz="8" w:space="0" w:color="78C0D4" w:themeColor="accent5" w:themeTint="BF"/>
-        <w:left w:val="single" w:sz="8" w:space="0" w:color="78C0D4" w:themeColor="accent5" w:themeTint="BF"/>
-        <w:bottom w:val="single" w:sz="8" w:space="0" w:color="78C0D4" w:themeColor="accent5" w:themeTint="BF"/>
-        <w:right w:val="single" w:sz="8" w:space="0" w:color="78C0D4" w:themeColor="accent5" w:themeTint="BF"/>
-        <w:insideH w:val="single" w:sz="8" w:space="0" w:color="78C0D4" w:themeColor="accent5" w:themeTint="BF"/>
-        <w:insideV w:val="single" w:sz="8" w:space="0" w:color="78C0D4" w:themeColor="accent5" w:themeTint="BF"/>
+        <w:top w:val="single" w:color="78C0D4" w:themeColor="accent5" w:themeTint="BF" w:sz="8" w:space="0"/>
+        <w:left w:val="single" w:color="78C0D4" w:themeColor="accent5" w:themeTint="BF" w:sz="8" w:space="0"/>
+        <w:bottom w:val="single" w:color="78C0D4" w:themeColor="accent5" w:themeTint="BF" w:sz="8" w:space="0"/>
+        <w:right w:val="single" w:color="78C0D4" w:themeColor="accent5" w:themeTint="BF" w:sz="8" w:space="0"/>
+        <w:insideH w:val="single" w:color="78C0D4" w:themeColor="accent5" w:themeTint="BF" w:sz="8" w:space="0"/>
+        <w:insideV w:val="single" w:color="78C0D4" w:themeColor="accent5" w:themeTint="BF" w:sz="8" w:space="0"/>
       </w:tblBorders>
       <w:tblCellMar>
         <w:top w:w="0" w:type="dxa"/>
@@ -7868,7 +7923,7 @@
       <w:tblPr/>
       <w:tcPr>
         <w:tcBorders>
-          <w:top w:val="single" w:sz="18" w:space="0" w:color="78C0D4" w:themeColor="accent5" w:themeTint="BF"/>
+          <w:top w:val="single" w:color="78C0D4" w:themeColor="accent5" w:themeTint="BF" w:sz="18" w:space="0"/>
         </w:tcBorders>
       </w:tcPr>
     </w:tblStylePr>
@@ -7910,12 +7965,12 @@
       <w:tblStyleColBandSize w:val="1"/>
       <w:tblInd w:w="0" w:type="dxa"/>
       <w:tblBorders>
-        <w:top w:val="single" w:sz="8" w:space="0" w:color="F9B074" w:themeColor="accent6" w:themeTint="BF"/>
-        <w:left w:val="single" w:sz="8" w:space="0" w:color="F9B074" w:themeColor="accent6" w:themeTint="BF"/>
-        <w:bottom w:val="single" w:sz="8" w:space="0" w:color="F9B074" w:themeColor="accent6" w:themeTint="BF"/>
-        <w:right w:val="single" w:sz="8" w:space="0" w:color="F9B074" w:themeColor="accent6" w:themeTint="BF"/>
-        <w:insideH w:val="single" w:sz="8" w:space="0" w:color="F9B074" w:themeColor="accent6" w:themeTint="BF"/>
-        <w:insideV w:val="single" w:sz="8" w:space="0" w:color="F9B074" w:themeColor="accent6" w:themeTint="BF"/>
+        <w:top w:val="single" w:color="F9B074" w:themeColor="accent6" w:themeTint="BF" w:sz="8" w:space="0"/>
+        <w:left w:val="single" w:color="F9B074" w:themeColor="accent6" w:themeTint="BF" w:sz="8" w:space="0"/>
+        <w:bottom w:val="single" w:color="F9B074" w:themeColor="accent6" w:themeTint="BF" w:sz="8" w:space="0"/>
+        <w:right w:val="single" w:color="F9B074" w:themeColor="accent6" w:themeTint="BF" w:sz="8" w:space="0"/>
+        <w:insideH w:val="single" w:color="F9B074" w:themeColor="accent6" w:themeTint="BF" w:sz="8" w:space="0"/>
+        <w:insideV w:val="single" w:color="F9B074" w:themeColor="accent6" w:themeTint="BF" w:sz="8" w:space="0"/>
       </w:tblBorders>
       <w:tblCellMar>
         <w:top w:w="0" w:type="dxa"/>
@@ -7941,7 +7996,7 @@
       <w:tblPr/>
       <w:tcPr>
         <w:tcBorders>
-          <w:top w:val="single" w:sz="18" w:space="0" w:color="F9B074" w:themeColor="accent6" w:themeTint="BF"/>
+          <w:top w:val="single" w:color="F9B074" w:themeColor="accent6" w:themeTint="BF" w:sz="18" w:space="0"/>
         </w:tcBorders>
       </w:tcPr>
     </w:tblStylePr>
@@ -7979,7 +8034,7 @@
       <w:spacing w:after="0" w:line="240" w:lineRule="auto"/>
     </w:pPr>
     <w:rPr>
-      <w:rFonts w:asciiTheme="majorHAnsi" w:eastAsiaTheme="majorEastAsia" w:hAnsiTheme="majorHAnsi" w:cstheme="majorBidi"/>
+      <w:rFonts w:asciiTheme="majorHAnsi" w:hAnsiTheme="majorHAnsi" w:eastAsiaTheme="majorEastAsia" w:cstheme="majorBidi"/>
       <w:color w:val="000000" w:themeColor="text1"/>
     </w:rPr>
     <w:tblPr>
@@ -7987,12 +8042,12 @@
       <w:tblStyleColBandSize w:val="1"/>
       <w:tblInd w:w="0" w:type="dxa"/>
       <w:tblBorders>
-        <w:top w:val="single" w:sz="8" w:space="0" w:color="000000" w:themeColor="text1"/>
-        <w:left w:val="single" w:sz="8" w:space="0" w:color="000000" w:themeColor="text1"/>
-        <w:bottom w:val="single" w:sz="8" w:space="0" w:color="000000" w:themeColor="text1"/>
-        <w:right w:val="single" w:sz="8" w:space="0" w:color="000000" w:themeColor="text1"/>
-        <w:insideH w:val="single" w:sz="8" w:space="0" w:color="000000" w:themeColor="text1"/>
-        <w:insideV w:val="single" w:sz="8" w:space="0" w:color="000000" w:themeColor="text1"/>
+        <w:top w:val="single" w:color="000000" w:themeColor="text1" w:sz="8" w:space="0"/>
+        <w:left w:val="single" w:color="000000" w:themeColor="text1" w:sz="8" w:space="0"/>
+        <w:bottom w:val="single" w:color="000000" w:themeColor="text1" w:sz="8" w:space="0"/>
+        <w:right w:val="single" w:color="000000" w:themeColor="text1" w:sz="8" w:space="0"/>
+        <w:insideH w:val="single" w:color="000000" w:themeColor="text1" w:sz="8" w:space="0"/>
+        <w:insideV w:val="single" w:color="000000" w:themeColor="text1" w:sz="8" w:space="0"/>
       </w:tblBorders>
       <w:tblCellMar>
         <w:top w:w="0" w:type="dxa"/>
@@ -8024,7 +8079,7 @@
       <w:tblPr/>
       <w:tcPr>
         <w:tcBorders>
-          <w:top w:val="single" w:sz="12" w:space="0" w:color="000000" w:themeColor="text1"/>
+          <w:top w:val="single" w:color="000000" w:themeColor="text1" w:sz="12" w:space="0"/>
           <w:left w:val="nil"/>
           <w:bottom w:val="nil"/>
           <w:right w:val="nil"/>
@@ -8082,8 +8137,8 @@
       <w:tblPr/>
       <w:tcPr>
         <w:tcBorders>
-          <w:insideH w:val="single" w:sz="6" w:space="0" w:color="000000" w:themeColor="text1"/>
-          <w:insideV w:val="single" w:sz="6" w:space="0" w:color="000000" w:themeColor="text1"/>
+          <w:insideH w:val="single" w:color="000000" w:themeColor="text1" w:sz="6" w:space="0"/>
+          <w:insideV w:val="single" w:color="000000" w:themeColor="text1" w:sz="6" w:space="0"/>
         </w:tcBorders>
         <w:shd w:val="clear" w:color="auto" w:fill="808080" w:themeFill="text1" w:themeFillTint="7F"/>
       </w:tcPr>
@@ -8104,7 +8159,7 @@
       <w:spacing w:after="0" w:line="240" w:lineRule="auto"/>
     </w:pPr>
     <w:rPr>
-      <w:rFonts w:asciiTheme="majorHAnsi" w:eastAsiaTheme="majorEastAsia" w:hAnsiTheme="majorHAnsi" w:cstheme="majorBidi"/>
+      <w:rFonts w:asciiTheme="majorHAnsi" w:hAnsiTheme="majorHAnsi" w:eastAsiaTheme="majorEastAsia" w:cstheme="majorBidi"/>
       <w:color w:val="000000" w:themeColor="text1"/>
     </w:rPr>
     <w:tblPr>
@@ -8112,12 +8167,12 @@
       <w:tblStyleColBandSize w:val="1"/>
       <w:tblInd w:w="0" w:type="dxa"/>
       <w:tblBorders>
-        <w:top w:val="single" w:sz="8" w:space="0" w:color="4F81BD" w:themeColor="accent1"/>
-        <w:left w:val="single" w:sz="8" w:space="0" w:color="4F81BD" w:themeColor="accent1"/>
-        <w:bottom w:val="single" w:sz="8" w:space="0" w:color="4F81BD" w:themeColor="accent1"/>
-        <w:right w:val="single" w:sz="8" w:space="0" w:color="4F81BD" w:themeColor="accent1"/>
-        <w:insideH w:val="single" w:sz="8" w:space="0" w:color="4F81BD" w:themeColor="accent1"/>
-        <w:insideV w:val="single" w:sz="8" w:space="0" w:color="4F81BD" w:themeColor="accent1"/>
+        <w:top w:val="single" w:color="4F81BD" w:themeColor="accent1" w:sz="8" w:space="0"/>
+        <w:left w:val="single" w:color="4F81BD" w:themeColor="accent1" w:sz="8" w:space="0"/>
+        <w:bottom w:val="single" w:color="4F81BD" w:themeColor="accent1" w:sz="8" w:space="0"/>
+        <w:right w:val="single" w:color="4F81BD" w:themeColor="accent1" w:sz="8" w:space="0"/>
+        <w:insideH w:val="single" w:color="4F81BD" w:themeColor="accent1" w:sz="8" w:space="0"/>
+        <w:insideV w:val="single" w:color="4F81BD" w:themeColor="accent1" w:sz="8" w:space="0"/>
       </w:tblBorders>
       <w:tblCellMar>
         <w:top w:w="0" w:type="dxa"/>
@@ -8149,7 +8204,7 @@
       <w:tblPr/>
       <w:tcPr>
         <w:tcBorders>
-          <w:top w:val="single" w:sz="12" w:space="0" w:color="000000" w:themeColor="text1"/>
+          <w:top w:val="single" w:color="000000" w:themeColor="text1" w:sz="12" w:space="0"/>
           <w:left w:val="nil"/>
           <w:bottom w:val="nil"/>
           <w:right w:val="nil"/>
@@ -8207,8 +8262,8 @@
       <w:tblPr/>
       <w:tcPr>
         <w:tcBorders>
-          <w:insideH w:val="single" w:sz="6" w:space="0" w:color="4F81BD" w:themeColor="accent1"/>
-          <w:insideV w:val="single" w:sz="6" w:space="0" w:color="4F81BD" w:themeColor="accent1"/>
+          <w:insideH w:val="single" w:color="4F81BD" w:themeColor="accent1" w:sz="6" w:space="0"/>
+          <w:insideV w:val="single" w:color="4F81BD" w:themeColor="accent1" w:sz="6" w:space="0"/>
         </w:tcBorders>
         <w:shd w:val="clear" w:color="auto" w:fill="A7BFDE" w:themeFill="accent1" w:themeFillTint="7F"/>
       </w:tcPr>
@@ -8229,7 +8284,7 @@
       <w:spacing w:after="0" w:line="240" w:lineRule="auto"/>
     </w:pPr>
     <w:rPr>
-      <w:rFonts w:asciiTheme="majorHAnsi" w:eastAsiaTheme="majorEastAsia" w:hAnsiTheme="majorHAnsi" w:cstheme="majorBidi"/>
+      <w:rFonts w:asciiTheme="majorHAnsi" w:hAnsiTheme="majorHAnsi" w:eastAsiaTheme="majorEastAsia" w:cstheme="majorBidi"/>
       <w:color w:val="000000" w:themeColor="text1"/>
     </w:rPr>
     <w:tblPr>
@@ -8237,12 +8292,12 @@
       <w:tblStyleColBandSize w:val="1"/>
       <w:tblInd w:w="0" w:type="dxa"/>
       <w:tblBorders>
-        <w:top w:val="single" w:sz="8" w:space="0" w:color="C0504D" w:themeColor="accent2"/>
-        <w:left w:val="single" w:sz="8" w:space="0" w:color="C0504D" w:themeColor="accent2"/>
-        <w:bottom w:val="single" w:sz="8" w:space="0" w:color="C0504D" w:themeColor="accent2"/>
-        <w:right w:val="single" w:sz="8" w:space="0" w:color="C0504D" w:themeColor="accent2"/>
-        <w:insideH w:val="single" w:sz="8" w:space="0" w:color="C0504D" w:themeColor="accent2"/>
-        <w:insideV w:val="single" w:sz="8" w:space="0" w:color="C0504D" w:themeColor="accent2"/>
+        <w:top w:val="single" w:color="C0504D" w:themeColor="accent2" w:sz="8" w:space="0"/>
+        <w:left w:val="single" w:color="C0504D" w:themeColor="accent2" w:sz="8" w:space="0"/>
+        <w:bottom w:val="single" w:color="C0504D" w:themeColor="accent2" w:sz="8" w:space="0"/>
+        <w:right w:val="single" w:color="C0504D" w:themeColor="accent2" w:sz="8" w:space="0"/>
+        <w:insideH w:val="single" w:color="C0504D" w:themeColor="accent2" w:sz="8" w:space="0"/>
+        <w:insideV w:val="single" w:color="C0504D" w:themeColor="accent2" w:sz="8" w:space="0"/>
       </w:tblBorders>
       <w:tblCellMar>
         <w:top w:w="0" w:type="dxa"/>
@@ -8274,7 +8329,7 @@
       <w:tblPr/>
       <w:tcPr>
         <w:tcBorders>
-          <w:top w:val="single" w:sz="12" w:space="0" w:color="000000" w:themeColor="text1"/>
+          <w:top w:val="single" w:color="000000" w:themeColor="text1" w:sz="12" w:space="0"/>
           <w:left w:val="nil"/>
           <w:bottom w:val="nil"/>
           <w:right w:val="nil"/>
@@ -8332,8 +8387,8 @@
       <w:tblPr/>
       <w:tcPr>
         <w:tcBorders>
-          <w:insideH w:val="single" w:sz="6" w:space="0" w:color="C0504D" w:themeColor="accent2"/>
-          <w:insideV w:val="single" w:sz="6" w:space="0" w:color="C0504D" w:themeColor="accent2"/>
+          <w:insideH w:val="single" w:color="C0504D" w:themeColor="accent2" w:sz="6" w:space="0"/>
+          <w:insideV w:val="single" w:color="C0504D" w:themeColor="accent2" w:sz="6" w:space="0"/>
         </w:tcBorders>
         <w:shd w:val="clear" w:color="auto" w:fill="DFA7A6" w:themeFill="accent2" w:themeFillTint="7F"/>
       </w:tcPr>
@@ -8354,7 +8409,7 @@
       <w:spacing w:after="0" w:line="240" w:lineRule="auto"/>
     </w:pPr>
     <w:rPr>
-      <w:rFonts w:asciiTheme="majorHAnsi" w:eastAsiaTheme="majorEastAsia" w:hAnsiTheme="majorHAnsi" w:cstheme="majorBidi"/>
+      <w:rFonts w:asciiTheme="majorHAnsi" w:hAnsiTheme="majorHAnsi" w:eastAsiaTheme="majorEastAsia" w:cstheme="majorBidi"/>
       <w:color w:val="000000" w:themeColor="text1"/>
     </w:rPr>
     <w:tblPr>
@@ -8362,12 +8417,12 @@
       <w:tblStyleColBandSize w:val="1"/>
       <w:tblInd w:w="0" w:type="dxa"/>
       <w:tblBorders>
-        <w:top w:val="single" w:sz="8" w:space="0" w:color="9BBB59" w:themeColor="accent3"/>
-        <w:left w:val="single" w:sz="8" w:space="0" w:color="9BBB59" w:themeColor="accent3"/>
-        <w:bottom w:val="single" w:sz="8" w:space="0" w:color="9BBB59" w:themeColor="accent3"/>
-        <w:right w:val="single" w:sz="8" w:space="0" w:color="9BBB59" w:themeColor="accent3"/>
-        <w:insideH w:val="single" w:sz="8" w:space="0" w:color="9BBB59" w:themeColor="accent3"/>
-        <w:insideV w:val="single" w:sz="8" w:space="0" w:color="9BBB59" w:themeColor="accent3"/>
+        <w:top w:val="single" w:color="9BBB59" w:themeColor="accent3" w:sz="8" w:space="0"/>
+        <w:left w:val="single" w:color="9BBB59" w:themeColor="accent3" w:sz="8" w:space="0"/>
+        <w:bottom w:val="single" w:color="9BBB59" w:themeColor="accent3" w:sz="8" w:space="0"/>
+        <w:right w:val="single" w:color="9BBB59" w:themeColor="accent3" w:sz="8" w:space="0"/>
+        <w:insideH w:val="single" w:color="9BBB59" w:themeColor="accent3" w:sz="8" w:space="0"/>
+        <w:insideV w:val="single" w:color="9BBB59" w:themeColor="accent3" w:sz="8" w:space="0"/>
       </w:tblBorders>
       <w:tblCellMar>
         <w:top w:w="0" w:type="dxa"/>
@@ -8399,7 +8454,7 @@
       <w:tblPr/>
       <w:tcPr>
         <w:tcBorders>
-          <w:top w:val="single" w:sz="12" w:space="0" w:color="000000" w:themeColor="text1"/>
+          <w:top w:val="single" w:color="000000" w:themeColor="text1" w:sz="12" w:space="0"/>
           <w:left w:val="nil"/>
           <w:bottom w:val="nil"/>
           <w:right w:val="nil"/>
@@ -8457,8 +8512,8 @@
       <w:tblPr/>
       <w:tcPr>
         <w:tcBorders>
-          <w:insideH w:val="single" w:sz="6" w:space="0" w:color="9BBB59" w:themeColor="accent3"/>
-          <w:insideV w:val="single" w:sz="6" w:space="0" w:color="9BBB59" w:themeColor="accent3"/>
+          <w:insideH w:val="single" w:color="9BBB59" w:themeColor="accent3" w:sz="6" w:space="0"/>
+          <w:insideV w:val="single" w:color="9BBB59" w:themeColor="accent3" w:sz="6" w:space="0"/>
         </w:tcBorders>
         <w:shd w:val="clear" w:color="auto" w:fill="CDDDAC" w:themeFill="accent3" w:themeFillTint="7F"/>
       </w:tcPr>
@@ -8479,7 +8534,7 @@
       <w:spacing w:after="0" w:line="240" w:lineRule="auto"/>
     </w:pPr>
     <w:rPr>
-      <w:rFonts w:asciiTheme="majorHAnsi" w:eastAsiaTheme="majorEastAsia" w:hAnsiTheme="majorHAnsi" w:cstheme="majorBidi"/>
+      <w:rFonts w:asciiTheme="majorHAnsi" w:hAnsiTheme="majorHAnsi" w:eastAsiaTheme="majorEastAsia" w:cstheme="majorBidi"/>
       <w:color w:val="000000" w:themeColor="text1"/>
     </w:rPr>
     <w:tblPr>
@@ -8487,12 +8542,12 @@
       <w:tblStyleColBandSize w:val="1"/>
       <w:tblInd w:w="0" w:type="dxa"/>
       <w:tblBorders>
-        <w:top w:val="single" w:sz="8" w:space="0" w:color="8064A2" w:themeColor="accent4"/>
-        <w:left w:val="single" w:sz="8" w:space="0" w:color="8064A2" w:themeColor="accent4"/>
-        <w:bottom w:val="single" w:sz="8" w:space="0" w:color="8064A2" w:themeColor="accent4"/>
-        <w:right w:val="single" w:sz="8" w:space="0" w:color="8064A2" w:themeColor="accent4"/>
-        <w:insideH w:val="single" w:sz="8" w:space="0" w:color="8064A2" w:themeColor="accent4"/>
-        <w:insideV w:val="single" w:sz="8" w:space="0" w:color="8064A2" w:themeColor="accent4"/>
+        <w:top w:val="single" w:color="8064A2" w:themeColor="accent4" w:sz="8" w:space="0"/>
+        <w:left w:val="single" w:color="8064A2" w:themeColor="accent4" w:sz="8" w:space="0"/>
+        <w:bottom w:val="single" w:color="8064A2" w:themeColor="accent4" w:sz="8" w:space="0"/>
+        <w:right w:val="single" w:color="8064A2" w:themeColor="accent4" w:sz="8" w:space="0"/>
+        <w:insideH w:val="single" w:color="8064A2" w:themeColor="accent4" w:sz="8" w:space="0"/>
+        <w:insideV w:val="single" w:color="8064A2" w:themeColor="accent4" w:sz="8" w:space="0"/>
       </w:tblBorders>
       <w:tblCellMar>
         <w:top w:w="0" w:type="dxa"/>
@@ -8524,7 +8579,7 @@
       <w:tblPr/>
       <w:tcPr>
         <w:tcBorders>
-          <w:top w:val="single" w:sz="12" w:space="0" w:color="000000" w:themeColor="text1"/>
+          <w:top w:val="single" w:color="000000" w:themeColor="text1" w:sz="12" w:space="0"/>
           <w:left w:val="nil"/>
           <w:bottom w:val="nil"/>
           <w:right w:val="nil"/>
@@ -8582,8 +8637,8 @@
       <w:tblPr/>
       <w:tcPr>
         <w:tcBorders>
-          <w:insideH w:val="single" w:sz="6" w:space="0" w:color="8064A2" w:themeColor="accent4"/>
-          <w:insideV w:val="single" w:sz="6" w:space="0" w:color="8064A2" w:themeColor="accent4"/>
+          <w:insideH w:val="single" w:color="8064A2" w:themeColor="accent4" w:sz="6" w:space="0"/>
+          <w:insideV w:val="single" w:color="8064A2" w:themeColor="accent4" w:sz="6" w:space="0"/>
         </w:tcBorders>
         <w:shd w:val="clear" w:color="auto" w:fill="BFB1D0" w:themeFill="accent4" w:themeFillTint="7F"/>
       </w:tcPr>
@@ -8604,7 +8659,7 @@
       <w:spacing w:after="0" w:line="240" w:lineRule="auto"/>
     </w:pPr>
     <w:rPr>
-      <w:rFonts w:asciiTheme="majorHAnsi" w:eastAsiaTheme="majorEastAsia" w:hAnsiTheme="majorHAnsi" w:cstheme="majorBidi"/>
+      <w:rFonts w:asciiTheme="majorHAnsi" w:hAnsiTheme="majorHAnsi" w:eastAsiaTheme="majorEastAsia" w:cstheme="majorBidi"/>
       <w:color w:val="000000" w:themeColor="text1"/>
     </w:rPr>
     <w:tblPr>
@@ -8612,12 +8667,12 @@
       <w:tblStyleColBandSize w:val="1"/>
       <w:tblInd w:w="0" w:type="dxa"/>
       <w:tblBorders>
-        <w:top w:val="single" w:sz="8" w:space="0" w:color="4BACC6" w:themeColor="accent5"/>
-        <w:left w:val="single" w:sz="8" w:space="0" w:color="4BACC6" w:themeColor="accent5"/>
-        <w:bottom w:val="single" w:sz="8" w:space="0" w:color="4BACC6" w:themeColor="accent5"/>
-        <w:right w:val="single" w:sz="8" w:space="0" w:color="4BACC6" w:themeColor="accent5"/>
-        <w:insideH w:val="single" w:sz="8" w:space="0" w:color="4BACC6" w:themeColor="accent5"/>
-        <w:insideV w:val="single" w:sz="8" w:space="0" w:color="4BACC6" w:themeColor="accent5"/>
+        <w:top w:val="single" w:color="4BACC6" w:themeColor="accent5" w:sz="8" w:space="0"/>
+        <w:left w:val="single" w:color="4BACC6" w:themeColor="accent5" w:sz="8" w:space="0"/>
+        <w:bottom w:val="single" w:color="4BACC6" w:themeColor="accent5" w:sz="8" w:space="0"/>
+        <w:right w:val="single" w:color="4BACC6" w:themeColor="accent5" w:sz="8" w:space="0"/>
+        <w:insideH w:val="single" w:color="4BACC6" w:themeColor="accent5" w:sz="8" w:space="0"/>
+        <w:insideV w:val="single" w:color="4BACC6" w:themeColor="accent5" w:sz="8" w:space="0"/>
       </w:tblBorders>
       <w:tblCellMar>
         <w:top w:w="0" w:type="dxa"/>
@@ -8649,7 +8704,7 @@
       <w:tblPr/>
       <w:tcPr>
         <w:tcBorders>
-          <w:top w:val="single" w:sz="12" w:space="0" w:color="000000" w:themeColor="text1"/>
+          <w:top w:val="single" w:color="000000" w:themeColor="text1" w:sz="12" w:space="0"/>
           <w:left w:val="nil"/>
           <w:bottom w:val="nil"/>
           <w:right w:val="nil"/>
@@ -8707,8 +8762,8 @@
       <w:tblPr/>
       <w:tcPr>
         <w:tcBorders>
-          <w:insideH w:val="single" w:sz="6" w:space="0" w:color="4BACC6" w:themeColor="accent5"/>
-          <w:insideV w:val="single" w:sz="6" w:space="0" w:color="4BACC6" w:themeColor="accent5"/>
+          <w:insideH w:val="single" w:color="4BACC6" w:themeColor="accent5" w:sz="6" w:space="0"/>
+          <w:insideV w:val="single" w:color="4BACC6" w:themeColor="accent5" w:sz="6" w:space="0"/>
         </w:tcBorders>
         <w:shd w:val="clear" w:color="auto" w:fill="A5D5E2" w:themeFill="accent5" w:themeFillTint="7F"/>
       </w:tcPr>
@@ -8729,7 +8784,7 @@
       <w:spacing w:after="0" w:line="240" w:lineRule="auto"/>
     </w:pPr>
     <w:rPr>
-      <w:rFonts w:asciiTheme="majorHAnsi" w:eastAsiaTheme="majorEastAsia" w:hAnsiTheme="majorHAnsi" w:cstheme="majorBidi"/>
+      <w:rFonts w:asciiTheme="majorHAnsi" w:hAnsiTheme="majorHAnsi" w:eastAsiaTheme="majorEastAsia" w:cstheme="majorBidi"/>
       <w:color w:val="000000" w:themeColor="text1"/>
     </w:rPr>
     <w:tblPr>
@@ -8737,12 +8792,12 @@
       <w:tblStyleColBandSize w:val="1"/>
       <w:tblInd w:w="0" w:type="dxa"/>
       <w:tblBorders>
-        <w:top w:val="single" w:sz="8" w:space="0" w:color="F79646" w:themeColor="accent6"/>
-        <w:left w:val="single" w:sz="8" w:space="0" w:color="F79646" w:themeColor="accent6"/>
-        <w:bottom w:val="single" w:sz="8" w:space="0" w:color="F79646" w:themeColor="accent6"/>
-        <w:right w:val="single" w:sz="8" w:space="0" w:color="F79646" w:themeColor="accent6"/>
-        <w:insideH w:val="single" w:sz="8" w:space="0" w:color="F79646" w:themeColor="accent6"/>
-        <w:insideV w:val="single" w:sz="8" w:space="0" w:color="F79646" w:themeColor="accent6"/>
+        <w:top w:val="single" w:color="F79646" w:themeColor="accent6" w:sz="8" w:space="0"/>
+        <w:left w:val="single" w:color="F79646" w:themeColor="accent6" w:sz="8" w:space="0"/>
+        <w:bottom w:val="single" w:color="F79646" w:themeColor="accent6" w:sz="8" w:space="0"/>
+        <w:right w:val="single" w:color="F79646" w:themeColor="accent6" w:sz="8" w:space="0"/>
+        <w:insideH w:val="single" w:color="F79646" w:themeColor="accent6" w:sz="8" w:space="0"/>
+        <w:insideV w:val="single" w:color="F79646" w:themeColor="accent6" w:sz="8" w:space="0"/>
       </w:tblBorders>
       <w:tblCellMar>
         <w:top w:w="0" w:type="dxa"/>
@@ -8774,7 +8829,7 @@
       <w:tblPr/>
       <w:tcPr>
         <w:tcBorders>
-          <w:top w:val="single" w:sz="12" w:space="0" w:color="000000" w:themeColor="text1"/>
+          <w:top w:val="single" w:color="000000" w:themeColor="text1" w:sz="12" w:space="0"/>
           <w:left w:val="nil"/>
           <w:bottom w:val="nil"/>
           <w:right w:val="nil"/>
@@ -8832,8 +8887,8 @@
       <w:tblPr/>
       <w:tcPr>
         <w:tcBorders>
-          <w:insideH w:val="single" w:sz="6" w:space="0" w:color="F79646" w:themeColor="accent6"/>
-          <w:insideV w:val="single" w:sz="6" w:space="0" w:color="F79646" w:themeColor="accent6"/>
+          <w:insideH w:val="single" w:color="F79646" w:themeColor="accent6" w:sz="6" w:space="0"/>
+          <w:insideV w:val="single" w:color="F79646" w:themeColor="accent6" w:sz="6" w:space="0"/>
         </w:tcBorders>
         <w:shd w:val="clear" w:color="auto" w:fill="FBCAA2" w:themeFill="accent6" w:themeFillTint="7F"/>
       </w:tcPr>
@@ -8858,12 +8913,12 @@
       <w:tblStyleColBandSize w:val="1"/>
       <w:tblInd w:w="0" w:type="dxa"/>
       <w:tblBorders>
-        <w:top w:val="single" w:sz="8" w:space="0" w:color="FFFFFF" w:themeColor="background1"/>
-        <w:left w:val="single" w:sz="8" w:space="0" w:color="FFFFFF" w:themeColor="background1"/>
-        <w:bottom w:val="single" w:sz="8" w:space="0" w:color="FFFFFF" w:themeColor="background1"/>
-        <w:right w:val="single" w:sz="8" w:space="0" w:color="FFFFFF" w:themeColor="background1"/>
-        <w:insideH w:val="single" w:sz="6" w:space="0" w:color="FFFFFF" w:themeColor="background1"/>
-        <w:insideV w:val="single" w:sz="6" w:space="0" w:color="FFFFFF" w:themeColor="background1"/>
+        <w:top w:val="single" w:color="FFFFFF" w:themeColor="background1" w:sz="8" w:space="0"/>
+        <w:left w:val="single" w:color="FFFFFF" w:themeColor="background1" w:sz="8" w:space="0"/>
+        <w:bottom w:val="single" w:color="FFFFFF" w:themeColor="background1" w:sz="8" w:space="0"/>
+        <w:right w:val="single" w:color="FFFFFF" w:themeColor="background1" w:sz="8" w:space="0"/>
+        <w:insideH w:val="single" w:color="FFFFFF" w:themeColor="background1" w:sz="6" w:space="0"/>
+        <w:insideV w:val="single" w:color="FFFFFF" w:themeColor="background1" w:sz="6" w:space="0"/>
       </w:tblBorders>
       <w:tblCellMar>
         <w:top w:w="0" w:type="dxa"/>
@@ -8886,12 +8941,12 @@
       <w:tblPr/>
       <w:tcPr>
         <w:tcBorders>
-          <w:top w:val="single" w:sz="8" w:space="0" w:color="FFFFFF" w:themeColor="background1"/>
-          <w:left w:val="single" w:sz="8" w:space="0" w:color="FFFFFF" w:themeColor="background1"/>
-          <w:bottom w:val="single" w:sz="24" w:space="0" w:color="FFFFFF" w:themeColor="background1"/>
-          <w:right w:val="single" w:sz="8" w:space="0" w:color="FFFFFF" w:themeColor="background1"/>
-          <w:insideH w:val="nil"/>
-          <w:insideV w:val="single" w:sz="8" w:space="0" w:color="FFFFFF" w:themeColor="background1"/>
+          <w:top w:val="single" w:color="FFFFFF" w:themeColor="background1" w:sz="8" w:space="0"/>
+          <w:left w:val="single" w:color="FFFFFF" w:themeColor="background1" w:sz="8" w:space="0"/>
+          <w:bottom w:val="single" w:color="FFFFFF" w:themeColor="background1" w:sz="24" w:space="0"/>
+          <w:right w:val="single" w:color="FFFFFF" w:themeColor="background1" w:sz="8" w:space="0"/>
+          <w:insideH w:val="nil"/>
+          <w:insideV w:val="single" w:color="FFFFFF" w:themeColor="background1" w:sz="8" w:space="0"/>
         </w:tcBorders>
         <w:shd w:val="clear" w:color="auto" w:fill="000000" w:themeFill="text1"/>
       </w:tcPr>
@@ -8907,12 +8962,12 @@
       <w:tblPr/>
       <w:tcPr>
         <w:tcBorders>
-          <w:top w:val="single" w:sz="24" w:space="0" w:color="FFFFFF" w:themeColor="background1"/>
-          <w:left w:val="single" w:sz="8" w:space="0" w:color="FFFFFF" w:themeColor="background1"/>
-          <w:bottom w:val="single" w:sz="8" w:space="0" w:color="FFFFFF" w:themeColor="background1"/>
-          <w:right w:val="single" w:sz="8" w:space="0" w:color="FFFFFF" w:themeColor="background1"/>
-          <w:insideH w:val="nil"/>
-          <w:insideV w:val="single" w:sz="8" w:space="0" w:color="FFFFFF" w:themeColor="background1"/>
+          <w:top w:val="single" w:color="FFFFFF" w:themeColor="background1" w:sz="24" w:space="0"/>
+          <w:left w:val="single" w:color="FFFFFF" w:themeColor="background1" w:sz="8" w:space="0"/>
+          <w:bottom w:val="single" w:color="FFFFFF" w:themeColor="background1" w:sz="8" w:space="0"/>
+          <w:right w:val="single" w:color="FFFFFF" w:themeColor="background1" w:sz="8" w:space="0"/>
+          <w:insideH w:val="nil"/>
+          <w:insideV w:val="single" w:color="FFFFFF" w:themeColor="background1" w:sz="8" w:space="0"/>
         </w:tcBorders>
         <w:shd w:val="clear" w:color="auto" w:fill="000000" w:themeFill="text1"/>
       </w:tcPr>
@@ -8928,8 +8983,8 @@
       <w:tblPr/>
       <w:tcPr>
         <w:tcBorders>
-          <w:left w:val="single" w:sz="8" w:space="0" w:color="FFFFFF" w:themeColor="background1"/>
-          <w:right w:val="single" w:sz="24" w:space="0" w:color="FFFFFF" w:themeColor="background1"/>
+          <w:left w:val="single" w:color="FFFFFF" w:themeColor="background1" w:sz="8" w:space="0"/>
+          <w:right w:val="single" w:color="FFFFFF" w:themeColor="background1" w:sz="24" w:space="0"/>
           <w:insideH w:val="nil"/>
           <w:insideV w:val="nil"/>
         </w:tcBorders>
@@ -8948,7 +9003,7 @@
       <w:tcPr>
         <w:tcBorders>
           <w:top w:val="nil"/>
-          <w:left w:val="single" w:sz="24" w:space="0" w:color="FFFFFF" w:themeColor="background1"/>
+          <w:left w:val="single" w:color="FFFFFF" w:themeColor="background1" w:sz="24" w:space="0"/>
           <w:bottom w:val="nil"/>
           <w:right w:val="nil"/>
           <w:insideH w:val="nil"/>
@@ -8961,10 +9016,10 @@
       <w:tblPr/>
       <w:tcPr>
         <w:tcBorders>
-          <w:top w:val="single" w:sz="8" w:space="0" w:color="FFFFFF" w:themeColor="background1"/>
-          <w:left w:val="single" w:sz="8" w:space="0" w:color="FFFFFF" w:themeColor="background1"/>
-          <w:bottom w:val="single" w:sz="8" w:space="0" w:color="FFFFFF" w:themeColor="background1"/>
-          <w:right w:val="single" w:sz="8" w:space="0" w:color="FFFFFF" w:themeColor="background1"/>
+          <w:top w:val="single" w:color="FFFFFF" w:themeColor="background1" w:sz="8" w:space="0"/>
+          <w:left w:val="single" w:color="FFFFFF" w:themeColor="background1" w:sz="8" w:space="0"/>
+          <w:bottom w:val="single" w:color="FFFFFF" w:themeColor="background1" w:sz="8" w:space="0"/>
+          <w:right w:val="single" w:color="FFFFFF" w:themeColor="background1" w:sz="8" w:space="0"/>
           <w:insideH w:val="nil"/>
           <w:insideV w:val="nil"/>
         </w:tcBorders>
@@ -8975,12 +9030,12 @@
       <w:tblPr/>
       <w:tcPr>
         <w:tcBorders>
-          <w:top w:val="single" w:sz="8" w:space="0" w:color="FFFFFF" w:themeColor="background1"/>
-          <w:left w:val="single" w:sz="8" w:space="0" w:color="FFFFFF" w:themeColor="background1"/>
-          <w:bottom w:val="single" w:sz="8" w:space="0" w:color="FFFFFF" w:themeColor="background1"/>
-          <w:right w:val="single" w:sz="8" w:space="0" w:color="FFFFFF" w:themeColor="background1"/>
-          <w:insideH w:val="single" w:sz="8" w:space="0" w:color="FFFFFF" w:themeColor="background1"/>
-          <w:insideV w:val="single" w:sz="8" w:space="0" w:color="FFFFFF" w:themeColor="background1"/>
+          <w:top w:val="single" w:color="FFFFFF" w:themeColor="background1" w:sz="8" w:space="0"/>
+          <w:left w:val="single" w:color="FFFFFF" w:themeColor="background1" w:sz="8" w:space="0"/>
+          <w:bottom w:val="single" w:color="FFFFFF" w:themeColor="background1" w:sz="8" w:space="0"/>
+          <w:right w:val="single" w:color="FFFFFF" w:themeColor="background1" w:sz="8" w:space="0"/>
+          <w:insideH w:val="single" w:color="FFFFFF" w:themeColor="background1" w:sz="8" w:space="0"/>
+          <w:insideV w:val="single" w:color="FFFFFF" w:themeColor="background1" w:sz="8" w:space="0"/>
         </w:tcBorders>
         <w:shd w:val="clear" w:color="auto" w:fill="808080" w:themeFill="text1" w:themeFillTint="7F"/>
       </w:tcPr>
@@ -8999,12 +9054,12 @@
       <w:tblStyleColBandSize w:val="1"/>
       <w:tblInd w:w="0" w:type="dxa"/>
       <w:tblBorders>
-        <w:top w:val="single" w:sz="8" w:space="0" w:color="FFFFFF" w:themeColor="background1"/>
-        <w:left w:val="single" w:sz="8" w:space="0" w:color="FFFFFF" w:themeColor="background1"/>
-        <w:bottom w:val="single" w:sz="8" w:space="0" w:color="FFFFFF" w:themeColor="background1"/>
-        <w:right w:val="single" w:sz="8" w:space="0" w:color="FFFFFF" w:themeColor="background1"/>
-        <w:insideH w:val="single" w:sz="6" w:space="0" w:color="FFFFFF" w:themeColor="background1"/>
-        <w:insideV w:val="single" w:sz="6" w:space="0" w:color="FFFFFF" w:themeColor="background1"/>
+        <w:top w:val="single" w:color="FFFFFF" w:themeColor="background1" w:sz="8" w:space="0"/>
+        <w:left w:val="single" w:color="FFFFFF" w:themeColor="background1" w:sz="8" w:space="0"/>
+        <w:bottom w:val="single" w:color="FFFFFF" w:themeColor="background1" w:sz="8" w:space="0"/>
+        <w:right w:val="single" w:color="FFFFFF" w:themeColor="background1" w:sz="8" w:space="0"/>
+        <w:insideH w:val="single" w:color="FFFFFF" w:themeColor="background1" w:sz="6" w:space="0"/>
+        <w:insideV w:val="single" w:color="FFFFFF" w:themeColor="background1" w:sz="6" w:space="0"/>
       </w:tblBorders>
       <w:tblCellMar>
         <w:top w:w="0" w:type="dxa"/>
@@ -9027,12 +9082,12 @@
       <w:tblPr/>
       <w:tcPr>
         <w:tcBorders>
-          <w:top w:val="single" w:sz="8" w:space="0" w:color="FFFFFF" w:themeColor="background1"/>
-          <w:left w:val="single" w:sz="8" w:space="0" w:color="FFFFFF" w:themeColor="background1"/>
-          <w:bottom w:val="single" w:sz="24" w:space="0" w:color="FFFFFF" w:themeColor="background1"/>
-          <w:right w:val="single" w:sz="8" w:space="0" w:color="FFFFFF" w:themeColor="background1"/>
-          <w:insideH w:val="nil"/>
-          <w:insideV w:val="single" w:sz="8" w:space="0" w:color="FFFFFF" w:themeColor="background1"/>
+          <w:top w:val="single" w:color="FFFFFF" w:themeColor="background1" w:sz="8" w:space="0"/>
+          <w:left w:val="single" w:color="FFFFFF" w:themeColor="background1" w:sz="8" w:space="0"/>
+          <w:bottom w:val="single" w:color="FFFFFF" w:themeColor="background1" w:sz="24" w:space="0"/>
+          <w:right w:val="single" w:color="FFFFFF" w:themeColor="background1" w:sz="8" w:space="0"/>
+          <w:insideH w:val="nil"/>
+          <w:insideV w:val="single" w:color="FFFFFF" w:themeColor="background1" w:sz="8" w:space="0"/>
         </w:tcBorders>
         <w:shd w:val="clear" w:color="auto" w:fill="4F81BD" w:themeFill="accent1"/>
       </w:tcPr>
@@ -9048,12 +9103,12 @@
       <w:tblPr/>
       <w:tcPr>
         <w:tcBorders>
-          <w:top w:val="single" w:sz="24" w:space="0" w:color="FFFFFF" w:themeColor="background1"/>
-          <w:left w:val="single" w:sz="8" w:space="0" w:color="FFFFFF" w:themeColor="background1"/>
-          <w:bottom w:val="single" w:sz="8" w:space="0" w:color="FFFFFF" w:themeColor="background1"/>
-          <w:right w:val="single" w:sz="8" w:space="0" w:color="FFFFFF" w:themeColor="background1"/>
-          <w:insideH w:val="nil"/>
-          <w:insideV w:val="single" w:sz="8" w:space="0" w:color="FFFFFF" w:themeColor="background1"/>
+          <w:top w:val="single" w:color="FFFFFF" w:themeColor="background1" w:sz="24" w:space="0"/>
+          <w:left w:val="single" w:color="FFFFFF" w:themeColor="background1" w:sz="8" w:space="0"/>
+          <w:bottom w:val="single" w:color="FFFFFF" w:themeColor="background1" w:sz="8" w:space="0"/>
+          <w:right w:val="single" w:color="FFFFFF" w:themeColor="background1" w:sz="8" w:space="0"/>
+          <w:insideH w:val="nil"/>
+          <w:insideV w:val="single" w:color="FFFFFF" w:themeColor="background1" w:sz="8" w:space="0"/>
         </w:tcBorders>
         <w:shd w:val="clear" w:color="auto" w:fill="4F81BD" w:themeFill="accent1"/>
       </w:tcPr>
@@ -9069,8 +9124,8 @@
       <w:tblPr/>
       <w:tcPr>
         <w:tcBorders>
-          <w:left w:val="single" w:sz="8" w:space="0" w:color="FFFFFF" w:themeColor="background1"/>
-          <w:right w:val="single" w:sz="24" w:space="0" w:color="FFFFFF" w:themeColor="background1"/>
+          <w:left w:val="single" w:color="FFFFFF" w:themeColor="background1" w:sz="8" w:space="0"/>
+          <w:right w:val="single" w:color="FFFFFF" w:themeColor="background1" w:sz="24" w:space="0"/>
           <w:insideH w:val="nil"/>
           <w:insideV w:val="nil"/>
         </w:tcBorders>
@@ -9089,7 +9144,7 @@
       <w:tcPr>
         <w:tcBorders>
           <w:top w:val="nil"/>
-          <w:left w:val="single" w:sz="24" w:space="0" w:color="FFFFFF" w:themeColor="background1"/>
+          <w:left w:val="single" w:color="FFFFFF" w:themeColor="background1" w:sz="24" w:space="0"/>
           <w:bottom w:val="nil"/>
           <w:right w:val="nil"/>
           <w:insideH w:val="nil"/>
@@ -9102,10 +9157,10 @@
       <w:tblPr/>
       <w:tcPr>
         <w:tcBorders>
-          <w:top w:val="single" w:sz="8" w:space="0" w:color="FFFFFF" w:themeColor="background1"/>
-          <w:left w:val="single" w:sz="8" w:space="0" w:color="FFFFFF" w:themeColor="background1"/>
-          <w:bottom w:val="single" w:sz="8" w:space="0" w:color="FFFFFF" w:themeColor="background1"/>
-          <w:right w:val="single" w:sz="8" w:space="0" w:color="FFFFFF" w:themeColor="background1"/>
+          <w:top w:val="single" w:color="FFFFFF" w:themeColor="background1" w:sz="8" w:space="0"/>
+          <w:left w:val="single" w:color="FFFFFF" w:themeColor="background1" w:sz="8" w:space="0"/>
+          <w:bottom w:val="single" w:color="FFFFFF" w:themeColor="background1" w:sz="8" w:space="0"/>
+          <w:right w:val="single" w:color="FFFFFF" w:themeColor="background1" w:sz="8" w:space="0"/>
           <w:insideH w:val="nil"/>
           <w:insideV w:val="nil"/>
         </w:tcBorders>
@@ -9116,12 +9171,12 @@
       <w:tblPr/>
       <w:tcPr>
         <w:tcBorders>
-          <w:top w:val="single" w:sz="8" w:space="0" w:color="FFFFFF" w:themeColor="background1"/>
-          <w:left w:val="single" w:sz="8" w:space="0" w:color="FFFFFF" w:themeColor="background1"/>
-          <w:bottom w:val="single" w:sz="8" w:space="0" w:color="FFFFFF" w:themeColor="background1"/>
-          <w:right w:val="single" w:sz="8" w:space="0" w:color="FFFFFF" w:themeColor="background1"/>
-          <w:insideH w:val="single" w:sz="8" w:space="0" w:color="FFFFFF" w:themeColor="background1"/>
-          <w:insideV w:val="single" w:sz="8" w:space="0" w:color="FFFFFF" w:themeColor="background1"/>
+          <w:top w:val="single" w:color="FFFFFF" w:themeColor="background1" w:sz="8" w:space="0"/>
+          <w:left w:val="single" w:color="FFFFFF" w:themeColor="background1" w:sz="8" w:space="0"/>
+          <w:bottom w:val="single" w:color="FFFFFF" w:themeColor="background1" w:sz="8" w:space="0"/>
+          <w:right w:val="single" w:color="FFFFFF" w:themeColor="background1" w:sz="8" w:space="0"/>
+          <w:insideH w:val="single" w:color="FFFFFF" w:themeColor="background1" w:sz="8" w:space="0"/>
+          <w:insideV w:val="single" w:color="FFFFFF" w:themeColor="background1" w:sz="8" w:space="0"/>
         </w:tcBorders>
         <w:shd w:val="clear" w:color="auto" w:fill="A7BFDE" w:themeFill="accent1" w:themeFillTint="7F"/>
       </w:tcPr>
@@ -9140,12 +9195,12 @@
       <w:tblStyleColBandSize w:val="1"/>
       <w:tblInd w:w="0" w:type="dxa"/>
       <w:tblBorders>
-        <w:top w:val="single" w:sz="8" w:space="0" w:color="FFFFFF" w:themeColor="background1"/>
-        <w:left w:val="single" w:sz="8" w:space="0" w:color="FFFFFF" w:themeColor="background1"/>
-        <w:bottom w:val="single" w:sz="8" w:space="0" w:color="FFFFFF" w:themeColor="background1"/>
-        <w:right w:val="single" w:sz="8" w:space="0" w:color="FFFFFF" w:themeColor="background1"/>
-        <w:insideH w:val="single" w:sz="6" w:space="0" w:color="FFFFFF" w:themeColor="background1"/>
-        <w:insideV w:val="single" w:sz="6" w:space="0" w:color="FFFFFF" w:themeColor="background1"/>
+        <w:top w:val="single" w:color="FFFFFF" w:themeColor="background1" w:sz="8" w:space="0"/>
+        <w:left w:val="single" w:color="FFFFFF" w:themeColor="background1" w:sz="8" w:space="0"/>
+        <w:bottom w:val="single" w:color="FFFFFF" w:themeColor="background1" w:sz="8" w:space="0"/>
+        <w:right w:val="single" w:color="FFFFFF" w:themeColor="background1" w:sz="8" w:space="0"/>
+        <w:insideH w:val="single" w:color="FFFFFF" w:themeColor="background1" w:sz="6" w:space="0"/>
+        <w:insideV w:val="single" w:color="FFFFFF" w:themeColor="background1" w:sz="6" w:space="0"/>
       </w:tblBorders>
       <w:tblCellMar>
         <w:top w:w="0" w:type="dxa"/>
@@ -9168,12 +9223,12 @@
       <w:tblPr/>
       <w:tcPr>
         <w:tcBorders>
-          <w:top w:val="single" w:sz="8" w:space="0" w:color="FFFFFF" w:themeColor="background1"/>
-          <w:left w:val="single" w:sz="8" w:space="0" w:color="FFFFFF" w:themeColor="background1"/>
-          <w:bottom w:val="single" w:sz="24" w:space="0" w:color="FFFFFF" w:themeColor="background1"/>
-          <w:right w:val="single" w:sz="8" w:space="0" w:color="FFFFFF" w:themeColor="background1"/>
-          <w:insideH w:val="nil"/>
-          <w:insideV w:val="single" w:sz="8" w:space="0" w:color="FFFFFF" w:themeColor="background1"/>
+          <w:top w:val="single" w:color="FFFFFF" w:themeColor="background1" w:sz="8" w:space="0"/>
+          <w:left w:val="single" w:color="FFFFFF" w:themeColor="background1" w:sz="8" w:space="0"/>
+          <w:bottom w:val="single" w:color="FFFFFF" w:themeColor="background1" w:sz="24" w:space="0"/>
+          <w:right w:val="single" w:color="FFFFFF" w:themeColor="background1" w:sz="8" w:space="0"/>
+          <w:insideH w:val="nil"/>
+          <w:insideV w:val="single" w:color="FFFFFF" w:themeColor="background1" w:sz="8" w:space="0"/>
         </w:tcBorders>
         <w:shd w:val="clear" w:color="auto" w:fill="C0504D" w:themeFill="accent2"/>
       </w:tcPr>
@@ -9189,12 +9244,12 @@
       <w:tblPr/>
       <w:tcPr>
         <w:tcBorders>
-          <w:top w:val="single" w:sz="24" w:space="0" w:color="FFFFFF" w:themeColor="background1"/>
-          <w:left w:val="single" w:sz="8" w:space="0" w:color="FFFFFF" w:themeColor="background1"/>
-          <w:bottom w:val="single" w:sz="8" w:space="0" w:color="FFFFFF" w:themeColor="background1"/>
-          <w:right w:val="single" w:sz="8" w:space="0" w:color="FFFFFF" w:themeColor="background1"/>
-          <w:insideH w:val="nil"/>
-          <w:insideV w:val="single" w:sz="8" w:space="0" w:color="FFFFFF" w:themeColor="background1"/>
+          <w:top w:val="single" w:color="FFFFFF" w:themeColor="background1" w:sz="24" w:space="0"/>
+          <w:left w:val="single" w:color="FFFFFF" w:themeColor="background1" w:sz="8" w:space="0"/>
+          <w:bottom w:val="single" w:color="FFFFFF" w:themeColor="background1" w:sz="8" w:space="0"/>
+          <w:right w:val="single" w:color="FFFFFF" w:themeColor="background1" w:sz="8" w:space="0"/>
+          <w:insideH w:val="nil"/>
+          <w:insideV w:val="single" w:color="FFFFFF" w:themeColor="background1" w:sz="8" w:space="0"/>
         </w:tcBorders>
         <w:shd w:val="clear" w:color="auto" w:fill="C0504D" w:themeFill="accent2"/>
       </w:tcPr>
@@ -9210,8 +9265,8 @@
       <w:tblPr/>
       <w:tcPr>
         <w:tcBorders>
-          <w:left w:val="single" w:sz="8" w:space="0" w:color="FFFFFF" w:themeColor="background1"/>
-          <w:right w:val="single" w:sz="24" w:space="0" w:color="FFFFFF" w:themeColor="background1"/>
+          <w:left w:val="single" w:color="FFFFFF" w:themeColor="background1" w:sz="8" w:space="0"/>
+          <w:right w:val="single" w:color="FFFFFF" w:themeColor="background1" w:sz="24" w:space="0"/>
           <w:insideH w:val="nil"/>
           <w:insideV w:val="nil"/>
         </w:tcBorders>
@@ -9230,7 +9285,7 @@
       <w:tcPr>
         <w:tcBorders>
           <w:top w:val="nil"/>
-          <w:left w:val="single" w:sz="24" w:space="0" w:color="FFFFFF" w:themeColor="background1"/>
+          <w:left w:val="single" w:color="FFFFFF" w:themeColor="background1" w:sz="24" w:space="0"/>
           <w:bottom w:val="nil"/>
           <w:right w:val="nil"/>
           <w:insideH w:val="nil"/>
@@ -9243,10 +9298,10 @@
       <w:tblPr/>
       <w:tcPr>
         <w:tcBorders>
-          <w:top w:val="single" w:sz="8" w:space="0" w:color="FFFFFF" w:themeColor="background1"/>
-          <w:left w:val="single" w:sz="8" w:space="0" w:color="FFFFFF" w:themeColor="background1"/>
-          <w:bottom w:val="single" w:sz="8" w:space="0" w:color="FFFFFF" w:themeColor="background1"/>
-          <w:right w:val="single" w:sz="8" w:space="0" w:color="FFFFFF" w:themeColor="background1"/>
+          <w:top w:val="single" w:color="FFFFFF" w:themeColor="background1" w:sz="8" w:space="0"/>
+          <w:left w:val="single" w:color="FFFFFF" w:themeColor="background1" w:sz="8" w:space="0"/>
+          <w:bottom w:val="single" w:color="FFFFFF" w:themeColor="background1" w:sz="8" w:space="0"/>
+          <w:right w:val="single" w:color="FFFFFF" w:themeColor="background1" w:sz="8" w:space="0"/>
           <w:insideH w:val="nil"/>
           <w:insideV w:val="nil"/>
         </w:tcBorders>
@@ -9257,12 +9312,12 @@
       <w:tblPr/>
       <w:tcPr>
         <w:tcBorders>
-          <w:top w:val="single" w:sz="8" w:space="0" w:color="FFFFFF" w:themeColor="background1"/>
-          <w:left w:val="single" w:sz="8" w:space="0" w:color="FFFFFF" w:themeColor="background1"/>
-          <w:bottom w:val="single" w:sz="8" w:space="0" w:color="FFFFFF" w:themeColor="background1"/>
-          <w:right w:val="single" w:sz="8" w:space="0" w:color="FFFFFF" w:themeColor="background1"/>
-          <w:insideH w:val="single" w:sz="8" w:space="0" w:color="FFFFFF" w:themeColor="background1"/>
-          <w:insideV w:val="single" w:sz="8" w:space="0" w:color="FFFFFF" w:themeColor="background1"/>
+          <w:top w:val="single" w:color="FFFFFF" w:themeColor="background1" w:sz="8" w:space="0"/>
+          <w:left w:val="single" w:color="FFFFFF" w:themeColor="background1" w:sz="8" w:space="0"/>
+          <w:bottom w:val="single" w:color="FFFFFF" w:themeColor="background1" w:sz="8" w:space="0"/>
+          <w:right w:val="single" w:color="FFFFFF" w:themeColor="background1" w:sz="8" w:space="0"/>
+          <w:insideH w:val="single" w:color="FFFFFF" w:themeColor="background1" w:sz="8" w:space="0"/>
+          <w:insideV w:val="single" w:color="FFFFFF" w:themeColor="background1" w:sz="8" w:space="0"/>
         </w:tcBorders>
         <w:shd w:val="clear" w:color="auto" w:fill="DFA7A6" w:themeFill="accent2" w:themeFillTint="7F"/>
       </w:tcPr>
@@ -9281,12 +9336,12 @@
       <w:tblStyleColBandSize w:val="1"/>
       <w:tblInd w:w="0" w:type="dxa"/>
       <w:tblBorders>
-        <w:top w:val="single" w:sz="8" w:space="0" w:color="FFFFFF" w:themeColor="background1"/>
-        <w:left w:val="single" w:sz="8" w:space="0" w:color="FFFFFF" w:themeColor="background1"/>
-        <w:bottom w:val="single" w:sz="8" w:space="0" w:color="FFFFFF" w:themeColor="background1"/>
-        <w:right w:val="single" w:sz="8" w:space="0" w:color="FFFFFF" w:themeColor="background1"/>
-        <w:insideH w:val="single" w:sz="6" w:space="0" w:color="FFFFFF" w:themeColor="background1"/>
-        <w:insideV w:val="single" w:sz="6" w:space="0" w:color="FFFFFF" w:themeColor="background1"/>
+        <w:top w:val="single" w:color="FFFFFF" w:themeColor="background1" w:sz="8" w:space="0"/>
+        <w:left w:val="single" w:color="FFFFFF" w:themeColor="background1" w:sz="8" w:space="0"/>
+        <w:bottom w:val="single" w:color="FFFFFF" w:themeColor="background1" w:sz="8" w:space="0"/>
+        <w:right w:val="single" w:color="FFFFFF" w:themeColor="background1" w:sz="8" w:space="0"/>
+        <w:insideH w:val="single" w:color="FFFFFF" w:themeColor="background1" w:sz="6" w:space="0"/>
+        <w:insideV w:val="single" w:color="FFFFFF" w:themeColor="background1" w:sz="6" w:space="0"/>
       </w:tblBorders>
       <w:tblCellMar>
         <w:top w:w="0" w:type="dxa"/>
@@ -9309,12 +9364,12 @@
       <w:tblPr/>
       <w:tcPr>
         <w:tcBorders>
-          <w:top w:val="single" w:sz="8" w:space="0" w:color="FFFFFF" w:themeColor="background1"/>
-          <w:left w:val="single" w:sz="8" w:space="0" w:color="FFFFFF" w:themeColor="background1"/>
-          <w:bottom w:val="single" w:sz="24" w:space="0" w:color="FFFFFF" w:themeColor="background1"/>
-          <w:right w:val="single" w:sz="8" w:space="0" w:color="FFFFFF" w:themeColor="background1"/>
-          <w:insideH w:val="nil"/>
-          <w:insideV w:val="single" w:sz="8" w:space="0" w:color="FFFFFF" w:themeColor="background1"/>
+          <w:top w:val="single" w:color="FFFFFF" w:themeColor="background1" w:sz="8" w:space="0"/>
+          <w:left w:val="single" w:color="FFFFFF" w:themeColor="background1" w:sz="8" w:space="0"/>
+          <w:bottom w:val="single" w:color="FFFFFF" w:themeColor="background1" w:sz="24" w:space="0"/>
+          <w:right w:val="single" w:color="FFFFFF" w:themeColor="background1" w:sz="8" w:space="0"/>
+          <w:insideH w:val="nil"/>
+          <w:insideV w:val="single" w:color="FFFFFF" w:themeColor="background1" w:sz="8" w:space="0"/>
         </w:tcBorders>
         <w:shd w:val="clear" w:color="auto" w:fill="9BBB59" w:themeFill="accent3"/>
       </w:tcPr>
@@ -9330,12 +9385,12 @@
       <w:tblPr/>
       <w:tcPr>
         <w:tcBorders>
-          <w:top w:val="single" w:sz="24" w:space="0" w:color="FFFFFF" w:themeColor="background1"/>
-          <w:left w:val="single" w:sz="8" w:space="0" w:color="FFFFFF" w:themeColor="background1"/>
-          <w:bottom w:val="single" w:sz="8" w:space="0" w:color="FFFFFF" w:themeColor="background1"/>
-          <w:right w:val="single" w:sz="8" w:space="0" w:color="FFFFFF" w:themeColor="background1"/>
-          <w:insideH w:val="nil"/>
-          <w:insideV w:val="single" w:sz="8" w:space="0" w:color="FFFFFF" w:themeColor="background1"/>
+          <w:top w:val="single" w:color="FFFFFF" w:themeColor="background1" w:sz="24" w:space="0"/>
+          <w:left w:val="single" w:color="FFFFFF" w:themeColor="background1" w:sz="8" w:space="0"/>
+          <w:bottom w:val="single" w:color="FFFFFF" w:themeColor="background1" w:sz="8" w:space="0"/>
+          <w:right w:val="single" w:color="FFFFFF" w:themeColor="background1" w:sz="8" w:space="0"/>
+          <w:insideH w:val="nil"/>
+          <w:insideV w:val="single" w:color="FFFFFF" w:themeColor="background1" w:sz="8" w:space="0"/>
         </w:tcBorders>
         <w:shd w:val="clear" w:color="auto" w:fill="9BBB59" w:themeFill="accent3"/>
       </w:tcPr>
@@ -9351,8 +9406,8 @@
       <w:tblPr/>
       <w:tcPr>
         <w:tcBorders>
-          <w:left w:val="single" w:sz="8" w:space="0" w:color="FFFFFF" w:themeColor="background1"/>
-          <w:right w:val="single" w:sz="24" w:space="0" w:color="FFFFFF" w:themeColor="background1"/>
+          <w:left w:val="single" w:color="FFFFFF" w:themeColor="background1" w:sz="8" w:space="0"/>
+          <w:right w:val="single" w:color="FFFFFF" w:themeColor="background1" w:sz="24" w:space="0"/>
           <w:insideH w:val="nil"/>
           <w:insideV w:val="nil"/>
         </w:tcBorders>
@@ -9371,7 +9426,7 @@
       <w:tcPr>
         <w:tcBorders>
           <w:top w:val="nil"/>
-          <w:left w:val="single" w:sz="24" w:space="0" w:color="FFFFFF" w:themeColor="background1"/>
+          <w:left w:val="single" w:color="FFFFFF" w:themeColor="background1" w:sz="24" w:space="0"/>
           <w:bottom w:val="nil"/>
           <w:right w:val="nil"/>
           <w:insideH w:val="nil"/>
@@ -9384,10 +9439,10 @@
       <w:tblPr/>
       <w:tcPr>
         <w:tcBorders>
-          <w:top w:val="single" w:sz="8" w:space="0" w:color="FFFFFF" w:themeColor="background1"/>
-          <w:left w:val="single" w:sz="8" w:space="0" w:color="FFFFFF" w:themeColor="background1"/>
-          <w:bottom w:val="single" w:sz="8" w:space="0" w:color="FFFFFF" w:themeColor="background1"/>
-          <w:right w:val="single" w:sz="8" w:space="0" w:color="FFFFFF" w:themeColor="background1"/>
+          <w:top w:val="single" w:color="FFFFFF" w:themeColor="background1" w:sz="8" w:space="0"/>
+          <w:left w:val="single" w:color="FFFFFF" w:themeColor="background1" w:sz="8" w:space="0"/>
+          <w:bottom w:val="single" w:color="FFFFFF" w:themeColor="background1" w:sz="8" w:space="0"/>
+          <w:right w:val="single" w:color="FFFFFF" w:themeColor="background1" w:sz="8" w:space="0"/>
           <w:insideH w:val="nil"/>
           <w:insideV w:val="nil"/>
         </w:tcBorders>
@@ -9398,12 +9453,12 @@
       <w:tblPr/>
       <w:tcPr>
         <w:tcBorders>
-          <w:top w:val="single" w:sz="8" w:space="0" w:color="FFFFFF" w:themeColor="background1"/>
-          <w:left w:val="single" w:sz="8" w:space="0" w:color="FFFFFF" w:themeColor="background1"/>
-          <w:bottom w:val="single" w:sz="8" w:space="0" w:color="FFFFFF" w:themeColor="background1"/>
-          <w:right w:val="single" w:sz="8" w:space="0" w:color="FFFFFF" w:themeColor="background1"/>
-          <w:insideH w:val="single" w:sz="8" w:space="0" w:color="FFFFFF" w:themeColor="background1"/>
-          <w:insideV w:val="single" w:sz="8" w:space="0" w:color="FFFFFF" w:themeColor="background1"/>
+          <w:top w:val="single" w:color="FFFFFF" w:themeColor="background1" w:sz="8" w:space="0"/>
+          <w:left w:val="single" w:color="FFFFFF" w:themeColor="background1" w:sz="8" w:space="0"/>
+          <w:bottom w:val="single" w:color="FFFFFF" w:themeColor="background1" w:sz="8" w:space="0"/>
+          <w:right w:val="single" w:color="FFFFFF" w:themeColor="background1" w:sz="8" w:space="0"/>
+          <w:insideH w:val="single" w:color="FFFFFF" w:themeColor="background1" w:sz="8" w:space="0"/>
+          <w:insideV w:val="single" w:color="FFFFFF" w:themeColor="background1" w:sz="8" w:space="0"/>
         </w:tcBorders>
         <w:shd w:val="clear" w:color="auto" w:fill="CDDDAC" w:themeFill="accent3" w:themeFillTint="7F"/>
       </w:tcPr>
@@ -9422,12 +9477,12 @@
       <w:tblStyleColBandSize w:val="1"/>
       <w:tblInd w:w="0" w:type="dxa"/>
       <w:tblBorders>
-        <w:top w:val="single" w:sz="8" w:space="0" w:color="FFFFFF" w:themeColor="background1"/>
-        <w:left w:val="single" w:sz="8" w:space="0" w:color="FFFFFF" w:themeColor="background1"/>
-        <w:bottom w:val="single" w:sz="8" w:space="0" w:color="FFFFFF" w:themeColor="background1"/>
-        <w:right w:val="single" w:sz="8" w:space="0" w:color="FFFFFF" w:themeColor="background1"/>
-        <w:insideH w:val="single" w:sz="6" w:space="0" w:color="FFFFFF" w:themeColor="background1"/>
-        <w:insideV w:val="single" w:sz="6" w:space="0" w:color="FFFFFF" w:themeColor="background1"/>
+        <w:top w:val="single" w:color="FFFFFF" w:themeColor="background1" w:sz="8" w:space="0"/>
+        <w:left w:val="single" w:color="FFFFFF" w:themeColor="background1" w:sz="8" w:space="0"/>
+        <w:bottom w:val="single" w:color="FFFFFF" w:themeColor="background1" w:sz="8" w:space="0"/>
+        <w:right w:val="single" w:color="FFFFFF" w:themeColor="background1" w:sz="8" w:space="0"/>
+        <w:insideH w:val="single" w:color="FFFFFF" w:themeColor="background1" w:sz="6" w:space="0"/>
+        <w:insideV w:val="single" w:color="FFFFFF" w:themeColor="background1" w:sz="6" w:space="0"/>
       </w:tblBorders>
       <w:tblCellMar>
         <w:top w:w="0" w:type="dxa"/>
@@ -9450,12 +9505,12 @@
       <w:tblPr/>
       <w:tcPr>
         <w:tcBorders>
-          <w:top w:val="single" w:sz="8" w:space="0" w:color="FFFFFF" w:themeColor="background1"/>
-          <w:left w:val="single" w:sz="8" w:space="0" w:color="FFFFFF" w:themeColor="background1"/>
-          <w:bottom w:val="single" w:sz="24" w:space="0" w:color="FFFFFF" w:themeColor="background1"/>
-          <w:right w:val="single" w:sz="8" w:space="0" w:color="FFFFFF" w:themeColor="background1"/>
-          <w:insideH w:val="nil"/>
-          <w:insideV w:val="single" w:sz="8" w:space="0" w:color="FFFFFF" w:themeColor="background1"/>
+          <w:top w:val="single" w:color="FFFFFF" w:themeColor="background1" w:sz="8" w:space="0"/>
+          <w:left w:val="single" w:color="FFFFFF" w:themeColor="background1" w:sz="8" w:space="0"/>
+          <w:bottom w:val="single" w:color="FFFFFF" w:themeColor="background1" w:sz="24" w:space="0"/>
+          <w:right w:val="single" w:color="FFFFFF" w:themeColor="background1" w:sz="8" w:space="0"/>
+          <w:insideH w:val="nil"/>
+          <w:insideV w:val="single" w:color="FFFFFF" w:themeColor="background1" w:sz="8" w:space="0"/>
         </w:tcBorders>
         <w:shd w:val="clear" w:color="auto" w:fill="8064A2" w:themeFill="accent4"/>
       </w:tcPr>
@@ -9471,12 +9526,12 @@
       <w:tblPr/>
       <w:tcPr>
         <w:tcBorders>
-          <w:top w:val="single" w:sz="24" w:space="0" w:color="FFFFFF" w:themeColor="background1"/>
-          <w:left w:val="single" w:sz="8" w:space="0" w:color="FFFFFF" w:themeColor="background1"/>
-          <w:bottom w:val="single" w:sz="8" w:space="0" w:color="FFFFFF" w:themeColor="background1"/>
-          <w:right w:val="single" w:sz="8" w:space="0" w:color="FFFFFF" w:themeColor="background1"/>
-          <w:insideH w:val="nil"/>
-          <w:insideV w:val="single" w:sz="8" w:space="0" w:color="FFFFFF" w:themeColor="background1"/>
+          <w:top w:val="single" w:color="FFFFFF" w:themeColor="background1" w:sz="24" w:space="0"/>
+          <w:left w:val="single" w:color="FFFFFF" w:themeColor="background1" w:sz="8" w:space="0"/>
+          <w:bottom w:val="single" w:color="FFFFFF" w:themeColor="background1" w:sz="8" w:space="0"/>
+          <w:right w:val="single" w:color="FFFFFF" w:themeColor="background1" w:sz="8" w:space="0"/>
+          <w:insideH w:val="nil"/>
+          <w:insideV w:val="single" w:color="FFFFFF" w:themeColor="background1" w:sz="8" w:space="0"/>
         </w:tcBorders>
         <w:shd w:val="clear" w:color="auto" w:fill="8064A2" w:themeFill="accent4"/>
       </w:tcPr>
@@ -9492,8 +9547,8 @@
       <w:tblPr/>
       <w:tcPr>
         <w:tcBorders>
-          <w:left w:val="single" w:sz="8" w:space="0" w:color="FFFFFF" w:themeColor="background1"/>
-          <w:right w:val="single" w:sz="24" w:space="0" w:color="FFFFFF" w:themeColor="background1"/>
+          <w:left w:val="single" w:color="FFFFFF" w:themeColor="background1" w:sz="8" w:space="0"/>
+          <w:right w:val="single" w:color="FFFFFF" w:themeColor="background1" w:sz="24" w:space="0"/>
           <w:insideH w:val="nil"/>
           <w:insideV w:val="nil"/>
         </w:tcBorders>
@@ -9512,7 +9567,7 @@
       <w:tcPr>
         <w:tcBorders>
           <w:top w:val="nil"/>
-          <w:left w:val="single" w:sz="24" w:space="0" w:color="FFFFFF" w:themeColor="background1"/>
+          <w:left w:val="single" w:color="FFFFFF" w:themeColor="background1" w:sz="24" w:space="0"/>
           <w:bottom w:val="nil"/>
           <w:right w:val="nil"/>
           <w:insideH w:val="nil"/>
@@ -9525,10 +9580,10 @@
       <w:tblPr/>
       <w:tcPr>
         <w:tcBorders>
-          <w:top w:val="single" w:sz="8" w:space="0" w:color="FFFFFF" w:themeColor="background1"/>
-          <w:left w:val="single" w:sz="8" w:space="0" w:color="FFFFFF" w:themeColor="background1"/>
-          <w:bottom w:val="single" w:sz="8" w:space="0" w:color="FFFFFF" w:themeColor="background1"/>
-          <w:right w:val="single" w:sz="8" w:space="0" w:color="FFFFFF" w:themeColor="background1"/>
+          <w:top w:val="single" w:color="FFFFFF" w:themeColor="background1" w:sz="8" w:space="0"/>
+          <w:left w:val="single" w:color="FFFFFF" w:themeColor="background1" w:sz="8" w:space="0"/>
+          <w:bottom w:val="single" w:color="FFFFFF" w:themeColor="background1" w:sz="8" w:space="0"/>
+          <w:right w:val="single" w:color="FFFFFF" w:themeColor="background1" w:sz="8" w:space="0"/>
           <w:insideH w:val="nil"/>
           <w:insideV w:val="nil"/>
         </w:tcBorders>
@@ -9539,12 +9594,12 @@
       <w:tblPr/>
       <w:tcPr>
         <w:tcBorders>
-          <w:top w:val="single" w:sz="8" w:space="0" w:color="FFFFFF" w:themeColor="background1"/>
-          <w:left w:val="single" w:sz="8" w:space="0" w:color="FFFFFF" w:themeColor="background1"/>
-          <w:bottom w:val="single" w:sz="8" w:space="0" w:color="FFFFFF" w:themeColor="background1"/>
-          <w:right w:val="single" w:sz="8" w:space="0" w:color="FFFFFF" w:themeColor="background1"/>
-          <w:insideH w:val="single" w:sz="8" w:space="0" w:color="FFFFFF" w:themeColor="background1"/>
-          <w:insideV w:val="single" w:sz="8" w:space="0" w:color="FFFFFF" w:themeColor="background1"/>
+          <w:top w:val="single" w:color="FFFFFF" w:themeColor="background1" w:sz="8" w:space="0"/>
+          <w:left w:val="single" w:color="FFFFFF" w:themeColor="background1" w:sz="8" w:space="0"/>
+          <w:bottom w:val="single" w:color="FFFFFF" w:themeColor="background1" w:sz="8" w:space="0"/>
+          <w:right w:val="single" w:color="FFFFFF" w:themeColor="background1" w:sz="8" w:space="0"/>
+          <w:insideH w:val="single" w:color="FFFFFF" w:themeColor="background1" w:sz="8" w:space="0"/>
+          <w:insideV w:val="single" w:color="FFFFFF" w:themeColor="background1" w:sz="8" w:space="0"/>
         </w:tcBorders>
         <w:shd w:val="clear" w:color="auto" w:fill="BFB1D0" w:themeFill="accent4" w:themeFillTint="7F"/>
       </w:tcPr>
@@ -9563,12 +9618,12 @@
       <w:tblStyleColBandSize w:val="1"/>
       <w:tblInd w:w="0" w:type="dxa"/>
       <w:tblBorders>
-        <w:top w:val="single" w:sz="8" w:space="0" w:color="FFFFFF" w:themeColor="background1"/>
-        <w:left w:val="single" w:sz="8" w:space="0" w:color="FFFFFF" w:themeColor="background1"/>
-        <w:bottom w:val="single" w:sz="8" w:space="0" w:color="FFFFFF" w:themeColor="background1"/>
-        <w:right w:val="single" w:sz="8" w:space="0" w:color="FFFFFF" w:themeColor="background1"/>
-        <w:insideH w:val="single" w:sz="6" w:space="0" w:color="FFFFFF" w:themeColor="background1"/>
-        <w:insideV w:val="single" w:sz="6" w:space="0" w:color="FFFFFF" w:themeColor="background1"/>
+        <w:top w:val="single" w:color="FFFFFF" w:themeColor="background1" w:sz="8" w:space="0"/>
+        <w:left w:val="single" w:color="FFFFFF" w:themeColor="background1" w:sz="8" w:space="0"/>
+        <w:bottom w:val="single" w:color="FFFFFF" w:themeColor="background1" w:sz="8" w:space="0"/>
+        <w:right w:val="single" w:color="FFFFFF" w:themeColor="background1" w:sz="8" w:space="0"/>
+        <w:insideH w:val="single" w:color="FFFFFF" w:themeColor="background1" w:sz="6" w:space="0"/>
+        <w:insideV w:val="single" w:color="FFFFFF" w:themeColor="background1" w:sz="6" w:space="0"/>
       </w:tblBorders>
       <w:tblCellMar>
         <w:top w:w="0" w:type="dxa"/>
@@ -9591,12 +9646,12 @@
       <w:tblPr/>
       <w:tcPr>
         <w:tcBorders>
-          <w:top w:val="single" w:sz="8" w:space="0" w:color="FFFFFF" w:themeColor="background1"/>
-          <w:left w:val="single" w:sz="8" w:space="0" w:color="FFFFFF" w:themeColor="background1"/>
-          <w:bottom w:val="single" w:sz="24" w:space="0" w:color="FFFFFF" w:themeColor="background1"/>
-          <w:right w:val="single" w:sz="8" w:space="0" w:color="FFFFFF" w:themeColor="background1"/>
-          <w:insideH w:val="nil"/>
-          <w:insideV w:val="single" w:sz="8" w:space="0" w:color="FFFFFF" w:themeColor="background1"/>
+          <w:top w:val="single" w:color="FFFFFF" w:themeColor="background1" w:sz="8" w:space="0"/>
+          <w:left w:val="single" w:color="FFFFFF" w:themeColor="background1" w:sz="8" w:space="0"/>
+          <w:bottom w:val="single" w:color="FFFFFF" w:themeColor="background1" w:sz="24" w:space="0"/>
+          <w:right w:val="single" w:color="FFFFFF" w:themeColor="background1" w:sz="8" w:space="0"/>
+          <w:insideH w:val="nil"/>
+          <w:insideV w:val="single" w:color="FFFFFF" w:themeColor="background1" w:sz="8" w:space="0"/>
         </w:tcBorders>
         <w:shd w:val="clear" w:color="auto" w:fill="4BACC6" w:themeFill="accent5"/>
       </w:tcPr>
@@ -9612,12 +9667,12 @@
       <w:tblPr/>
       <w:tcPr>
         <w:tcBorders>
-          <w:top w:val="single" w:sz="24" w:space="0" w:color="FFFFFF" w:themeColor="background1"/>
-          <w:left w:val="single" w:sz="8" w:space="0" w:color="FFFFFF" w:themeColor="background1"/>
-          <w:bottom w:val="single" w:sz="8" w:space="0" w:color="FFFFFF" w:themeColor="background1"/>
-          <w:right w:val="single" w:sz="8" w:space="0" w:color="FFFFFF" w:themeColor="background1"/>
-          <w:insideH w:val="nil"/>
-          <w:insideV w:val="single" w:sz="8" w:space="0" w:color="FFFFFF" w:themeColor="background1"/>
+          <w:top w:val="single" w:color="FFFFFF" w:themeColor="background1" w:sz="24" w:space="0"/>
+          <w:left w:val="single" w:color="FFFFFF" w:themeColor="background1" w:sz="8" w:space="0"/>
+          <w:bottom w:val="single" w:color="FFFFFF" w:themeColor="background1" w:sz="8" w:space="0"/>
+          <w:right w:val="single" w:color="FFFFFF" w:themeColor="background1" w:sz="8" w:space="0"/>
+          <w:insideH w:val="nil"/>
+          <w:insideV w:val="single" w:color="FFFFFF" w:themeColor="background1" w:sz="8" w:space="0"/>
         </w:tcBorders>
         <w:shd w:val="clear" w:color="auto" w:fill="4BACC6" w:themeFill="accent5"/>
       </w:tcPr>
@@ -9633,8 +9688,8 @@
       <w:tblPr/>
       <w:tcPr>
         <w:tcBorders>
-          <w:left w:val="single" w:sz="8" w:space="0" w:color="FFFFFF" w:themeColor="background1"/>
-          <w:right w:val="single" w:sz="24" w:space="0" w:color="FFFFFF" w:themeColor="background1"/>
+          <w:left w:val="single" w:color="FFFFFF" w:themeColor="background1" w:sz="8" w:space="0"/>
+          <w:right w:val="single" w:color="FFFFFF" w:themeColor="background1" w:sz="24" w:space="0"/>
           <w:insideH w:val="nil"/>
           <w:insideV w:val="nil"/>
         </w:tcBorders>
@@ -9653,7 +9708,7 @@
       <w:tcPr>
         <w:tcBorders>
           <w:top w:val="nil"/>
-          <w:left w:val="single" w:sz="24" w:space="0" w:color="FFFFFF" w:themeColor="background1"/>
+          <w:left w:val="single" w:color="FFFFFF" w:themeColor="background1" w:sz="24" w:space="0"/>
           <w:bottom w:val="nil"/>
           <w:right w:val="nil"/>
           <w:insideH w:val="nil"/>
@@ -9666,10 +9721,10 @@
       <w:tblPr/>
       <w:tcPr>
         <w:tcBorders>
-          <w:top w:val="single" w:sz="8" w:space="0" w:color="FFFFFF" w:themeColor="background1"/>
-          <w:left w:val="single" w:sz="8" w:space="0" w:color="FFFFFF" w:themeColor="background1"/>
-          <w:bottom w:val="single" w:sz="8" w:space="0" w:color="FFFFFF" w:themeColor="background1"/>
-          <w:right w:val="single" w:sz="8" w:space="0" w:color="FFFFFF" w:themeColor="background1"/>
+          <w:top w:val="single" w:color="FFFFFF" w:themeColor="background1" w:sz="8" w:space="0"/>
+          <w:left w:val="single" w:color="FFFFFF" w:themeColor="background1" w:sz="8" w:space="0"/>
+          <w:bottom w:val="single" w:color="FFFFFF" w:themeColor="background1" w:sz="8" w:space="0"/>
+          <w:right w:val="single" w:color="FFFFFF" w:themeColor="background1" w:sz="8" w:space="0"/>
           <w:insideH w:val="nil"/>
           <w:insideV w:val="nil"/>
         </w:tcBorders>
@@ -9680,12 +9735,12 @@
       <w:tblPr/>
       <w:tcPr>
         <w:tcBorders>
-          <w:top w:val="single" w:sz="8" w:space="0" w:color="FFFFFF" w:themeColor="background1"/>
-          <w:left w:val="single" w:sz="8" w:space="0" w:color="FFFFFF" w:themeColor="background1"/>
-          <w:bottom w:val="single" w:sz="8" w:space="0" w:color="FFFFFF" w:themeColor="background1"/>
-          <w:right w:val="single" w:sz="8" w:space="0" w:color="FFFFFF" w:themeColor="background1"/>
-          <w:insideH w:val="single" w:sz="8" w:space="0" w:color="FFFFFF" w:themeColor="background1"/>
-          <w:insideV w:val="single" w:sz="8" w:space="0" w:color="FFFFFF" w:themeColor="background1"/>
+          <w:top w:val="single" w:color="FFFFFF" w:themeColor="background1" w:sz="8" w:space="0"/>
+          <w:left w:val="single" w:color="FFFFFF" w:themeColor="background1" w:sz="8" w:space="0"/>
+          <w:bottom w:val="single" w:color="FFFFFF" w:themeColor="background1" w:sz="8" w:space="0"/>
+          <w:right w:val="single" w:color="FFFFFF" w:themeColor="background1" w:sz="8" w:space="0"/>
+          <w:insideH w:val="single" w:color="FFFFFF" w:themeColor="background1" w:sz="8" w:space="0"/>
+          <w:insideV w:val="single" w:color="FFFFFF" w:themeColor="background1" w:sz="8" w:space="0"/>
         </w:tcBorders>
         <w:shd w:val="clear" w:color="auto" w:fill="A5D5E2" w:themeFill="accent5" w:themeFillTint="7F"/>
       </w:tcPr>
@@ -9704,12 +9759,12 @@
       <w:tblStyleColBandSize w:val="1"/>
       <w:tblInd w:w="0" w:type="dxa"/>
       <w:tblBorders>
-        <w:top w:val="single" w:sz="8" w:space="0" w:color="FFFFFF" w:themeColor="background1"/>
-        <w:left w:val="single" w:sz="8" w:space="0" w:color="FFFFFF" w:themeColor="background1"/>
-        <w:bottom w:val="single" w:sz="8" w:space="0" w:color="FFFFFF" w:themeColor="background1"/>
-        <w:right w:val="single" w:sz="8" w:space="0" w:color="FFFFFF" w:themeColor="background1"/>
-        <w:insideH w:val="single" w:sz="6" w:space="0" w:color="FFFFFF" w:themeColor="background1"/>
-        <w:insideV w:val="single" w:sz="6" w:space="0" w:color="FFFFFF" w:themeColor="background1"/>
+        <w:top w:val="single" w:color="FFFFFF" w:themeColor="background1" w:sz="8" w:space="0"/>
+        <w:left w:val="single" w:color="FFFFFF" w:themeColor="background1" w:sz="8" w:space="0"/>
+        <w:bottom w:val="single" w:color="FFFFFF" w:themeColor="background1" w:sz="8" w:space="0"/>
+        <w:right w:val="single" w:color="FFFFFF" w:themeColor="background1" w:sz="8" w:space="0"/>
+        <w:insideH w:val="single" w:color="FFFFFF" w:themeColor="background1" w:sz="6" w:space="0"/>
+        <w:insideV w:val="single" w:color="FFFFFF" w:themeColor="background1" w:sz="6" w:space="0"/>
       </w:tblBorders>
       <w:tblCellMar>
         <w:top w:w="0" w:type="dxa"/>
@@ -9732,12 +9787,12 @@
       <w:tblPr/>
       <w:tcPr>
         <w:tcBorders>
-          <w:top w:val="single" w:sz="8" w:space="0" w:color="FFFFFF" w:themeColor="background1"/>
-          <w:left w:val="single" w:sz="8" w:space="0" w:color="FFFFFF" w:themeColor="background1"/>
-          <w:bottom w:val="single" w:sz="24" w:space="0" w:color="FFFFFF" w:themeColor="background1"/>
-          <w:right w:val="single" w:sz="8" w:space="0" w:color="FFFFFF" w:themeColor="background1"/>
-          <w:insideH w:val="nil"/>
-          <w:insideV w:val="single" w:sz="8" w:space="0" w:color="FFFFFF" w:themeColor="background1"/>
+          <w:top w:val="single" w:color="FFFFFF" w:themeColor="background1" w:sz="8" w:space="0"/>
+          <w:left w:val="single" w:color="FFFFFF" w:themeColor="background1" w:sz="8" w:space="0"/>
+          <w:bottom w:val="single" w:color="FFFFFF" w:themeColor="background1" w:sz="24" w:space="0"/>
+          <w:right w:val="single" w:color="FFFFFF" w:themeColor="background1" w:sz="8" w:space="0"/>
+          <w:insideH w:val="nil"/>
+          <w:insideV w:val="single" w:color="FFFFFF" w:themeColor="background1" w:sz="8" w:space="0"/>
         </w:tcBorders>
         <w:shd w:val="clear" w:color="auto" w:fill="F79646" w:themeFill="accent6"/>
       </w:tcPr>
@@ -9753,12 +9808,12 @@
       <w:tblPr/>
       <w:tcPr>
         <w:tcBorders>
-          <w:top w:val="single" w:sz="24" w:space="0" w:color="FFFFFF" w:themeColor="background1"/>
-          <w:left w:val="single" w:sz="8" w:space="0" w:color="FFFFFF" w:themeColor="background1"/>
-          <w:bottom w:val="single" w:sz="8" w:space="0" w:color="FFFFFF" w:themeColor="background1"/>
-          <w:right w:val="single" w:sz="8" w:space="0" w:color="FFFFFF" w:themeColor="background1"/>
-          <w:insideH w:val="nil"/>
-          <w:insideV w:val="single" w:sz="8" w:space="0" w:color="FFFFFF" w:themeColor="background1"/>
+          <w:top w:val="single" w:color="FFFFFF" w:themeColor="background1" w:sz="24" w:space="0"/>
+          <w:left w:val="single" w:color="FFFFFF" w:themeColor="background1" w:sz="8" w:space="0"/>
+          <w:bottom w:val="single" w:color="FFFFFF" w:themeColor="background1" w:sz="8" w:space="0"/>
+          <w:right w:val="single" w:color="FFFFFF" w:themeColor="background1" w:sz="8" w:space="0"/>
+          <w:insideH w:val="nil"/>
+          <w:insideV w:val="single" w:color="FFFFFF" w:themeColor="background1" w:sz="8" w:space="0"/>
         </w:tcBorders>
         <w:shd w:val="clear" w:color="auto" w:fill="F79646" w:themeFill="accent6"/>
       </w:tcPr>
@@ -9774,8 +9829,8 @@
       <w:tblPr/>
       <w:tcPr>
         <w:tcBorders>
-          <w:left w:val="single" w:sz="8" w:space="0" w:color="FFFFFF" w:themeColor="background1"/>
-          <w:right w:val="single" w:sz="24" w:space="0" w:color="FFFFFF" w:themeColor="background1"/>
+          <w:left w:val="single" w:color="FFFFFF" w:themeColor="background1" w:sz="8" w:space="0"/>
+          <w:right w:val="single" w:color="FFFFFF" w:themeColor="background1" w:sz="24" w:space="0"/>
           <w:insideH w:val="nil"/>
           <w:insideV w:val="nil"/>
         </w:tcBorders>
@@ -9794,7 +9849,7 @@
       <w:tcPr>
         <w:tcBorders>
           <w:top w:val="nil"/>
-          <w:left w:val="single" w:sz="24" w:space="0" w:color="FFFFFF" w:themeColor="background1"/>
+          <w:left w:val="single" w:color="FFFFFF" w:themeColor="background1" w:sz="24" w:space="0"/>
           <w:bottom w:val="nil"/>
           <w:right w:val="nil"/>
           <w:insideH w:val="nil"/>
@@ -9807,10 +9862,10 @@
       <w:tblPr/>
       <w:tcPr>
         <w:tcBorders>
-          <w:top w:val="single" w:sz="8" w:space="0" w:color="FFFFFF" w:themeColor="background1"/>
-          <w:left w:val="single" w:sz="8" w:space="0" w:color="FFFFFF" w:themeColor="background1"/>
-          <w:bottom w:val="single" w:sz="8" w:space="0" w:color="FFFFFF" w:themeColor="background1"/>
-          <w:right w:val="single" w:sz="8" w:space="0" w:color="FFFFFF" w:themeColor="background1"/>
+          <w:top w:val="single" w:color="FFFFFF" w:themeColor="background1" w:sz="8" w:space="0"/>
+          <w:left w:val="single" w:color="FFFFFF" w:themeColor="background1" w:sz="8" w:space="0"/>
+          <w:bottom w:val="single" w:color="FFFFFF" w:themeColor="background1" w:sz="8" w:space="0"/>
+          <w:right w:val="single" w:color="FFFFFF" w:themeColor="background1" w:sz="8" w:space="0"/>
           <w:insideH w:val="nil"/>
           <w:insideV w:val="nil"/>
         </w:tcBorders>
@@ -9821,12 +9876,12 @@
       <w:tblPr/>
       <w:tcPr>
         <w:tcBorders>
-          <w:top w:val="single" w:sz="8" w:space="0" w:color="FFFFFF" w:themeColor="background1"/>
-          <w:left w:val="single" w:sz="8" w:space="0" w:color="FFFFFF" w:themeColor="background1"/>
-          <w:bottom w:val="single" w:sz="8" w:space="0" w:color="FFFFFF" w:themeColor="background1"/>
-          <w:right w:val="single" w:sz="8" w:space="0" w:color="FFFFFF" w:themeColor="background1"/>
-          <w:insideH w:val="single" w:sz="8" w:space="0" w:color="FFFFFF" w:themeColor="background1"/>
-          <w:insideV w:val="single" w:sz="8" w:space="0" w:color="FFFFFF" w:themeColor="background1"/>
+          <w:top w:val="single" w:color="FFFFFF" w:themeColor="background1" w:sz="8" w:space="0"/>
+          <w:left w:val="single" w:color="FFFFFF" w:themeColor="background1" w:sz="8" w:space="0"/>
+          <w:bottom w:val="single" w:color="FFFFFF" w:themeColor="background1" w:sz="8" w:space="0"/>
+          <w:right w:val="single" w:color="FFFFFF" w:themeColor="background1" w:sz="8" w:space="0"/>
+          <w:insideH w:val="single" w:color="FFFFFF" w:themeColor="background1" w:sz="8" w:space="0"/>
+          <w:insideV w:val="single" w:color="FFFFFF" w:themeColor="background1" w:sz="8" w:space="0"/>
         </w:tcBorders>
         <w:shd w:val="clear" w:color="auto" w:fill="FBCAA2" w:themeFill="accent6" w:themeFillTint="7F"/>
       </w:tcPr>
@@ -9867,7 +9922,7 @@
         <w:tcBorders>
           <w:top w:val="nil"/>
           <w:left w:val="nil"/>
-          <w:bottom w:val="single" w:sz="18" w:space="0" w:color="FFFFFF" w:themeColor="background1"/>
+          <w:bottom w:val="single" w:color="FFFFFF" w:themeColor="background1" w:sz="18" w:space="0"/>
           <w:right w:val="nil"/>
           <w:insideH w:val="nil"/>
           <w:insideV w:val="nil"/>
@@ -9879,7 +9934,7 @@
       <w:tblPr/>
       <w:tcPr>
         <w:tcBorders>
-          <w:top w:val="single" w:sz="18" w:space="0" w:color="FFFFFF" w:themeColor="background1"/>
+          <w:top w:val="single" w:color="FFFFFF" w:themeColor="background1" w:sz="18" w:space="0"/>
           <w:left w:val="nil"/>
           <w:bottom w:val="nil"/>
           <w:right w:val="nil"/>
@@ -9896,7 +9951,7 @@
           <w:top w:val="nil"/>
           <w:left w:val="nil"/>
           <w:bottom w:val="nil"/>
-          <w:right w:val="single" w:sz="18" w:space="0" w:color="FFFFFF" w:themeColor="background1"/>
+          <w:right w:val="single" w:color="FFFFFF" w:themeColor="background1" w:sz="18" w:space="0"/>
           <w:insideH w:val="nil"/>
           <w:insideV w:val="nil"/>
         </w:tcBorders>
@@ -9908,7 +9963,7 @@
       <w:tcPr>
         <w:tcBorders>
           <w:top w:val="nil"/>
-          <w:left w:val="single" w:sz="18" w:space="0" w:color="FFFFFF" w:themeColor="background1"/>
+          <w:left w:val="single" w:color="FFFFFF" w:themeColor="background1" w:sz="18" w:space="0"/>
           <w:bottom w:val="nil"/>
           <w:right w:val="nil"/>
           <w:insideH w:val="nil"/>
@@ -9981,7 +10036,7 @@
         <w:tcBorders>
           <w:top w:val="nil"/>
           <w:left w:val="nil"/>
-          <w:bottom w:val="single" w:sz="18" w:space="0" w:color="FFFFFF" w:themeColor="background1"/>
+          <w:bottom w:val="single" w:color="FFFFFF" w:themeColor="background1" w:sz="18" w:space="0"/>
           <w:right w:val="nil"/>
           <w:insideH w:val="nil"/>
           <w:insideV w:val="nil"/>
@@ -9993,7 +10048,7 @@
       <w:tblPr/>
       <w:tcPr>
         <w:tcBorders>
-          <w:top w:val="single" w:sz="18" w:space="0" w:color="FFFFFF" w:themeColor="background1"/>
+          <w:top w:val="single" w:color="FFFFFF" w:themeColor="background1" w:sz="18" w:space="0"/>
           <w:left w:val="nil"/>
           <w:bottom w:val="nil"/>
           <w:right w:val="nil"/>
@@ -10010,7 +10065,7 @@
           <w:top w:val="nil"/>
           <w:left w:val="nil"/>
           <w:bottom w:val="nil"/>
-          <w:right w:val="single" w:sz="18" w:space="0" w:color="FFFFFF" w:themeColor="background1"/>
+          <w:right w:val="single" w:color="FFFFFF" w:themeColor="background1" w:sz="18" w:space="0"/>
           <w:insideH w:val="nil"/>
           <w:insideV w:val="nil"/>
         </w:tcBorders>
@@ -10022,7 +10077,7 @@
       <w:tcPr>
         <w:tcBorders>
           <w:top w:val="nil"/>
-          <w:left w:val="single" w:sz="18" w:space="0" w:color="FFFFFF" w:themeColor="background1"/>
+          <w:left w:val="single" w:color="FFFFFF" w:themeColor="background1" w:sz="18" w:space="0"/>
           <w:bottom w:val="nil"/>
           <w:right w:val="nil"/>
           <w:insideH w:val="nil"/>
@@ -10095,7 +10150,7 @@
         <w:tcBorders>
           <w:top w:val="nil"/>
           <w:left w:val="nil"/>
-          <w:bottom w:val="single" w:sz="18" w:space="0" w:color="FFFFFF" w:themeColor="background1"/>
+          <w:bottom w:val="single" w:color="FFFFFF" w:themeColor="background1" w:sz="18" w:space="0"/>
           <w:right w:val="nil"/>
           <w:insideH w:val="nil"/>
           <w:insideV w:val="nil"/>
@@ -10107,7 +10162,7 @@
       <w:tblPr/>
       <w:tcPr>
         <w:tcBorders>
-          <w:top w:val="single" w:sz="18" w:space="0" w:color="FFFFFF" w:themeColor="background1"/>
+          <w:top w:val="single" w:color="FFFFFF" w:themeColor="background1" w:sz="18" w:space="0"/>
           <w:left w:val="nil"/>
           <w:bottom w:val="nil"/>
           <w:right w:val="nil"/>
@@ -10124,7 +10179,7 @@
           <w:top w:val="nil"/>
           <w:left w:val="nil"/>
           <w:bottom w:val="nil"/>
-          <w:right w:val="single" w:sz="18" w:space="0" w:color="FFFFFF" w:themeColor="background1"/>
+          <w:right w:val="single" w:color="FFFFFF" w:themeColor="background1" w:sz="18" w:space="0"/>
           <w:insideH w:val="nil"/>
           <w:insideV w:val="nil"/>
         </w:tcBorders>
@@ -10136,7 +10191,7 @@
       <w:tcPr>
         <w:tcBorders>
           <w:top w:val="nil"/>
-          <w:left w:val="single" w:sz="18" w:space="0" w:color="FFFFFF" w:themeColor="background1"/>
+          <w:left w:val="single" w:color="FFFFFF" w:themeColor="background1" w:sz="18" w:space="0"/>
           <w:bottom w:val="nil"/>
           <w:right w:val="nil"/>
           <w:insideH w:val="nil"/>
@@ -10209,7 +10264,7 @@
         <w:tcBorders>
           <w:top w:val="nil"/>
           <w:left w:val="nil"/>
-          <w:bottom w:val="single" w:sz="18" w:space="0" w:color="FFFFFF" w:themeColor="background1"/>
+          <w:bottom w:val="single" w:color="FFFFFF" w:themeColor="background1" w:sz="18" w:space="0"/>
           <w:right w:val="nil"/>
           <w:insideH w:val="nil"/>
           <w:insideV w:val="nil"/>
@@ -10221,7 +10276,7 @@
       <w:tblPr/>
       <w:tcPr>
         <w:tcBorders>
-          <w:top w:val="single" w:sz="18" w:space="0" w:color="FFFFFF" w:themeColor="background1"/>
+          <w:top w:val="single" w:color="FFFFFF" w:themeColor="background1" w:sz="18" w:space="0"/>
           <w:left w:val="nil"/>
           <w:bottom w:val="nil"/>
           <w:right w:val="nil"/>
@@ -10238,7 +10293,7 @@
           <w:top w:val="nil"/>
           <w:left w:val="nil"/>
           <w:bottom w:val="nil"/>
-          <w:right w:val="single" w:sz="18" w:space="0" w:color="FFFFFF" w:themeColor="background1"/>
+          <w:right w:val="single" w:color="FFFFFF" w:themeColor="background1" w:sz="18" w:space="0"/>
           <w:insideH w:val="nil"/>
           <w:insideV w:val="nil"/>
         </w:tcBorders>
@@ -10250,7 +10305,7 @@
       <w:tcPr>
         <w:tcBorders>
           <w:top w:val="nil"/>
-          <w:left w:val="single" w:sz="18" w:space="0" w:color="FFFFFF" w:themeColor="background1"/>
+          <w:left w:val="single" w:color="FFFFFF" w:themeColor="background1" w:sz="18" w:space="0"/>
           <w:bottom w:val="nil"/>
           <w:right w:val="nil"/>
           <w:insideH w:val="nil"/>
@@ -10323,7 +10378,7 @@
         <w:tcBorders>
           <w:top w:val="nil"/>
           <w:left w:val="nil"/>
-          <w:bottom w:val="single" w:sz="18" w:space="0" w:color="FFFFFF" w:themeColor="background1"/>
+          <w:bottom w:val="single" w:color="FFFFFF" w:themeColor="background1" w:sz="18" w:space="0"/>
           <w:right w:val="nil"/>
           <w:insideH w:val="nil"/>
           <w:insideV w:val="nil"/>
@@ -10335,7 +10390,7 @@
       <w:tblPr/>
       <w:tcPr>
         <w:tcBorders>
-          <w:top w:val="single" w:sz="18" w:space="0" w:color="FFFFFF" w:themeColor="background1"/>
+          <w:top w:val="single" w:color="FFFFFF" w:themeColor="background1" w:sz="18" w:space="0"/>
           <w:left w:val="nil"/>
           <w:bottom w:val="nil"/>
           <w:right w:val="nil"/>
@@ -10352,7 +10407,7 @@
           <w:top w:val="nil"/>
           <w:left w:val="nil"/>
           <w:bottom w:val="nil"/>
-          <w:right w:val="single" w:sz="18" w:space="0" w:color="FFFFFF" w:themeColor="background1"/>
+          <w:right w:val="single" w:color="FFFFFF" w:themeColor="background1" w:sz="18" w:space="0"/>
           <w:insideH w:val="nil"/>
           <w:insideV w:val="nil"/>
         </w:tcBorders>
@@ -10364,7 +10419,7 @@
       <w:tcPr>
         <w:tcBorders>
           <w:top w:val="nil"/>
-          <w:left w:val="single" w:sz="18" w:space="0" w:color="FFFFFF" w:themeColor="background1"/>
+          <w:left w:val="single" w:color="FFFFFF" w:themeColor="background1" w:sz="18" w:space="0"/>
           <w:bottom w:val="nil"/>
           <w:right w:val="nil"/>
           <w:insideH w:val="nil"/>
@@ -10437,7 +10492,7 @@
         <w:tcBorders>
           <w:top w:val="nil"/>
           <w:left w:val="nil"/>
-          <w:bottom w:val="single" w:sz="18" w:space="0" w:color="FFFFFF" w:themeColor="background1"/>
+          <w:bottom w:val="single" w:color="FFFFFF" w:themeColor="background1" w:sz="18" w:space="0"/>
           <w:right w:val="nil"/>
           <w:insideH w:val="nil"/>
           <w:insideV w:val="nil"/>
@@ -10449,7 +10504,7 @@
       <w:tblPr/>
       <w:tcPr>
         <w:tcBorders>
-          <w:top w:val="single" w:sz="18" w:space="0" w:color="FFFFFF" w:themeColor="background1"/>
+          <w:top w:val="single" w:color="FFFFFF" w:themeColor="background1" w:sz="18" w:space="0"/>
           <w:left w:val="nil"/>
           <w:bottom w:val="nil"/>
           <w:right w:val="nil"/>
@@ -10466,7 +10521,7 @@
           <w:top w:val="nil"/>
           <w:left w:val="nil"/>
           <w:bottom w:val="nil"/>
-          <w:right w:val="single" w:sz="18" w:space="0" w:color="FFFFFF" w:themeColor="background1"/>
+          <w:right w:val="single" w:color="FFFFFF" w:themeColor="background1" w:sz="18" w:space="0"/>
           <w:insideH w:val="nil"/>
           <w:insideV w:val="nil"/>
         </w:tcBorders>
@@ -10478,7 +10533,7 @@
       <w:tcPr>
         <w:tcBorders>
           <w:top w:val="nil"/>
-          <w:left w:val="single" w:sz="18" w:space="0" w:color="FFFFFF" w:themeColor="background1"/>
+          <w:left w:val="single" w:color="FFFFFF" w:themeColor="background1" w:sz="18" w:space="0"/>
           <w:bottom w:val="nil"/>
           <w:right w:val="nil"/>
           <w:insideH w:val="nil"/>
@@ -10551,7 +10606,7 @@
         <w:tcBorders>
           <w:top w:val="nil"/>
           <w:left w:val="nil"/>
-          <w:bottom w:val="single" w:sz="18" w:space="0" w:color="FFFFFF" w:themeColor="background1"/>
+          <w:bottom w:val="single" w:color="FFFFFF" w:themeColor="background1" w:sz="18" w:space="0"/>
           <w:right w:val="nil"/>
           <w:insideH w:val="nil"/>
           <w:insideV w:val="nil"/>
@@ -10563,7 +10618,7 @@
       <w:tblPr/>
       <w:tcPr>
         <w:tcBorders>
-          <w:top w:val="single" w:sz="18" w:space="0" w:color="FFFFFF" w:themeColor="background1"/>
+          <w:top w:val="single" w:color="FFFFFF" w:themeColor="background1" w:sz="18" w:space="0"/>
           <w:left w:val="nil"/>
           <w:bottom w:val="nil"/>
           <w:right w:val="nil"/>
@@ -10580,7 +10635,7 @@
           <w:top w:val="nil"/>
           <w:left w:val="nil"/>
           <w:bottom w:val="nil"/>
-          <w:right w:val="single" w:sz="18" w:space="0" w:color="FFFFFF" w:themeColor="background1"/>
+          <w:right w:val="single" w:color="FFFFFF" w:themeColor="background1" w:sz="18" w:space="0"/>
           <w:insideH w:val="nil"/>
           <w:insideV w:val="nil"/>
         </w:tcBorders>
@@ -10592,7 +10647,7 @@
       <w:tcPr>
         <w:tcBorders>
           <w:top w:val="nil"/>
-          <w:left w:val="single" w:sz="18" w:space="0" w:color="FFFFFF" w:themeColor="background1"/>
+          <w:left w:val="single" w:color="FFFFFF" w:themeColor="background1" w:sz="18" w:space="0"/>
           <w:bottom w:val="nil"/>
           <w:right w:val="nil"/>
           <w:insideH w:val="nil"/>
@@ -10646,12 +10701,12 @@
       <w:tblStyleColBandSize w:val="1"/>
       <w:tblInd w:w="0" w:type="dxa"/>
       <w:tblBorders>
-        <w:top w:val="single" w:sz="24" w:space="0" w:color="C0504D" w:themeColor="accent2"/>
-        <w:left w:val="single" w:sz="4" w:space="0" w:color="000000" w:themeColor="text1"/>
-        <w:bottom w:val="single" w:sz="4" w:space="0" w:color="000000" w:themeColor="text1"/>
-        <w:right w:val="single" w:sz="4" w:space="0" w:color="000000" w:themeColor="text1"/>
-        <w:insideH w:val="single" w:sz="4" w:space="0" w:color="FFFFFF" w:themeColor="background1"/>
-        <w:insideV w:val="single" w:sz="4" w:space="0" w:color="FFFFFF" w:themeColor="background1"/>
+        <w:top w:val="single" w:color="C0504D" w:themeColor="accent2" w:sz="24" w:space="0"/>
+        <w:left w:val="single" w:color="000000" w:themeColor="text1" w:sz="4" w:space="0"/>
+        <w:bottom w:val="single" w:color="000000" w:themeColor="text1" w:sz="4" w:space="0"/>
+        <w:right w:val="single" w:color="000000" w:themeColor="text1" w:sz="4" w:space="0"/>
+        <w:insideH w:val="single" w:color="FFFFFF" w:themeColor="background1" w:sz="4" w:space="0"/>
+        <w:insideV w:val="single" w:color="FFFFFF" w:themeColor="background1" w:sz="4" w:space="0"/>
       </w:tblBorders>
       <w:tblCellMar>
         <w:top w:w="0" w:type="dxa"/>
@@ -10673,7 +10728,7 @@
         <w:tcBorders>
           <w:top w:val="nil"/>
           <w:left w:val="nil"/>
-          <w:bottom w:val="single" w:sz="24" w:space="0" w:color="C0504D" w:themeColor="accent2"/>
+          <w:bottom w:val="single" w:color="C0504D" w:themeColor="accent2" w:sz="24" w:space="0"/>
           <w:right w:val="nil"/>
           <w:insideH w:val="nil"/>
           <w:insideV w:val="nil"/>
@@ -10690,7 +10745,7 @@
       <w:tblPr/>
       <w:tcPr>
         <w:tcBorders>
-          <w:top w:val="single" w:sz="6" w:space="0" w:color="FFFFFF" w:themeColor="background1"/>
+          <w:top w:val="single" w:color="FFFFFF" w:themeColor="background1" w:sz="6" w:space="0"/>
         </w:tcBorders>
         <w:shd w:val="clear" w:color="auto" w:fill="000000" w:themeFill="text1" w:themeFillShade="99"/>
       </w:tcPr>
@@ -10706,7 +10761,7 @@
           <w:left w:val="nil"/>
           <w:bottom w:val="nil"/>
           <w:right w:val="nil"/>
-          <w:insideH w:val="single" w:sz="4" w:space="0" w:color="000000" w:themeColor="text1" w:themeShade="99"/>
+          <w:insideH w:val="single" w:color="000000" w:themeColor="text1" w:themeShade="99" w:sz="4" w:space="0"/>
           <w:insideV w:val="nil"/>
         </w:tcBorders>
         <w:shd w:val="clear" w:color="auto" w:fill="000000" w:themeFill="text1" w:themeFillShade="99"/>
@@ -10768,12 +10823,12 @@
       <w:tblStyleColBandSize w:val="1"/>
       <w:tblInd w:w="0" w:type="dxa"/>
       <w:tblBorders>
-        <w:top w:val="single" w:sz="24" w:space="0" w:color="C0504D" w:themeColor="accent2"/>
-        <w:left w:val="single" w:sz="4" w:space="0" w:color="4F81BD" w:themeColor="accent1"/>
-        <w:bottom w:val="single" w:sz="4" w:space="0" w:color="4F81BD" w:themeColor="accent1"/>
-        <w:right w:val="single" w:sz="4" w:space="0" w:color="4F81BD" w:themeColor="accent1"/>
-        <w:insideH w:val="single" w:sz="4" w:space="0" w:color="FFFFFF" w:themeColor="background1"/>
-        <w:insideV w:val="single" w:sz="4" w:space="0" w:color="FFFFFF" w:themeColor="background1"/>
+        <w:top w:val="single" w:color="C0504D" w:themeColor="accent2" w:sz="24" w:space="0"/>
+        <w:left w:val="single" w:color="4F81BD" w:themeColor="accent1" w:sz="4" w:space="0"/>
+        <w:bottom w:val="single" w:color="4F81BD" w:themeColor="accent1" w:sz="4" w:space="0"/>
+        <w:right w:val="single" w:color="4F81BD" w:themeColor="accent1" w:sz="4" w:space="0"/>
+        <w:insideH w:val="single" w:color="FFFFFF" w:themeColor="background1" w:sz="4" w:space="0"/>
+        <w:insideV w:val="single" w:color="FFFFFF" w:themeColor="background1" w:sz="4" w:space="0"/>
       </w:tblBorders>
       <w:tblCellMar>
         <w:top w:w="0" w:type="dxa"/>
@@ -10795,7 +10850,7 @@
         <w:tcBorders>
           <w:top w:val="nil"/>
           <w:left w:val="nil"/>
-          <w:bottom w:val="single" w:sz="24" w:space="0" w:color="C0504D" w:themeColor="accent2"/>
+          <w:bottom w:val="single" w:color="C0504D" w:themeColor="accent2" w:sz="24" w:space="0"/>
           <w:right w:val="nil"/>
           <w:insideH w:val="nil"/>
           <w:insideV w:val="nil"/>
@@ -10812,7 +10867,7 @@
       <w:tblPr/>
       <w:tcPr>
         <w:tcBorders>
-          <w:top w:val="single" w:sz="6" w:space="0" w:color="FFFFFF" w:themeColor="background1"/>
+          <w:top w:val="single" w:color="FFFFFF" w:themeColor="background1" w:sz="6" w:space="0"/>
         </w:tcBorders>
         <w:shd w:val="clear" w:color="auto" w:fill="2C4C74" w:themeFill="accent1" w:themeFillShade="99"/>
       </w:tcPr>
@@ -10828,7 +10883,7 @@
           <w:left w:val="nil"/>
           <w:bottom w:val="nil"/>
           <w:right w:val="nil"/>
-          <w:insideH w:val="single" w:sz="4" w:space="0" w:color="2C4C74" w:themeColor="accent1" w:themeShade="99"/>
+          <w:insideH w:val="single" w:color="2C4C74" w:themeColor="accent1" w:themeShade="99" w:sz="4" w:space="0"/>
           <w:insideV w:val="nil"/>
         </w:tcBorders>
         <w:shd w:val="clear" w:color="auto" w:fill="2C4C74" w:themeFill="accent1" w:themeFillShade="99"/>
@@ -10890,12 +10945,12 @@
       <w:tblStyleColBandSize w:val="1"/>
       <w:tblInd w:w="0" w:type="dxa"/>
       <w:tblBorders>
-        <w:top w:val="single" w:sz="24" w:space="0" w:color="C0504D" w:themeColor="accent2"/>
-        <w:left w:val="single" w:sz="4" w:space="0" w:color="C0504D" w:themeColor="accent2"/>
-        <w:bottom w:val="single" w:sz="4" w:space="0" w:color="C0504D" w:themeColor="accent2"/>
-        <w:right w:val="single" w:sz="4" w:space="0" w:color="C0504D" w:themeColor="accent2"/>
-        <w:insideH w:val="single" w:sz="4" w:space="0" w:color="FFFFFF" w:themeColor="background1"/>
-        <w:insideV w:val="single" w:sz="4" w:space="0" w:color="FFFFFF" w:themeColor="background1"/>
+        <w:top w:val="single" w:color="C0504D" w:themeColor="accent2" w:sz="24" w:space="0"/>
+        <w:left w:val="single" w:color="C0504D" w:themeColor="accent2" w:sz="4" w:space="0"/>
+        <w:bottom w:val="single" w:color="C0504D" w:themeColor="accent2" w:sz="4" w:space="0"/>
+        <w:right w:val="single" w:color="C0504D" w:themeColor="accent2" w:sz="4" w:space="0"/>
+        <w:insideH w:val="single" w:color="FFFFFF" w:themeColor="background1" w:sz="4" w:space="0"/>
+        <w:insideV w:val="single" w:color="FFFFFF" w:themeColor="background1" w:sz="4" w:space="0"/>
       </w:tblBorders>
       <w:tblCellMar>
         <w:top w:w="0" w:type="dxa"/>
@@ -10917,7 +10972,7 @@
         <w:tcBorders>
           <w:top w:val="nil"/>
           <w:left w:val="nil"/>
-          <w:bottom w:val="single" w:sz="24" w:space="0" w:color="C0504D" w:themeColor="accent2"/>
+          <w:bottom w:val="single" w:color="C0504D" w:themeColor="accent2" w:sz="24" w:space="0"/>
           <w:right w:val="nil"/>
           <w:insideH w:val="nil"/>
           <w:insideV w:val="nil"/>
@@ -10934,7 +10989,7 @@
       <w:tblPr/>
       <w:tcPr>
         <w:tcBorders>
-          <w:top w:val="single" w:sz="6" w:space="0" w:color="FFFFFF" w:themeColor="background1"/>
+          <w:top w:val="single" w:color="FFFFFF" w:themeColor="background1" w:sz="6" w:space="0"/>
         </w:tcBorders>
         <w:shd w:val="clear" w:color="auto" w:fill="772C2A" w:themeFill="accent2" w:themeFillShade="99"/>
       </w:tcPr>
@@ -10950,7 +11005,7 @@
           <w:left w:val="nil"/>
           <w:bottom w:val="nil"/>
           <w:right w:val="nil"/>
-          <w:insideH w:val="single" w:sz="4" w:space="0" w:color="772C2A" w:themeColor="accent2" w:themeShade="99"/>
+          <w:insideH w:val="single" w:color="772C2A" w:themeColor="accent2" w:themeShade="99" w:sz="4" w:space="0"/>
           <w:insideV w:val="nil"/>
         </w:tcBorders>
         <w:shd w:val="clear" w:color="auto" w:fill="772C2A" w:themeFill="accent2" w:themeFillShade="99"/>
@@ -11012,12 +11067,12 @@
       <w:tblStyleColBandSize w:val="1"/>
       <w:tblInd w:w="0" w:type="dxa"/>
       <w:tblBorders>
-        <w:top w:val="single" w:sz="24" w:space="0" w:color="8064A2" w:themeColor="accent4"/>
-        <w:left w:val="single" w:sz="4" w:space="0" w:color="9BBB59" w:themeColor="accent3"/>
-        <w:bottom w:val="single" w:sz="4" w:space="0" w:color="9BBB59" w:themeColor="accent3"/>
-        <w:right w:val="single" w:sz="4" w:space="0" w:color="9BBB59" w:themeColor="accent3"/>
-        <w:insideH w:val="single" w:sz="4" w:space="0" w:color="FFFFFF" w:themeColor="background1"/>
-        <w:insideV w:val="single" w:sz="4" w:space="0" w:color="FFFFFF" w:themeColor="background1"/>
+        <w:top w:val="single" w:color="8064A2" w:themeColor="accent4" w:sz="24" w:space="0"/>
+        <w:left w:val="single" w:color="9BBB59" w:themeColor="accent3" w:sz="4" w:space="0"/>
+        <w:bottom w:val="single" w:color="9BBB59" w:themeColor="accent3" w:sz="4" w:space="0"/>
+        <w:right w:val="single" w:color="9BBB59" w:themeColor="accent3" w:sz="4" w:space="0"/>
+        <w:insideH w:val="single" w:color="FFFFFF" w:themeColor="background1" w:sz="4" w:space="0"/>
+        <w:insideV w:val="single" w:color="FFFFFF" w:themeColor="background1" w:sz="4" w:space="0"/>
       </w:tblBorders>
       <w:tblCellMar>
         <w:top w:w="0" w:type="dxa"/>
@@ -11039,7 +11094,7 @@
         <w:tcBorders>
           <w:top w:val="nil"/>
           <w:left w:val="nil"/>
-          <w:bottom w:val="single" w:sz="24" w:space="0" w:color="8064A2" w:themeColor="accent4"/>
+          <w:bottom w:val="single" w:color="8064A2" w:themeColor="accent4" w:sz="24" w:space="0"/>
           <w:right w:val="nil"/>
           <w:insideH w:val="nil"/>
           <w:insideV w:val="nil"/>
@@ -11056,7 +11111,7 @@
       <w:tblPr/>
       <w:tcPr>
         <w:tcBorders>
-          <w:top w:val="single" w:sz="6" w:space="0" w:color="FFFFFF" w:themeColor="background1"/>
+          <w:top w:val="single" w:color="FFFFFF" w:themeColor="background1" w:sz="6" w:space="0"/>
         </w:tcBorders>
         <w:shd w:val="clear" w:color="auto" w:fill="5E7530" w:themeFill="accent3" w:themeFillShade="99"/>
       </w:tcPr>
@@ -11072,7 +11127,7 @@
           <w:left w:val="nil"/>
           <w:bottom w:val="nil"/>
           <w:right w:val="nil"/>
-          <w:insideH w:val="single" w:sz="4" w:space="0" w:color="5E7530" w:themeColor="accent3" w:themeShade="99"/>
+          <w:insideH w:val="single" w:color="5E7530" w:themeColor="accent3" w:themeShade="99" w:sz="4" w:space="0"/>
           <w:insideV w:val="nil"/>
         </w:tcBorders>
         <w:shd w:val="clear" w:color="auto" w:fill="5E7530" w:themeFill="accent3" w:themeFillShade="99"/>
@@ -11124,12 +11179,12 @@
       <w:tblStyleColBandSize w:val="1"/>
       <w:tblInd w:w="0" w:type="dxa"/>
       <w:tblBorders>
-        <w:top w:val="single" w:sz="24" w:space="0" w:color="9BBB59" w:themeColor="accent3"/>
-        <w:left w:val="single" w:sz="4" w:space="0" w:color="8064A2" w:themeColor="accent4"/>
-        <w:bottom w:val="single" w:sz="4" w:space="0" w:color="8064A2" w:themeColor="accent4"/>
-        <w:right w:val="single" w:sz="4" w:space="0" w:color="8064A2" w:themeColor="accent4"/>
-        <w:insideH w:val="single" w:sz="4" w:space="0" w:color="FFFFFF" w:themeColor="background1"/>
-        <w:insideV w:val="single" w:sz="4" w:space="0" w:color="FFFFFF" w:themeColor="background1"/>
+        <w:top w:val="single" w:color="9BBB59" w:themeColor="accent3" w:sz="24" w:space="0"/>
+        <w:left w:val="single" w:color="8064A2" w:themeColor="accent4" w:sz="4" w:space="0"/>
+        <w:bottom w:val="single" w:color="8064A2" w:themeColor="accent4" w:sz="4" w:space="0"/>
+        <w:right w:val="single" w:color="8064A2" w:themeColor="accent4" w:sz="4" w:space="0"/>
+        <w:insideH w:val="single" w:color="FFFFFF" w:themeColor="background1" w:sz="4" w:space="0"/>
+        <w:insideV w:val="single" w:color="FFFFFF" w:themeColor="background1" w:sz="4" w:space="0"/>
       </w:tblBorders>
       <w:tblCellMar>
         <w:top w:w="0" w:type="dxa"/>
@@ -11151,7 +11206,7 @@
         <w:tcBorders>
           <w:top w:val="nil"/>
           <w:left w:val="nil"/>
-          <w:bottom w:val="single" w:sz="24" w:space="0" w:color="9BBB59" w:themeColor="accent3"/>
+          <w:bottom w:val="single" w:color="9BBB59" w:themeColor="accent3" w:sz="24" w:space="0"/>
           <w:right w:val="nil"/>
           <w:insideH w:val="nil"/>
           <w:insideV w:val="nil"/>
@@ -11168,7 +11223,7 @@
       <w:tblPr/>
       <w:tcPr>
         <w:tcBorders>
-          <w:top w:val="single" w:sz="6" w:space="0" w:color="FFFFFF" w:themeColor="background1"/>
+          <w:top w:val="single" w:color="FFFFFF" w:themeColor="background1" w:sz="6" w:space="0"/>
         </w:tcBorders>
         <w:shd w:val="clear" w:color="auto" w:fill="4C3B62" w:themeFill="accent4" w:themeFillShade="99"/>
       </w:tcPr>
@@ -11184,7 +11239,7 @@
           <w:left w:val="nil"/>
           <w:bottom w:val="nil"/>
           <w:right w:val="nil"/>
-          <w:insideH w:val="single" w:sz="4" w:space="0" w:color="4C3B62" w:themeColor="accent4" w:themeShade="99"/>
+          <w:insideH w:val="single" w:color="4C3B62" w:themeColor="accent4" w:themeShade="99" w:sz="4" w:space="0"/>
           <w:insideV w:val="nil"/>
         </w:tcBorders>
         <w:shd w:val="clear" w:color="auto" w:fill="4C3B62" w:themeFill="accent4" w:themeFillShade="99"/>
@@ -11246,12 +11301,12 @@
       <w:tblStyleColBandSize w:val="1"/>
       <w:tblInd w:w="0" w:type="dxa"/>
       <w:tblBorders>
-        <w:top w:val="single" w:sz="24" w:space="0" w:color="F79646" w:themeColor="accent6"/>
-        <w:left w:val="single" w:sz="4" w:space="0" w:color="4BACC6" w:themeColor="accent5"/>
-        <w:bottom w:val="single" w:sz="4" w:space="0" w:color="4BACC6" w:themeColor="accent5"/>
-        <w:right w:val="single" w:sz="4" w:space="0" w:color="4BACC6" w:themeColor="accent5"/>
-        <w:insideH w:val="single" w:sz="4" w:space="0" w:color="FFFFFF" w:themeColor="background1"/>
-        <w:insideV w:val="single" w:sz="4" w:space="0" w:color="FFFFFF" w:themeColor="background1"/>
+        <w:top w:val="single" w:color="F79646" w:themeColor="accent6" w:sz="24" w:space="0"/>
+        <w:left w:val="single" w:color="4BACC6" w:themeColor="accent5" w:sz="4" w:space="0"/>
+        <w:bottom w:val="single" w:color="4BACC6" w:themeColor="accent5" w:sz="4" w:space="0"/>
+        <w:right w:val="single" w:color="4BACC6" w:themeColor="accent5" w:sz="4" w:space="0"/>
+        <w:insideH w:val="single" w:color="FFFFFF" w:themeColor="background1" w:sz="4" w:space="0"/>
+        <w:insideV w:val="single" w:color="FFFFFF" w:themeColor="background1" w:sz="4" w:space="0"/>
       </w:tblBorders>
       <w:tblCellMar>
         <w:top w:w="0" w:type="dxa"/>
@@ -11273,7 +11328,7 @@
         <w:tcBorders>
           <w:top w:val="nil"/>
           <w:left w:val="nil"/>
-          <w:bottom w:val="single" w:sz="24" w:space="0" w:color="F79646" w:themeColor="accent6"/>
+          <w:bottom w:val="single" w:color="F79646" w:themeColor="accent6" w:sz="24" w:space="0"/>
           <w:right w:val="nil"/>
           <w:insideH w:val="nil"/>
           <w:insideV w:val="nil"/>
@@ -11290,7 +11345,7 @@
       <w:tblPr/>
       <w:tcPr>
         <w:tcBorders>
-          <w:top w:val="single" w:sz="6" w:space="0" w:color="FFFFFF" w:themeColor="background1"/>
+          <w:top w:val="single" w:color="FFFFFF" w:themeColor="background1" w:sz="6" w:space="0"/>
         </w:tcBorders>
         <w:shd w:val="clear" w:color="auto" w:fill="276A7C" w:themeFill="accent5" w:themeFillShade="99"/>
       </w:tcPr>
@@ -11306,7 +11361,7 @@
           <w:left w:val="nil"/>
           <w:bottom w:val="nil"/>
           <w:right w:val="nil"/>
-          <w:insideH w:val="single" w:sz="4" w:space="0" w:color="276A7C" w:themeColor="accent5" w:themeShade="99"/>
+          <w:insideH w:val="single" w:color="276A7C" w:themeColor="accent5" w:themeShade="99" w:sz="4" w:space="0"/>
           <w:insideV w:val="nil"/>
         </w:tcBorders>
         <w:shd w:val="clear" w:color="auto" w:fill="276A7C" w:themeFill="accent5" w:themeFillShade="99"/>
@@ -11368,12 +11423,12 @@
       <w:tblStyleColBandSize w:val="1"/>
       <w:tblInd w:w="0" w:type="dxa"/>
       <w:tblBorders>
-        <w:top w:val="single" w:sz="24" w:space="0" w:color="4BACC6" w:themeColor="accent5"/>
-        <w:left w:val="single" w:sz="4" w:space="0" w:color="F79646" w:themeColor="accent6"/>
-        <w:bottom w:val="single" w:sz="4" w:space="0" w:color="F79646" w:themeColor="accent6"/>
-        <w:right w:val="single" w:sz="4" w:space="0" w:color="F79646" w:themeColor="accent6"/>
-        <w:insideH w:val="single" w:sz="4" w:space="0" w:color="FFFFFF" w:themeColor="background1"/>
-        <w:insideV w:val="single" w:sz="4" w:space="0" w:color="FFFFFF" w:themeColor="background1"/>
+        <w:top w:val="single" w:color="4BACC6" w:themeColor="accent5" w:sz="24" w:space="0"/>
+        <w:left w:val="single" w:color="F79646" w:themeColor="accent6" w:sz="4" w:space="0"/>
+        <w:bottom w:val="single" w:color="F79646" w:themeColor="accent6" w:sz="4" w:space="0"/>
+        <w:right w:val="single" w:color="F79646" w:themeColor="accent6" w:sz="4" w:space="0"/>
+        <w:insideH w:val="single" w:color="FFFFFF" w:themeColor="background1" w:sz="4" w:space="0"/>
+        <w:insideV w:val="single" w:color="FFFFFF" w:themeColor="background1" w:sz="4" w:space="0"/>
       </w:tblBorders>
       <w:tblCellMar>
         <w:top w:w="0" w:type="dxa"/>
@@ -11395,7 +11450,7 @@
         <w:tcBorders>
           <w:top w:val="nil"/>
           <w:left w:val="nil"/>
-          <w:bottom w:val="single" w:sz="24" w:space="0" w:color="4BACC6" w:themeColor="accent5"/>
+          <w:bottom w:val="single" w:color="4BACC6" w:themeColor="accent5" w:sz="24" w:space="0"/>
           <w:right w:val="nil"/>
           <w:insideH w:val="nil"/>
           <w:insideV w:val="nil"/>
@@ -11412,7 +11467,7 @@
       <w:tblPr/>
       <w:tcPr>
         <w:tcBorders>
-          <w:top w:val="single" w:sz="6" w:space="0" w:color="FFFFFF" w:themeColor="background1"/>
+          <w:top w:val="single" w:color="FFFFFF" w:themeColor="background1" w:sz="6" w:space="0"/>
         </w:tcBorders>
         <w:shd w:val="clear" w:color="auto" w:fill="B65608" w:themeFill="accent6" w:themeFillShade="99"/>
       </w:tcPr>
@@ -11428,7 +11483,7 @@
           <w:left w:val="nil"/>
           <w:bottom w:val="nil"/>
           <w:right w:val="nil"/>
-          <w:insideH w:val="single" w:sz="4" w:space="0" w:color="B65608" w:themeColor="accent6" w:themeShade="99"/>
+          <w:insideH w:val="single" w:color="B65608" w:themeColor="accent6" w:themeShade="99" w:sz="4" w:space="0"/>
           <w:insideV w:val="nil"/>
         </w:tcBorders>
         <w:shd w:val="clear" w:color="auto" w:fill="B65608" w:themeFill="accent6" w:themeFillShade="99"/>
@@ -11508,7 +11563,7 @@
       <w:tblPr/>
       <w:tcPr>
         <w:tcBorders>
-          <w:bottom w:val="single" w:sz="12" w:space="0" w:color="FFFFFF" w:themeColor="background1"/>
+          <w:bottom w:val="single" w:color="FFFFFF" w:themeColor="background1" w:sz="12" w:space="0"/>
         </w:tcBorders>
         <w:shd w:val="clear" w:color="auto" w:fill="9E3A38" w:themeFill="accent2" w:themeFillShade="CC"/>
       </w:tcPr>
@@ -11522,7 +11577,7 @@
       <w:tblPr/>
       <w:tcPr>
         <w:tcBorders>
-          <w:top w:val="single" w:sz="12" w:space="0" w:color="000000" w:themeColor="text1"/>
+          <w:top w:val="single" w:color="000000" w:themeColor="text1" w:sz="12" w:space="0"/>
         </w:tcBorders>
         <w:shd w:val="clear" w:color="auto" w:fill="FFFFFF" w:themeFill="background1"/>
       </w:tcPr>
@@ -11594,7 +11649,7 @@
       <w:tblPr/>
       <w:tcPr>
         <w:tcBorders>
-          <w:bottom w:val="single" w:sz="12" w:space="0" w:color="FFFFFF" w:themeColor="background1"/>
+          <w:bottom w:val="single" w:color="FFFFFF" w:themeColor="background1" w:sz="12" w:space="0"/>
         </w:tcBorders>
         <w:shd w:val="clear" w:color="auto" w:fill="9E3A38" w:themeFill="accent2" w:themeFillShade="CC"/>
       </w:tcPr>
@@ -11608,7 +11663,7 @@
       <w:tblPr/>
       <w:tcPr>
         <w:tcBorders>
-          <w:top w:val="single" w:sz="12" w:space="0" w:color="000000" w:themeColor="text1"/>
+          <w:top w:val="single" w:color="000000" w:themeColor="text1" w:sz="12" w:space="0"/>
         </w:tcBorders>
         <w:shd w:val="clear" w:color="auto" w:fill="FFFFFF" w:themeFill="background1"/>
       </w:tcPr>
@@ -11680,7 +11735,7 @@
       <w:tblPr/>
       <w:tcPr>
         <w:tcBorders>
-          <w:bottom w:val="single" w:sz="12" w:space="0" w:color="FFFFFF" w:themeColor="background1"/>
+          <w:bottom w:val="single" w:color="FFFFFF" w:themeColor="background1" w:sz="12" w:space="0"/>
         </w:tcBorders>
         <w:shd w:val="clear" w:color="auto" w:fill="9E3A38" w:themeFill="accent2" w:themeFillShade="CC"/>
       </w:tcPr>
@@ -11694,7 +11749,7 @@
       <w:tblPr/>
       <w:tcPr>
         <w:tcBorders>
-          <w:top w:val="single" w:sz="12" w:space="0" w:color="000000" w:themeColor="text1"/>
+          <w:top w:val="single" w:color="000000" w:themeColor="text1" w:sz="12" w:space="0"/>
         </w:tcBorders>
         <w:shd w:val="clear" w:color="auto" w:fill="FFFFFF" w:themeFill="background1"/>
       </w:tcPr>
@@ -11766,7 +11821,7 @@
       <w:tblPr/>
       <w:tcPr>
         <w:tcBorders>
-          <w:bottom w:val="single" w:sz="12" w:space="0" w:color="FFFFFF" w:themeColor="background1"/>
+          <w:bottom w:val="single" w:color="FFFFFF" w:themeColor="background1" w:sz="12" w:space="0"/>
         </w:tcBorders>
         <w:shd w:val="clear" w:color="auto" w:fill="664E82" w:themeFill="accent4" w:themeFillShade="CC"/>
       </w:tcPr>
@@ -11780,7 +11835,7 @@
       <w:tblPr/>
       <w:tcPr>
         <w:tcBorders>
-          <w:top w:val="single" w:sz="12" w:space="0" w:color="000000" w:themeColor="text1"/>
+          <w:top w:val="single" w:color="000000" w:themeColor="text1" w:sz="12" w:space="0"/>
         </w:tcBorders>
         <w:shd w:val="clear" w:color="auto" w:fill="FFFFFF" w:themeFill="background1"/>
       </w:tcPr>
@@ -11852,7 +11907,7 @@
       <w:tblPr/>
       <w:tcPr>
         <w:tcBorders>
-          <w:bottom w:val="single" w:sz="12" w:space="0" w:color="FFFFFF" w:themeColor="background1"/>
+          <w:bottom w:val="single" w:color="FFFFFF" w:themeColor="background1" w:sz="12" w:space="0"/>
         </w:tcBorders>
         <w:shd w:val="clear" w:color="auto" w:fill="7E9C40" w:themeFill="accent3" w:themeFillShade="CC"/>
       </w:tcPr>
@@ -11866,7 +11921,7 @@
       <w:tblPr/>
       <w:tcPr>
         <w:tcBorders>
-          <w:top w:val="single" w:sz="12" w:space="0" w:color="000000" w:themeColor="text1"/>
+          <w:top w:val="single" w:color="000000" w:themeColor="text1" w:sz="12" w:space="0"/>
         </w:tcBorders>
         <w:shd w:val="clear" w:color="auto" w:fill="FFFFFF" w:themeFill="background1"/>
       </w:tcPr>
@@ -11938,7 +11993,7 @@
       <w:tblPr/>
       <w:tcPr>
         <w:tcBorders>
-          <w:bottom w:val="single" w:sz="12" w:space="0" w:color="FFFFFF" w:themeColor="background1"/>
+          <w:bottom w:val="single" w:color="FFFFFF" w:themeColor="background1" w:sz="12" w:space="0"/>
         </w:tcBorders>
         <w:shd w:val="clear" w:color="auto" w:fill="F2730A" w:themeFill="accent6" w:themeFillShade="CC"/>
       </w:tcPr>
@@ -11952,7 +12007,7 @@
       <w:tblPr/>
       <w:tcPr>
         <w:tcBorders>
-          <w:top w:val="single" w:sz="12" w:space="0" w:color="000000" w:themeColor="text1"/>
+          <w:top w:val="single" w:color="000000" w:themeColor="text1" w:sz="12" w:space="0"/>
         </w:tcBorders>
         <w:shd w:val="clear" w:color="auto" w:fill="FFFFFF" w:themeFill="background1"/>
       </w:tcPr>
@@ -12024,7 +12079,7 @@
       <w:tblPr/>
       <w:tcPr>
         <w:tcBorders>
-          <w:bottom w:val="single" w:sz="12" w:space="0" w:color="FFFFFF" w:themeColor="background1"/>
+          <w:bottom w:val="single" w:color="FFFFFF" w:themeColor="background1" w:sz="12" w:space="0"/>
         </w:tcBorders>
         <w:shd w:val="clear" w:color="auto" w:fill="348DA5" w:themeFill="accent5" w:themeFillShade="CC"/>
       </w:tcPr>
@@ -12038,7 +12093,7 @@
       <w:tblPr/>
       <w:tcPr>
         <w:tcBorders>
-          <w:top w:val="single" w:sz="12" w:space="0" w:color="000000" w:themeColor="text1"/>
+          <w:top w:val="single" w:color="000000" w:themeColor="text1" w:sz="12" w:space="0"/>
         </w:tcBorders>
         <w:shd w:val="clear" w:color="auto" w:fill="FFFFFF" w:themeFill="background1"/>
       </w:tcPr>
@@ -12092,7 +12147,7 @@
       <w:tblStyleColBandSize w:val="1"/>
       <w:tblInd w:w="0" w:type="dxa"/>
       <w:tblBorders>
-        <w:insideH w:val="single" w:sz="4" w:space="0" w:color="FFFFFF" w:themeColor="background1"/>
+        <w:insideH w:val="single" w:color="FFFFFF" w:themeColor="background1" w:sz="4" w:space="0"/>
       </w:tblBorders>
       <w:tblCellMar>
         <w:top w:w="0" w:type="dxa"/>
@@ -12172,7 +12227,7 @@
       <w:tblStyleColBandSize w:val="1"/>
       <w:tblInd w:w="0" w:type="dxa"/>
       <w:tblBorders>
-        <w:insideH w:val="single" w:sz="4" w:space="0" w:color="FFFFFF" w:themeColor="background1"/>
+        <w:insideH w:val="single" w:color="FFFFFF" w:themeColor="background1" w:sz="4" w:space="0"/>
       </w:tblBorders>
       <w:tblCellMar>
         <w:top w:w="0" w:type="dxa"/>
@@ -12252,7 +12307,7 @@
       <w:tblStyleColBandSize w:val="1"/>
       <w:tblInd w:w="0" w:type="dxa"/>
       <w:tblBorders>
-        <w:insideH w:val="single" w:sz="4" w:space="0" w:color="FFFFFF" w:themeColor="background1"/>
+        <w:insideH w:val="single" w:color="FFFFFF" w:themeColor="background1" w:sz="4" w:space="0"/>
       </w:tblBorders>
       <w:tblCellMar>
         <w:top w:w="0" w:type="dxa"/>
@@ -12332,7 +12387,7 @@
       <w:tblStyleColBandSize w:val="1"/>
       <w:tblInd w:w="0" w:type="dxa"/>
       <w:tblBorders>
-        <w:insideH w:val="single" w:sz="4" w:space="0" w:color="FFFFFF" w:themeColor="background1"/>
+        <w:insideH w:val="single" w:color="FFFFFF" w:themeColor="background1" w:sz="4" w:space="0"/>
       </w:tblBorders>
       <w:tblCellMar>
         <w:top w:w="0" w:type="dxa"/>
@@ -12412,7 +12467,7 @@
       <w:tblStyleColBandSize w:val="1"/>
       <w:tblInd w:w="0" w:type="dxa"/>
       <w:tblBorders>
-        <w:insideH w:val="single" w:sz="4" w:space="0" w:color="FFFFFF" w:themeColor="background1"/>
+        <w:insideH w:val="single" w:color="FFFFFF" w:themeColor="background1" w:sz="4" w:space="0"/>
       </w:tblBorders>
       <w:tblCellMar>
         <w:top w:w="0" w:type="dxa"/>
@@ -12492,7 +12547,7 @@
       <w:tblStyleColBandSize w:val="1"/>
       <w:tblInd w:w="0" w:type="dxa"/>
       <w:tblBorders>
-        <w:insideH w:val="single" w:sz="4" w:space="0" w:color="FFFFFF" w:themeColor="background1"/>
+        <w:insideH w:val="single" w:color="FFFFFF" w:themeColor="background1" w:sz="4" w:space="0"/>
       </w:tblBorders>
       <w:tblCellMar>
         <w:top w:w="0" w:type="dxa"/>
@@ -12572,7 +12627,7 @@
       <w:tblStyleColBandSize w:val="1"/>
       <w:tblInd w:w="0" w:type="dxa"/>
       <w:tblBorders>
-        <w:insideH w:val="single" w:sz="4" w:space="0" w:color="FFFFFF" w:themeColor="background1"/>
+        <w:insideH w:val="single" w:color="FFFFFF" w:themeColor="background1" w:sz="4" w:space="0"/>
       </w:tblBorders>
       <w:tblCellMar>
         <w:top w:w="0" w:type="dxa"/>
